--- a/TS-Kramam/TS-6.2/TS 6.2 Sanskrit Krama Paatam Corrections.docx
+++ b/TS-Kramam/TS-6.2/TS 6.2 Sanskrit Krama Paatam Corrections.docx
@@ -1,6 +1,6 @@
 
 <file path=word/document.xml><?xml version="1.0" encoding="utf-8"?>
-<w:document xmlns:wpc="http://schemas.microsoft.com/office/word/2010/wordprocessingCanvas" xmlns:cx="http://schemas.microsoft.com/office/drawing/2014/chartex" xmlns:cx1="http://schemas.microsoft.com/office/drawing/2015/9/8/chartex" xmlns:mc="http://schemas.openxmlformats.org/markup-compatibility/2006" xmlns:o="urn:schemas-microsoft-com:office:office" xmlns:r="http://schemas.openxmlformats.org/officeDocument/2006/relationships" xmlns:m="http://schemas.openxmlformats.org/officeDocument/2006/math" xmlns:v="urn:schemas-microsoft-com:vml" xmlns:wp14="http://schemas.microsoft.com/office/word/2010/wordprocessingDrawing" xmlns:wp="http://schemas.openxmlformats.org/drawingml/2006/wordprocessingDrawing" xmlns:w10="urn:schemas-microsoft-com:office:word" xmlns:w="http://schemas.openxmlformats.org/wordprocessingml/2006/main" xmlns:w14="http://schemas.microsoft.com/office/word/2010/wordml" xmlns:w15="http://schemas.microsoft.com/office/word/2012/wordml" xmlns:w16se="http://schemas.microsoft.com/office/word/2015/wordml/symex" xmlns:wpg="http://schemas.microsoft.com/office/word/2010/wordprocessingGroup" xmlns:wpi="http://schemas.microsoft.com/office/word/2010/wordprocessingInk" xmlns:wne="http://schemas.microsoft.com/office/word/2006/wordml" xmlns:wps="http://schemas.microsoft.com/office/word/2010/wordprocessingShape" mc:Ignorable="w14 w15 w16se wp14">
+<w:document xmlns:wpc="http://schemas.microsoft.com/office/word/2010/wordprocessingCanvas" xmlns:cx="http://schemas.microsoft.com/office/drawing/2014/chartex" xmlns:cx1="http://schemas.microsoft.com/office/drawing/2015/9/8/chartex" xmlns:cx2="http://schemas.microsoft.com/office/drawing/2015/10/21/chartex" xmlns:cx3="http://schemas.microsoft.com/office/drawing/2016/5/9/chartex" xmlns:cx4="http://schemas.microsoft.com/office/drawing/2016/5/10/chartex" xmlns:cx5="http://schemas.microsoft.com/office/drawing/2016/5/11/chartex" xmlns:cx6="http://schemas.microsoft.com/office/drawing/2016/5/12/chartex" xmlns:cx7="http://schemas.microsoft.com/office/drawing/2016/5/13/chartex" xmlns:cx8="http://schemas.microsoft.com/office/drawing/2016/5/14/chartex" xmlns:mc="http://schemas.openxmlformats.org/markup-compatibility/2006" xmlns:aink="http://schemas.microsoft.com/office/drawing/2016/ink" xmlns:am3d="http://schemas.microsoft.com/office/drawing/2017/model3d" xmlns:o="urn:schemas-microsoft-com:office:office" xmlns:oel="http://schemas.microsoft.com/office/2019/extlst" xmlns:r="http://schemas.openxmlformats.org/officeDocument/2006/relationships" xmlns:m="http://schemas.openxmlformats.org/officeDocument/2006/math" xmlns:v="urn:schemas-microsoft-com:vml" xmlns:wp14="http://schemas.microsoft.com/office/word/2010/wordprocessingDrawing" xmlns:wp="http://schemas.openxmlformats.org/drawingml/2006/wordprocessingDrawing" xmlns:w10="urn:schemas-microsoft-com:office:word" xmlns:w="http://schemas.openxmlformats.org/wordprocessingml/2006/main" xmlns:w14="http://schemas.microsoft.com/office/word/2010/wordml" xmlns:w15="http://schemas.microsoft.com/office/word/2012/wordml" xmlns:w16cei="http://schemas.microsoft.com/office/word/2026/wordml/cei" xmlns:w16cex="http://schemas.microsoft.com/office/word/2018/wordml/cex" xmlns:w16cid="http://schemas.microsoft.com/office/word/2016/wordml/cid" xmlns:w16="http://schemas.microsoft.com/office/word/2018/wordml" xmlns:w16du="http://schemas.microsoft.com/office/word/2023/wordml/word16du" xmlns:w16sdtdh="http://schemas.microsoft.com/office/word/2020/wordml/sdtdatahash" xmlns:w16sdtfl="http://schemas.microsoft.com/office/word/2024/wordml/sdtformatlock" xmlns:w16se="http://schemas.microsoft.com/office/word/2015/wordml/symex" xmlns:wpg="http://schemas.microsoft.com/office/word/2010/wordprocessingGroup" xmlns:wpi="http://schemas.microsoft.com/office/word/2010/wordprocessingInk" xmlns:wne="http://schemas.microsoft.com/office/word/2006/wordml" xmlns:wps="http://schemas.microsoft.com/office/word/2010/wordprocessingShape" mc:Ignorable="w14 w15 w16se w16cid w16 w16cex w16sdtdh w16sdtfl w16du wp14">
   <w:body>
     <w:p>
       <w:pPr>
@@ -23,7 +23,6 @@
         </w:rPr>
         <w:t xml:space="preserve">TS </w:t>
       </w:r>
-      <w:proofErr w:type="spellStart"/>
       <w:r>
         <w:rPr>
           <w:b/>
@@ -34,7 +33,26 @@
         </w:rPr>
         <w:t>Krama</w:t>
       </w:r>
-      <w:proofErr w:type="spellEnd"/>
+      <w:r>
+        <w:rPr>
+          <w:b/>
+          <w:bCs/>
+          <w:sz w:val="32"/>
+          <w:szCs w:val="32"/>
+          <w:u w:val="single"/>
+        </w:rPr>
+        <w:t xml:space="preserve"> Paatam – TS </w:t>
+      </w:r>
+      <w:r>
+        <w:rPr>
+          <w:b/>
+          <w:bCs/>
+          <w:sz w:val="32"/>
+          <w:szCs w:val="32"/>
+          <w:u w:val="single"/>
+        </w:rPr>
+        <w:t>6.2</w:t>
+      </w:r>
       <w:r>
         <w:rPr>
           <w:b/>
@@ -45,7 +63,6 @@
         </w:rPr>
         <w:t xml:space="preserve"> </w:t>
       </w:r>
-      <w:proofErr w:type="spellStart"/>
       <w:r>
         <w:rPr>
           <w:b/>
@@ -54,9 +71,8 @@
           <w:szCs w:val="32"/>
           <w:u w:val="single"/>
         </w:rPr>
-        <w:t>Paatam</w:t>
+        <w:t>Sanskrit</w:t>
       </w:r>
-      <w:proofErr w:type="spellEnd"/>
       <w:r>
         <w:rPr>
           <w:b/>
@@ -65,7 +81,806 @@
           <w:szCs w:val="32"/>
           <w:u w:val="single"/>
         </w:rPr>
-        <w:t xml:space="preserve"> – TS </w:t>
+        <w:t xml:space="preserve"> Corrections –</w:t>
+      </w:r>
+      <w:r>
+        <w:rPr>
+          <w:b/>
+          <w:bCs/>
+          <w:sz w:val="32"/>
+          <w:szCs w:val="32"/>
+          <w:u w:val="single"/>
+        </w:rPr>
+        <w:t xml:space="preserve"> </w:t>
+      </w:r>
+      <w:r>
+        <w:rPr>
+          <w:b/>
+          <w:bCs/>
+          <w:sz w:val="32"/>
+          <w:szCs w:val="32"/>
+          <w:u w:val="single"/>
+        </w:rPr>
+        <w:t xml:space="preserve">Observed </w:t>
+      </w:r>
+      <w:proofErr w:type="gramStart"/>
+      <w:r>
+        <w:rPr>
+          <w:b/>
+          <w:bCs/>
+          <w:sz w:val="32"/>
+          <w:szCs w:val="32"/>
+          <w:u w:val="single"/>
+        </w:rPr>
+        <w:t xml:space="preserve">till </w:t>
+      </w:r>
+      <w:r>
+        <w:rPr>
+          <w:b/>
+          <w:bCs/>
+          <w:sz w:val="32"/>
+          <w:szCs w:val="32"/>
+          <w:highlight w:val="red"/>
+          <w:u w:val="single"/>
+        </w:rPr>
+        <w:t>????</w:t>
+      </w:r>
+      <w:proofErr w:type="gramEnd"/>
+    </w:p>
+    <w:p>
+      <w:pPr>
+        <w:spacing w:before="0" w:line="240" w:lineRule="auto"/>
+        <w:jc w:val="center"/>
+        <w:rPr>
+          <w:b/>
+          <w:szCs w:val="24"/>
+        </w:rPr>
+      </w:pPr>
+      <w:r>
+        <w:rPr>
+          <w:b/>
+          <w:szCs w:val="24"/>
+        </w:rPr>
+        <w:t>(ignore those which are already incorporated in your book’s version and date)</w:t>
+      </w:r>
+    </w:p>
+    <w:tbl>
+      <w:tblPr>
+        <w:tblW w:w="13750" w:type="dxa"/>
+        <w:tblInd w:w="-714" w:type="dxa"/>
+        <w:tblBorders>
+          <w:top w:val="single" w:sz="4" w:space="0" w:color="000000"/>
+          <w:left w:val="single" w:sz="4" w:space="0" w:color="000000"/>
+          <w:bottom w:val="single" w:sz="4" w:space="0" w:color="000000"/>
+          <w:right w:val="single" w:sz="4" w:space="0" w:color="000000"/>
+          <w:insideH w:val="single" w:sz="4" w:space="0" w:color="000000"/>
+          <w:insideV w:val="single" w:sz="4" w:space="0" w:color="000000"/>
+        </w:tblBorders>
+        <w:tblLook w:val="04A0" w:firstRow="1" w:lastRow="0" w:firstColumn="1" w:lastColumn="0" w:noHBand="0" w:noVBand="1"/>
+      </w:tblPr>
+      <w:tblGrid>
+        <w:gridCol w:w="3828"/>
+        <w:gridCol w:w="4678"/>
+        <w:gridCol w:w="5244"/>
+      </w:tblGrid>
+      <w:tr>
+        <w:tc>
+          <w:tcPr>
+            <w:tcW w:w="3828" w:type="dxa"/>
+          </w:tcPr>
+          <w:p>
+            <w:pPr>
+              <w:spacing w:before="0" w:line="240" w:lineRule="auto"/>
+              <w:jc w:val="center"/>
+              <w:rPr>
+                <w:b/>
+                <w:bCs/>
+                <w:sz w:val="32"/>
+                <w:szCs w:val="32"/>
+              </w:rPr>
+            </w:pPr>
+            <w:r>
+              <w:rPr>
+                <w:b/>
+                <w:bCs/>
+                <w:sz w:val="32"/>
+                <w:szCs w:val="32"/>
+              </w:rPr>
+              <w:t>Section, Paragraph</w:t>
+            </w:r>
+          </w:p>
+          <w:p>
+            <w:pPr>
+              <w:spacing w:before="0" w:line="240" w:lineRule="auto"/>
+              <w:jc w:val="center"/>
+              <w:rPr>
+                <w:b/>
+                <w:bCs/>
+                <w:sz w:val="32"/>
+                <w:szCs w:val="32"/>
+              </w:rPr>
+            </w:pPr>
+            <w:r>
+              <w:rPr>
+                <w:b/>
+                <w:bCs/>
+                <w:sz w:val="32"/>
+                <w:szCs w:val="32"/>
+              </w:rPr>
+              <w:t>Reference</w:t>
+            </w:r>
+          </w:p>
+        </w:tc>
+        <w:tc>
+          <w:tcPr>
+            <w:tcW w:w="4678" w:type="dxa"/>
+          </w:tcPr>
+          <w:p>
+            <w:pPr>
+              <w:spacing w:before="0" w:line="240" w:lineRule="auto"/>
+              <w:jc w:val="center"/>
+              <w:rPr>
+                <w:b/>
+                <w:bCs/>
+                <w:sz w:val="32"/>
+                <w:szCs w:val="32"/>
+              </w:rPr>
+            </w:pPr>
+            <w:r>
+              <w:rPr>
+                <w:b/>
+                <w:bCs/>
+                <w:sz w:val="32"/>
+                <w:szCs w:val="32"/>
+              </w:rPr>
+              <w:t>As Printed</w:t>
+            </w:r>
+          </w:p>
+        </w:tc>
+        <w:tc>
+          <w:tcPr>
+            <w:tcW w:w="5244" w:type="dxa"/>
+          </w:tcPr>
+          <w:p>
+            <w:pPr>
+              <w:spacing w:before="0" w:line="240" w:lineRule="auto"/>
+              <w:ind w:left="-183" w:right="-18"/>
+              <w:jc w:val="center"/>
+              <w:rPr>
+                <w:b/>
+                <w:bCs/>
+                <w:sz w:val="32"/>
+                <w:szCs w:val="32"/>
+              </w:rPr>
+            </w:pPr>
+            <w:r>
+              <w:rPr>
+                <w:b/>
+                <w:bCs/>
+                <w:sz w:val="32"/>
+                <w:szCs w:val="32"/>
+              </w:rPr>
+              <w:t>To be read as or corrected as</w:t>
+            </w:r>
+          </w:p>
+        </w:tc>
+      </w:tr>
+      <w:tr>
+        <w:trPr>
+          <w:trHeight w:val="1671"/>
+        </w:trPr>
+        <w:tc>
+          <w:tcPr>
+            <w:tcW w:w="3828" w:type="dxa"/>
+            <w:tcBorders>
+              <w:top w:val="single" w:sz="4" w:space="0" w:color="000000"/>
+              <w:left w:val="single" w:sz="4" w:space="0" w:color="000000"/>
+              <w:bottom w:val="single" w:sz="4" w:space="0" w:color="auto"/>
+              <w:right w:val="single" w:sz="4" w:space="0" w:color="000000"/>
+            </w:tcBorders>
+          </w:tcPr>
+          <w:p>
+            <w:pPr>
+              <w:widowControl w:val="0"/>
+              <w:tabs>
+                <w:tab w:val="left" w:pos="993"/>
+              </w:tabs>
+              <w:autoSpaceDE w:val="0"/>
+              <w:autoSpaceDN w:val="0"/>
+              <w:adjustRightInd w:val="0"/>
+              <w:spacing w:before="0" w:line="240" w:lineRule="auto"/>
+              <w:ind w:right="297"/>
+              <w:rPr>
+                <w:rFonts w:cs="Arial"/>
+                <w:b/>
+                <w:color w:val="000000"/>
+                <w:sz w:val="28"/>
+                <w:szCs w:val="32"/>
+              </w:rPr>
+            </w:pPr>
+            <w:r>
+              <w:rPr>
+                <w:rFonts w:cs="Arial"/>
+                <w:b/>
+                <w:color w:val="000000"/>
+                <w:sz w:val="28"/>
+                <w:szCs w:val="32"/>
+              </w:rPr>
+              <w:t>T.S.</w:t>
+            </w:r>
+            <w:r>
+              <w:rPr>
+                <w:rFonts w:cs="Arial"/>
+                <w:b/>
+                <w:color w:val="000000"/>
+                <w:sz w:val="28"/>
+                <w:szCs w:val="32"/>
+              </w:rPr>
+              <w:t>6.2.1.6</w:t>
+            </w:r>
+            <w:r>
+              <w:rPr>
+                <w:rFonts w:cs="Arial"/>
+                <w:b/>
+                <w:color w:val="000000"/>
+                <w:sz w:val="28"/>
+                <w:szCs w:val="32"/>
+              </w:rPr>
+              <w:t xml:space="preserve"> – Kramam</w:t>
+            </w:r>
+          </w:p>
+          <w:p>
+            <w:pPr>
+              <w:widowControl w:val="0"/>
+              <w:tabs>
+                <w:tab w:val="left" w:pos="993"/>
+              </w:tabs>
+              <w:autoSpaceDE w:val="0"/>
+              <w:autoSpaceDN w:val="0"/>
+              <w:adjustRightInd w:val="0"/>
+              <w:spacing w:before="0" w:line="240" w:lineRule="auto"/>
+              <w:ind w:right="297"/>
+              <w:rPr>
+                <w:rFonts w:cs="Arial"/>
+                <w:b/>
+                <w:color w:val="000000"/>
+                <w:sz w:val="28"/>
+                <w:szCs w:val="32"/>
+                <w:lang w:val="en-IN"/>
+              </w:rPr>
+            </w:pPr>
+            <w:r>
+              <w:rPr>
+                <w:rFonts w:cs="Arial"/>
+                <w:b/>
+                <w:color w:val="000000"/>
+                <w:sz w:val="28"/>
+                <w:szCs w:val="32"/>
+                <w:lang w:val="en-IN"/>
+              </w:rPr>
+              <w:t>Krama Vaakyam No.– 18</w:t>
+            </w:r>
+          </w:p>
+          <w:p>
+            <w:pPr>
+              <w:widowControl w:val="0"/>
+              <w:tabs>
+                <w:tab w:val="left" w:pos="993"/>
+              </w:tabs>
+              <w:autoSpaceDE w:val="0"/>
+              <w:autoSpaceDN w:val="0"/>
+              <w:adjustRightInd w:val="0"/>
+              <w:spacing w:before="0" w:line="240" w:lineRule="auto"/>
+              <w:ind w:right="297"/>
+              <w:rPr>
+                <w:rFonts w:cs="Arial"/>
+                <w:b/>
+                <w:color w:val="000000"/>
+                <w:sz w:val="28"/>
+                <w:szCs w:val="32"/>
+                <w:lang w:val="it-IT"/>
+              </w:rPr>
+            </w:pPr>
+            <w:r>
+              <w:rPr>
+                <w:rFonts w:cs="Arial"/>
+                <w:b/>
+                <w:color w:val="000000"/>
+                <w:sz w:val="28"/>
+                <w:szCs w:val="32"/>
+                <w:lang w:val="it-IT"/>
+              </w:rPr>
+              <w:t>Panchaati No</w:t>
+            </w:r>
+            <w:r>
+              <w:rPr>
+                <w:rFonts w:cs="Arial"/>
+                <w:b/>
+                <w:color w:val="000000"/>
+                <w:szCs w:val="32"/>
+                <w:lang w:val="it-IT"/>
+              </w:rPr>
+              <w:t xml:space="preserve">. - </w:t>
+            </w:r>
+            <w:r>
+              <w:rPr>
+                <w:rFonts w:cs="Arial"/>
+                <w:b/>
+                <w:color w:val="000000"/>
+                <w:sz w:val="28"/>
+                <w:szCs w:val="32"/>
+                <w:lang w:val="it-IT"/>
+              </w:rPr>
+              <w:t>6</w:t>
+            </w:r>
+          </w:p>
+        </w:tc>
+        <w:tc>
+          <w:tcPr>
+            <w:tcW w:w="4678" w:type="dxa"/>
+            <w:tcBorders>
+              <w:top w:val="single" w:sz="4" w:space="0" w:color="000000"/>
+              <w:left w:val="single" w:sz="4" w:space="0" w:color="000000"/>
+              <w:bottom w:val="single" w:sz="4" w:space="0" w:color="auto"/>
+              <w:right w:val="single" w:sz="4" w:space="0" w:color="000000"/>
+            </w:tcBorders>
+          </w:tcPr>
+          <w:p>
+            <w:pPr>
+              <w:widowControl w:val="0"/>
+              <w:autoSpaceDE w:val="0"/>
+              <w:autoSpaceDN w:val="0"/>
+              <w:adjustRightInd w:val="0"/>
+              <w:spacing w:before="0" w:line="240" w:lineRule="auto"/>
+              <w:rPr>
+                <w:rFonts w:ascii="BRH Devanagari Extra" w:hAnsi="BRH Devanagari Extra" w:cs="BRH Devanagari Extra"/>
+                <w:color w:val="000000"/>
+                <w:sz w:val="40"/>
+                <w:szCs w:val="40"/>
+                <w:lang w:val="it-IT"/>
+              </w:rPr>
+            </w:pPr>
+            <w:r>
+              <w:rPr>
+                <w:rFonts w:ascii="BRH Devanagari Extra" w:hAnsi="BRH Devanagari Extra" w:cs="BRH Devanagari Extra"/>
+                <w:color w:val="000000"/>
+                <w:sz w:val="40"/>
+                <w:szCs w:val="40"/>
+                <w:lang w:val="it-IT"/>
+              </w:rPr>
+              <w:t>xÉ</w:t>
+            </w:r>
+            <w:r>
+              <w:rPr>
+                <w:rFonts w:ascii="BRH Devanagari Extra" w:hAnsi="BRH Devanagari Extra" w:cs="BRH Devanagari Extra"/>
+                <w:color w:val="000000"/>
+                <w:sz w:val="36"/>
+                <w:szCs w:val="40"/>
+                <w:lang w:val="it-IT"/>
+              </w:rPr>
+              <w:t>ò</w:t>
+            </w:r>
+            <w:r>
+              <w:rPr>
+                <w:rFonts w:ascii="BRH Devanagari Extra" w:hAnsi="BRH Devanagari Extra" w:cs="BRH Devanagari Extra"/>
+                <w:color w:val="000000"/>
+                <w:sz w:val="40"/>
+                <w:szCs w:val="40"/>
+                <w:lang w:val="it-IT"/>
+              </w:rPr>
+              <w:t xml:space="preserve"> xmÉþUç.zÉrÉÌiÉ | </w:t>
+            </w:r>
+          </w:p>
+          <w:p>
+            <w:pPr>
+              <w:widowControl w:val="0"/>
+              <w:autoSpaceDE w:val="0"/>
+              <w:autoSpaceDN w:val="0"/>
+              <w:adjustRightInd w:val="0"/>
+              <w:spacing w:before="0" w:line="240" w:lineRule="auto"/>
+              <w:rPr>
+                <w:rFonts w:ascii="BRH Malayalam Extra" w:eastAsia="Times New Roman" w:hAnsi="BRH Malayalam Extra" w:cs="BRH Malayalam Extra"/>
+                <w:color w:val="000000"/>
+                <w:sz w:val="40"/>
+                <w:szCs w:val="40"/>
+                <w:lang w:val="it-IT" w:eastAsia="en-IN" w:bidi="ml-IN"/>
+              </w:rPr>
+            </w:pPr>
+            <w:r>
+              <w:rPr>
+                <w:rFonts w:ascii="BRH Devanagari Extra" w:hAnsi="BRH Devanagari Extra" w:cs="BRH Devanagari Extra"/>
+                <w:color w:val="000000"/>
+                <w:sz w:val="40"/>
+                <w:szCs w:val="40"/>
+                <w:lang w:val="it-IT"/>
+              </w:rPr>
+              <w:t>x</w:t>
+            </w:r>
+            <w:r>
+              <w:rPr>
+                <w:rFonts w:ascii="BRH Devanagari Extra" w:hAnsi="BRH Devanagari Extra" w:cs="BRH Devanagari Extra"/>
+                <w:color w:val="000000"/>
+                <w:sz w:val="40"/>
+                <w:szCs w:val="40"/>
+                <w:highlight w:val="yellow"/>
+                <w:lang w:val="it-IT"/>
+              </w:rPr>
+              <w:t>u</w:t>
+            </w:r>
+            <w:r>
+              <w:rPr>
+                <w:rFonts w:ascii="BRH Devanagari Extra" w:hAnsi="BRH Devanagari Extra" w:cs="BRH Devanagari Extra"/>
+                <w:color w:val="000000"/>
+                <w:sz w:val="40"/>
+                <w:szCs w:val="40"/>
+                <w:lang w:val="it-IT"/>
+              </w:rPr>
+              <w:t>É</w:t>
+            </w:r>
+            <w:r>
+              <w:rPr>
+                <w:rFonts w:ascii="BRH Malayalam Extra" w:hAnsi="BRH Malayalam Extra" w:cs="BRH Devanagari Extra"/>
+                <w:color w:val="000000"/>
+                <w:sz w:val="32"/>
+                <w:szCs w:val="40"/>
+                <w:lang w:val="it-IT"/>
+              </w:rPr>
+              <w:t>–</w:t>
+            </w:r>
+            <w:r>
+              <w:rPr>
+                <w:rFonts w:ascii="BRH Devanagari Extra" w:hAnsi="BRH Devanagari Extra" w:cs="BRH Devanagari Extra"/>
+                <w:color w:val="000000"/>
+                <w:sz w:val="40"/>
+                <w:szCs w:val="40"/>
+                <w:lang w:val="it-IT"/>
+              </w:rPr>
+              <w:t>Uç</w:t>
+            </w:r>
+            <w:r>
+              <w:rPr>
+                <w:rFonts w:ascii="BRH Malayalam Extra" w:hAnsi="BRH Malayalam Extra" w:cs="BRH Devanagari Extra"/>
+                <w:color w:val="000000"/>
+                <w:sz w:val="32"/>
+                <w:szCs w:val="40"/>
+                <w:lang w:val="it-IT"/>
+              </w:rPr>
+              <w:t>–</w:t>
+            </w:r>
+            <w:r>
+              <w:rPr>
+                <w:rFonts w:ascii="BRH Devanagari Extra" w:hAnsi="BRH Devanagari Extra" w:cs="BRH Devanagari Extra"/>
+                <w:color w:val="000000"/>
+                <w:sz w:val="40"/>
+                <w:szCs w:val="40"/>
+                <w:lang w:val="it-IT"/>
+              </w:rPr>
+              <w:t>.zÉ</w:t>
+            </w:r>
+            <w:r>
+              <w:rPr>
+                <w:rFonts w:ascii="BRH Malayalam Extra" w:hAnsi="BRH Malayalam Extra" w:cs="BRH Devanagari Extra"/>
+                <w:color w:val="000000"/>
+                <w:sz w:val="32"/>
+                <w:szCs w:val="40"/>
+                <w:lang w:val="it-IT"/>
+              </w:rPr>
+              <w:t>–</w:t>
+            </w:r>
+            <w:r>
+              <w:rPr>
+                <w:rFonts w:ascii="BRH Devanagari Extra" w:hAnsi="BRH Devanagari Extra" w:cs="BRH Devanagari Extra"/>
+                <w:color w:val="000000"/>
+                <w:sz w:val="40"/>
+                <w:szCs w:val="40"/>
+                <w:lang w:val="it-IT"/>
+              </w:rPr>
+              <w:t>rÉ</w:t>
+            </w:r>
+            <w:r>
+              <w:rPr>
+                <w:rFonts w:ascii="BRH Malayalam Extra" w:hAnsi="BRH Malayalam Extra" w:cs="BRH Devanagari Extra"/>
+                <w:color w:val="000000"/>
+                <w:sz w:val="32"/>
+                <w:szCs w:val="40"/>
+                <w:lang w:val="it-IT"/>
+              </w:rPr>
+              <w:t>–</w:t>
+            </w:r>
+            <w:r>
+              <w:rPr>
+                <w:rFonts w:ascii="BRH Devanagari Extra" w:hAnsi="BRH Devanagari Extra" w:cs="BRH Devanagari Extra"/>
+                <w:color w:val="000000"/>
+                <w:sz w:val="40"/>
+                <w:szCs w:val="40"/>
+                <w:lang w:val="it-IT"/>
+              </w:rPr>
+              <w:t>ÌiÉ</w:t>
+            </w:r>
+            <w:r>
+              <w:rPr>
+                <w:rFonts w:ascii="BRH Malayalam Extra" w:hAnsi="BRH Malayalam Extra" w:cs="BRH Devanagari Extra"/>
+                <w:color w:val="000000"/>
+                <w:sz w:val="32"/>
+                <w:szCs w:val="40"/>
+                <w:lang w:val="it-IT"/>
+              </w:rPr>
+              <w:t>–</w:t>
+            </w:r>
+            <w:r>
+              <w:rPr>
+                <w:rFonts w:ascii="BRH Devanagari Extra" w:hAnsi="BRH Devanagari Extra" w:cs="BRH Devanagari Extra"/>
+                <w:color w:val="000000"/>
+                <w:sz w:val="40"/>
+                <w:szCs w:val="40"/>
+                <w:lang w:val="it-IT"/>
+              </w:rPr>
+              <w:t xml:space="preserve"> U¤ÉþxÉÉqÉç |</w:t>
+            </w:r>
+          </w:p>
+        </w:tc>
+        <w:tc>
+          <w:tcPr>
+            <w:tcW w:w="5244" w:type="dxa"/>
+            <w:tcBorders>
+              <w:top w:val="single" w:sz="4" w:space="0" w:color="000000"/>
+              <w:left w:val="single" w:sz="4" w:space="0" w:color="000000"/>
+              <w:bottom w:val="single" w:sz="4" w:space="0" w:color="auto"/>
+              <w:right w:val="single" w:sz="4" w:space="0" w:color="000000"/>
+            </w:tcBorders>
+          </w:tcPr>
+          <w:p>
+            <w:pPr>
+              <w:widowControl w:val="0"/>
+              <w:autoSpaceDE w:val="0"/>
+              <w:autoSpaceDN w:val="0"/>
+              <w:adjustRightInd w:val="0"/>
+              <w:spacing w:before="0" w:line="240" w:lineRule="auto"/>
+              <w:rPr>
+                <w:rFonts w:ascii="BRH Devanagari Extra" w:hAnsi="BRH Devanagari Extra" w:cs="BRH Devanagari Extra"/>
+                <w:color w:val="000000"/>
+                <w:sz w:val="40"/>
+                <w:szCs w:val="40"/>
+                <w:lang w:val="it-IT"/>
+              </w:rPr>
+            </w:pPr>
+            <w:r>
+              <w:rPr>
+                <w:rFonts w:ascii="BRH Devanagari Extra" w:hAnsi="BRH Devanagari Extra" w:cs="BRH Devanagari Extra"/>
+                <w:color w:val="000000"/>
+                <w:sz w:val="40"/>
+                <w:szCs w:val="40"/>
+                <w:lang w:val="it-IT"/>
+              </w:rPr>
+              <w:t>xÉ</w:t>
+            </w:r>
+            <w:r>
+              <w:rPr>
+                <w:rFonts w:ascii="BRH Devanagari Extra" w:hAnsi="BRH Devanagari Extra" w:cs="BRH Devanagari Extra"/>
+                <w:color w:val="000000"/>
+                <w:sz w:val="36"/>
+                <w:szCs w:val="40"/>
+                <w:lang w:val="it-IT"/>
+              </w:rPr>
+              <w:t>ò</w:t>
+            </w:r>
+            <w:r>
+              <w:rPr>
+                <w:rFonts w:ascii="BRH Devanagari Extra" w:hAnsi="BRH Devanagari Extra" w:cs="BRH Devanagari Extra"/>
+                <w:color w:val="000000"/>
+                <w:sz w:val="40"/>
+                <w:szCs w:val="40"/>
+                <w:lang w:val="it-IT"/>
+              </w:rPr>
+              <w:t xml:space="preserve"> xmÉþUç.zÉrÉÌiÉ | </w:t>
+            </w:r>
+          </w:p>
+          <w:p>
+            <w:pPr>
+              <w:widowControl w:val="0"/>
+              <w:autoSpaceDE w:val="0"/>
+              <w:autoSpaceDN w:val="0"/>
+              <w:adjustRightInd w:val="0"/>
+              <w:spacing w:before="0" w:line="240" w:lineRule="auto"/>
+              <w:rPr>
+                <w:rFonts w:ascii="BRH Malayalam Extra" w:eastAsia="Times New Roman" w:hAnsi="BRH Malayalam Extra" w:cs="BRH Malayalam Extra"/>
+                <w:color w:val="000000"/>
+                <w:sz w:val="40"/>
+                <w:szCs w:val="40"/>
+                <w:lang w:val="it-IT" w:eastAsia="en-IN" w:bidi="ml-IN"/>
+              </w:rPr>
+            </w:pPr>
+            <w:r>
+              <w:rPr>
+                <w:rFonts w:ascii="BRH Devanagari Extra" w:hAnsi="BRH Devanagari Extra" w:cs="BRH Devanagari Extra"/>
+                <w:color w:val="000000"/>
+                <w:sz w:val="40"/>
+                <w:szCs w:val="40"/>
+                <w:lang w:val="it-IT"/>
+              </w:rPr>
+              <w:t>x</w:t>
+            </w:r>
+            <w:r>
+              <w:rPr>
+                <w:rFonts w:ascii="BRH Devanagari Extra" w:hAnsi="BRH Devanagari Extra" w:cs="BRH Devanagari Extra"/>
+                <w:color w:val="000000"/>
+                <w:sz w:val="40"/>
+                <w:szCs w:val="40"/>
+                <w:highlight w:val="green"/>
+                <w:lang w:val="it-IT"/>
+              </w:rPr>
+              <w:t>mÉ</w:t>
+            </w:r>
+            <w:r>
+              <w:rPr>
+                <w:rFonts w:ascii="BRH Malayalam Extra" w:hAnsi="BRH Malayalam Extra" w:cs="BRH Devanagari Extra"/>
+                <w:color w:val="000000"/>
+                <w:sz w:val="32"/>
+                <w:szCs w:val="40"/>
+                <w:lang w:val="it-IT"/>
+              </w:rPr>
+              <w:t>–</w:t>
+            </w:r>
+            <w:r>
+              <w:rPr>
+                <w:rFonts w:ascii="BRH Devanagari Extra" w:hAnsi="BRH Devanagari Extra" w:cs="BRH Devanagari Extra"/>
+                <w:color w:val="000000"/>
+                <w:sz w:val="40"/>
+                <w:szCs w:val="40"/>
+                <w:lang w:val="it-IT"/>
+              </w:rPr>
+              <w:t>Uç</w:t>
+            </w:r>
+            <w:r>
+              <w:rPr>
+                <w:rFonts w:ascii="BRH Malayalam Extra" w:hAnsi="BRH Malayalam Extra" w:cs="BRH Devanagari Extra"/>
+                <w:color w:val="000000"/>
+                <w:sz w:val="32"/>
+                <w:szCs w:val="40"/>
+                <w:lang w:val="it-IT"/>
+              </w:rPr>
+              <w:t>–</w:t>
+            </w:r>
+            <w:r>
+              <w:rPr>
+                <w:rFonts w:ascii="BRH Devanagari Extra" w:hAnsi="BRH Devanagari Extra" w:cs="BRH Devanagari Extra"/>
+                <w:color w:val="000000"/>
+                <w:sz w:val="40"/>
+                <w:szCs w:val="40"/>
+                <w:lang w:val="it-IT"/>
+              </w:rPr>
+              <w:t>.zÉ</w:t>
+            </w:r>
+            <w:r>
+              <w:rPr>
+                <w:rFonts w:ascii="BRH Malayalam Extra" w:hAnsi="BRH Malayalam Extra" w:cs="BRH Devanagari Extra"/>
+                <w:color w:val="000000"/>
+                <w:sz w:val="32"/>
+                <w:szCs w:val="40"/>
+                <w:lang w:val="it-IT"/>
+              </w:rPr>
+              <w:t>–</w:t>
+            </w:r>
+            <w:r>
+              <w:rPr>
+                <w:rFonts w:ascii="BRH Devanagari Extra" w:hAnsi="BRH Devanagari Extra" w:cs="BRH Devanagari Extra"/>
+                <w:color w:val="000000"/>
+                <w:sz w:val="40"/>
+                <w:szCs w:val="40"/>
+                <w:lang w:val="it-IT"/>
+              </w:rPr>
+              <w:t>rÉ</w:t>
+            </w:r>
+            <w:r>
+              <w:rPr>
+                <w:rFonts w:ascii="BRH Malayalam Extra" w:hAnsi="BRH Malayalam Extra" w:cs="BRH Devanagari Extra"/>
+                <w:color w:val="000000"/>
+                <w:sz w:val="32"/>
+                <w:szCs w:val="40"/>
+                <w:lang w:val="it-IT"/>
+              </w:rPr>
+              <w:t>–</w:t>
+            </w:r>
+            <w:r>
+              <w:rPr>
+                <w:rFonts w:ascii="BRH Devanagari Extra" w:hAnsi="BRH Devanagari Extra" w:cs="BRH Devanagari Extra"/>
+                <w:color w:val="000000"/>
+                <w:sz w:val="40"/>
+                <w:szCs w:val="40"/>
+                <w:lang w:val="it-IT"/>
+              </w:rPr>
+              <w:t>ÌiÉ</w:t>
+            </w:r>
+            <w:r>
+              <w:rPr>
+                <w:rFonts w:ascii="BRH Malayalam Extra" w:hAnsi="BRH Malayalam Extra" w:cs="BRH Devanagari Extra"/>
+                <w:color w:val="000000"/>
+                <w:sz w:val="32"/>
+                <w:szCs w:val="40"/>
+                <w:lang w:val="it-IT"/>
+              </w:rPr>
+              <w:t>–</w:t>
+            </w:r>
+            <w:r>
+              <w:rPr>
+                <w:rFonts w:ascii="BRH Devanagari Extra" w:hAnsi="BRH Devanagari Extra" w:cs="BRH Devanagari Extra"/>
+                <w:color w:val="000000"/>
+                <w:sz w:val="40"/>
+                <w:szCs w:val="40"/>
+                <w:lang w:val="it-IT"/>
+              </w:rPr>
+              <w:t xml:space="preserve"> U¤ÉþxÉÉqÉç |</w:t>
+            </w:r>
+          </w:p>
+        </w:tc>
+      </w:tr>
+    </w:tbl>
+    <w:p>
+      <w:pPr>
+        <w:jc w:val="center"/>
+        <w:rPr>
+          <w:b/>
+          <w:bCs/>
+          <w:sz w:val="32"/>
+          <w:szCs w:val="32"/>
+          <w:u w:val="single"/>
+          <w:lang w:val="it-IT"/>
+        </w:rPr>
+      </w:pPr>
+    </w:p>
+    <w:p>
+      <w:pPr>
+        <w:jc w:val="center"/>
+        <w:rPr>
+          <w:b/>
+          <w:bCs/>
+          <w:sz w:val="32"/>
+          <w:szCs w:val="32"/>
+          <w:u w:val="single"/>
+          <w:lang w:val="it-IT"/>
+        </w:rPr>
+      </w:pPr>
+    </w:p>
+    <w:p>
+      <w:pPr>
+        <w:jc w:val="center"/>
+        <w:rPr>
+          <w:b/>
+          <w:bCs/>
+          <w:sz w:val="32"/>
+          <w:szCs w:val="32"/>
+          <w:u w:val="single"/>
+        </w:rPr>
+      </w:pPr>
+      <w:r>
+        <w:rPr>
+          <w:b/>
+          <w:bCs/>
+          <w:sz w:val="32"/>
+          <w:szCs w:val="32"/>
+          <w:u w:val="single"/>
+        </w:rPr>
+        <w:t xml:space="preserve">TS </w:t>
+      </w:r>
+      <w:r>
+        <w:rPr>
+          <w:b/>
+          <w:bCs/>
+          <w:sz w:val="32"/>
+          <w:szCs w:val="32"/>
+          <w:u w:val="single"/>
+        </w:rPr>
+        <w:t>Krama</w:t>
+      </w:r>
+      <w:r>
+        <w:rPr>
+          <w:b/>
+          <w:bCs/>
+          <w:sz w:val="32"/>
+          <w:szCs w:val="32"/>
+          <w:u w:val="single"/>
+        </w:rPr>
+        <w:t xml:space="preserve"> Paatam – TS </w:t>
       </w:r>
       <w:r>
         <w:rPr>
@@ -289,7 +1104,6 @@
               <w:bottom w:val="single" w:sz="4" w:space="0" w:color="auto"/>
               <w:right w:val="single" w:sz="4" w:space="0" w:color="000000"/>
             </w:tcBorders>
-            <w:shd w:val="clear" w:color="auto" w:fill="auto"/>
           </w:tcPr>
           <w:p>
             <w:pPr>
@@ -338,20 +1152,8 @@
                 <w:sz w:val="28"/>
                 <w:szCs w:val="32"/>
               </w:rPr>
-              <w:t xml:space="preserve"> – </w:t>
-            </w:r>
-            <w:proofErr w:type="spellStart"/>
-            <w:r>
-              <w:rPr>
-                <w:rFonts w:cs="Arial"/>
-                <w:b/>
-                <w:color w:val="000000"/>
-                <w:sz w:val="28"/>
-                <w:szCs w:val="32"/>
-              </w:rPr>
-              <w:t>Kramam</w:t>
-            </w:r>
-            <w:proofErr w:type="spellEnd"/>
+              <w:t xml:space="preserve"> – Kramam</w:t>
+            </w:r>
           </w:p>
           <w:p>
             <w:pPr>
@@ -372,49 +1174,15 @@
                 <w:szCs w:val="32"/>
               </w:rPr>
             </w:pPr>
-            <w:proofErr w:type="spellStart"/>
-            <w:r>
-              <w:rPr>
-                <w:rFonts w:cs="Arial"/>
-                <w:b/>
-                <w:color w:val="000000"/>
-                <w:sz w:val="28"/>
-                <w:szCs w:val="32"/>
-              </w:rPr>
-              <w:t>Krama</w:t>
-            </w:r>
-            <w:proofErr w:type="spellEnd"/>
-            <w:r>
-              <w:rPr>
-                <w:rFonts w:cs="Arial"/>
-                <w:b/>
-                <w:color w:val="000000"/>
-                <w:sz w:val="28"/>
-                <w:szCs w:val="32"/>
-              </w:rPr>
-              <w:t xml:space="preserve"> </w:t>
-            </w:r>
-            <w:proofErr w:type="spellStart"/>
-            <w:r>
-              <w:rPr>
-                <w:rFonts w:cs="Arial"/>
-                <w:b/>
-                <w:color w:val="000000"/>
-                <w:sz w:val="28"/>
-                <w:szCs w:val="32"/>
-              </w:rPr>
-              <w:t>Vaakyam</w:t>
-            </w:r>
-            <w:proofErr w:type="spellEnd"/>
-            <w:r>
-              <w:rPr>
-                <w:rFonts w:cs="Arial"/>
-                <w:b/>
-                <w:color w:val="000000"/>
-                <w:sz w:val="28"/>
-                <w:szCs w:val="32"/>
-              </w:rPr>
-              <w:t xml:space="preserve"> No.– </w:t>
+            <w:r>
+              <w:rPr>
+                <w:rFonts w:cs="Arial"/>
+                <w:b/>
+                <w:color w:val="000000"/>
+                <w:sz w:val="28"/>
+                <w:szCs w:val="32"/>
+              </w:rPr>
+              <w:t xml:space="preserve">Krama Vaakyam No.– </w:t>
             </w:r>
             <w:r>
               <w:rPr>
@@ -442,27 +1210,15 @@
                 <w:szCs w:val="36"/>
               </w:rPr>
             </w:pPr>
-            <w:proofErr w:type="spellStart"/>
-            <w:r>
-              <w:rPr>
-                <w:rFonts w:cs="Arial"/>
-                <w:b/>
-                <w:color w:val="000000"/>
-                <w:sz w:val="28"/>
-                <w:szCs w:val="32"/>
-              </w:rPr>
-              <w:t>Panchaati</w:t>
-            </w:r>
-            <w:proofErr w:type="spellEnd"/>
-            <w:r>
-              <w:rPr>
-                <w:rFonts w:cs="Arial"/>
-                <w:b/>
-                <w:color w:val="000000"/>
-                <w:sz w:val="28"/>
-                <w:szCs w:val="32"/>
-              </w:rPr>
-              <w:t xml:space="preserve"> No</w:t>
+            <w:r>
+              <w:rPr>
+                <w:rFonts w:cs="Arial"/>
+                <w:b/>
+                <w:color w:val="000000"/>
+                <w:sz w:val="28"/>
+                <w:szCs w:val="32"/>
+              </w:rPr>
+              <w:t>Panchaati No</w:t>
             </w:r>
             <w:r>
               <w:rPr>
@@ -494,7 +1250,6 @@
               <w:bottom w:val="single" w:sz="4" w:space="0" w:color="auto"/>
               <w:right w:val="single" w:sz="4" w:space="0" w:color="000000"/>
             </w:tcBorders>
-            <w:shd w:val="clear" w:color="auto" w:fill="auto"/>
           </w:tcPr>
           <w:p>
             <w:pPr>
@@ -511,7 +1266,6 @@
                 <w:szCs w:val="40"/>
               </w:rPr>
             </w:pPr>
-            <w:proofErr w:type="spellStart"/>
             <w:r>
               <w:rPr>
                 <w:rFonts w:ascii="BRH Devanagari Extra" w:hAnsi="BRH Devanagari Extra" w:cs="BRH Devanagari Extra"/>
@@ -521,36 +1275,24 @@
               </w:rPr>
               <w:t>pÉÉiÉ×þurÉÉÍpÉpÉÔirÉÉ</w:t>
             </w:r>
-            <w:proofErr w:type="spellEnd"/>
-            <w:r>
-              <w:rPr>
-                <w:rFonts w:ascii="BRH Malayalam Extra" w:hAnsi="BRH Malayalam Extra" w:cs="BRH Devanagari Extra"/>
-                <w:color w:val="000000"/>
-                <w:sz w:val="32"/>
-                <w:szCs w:val="40"/>
-              </w:rPr>
-              <w:t>–</w:t>
-            </w:r>
-            <w:r>
-              <w:rPr>
-                <w:rFonts w:ascii="BRH Devanagari Extra" w:hAnsi="BRH Devanagari Extra" w:cs="BRH Devanagari Extra"/>
-                <w:color w:val="000000"/>
-                <w:sz w:val="40"/>
-                <w:szCs w:val="40"/>
-              </w:rPr>
-              <w:t xml:space="preserve"> </w:t>
-            </w:r>
-            <w:proofErr w:type="spellStart"/>
-            <w:r>
-              <w:rPr>
-                <w:rFonts w:ascii="BRH Devanagari Extra" w:hAnsi="BRH Devanagari Extra" w:cs="BRH Devanagari Extra"/>
-                <w:color w:val="000000"/>
-                <w:sz w:val="40"/>
-                <w:szCs w:val="40"/>
-              </w:rPr>
-              <w:t>CÌiÉ</w:t>
-            </w:r>
-            <w:proofErr w:type="spellEnd"/>
+            <w:r>
+              <w:rPr>
+                <w:rFonts w:ascii="BRH Malayalam Extra" w:hAnsi="BRH Malayalam Extra" w:cs="BRH Devanagari Extra"/>
+                <w:color w:val="000000"/>
+                <w:sz w:val="32"/>
+                <w:szCs w:val="40"/>
+              </w:rPr>
+              <w:t>–</w:t>
+            </w:r>
+            <w:r>
+              <w:rPr>
+                <w:rFonts w:ascii="BRH Devanagari Extra" w:hAnsi="BRH Devanagari Extra" w:cs="BRH Devanagari Extra"/>
+                <w:color w:val="000000"/>
+                <w:sz w:val="40"/>
+                <w:szCs w:val="40"/>
+              </w:rPr>
+              <w:t xml:space="preserve"> CÌiÉ</w:t>
+            </w:r>
             <w:r>
               <w:rPr>
                 <w:rFonts w:ascii="BRH Malayalam Extra" w:hAnsi="BRH Malayalam Extra" w:cs="BRH Devanagari Extra"/>
@@ -586,7 +1328,6 @@
                 <w:lang w:val="en-IN" w:eastAsia="en-IN"/>
               </w:rPr>
             </w:pPr>
-            <w:proofErr w:type="spellStart"/>
             <w:r>
               <w:rPr>
                 <w:rFonts w:ascii="BRH Devanagari Extra" w:hAnsi="BRH Devanagari Extra" w:cs="BRH Devanagari Extra"/>
@@ -613,28 +1354,17 @@
                 <w:sz w:val="40"/>
                 <w:szCs w:val="40"/>
               </w:rPr>
-              <w:t>þurÉ</w:t>
-            </w:r>
-            <w:proofErr w:type="spellEnd"/>
-            <w:r>
-              <w:rPr>
-                <w:rFonts w:ascii="BRH Devanagari Extra" w:hAnsi="BRH Devanagari Extra" w:cs="BRH Devanagari Extra"/>
-                <w:color w:val="000000"/>
-                <w:sz w:val="40"/>
-                <w:szCs w:val="40"/>
-              </w:rPr>
-              <w:t xml:space="preserve"> - A</w:t>
-            </w:r>
-            <w:r>
-              <w:rPr>
-                <w:rFonts w:ascii="BRH Malayalam Extra" w:hAnsi="BRH Malayalam Extra" w:cs="BRH Devanagari Extra"/>
-                <w:color w:val="000000"/>
-                <w:sz w:val="32"/>
-                <w:szCs w:val="40"/>
-              </w:rPr>
-              <w:t>–</w:t>
-            </w:r>
-            <w:proofErr w:type="spellStart"/>
+              <w:t>þurÉ - A</w:t>
+            </w:r>
+            <w:r>
+              <w:rPr>
+                <w:rFonts w:ascii="BRH Malayalam Extra" w:hAnsi="BRH Malayalam Extra" w:cs="BRH Devanagari Extra"/>
+                <w:color w:val="000000"/>
+                <w:sz w:val="32"/>
+                <w:szCs w:val="40"/>
+              </w:rPr>
+              <w:t>–</w:t>
+            </w:r>
             <w:r>
               <w:rPr>
                 <w:rFonts w:ascii="BRH Devanagari Extra" w:hAnsi="BRH Devanagari Extra" w:cs="BRH Devanagari Extra"/>
@@ -644,17 +1374,15 @@
               </w:rPr>
               <w:t>ÍpÉ</w:t>
             </w:r>
-            <w:proofErr w:type="spellEnd"/>
-            <w:r>
-              <w:rPr>
-                <w:rFonts w:ascii="BRH Malayalam Extra" w:hAnsi="BRH Malayalam Extra" w:cs="BRH Devanagari Extra"/>
-                <w:color w:val="000000"/>
-                <w:sz w:val="32"/>
-                <w:szCs w:val="40"/>
-              </w:rPr>
-              <w:t>–</w:t>
-            </w:r>
-            <w:proofErr w:type="spellStart"/>
+            <w:r>
+              <w:rPr>
+                <w:rFonts w:ascii="BRH Malayalam Extra" w:hAnsi="BRH Malayalam Extra" w:cs="BRH Devanagari Extra"/>
+                <w:color w:val="000000"/>
+                <w:sz w:val="32"/>
+                <w:szCs w:val="40"/>
+              </w:rPr>
+              <w:t>–</w:t>
+            </w:r>
             <w:r>
               <w:rPr>
                 <w:rFonts w:ascii="BRH Devanagari Extra" w:hAnsi="BRH Devanagari Extra" w:cs="BRH Devanagari Extra"/>
@@ -664,17 +1392,15 @@
               </w:rPr>
               <w:t>pÉÔ</w:t>
             </w:r>
-            <w:proofErr w:type="spellEnd"/>
-            <w:r>
-              <w:rPr>
-                <w:rFonts w:ascii="BRH Malayalam Extra" w:hAnsi="BRH Malayalam Extra" w:cs="BRH Devanagari Extra"/>
-                <w:color w:val="000000"/>
-                <w:sz w:val="32"/>
-                <w:szCs w:val="40"/>
-              </w:rPr>
-              <w:t>–</w:t>
-            </w:r>
-            <w:proofErr w:type="spellStart"/>
+            <w:r>
+              <w:rPr>
+                <w:rFonts w:ascii="BRH Malayalam Extra" w:hAnsi="BRH Malayalam Extra" w:cs="BRH Devanagari Extra"/>
+                <w:color w:val="000000"/>
+                <w:sz w:val="32"/>
+                <w:szCs w:val="40"/>
+              </w:rPr>
+              <w:t>–</w:t>
+            </w:r>
             <w:r>
               <w:rPr>
                 <w:rFonts w:ascii="BRH Devanagari Extra" w:hAnsi="BRH Devanagari Extra" w:cs="BRH Devanagari Extra"/>
@@ -684,7 +1410,6 @@
               </w:rPr>
               <w:t>irÉæ</w:t>
             </w:r>
-            <w:proofErr w:type="spellEnd"/>
             <w:r>
               <w:rPr>
                 <w:rFonts w:ascii="BRH Malayalam Extra" w:hAnsi="BRH Malayalam Extra" w:cs="BRH Devanagari Extra"/>
@@ -714,7 +1439,6 @@
               <w:bottom w:val="single" w:sz="4" w:space="0" w:color="auto"/>
               <w:right w:val="single" w:sz="4" w:space="0" w:color="000000"/>
             </w:tcBorders>
-            <w:shd w:val="clear" w:color="auto" w:fill="auto"/>
           </w:tcPr>
           <w:p>
             <w:pPr>
@@ -731,7 +1455,6 @@
                 <w:szCs w:val="40"/>
               </w:rPr>
             </w:pPr>
-            <w:proofErr w:type="spellStart"/>
             <w:r>
               <w:rPr>
                 <w:rFonts w:ascii="BRH Devanagari Extra" w:hAnsi="BRH Devanagari Extra" w:cs="BRH Devanagari Extra"/>
@@ -741,7 +1464,24 @@
               </w:rPr>
               <w:t>pÉÉiÉ×þurÉÉÍpÉpÉÔirÉÉ</w:t>
             </w:r>
-            <w:proofErr w:type="spellEnd"/>
+            <w:r>
+              <w:rPr>
+                <w:rFonts w:ascii="BRH Malayalam Extra" w:hAnsi="BRH Malayalam Extra" w:cs="BRH Devanagari Extra"/>
+                <w:color w:val="000000"/>
+                <w:sz w:val="32"/>
+                <w:szCs w:val="40"/>
+              </w:rPr>
+              <w:t>–</w:t>
+            </w:r>
+            <w:r>
+              <w:rPr>
+                <w:rFonts w:ascii="BRH Devanagari Extra" w:hAnsi="BRH Devanagari Extra" w:cs="BRH Devanagari Extra"/>
+                <w:color w:val="000000"/>
+                <w:sz w:val="40"/>
+                <w:szCs w:val="40"/>
+              </w:rPr>
+              <w:t xml:space="preserve"> CÌiÉ</w:t>
+            </w:r>
             <w:r>
               <w:rPr>
                 <w:rFonts w:ascii="BRH Malayalam Extra" w:hAnsi="BRH Malayalam Extra" w:cs="BRH Devanagari Extra"/>
@@ -760,35 +1500,6 @@
               </w:rPr>
               <w:t xml:space="preserve"> </w:t>
             </w:r>
-            <w:proofErr w:type="spellStart"/>
-            <w:r>
-              <w:rPr>
-                <w:rFonts w:ascii="BRH Devanagari Extra" w:hAnsi="BRH Devanagari Extra" w:cs="BRH Devanagari Extra"/>
-                <w:color w:val="000000"/>
-                <w:sz w:val="40"/>
-                <w:szCs w:val="40"/>
-              </w:rPr>
-              <w:t>CÌiÉ</w:t>
-            </w:r>
-            <w:proofErr w:type="spellEnd"/>
-            <w:r>
-              <w:rPr>
-                <w:rFonts w:ascii="BRH Malayalam Extra" w:hAnsi="BRH Malayalam Extra" w:cs="BRH Devanagari Extra"/>
-                <w:color w:val="000000"/>
-                <w:sz w:val="32"/>
-                <w:szCs w:val="40"/>
-              </w:rPr>
-              <w:t>–</w:t>
-            </w:r>
-            <w:r>
-              <w:rPr>
-                <w:rFonts w:ascii="BRH Devanagari Extra" w:hAnsi="BRH Devanagari Extra" w:cs="BRH Devanagari Extra"/>
-                <w:color w:val="000000"/>
-                <w:sz w:val="40"/>
-                <w:szCs w:val="40"/>
-              </w:rPr>
-              <w:t xml:space="preserve"> </w:t>
-            </w:r>
           </w:p>
           <w:p>
             <w:pPr>
@@ -805,7 +1516,6 @@
                 <w:lang w:val="en-IN" w:eastAsia="en-IN"/>
               </w:rPr>
             </w:pPr>
-            <w:proofErr w:type="spellStart"/>
             <w:r>
               <w:rPr>
                 <w:rFonts w:ascii="BRH Devanagari Extra" w:hAnsi="BRH Devanagari Extra" w:cs="BRH Devanagari Extra"/>
@@ -832,28 +1542,17 @@
                 <w:sz w:val="40"/>
                 <w:szCs w:val="40"/>
               </w:rPr>
-              <w:t>þurÉ</w:t>
-            </w:r>
-            <w:proofErr w:type="spellEnd"/>
-            <w:r>
-              <w:rPr>
-                <w:rFonts w:ascii="BRH Devanagari Extra" w:hAnsi="BRH Devanagari Extra" w:cs="BRH Devanagari Extra"/>
-                <w:color w:val="000000"/>
-                <w:sz w:val="40"/>
-                <w:szCs w:val="40"/>
-              </w:rPr>
-              <w:t xml:space="preserve"> - A</w:t>
-            </w:r>
-            <w:r>
-              <w:rPr>
-                <w:rFonts w:ascii="BRH Malayalam Extra" w:hAnsi="BRH Malayalam Extra" w:cs="BRH Devanagari Extra"/>
-                <w:color w:val="000000"/>
-                <w:sz w:val="32"/>
-                <w:szCs w:val="40"/>
-              </w:rPr>
-              <w:t>–</w:t>
-            </w:r>
-            <w:proofErr w:type="spellStart"/>
+              <w:t>þurÉ - A</w:t>
+            </w:r>
+            <w:r>
+              <w:rPr>
+                <w:rFonts w:ascii="BRH Malayalam Extra" w:hAnsi="BRH Malayalam Extra" w:cs="BRH Devanagari Extra"/>
+                <w:color w:val="000000"/>
+                <w:sz w:val="32"/>
+                <w:szCs w:val="40"/>
+              </w:rPr>
+              <w:t>–</w:t>
+            </w:r>
             <w:r>
               <w:rPr>
                 <w:rFonts w:ascii="BRH Devanagari Extra" w:hAnsi="BRH Devanagari Extra" w:cs="BRH Devanagari Extra"/>
@@ -863,17 +1562,15 @@
               </w:rPr>
               <w:t>ÍpÉ</w:t>
             </w:r>
-            <w:proofErr w:type="spellEnd"/>
-            <w:r>
-              <w:rPr>
-                <w:rFonts w:ascii="BRH Malayalam Extra" w:hAnsi="BRH Malayalam Extra" w:cs="BRH Devanagari Extra"/>
-                <w:color w:val="000000"/>
-                <w:sz w:val="32"/>
-                <w:szCs w:val="40"/>
-              </w:rPr>
-              <w:t>–</w:t>
-            </w:r>
-            <w:proofErr w:type="spellStart"/>
+            <w:r>
+              <w:rPr>
+                <w:rFonts w:ascii="BRH Malayalam Extra" w:hAnsi="BRH Malayalam Extra" w:cs="BRH Devanagari Extra"/>
+                <w:color w:val="000000"/>
+                <w:sz w:val="32"/>
+                <w:szCs w:val="40"/>
+              </w:rPr>
+              <w:t>–</w:t>
+            </w:r>
             <w:r>
               <w:rPr>
                 <w:rFonts w:ascii="BRH Devanagari Extra" w:hAnsi="BRH Devanagari Extra" w:cs="BRH Devanagari Extra"/>
@@ -883,17 +1580,15 @@
               </w:rPr>
               <w:t>pÉÔ</w:t>
             </w:r>
-            <w:proofErr w:type="spellEnd"/>
-            <w:r>
-              <w:rPr>
-                <w:rFonts w:ascii="BRH Malayalam Extra" w:hAnsi="BRH Malayalam Extra" w:cs="BRH Devanagari Extra"/>
-                <w:color w:val="000000"/>
-                <w:sz w:val="32"/>
-                <w:szCs w:val="40"/>
-              </w:rPr>
-              <w:t>–</w:t>
-            </w:r>
-            <w:proofErr w:type="spellStart"/>
+            <w:r>
+              <w:rPr>
+                <w:rFonts w:ascii="BRH Malayalam Extra" w:hAnsi="BRH Malayalam Extra" w:cs="BRH Devanagari Extra"/>
+                <w:color w:val="000000"/>
+                <w:sz w:val="32"/>
+                <w:szCs w:val="40"/>
+              </w:rPr>
+              <w:t>–</w:t>
+            </w:r>
             <w:r>
               <w:rPr>
                 <w:rFonts w:ascii="BRH Devanagari Extra" w:hAnsi="BRH Devanagari Extra" w:cs="BRH Devanagari Extra"/>
@@ -903,7 +1598,6 @@
               </w:rPr>
               <w:t>irÉæ</w:t>
             </w:r>
-            <w:proofErr w:type="spellEnd"/>
             <w:r>
               <w:rPr>
                 <w:rFonts w:ascii="BRH Malayalam Extra" w:hAnsi="BRH Malayalam Extra" w:cs="BRH Devanagari Extra"/>
@@ -969,7 +1663,6 @@
         </w:rPr>
         <w:t xml:space="preserve">TS </w:t>
       </w:r>
-      <w:proofErr w:type="spellStart"/>
       <w:r>
         <w:rPr>
           <w:b/>
@@ -980,7 +1673,6 @@
         </w:rPr>
         <w:t>Krama</w:t>
       </w:r>
-      <w:proofErr w:type="spellEnd"/>
       <w:r>
         <w:rPr>
           <w:b/>
@@ -989,29 +1681,7 @@
           <w:szCs w:val="32"/>
           <w:u w:val="single"/>
         </w:rPr>
-        <w:t xml:space="preserve"> </w:t>
-      </w:r>
-      <w:proofErr w:type="spellStart"/>
-      <w:r>
-        <w:rPr>
-          <w:b/>
-          <w:bCs/>
-          <w:sz w:val="32"/>
-          <w:szCs w:val="32"/>
-          <w:u w:val="single"/>
-        </w:rPr>
-        <w:t>Paatam</w:t>
-      </w:r>
-      <w:proofErr w:type="spellEnd"/>
-      <w:r>
-        <w:rPr>
-          <w:b/>
-          <w:bCs/>
-          <w:sz w:val="32"/>
-          <w:szCs w:val="32"/>
-          <w:u w:val="single"/>
-        </w:rPr>
-        <w:t xml:space="preserve"> – TS </w:t>
+        <w:t xml:space="preserve"> Paatam – TS </w:t>
       </w:r>
       <w:r>
         <w:rPr>
@@ -1148,6 +1818,7 @@
                 <w:sz w:val="32"/>
                 <w:szCs w:val="32"/>
               </w:rPr>
+              <w:lastRenderedPageBreak/>
               <w:t>Section, Paragraph</w:t>
             </w:r>
           </w:p>
@@ -1270,20 +1941,8 @@
                 <w:sz w:val="28"/>
                 <w:szCs w:val="32"/>
               </w:rPr>
-              <w:t xml:space="preserve"> – </w:t>
-            </w:r>
-            <w:proofErr w:type="spellStart"/>
-            <w:r>
-              <w:rPr>
-                <w:rFonts w:cs="Arial"/>
-                <w:b/>
-                <w:color w:val="000000"/>
-                <w:sz w:val="28"/>
-                <w:szCs w:val="32"/>
-              </w:rPr>
-              <w:t>Kramam</w:t>
-            </w:r>
-            <w:proofErr w:type="spellEnd"/>
+              <w:t xml:space="preserve"> – Kramam</w:t>
+            </w:r>
           </w:p>
           <w:p>
             <w:pPr>
@@ -1304,49 +1963,15 @@
                 <w:szCs w:val="32"/>
               </w:rPr>
             </w:pPr>
-            <w:proofErr w:type="spellStart"/>
-            <w:r>
-              <w:rPr>
-                <w:rFonts w:cs="Arial"/>
-                <w:b/>
-                <w:color w:val="000000"/>
-                <w:sz w:val="28"/>
-                <w:szCs w:val="32"/>
-              </w:rPr>
-              <w:t>Krama</w:t>
-            </w:r>
-            <w:proofErr w:type="spellEnd"/>
-            <w:r>
-              <w:rPr>
-                <w:rFonts w:cs="Arial"/>
-                <w:b/>
-                <w:color w:val="000000"/>
-                <w:sz w:val="28"/>
-                <w:szCs w:val="32"/>
-              </w:rPr>
-              <w:t xml:space="preserve"> </w:t>
-            </w:r>
-            <w:proofErr w:type="spellStart"/>
-            <w:r>
-              <w:rPr>
-                <w:rFonts w:cs="Arial"/>
-                <w:b/>
-                <w:color w:val="000000"/>
-                <w:sz w:val="28"/>
-                <w:szCs w:val="32"/>
-              </w:rPr>
-              <w:t>Vaakyam</w:t>
-            </w:r>
-            <w:proofErr w:type="spellEnd"/>
-            <w:r>
-              <w:rPr>
-                <w:rFonts w:cs="Arial"/>
-                <w:b/>
-                <w:color w:val="000000"/>
-                <w:sz w:val="28"/>
-                <w:szCs w:val="32"/>
-              </w:rPr>
-              <w:t xml:space="preserve"> No.– </w:t>
+            <w:r>
+              <w:rPr>
+                <w:rFonts w:cs="Arial"/>
+                <w:b/>
+                <w:color w:val="000000"/>
+                <w:sz w:val="28"/>
+                <w:szCs w:val="32"/>
+              </w:rPr>
+              <w:t xml:space="preserve">Krama Vaakyam No.– </w:t>
             </w:r>
             <w:r>
               <w:rPr>
@@ -1374,27 +1999,15 @@
                 <w:szCs w:val="36"/>
               </w:rPr>
             </w:pPr>
-            <w:proofErr w:type="spellStart"/>
-            <w:r>
-              <w:rPr>
-                <w:rFonts w:cs="Arial"/>
-                <w:b/>
-                <w:color w:val="000000"/>
-                <w:sz w:val="28"/>
-                <w:szCs w:val="32"/>
-              </w:rPr>
-              <w:t>Panchaati</w:t>
-            </w:r>
-            <w:proofErr w:type="spellEnd"/>
-            <w:r>
-              <w:rPr>
-                <w:rFonts w:cs="Arial"/>
-                <w:b/>
-                <w:color w:val="000000"/>
-                <w:sz w:val="28"/>
-                <w:szCs w:val="32"/>
-              </w:rPr>
-              <w:t xml:space="preserve"> No</w:t>
+            <w:r>
+              <w:rPr>
+                <w:rFonts w:cs="Arial"/>
+                <w:b/>
+                <w:color w:val="000000"/>
+                <w:sz w:val="28"/>
+                <w:szCs w:val="32"/>
+              </w:rPr>
+              <w:t>Panchaati No</w:t>
             </w:r>
             <w:r>
               <w:rPr>
@@ -1431,7 +2044,6 @@
                 <w:szCs w:val="40"/>
               </w:rPr>
             </w:pPr>
-            <w:proofErr w:type="spellStart"/>
             <w:r>
               <w:rPr>
                 <w:rFonts w:ascii="BRH Devanagari Extra" w:hAnsi="BRH Devanagari Extra" w:cs="BRH Devanagari Extra"/>
@@ -1441,45 +2053,23 @@
               </w:rPr>
               <w:t>U¤ÉþxÉÉ</w:t>
             </w:r>
-            <w:proofErr w:type="spellEnd"/>
-            <w:r>
-              <w:rPr>
-                <w:rFonts w:ascii="BRH Malayalam Extra" w:hAnsi="BRH Malayalam Extra" w:cs="BRH Devanagari Extra"/>
-                <w:color w:val="000000"/>
-                <w:sz w:val="32"/>
-                <w:szCs w:val="40"/>
-              </w:rPr>
-              <w:t>–</w:t>
-            </w:r>
-            <w:proofErr w:type="spellStart"/>
-            <w:r>
-              <w:rPr>
-                <w:rFonts w:ascii="BRH Devanagari Extra" w:hAnsi="BRH Devanagari Extra" w:cs="BRH Devanagari Extra"/>
-                <w:color w:val="000000"/>
-                <w:sz w:val="40"/>
-                <w:szCs w:val="40"/>
-              </w:rPr>
-              <w:t>qÉmÉþWûirÉæ</w:t>
-            </w:r>
-            <w:proofErr w:type="spellEnd"/>
-            <w:r>
-              <w:rPr>
-                <w:rFonts w:ascii="BRH Devanagari Extra" w:hAnsi="BRH Devanagari Extra" w:cs="BRH Devanagari Extra"/>
-                <w:color w:val="000000"/>
-                <w:sz w:val="40"/>
-                <w:szCs w:val="40"/>
-              </w:rPr>
-              <w:t xml:space="preserve"> | </w:t>
-            </w:r>
-            <w:proofErr w:type="spellStart"/>
-            <w:r>
-              <w:rPr>
-                <w:rFonts w:ascii="BRH Devanagari Extra" w:hAnsi="BRH Devanagari Extra" w:cs="BRH Devanagari Extra"/>
-                <w:color w:val="000000"/>
-                <w:sz w:val="40"/>
-                <w:szCs w:val="40"/>
-              </w:rPr>
-              <w:t>AmÉþWû</w:t>
+            <w:r>
+              <w:rPr>
+                <w:rFonts w:ascii="BRH Malayalam Extra" w:hAnsi="BRH Malayalam Extra" w:cs="BRH Devanagari Extra"/>
+                <w:color w:val="000000"/>
+                <w:sz w:val="32"/>
+                <w:szCs w:val="40"/>
+              </w:rPr>
+              <w:t>–</w:t>
+            </w:r>
+            <w:r>
+              <w:rPr>
+                <w:rFonts w:ascii="BRH Devanagari Extra" w:hAnsi="BRH Devanagari Extra" w:cs="BRH Devanagari Extra"/>
+                <w:color w:val="000000"/>
+                <w:sz w:val="40"/>
+                <w:szCs w:val="40"/>
+              </w:rPr>
+              <w:t>qÉmÉþWûirÉæ | AmÉþWû</w:t>
             </w:r>
             <w:r>
               <w:rPr>
@@ -1500,44 +2090,23 @@
               </w:rPr>
               <w:t>å</w:t>
             </w:r>
-            <w:proofErr w:type="spellEnd"/>
-            <w:r>
-              <w:rPr>
-                <w:rFonts w:ascii="BRH Malayalam Extra" w:hAnsi="BRH Malayalam Extra" w:cs="BRH Devanagari Extra"/>
-                <w:color w:val="000000"/>
-                <w:sz w:val="32"/>
-                <w:szCs w:val="40"/>
-              </w:rPr>
-              <w:t>–</w:t>
-            </w:r>
-            <w:r>
-              <w:rPr>
-                <w:rFonts w:ascii="BRH Devanagari Extra" w:hAnsi="BRH Devanagari Extra" w:cs="BRH Devanagari Extra"/>
-                <w:color w:val="000000"/>
-                <w:sz w:val="40"/>
-                <w:szCs w:val="40"/>
-              </w:rPr>
-              <w:t xml:space="preserve"> </w:t>
-            </w:r>
-            <w:proofErr w:type="spellStart"/>
-            <w:r>
-              <w:rPr>
-                <w:rFonts w:ascii="BRH Devanagari Extra" w:hAnsi="BRH Devanagari Extra" w:cs="BRH Devanagari Extra"/>
-                <w:color w:val="000000"/>
-                <w:sz w:val="40"/>
-                <w:szCs w:val="40"/>
-              </w:rPr>
-              <w:t>xÉqÉç</w:t>
-            </w:r>
-            <w:proofErr w:type="spellEnd"/>
-            <w:r>
-              <w:rPr>
-                <w:rFonts w:ascii="BRH Devanagari Extra" w:hAnsi="BRH Devanagari Extra" w:cs="BRH Devanagari Extra"/>
-                <w:color w:val="000000"/>
-                <w:sz w:val="40"/>
-                <w:szCs w:val="40"/>
-              </w:rPr>
-              <w:t xml:space="preserve"> |</w:t>
+            <w:r>
+              <w:rPr>
+                <w:rFonts w:ascii="BRH Malayalam Extra" w:hAnsi="BRH Malayalam Extra" w:cs="BRH Devanagari Extra"/>
+                <w:color w:val="000000"/>
+                <w:sz w:val="32"/>
+                <w:szCs w:val="40"/>
+              </w:rPr>
+              <w:t>–</w:t>
+            </w:r>
+            <w:r>
+              <w:rPr>
+                <w:rFonts w:ascii="BRH Devanagari Extra" w:hAnsi="BRH Devanagari Extra" w:cs="BRH Devanagari Extra"/>
+                <w:color w:val="000000"/>
+                <w:sz w:val="40"/>
+                <w:szCs w:val="40"/>
+              </w:rPr>
+              <w:t xml:space="preserve"> xÉqÉç |</w:t>
             </w:r>
           </w:p>
         </w:tc>
@@ -1555,7 +2124,6 @@
                 <w:szCs w:val="40"/>
               </w:rPr>
             </w:pPr>
-            <w:proofErr w:type="spellStart"/>
             <w:r>
               <w:rPr>
                 <w:rFonts w:ascii="BRH Devanagari Extra" w:hAnsi="BRH Devanagari Extra" w:cs="BRH Devanagari Extra"/>
@@ -1565,45 +2133,23 @@
               </w:rPr>
               <w:t>U¤ÉþxÉÉ</w:t>
             </w:r>
-            <w:proofErr w:type="spellEnd"/>
-            <w:r>
-              <w:rPr>
-                <w:rFonts w:ascii="BRH Malayalam Extra" w:hAnsi="BRH Malayalam Extra" w:cs="BRH Devanagari Extra"/>
-                <w:color w:val="000000"/>
-                <w:sz w:val="32"/>
-                <w:szCs w:val="40"/>
-              </w:rPr>
-              <w:t>–</w:t>
-            </w:r>
-            <w:proofErr w:type="spellStart"/>
-            <w:r>
-              <w:rPr>
-                <w:rFonts w:ascii="BRH Devanagari Extra" w:hAnsi="BRH Devanagari Extra" w:cs="BRH Devanagari Extra"/>
-                <w:color w:val="000000"/>
-                <w:sz w:val="40"/>
-                <w:szCs w:val="40"/>
-              </w:rPr>
-              <w:t>qÉmÉþWûirÉæ</w:t>
-            </w:r>
-            <w:proofErr w:type="spellEnd"/>
-            <w:r>
-              <w:rPr>
-                <w:rFonts w:ascii="BRH Devanagari Extra" w:hAnsi="BRH Devanagari Extra" w:cs="BRH Devanagari Extra"/>
-                <w:color w:val="000000"/>
-                <w:sz w:val="40"/>
-                <w:szCs w:val="40"/>
-              </w:rPr>
-              <w:t xml:space="preserve"> | </w:t>
-            </w:r>
-            <w:proofErr w:type="spellStart"/>
-            <w:r>
-              <w:rPr>
-                <w:rFonts w:ascii="BRH Devanagari Extra" w:hAnsi="BRH Devanagari Extra" w:cs="BRH Devanagari Extra"/>
-                <w:color w:val="000000"/>
-                <w:sz w:val="40"/>
-                <w:szCs w:val="40"/>
-              </w:rPr>
-              <w:t>AmÉþWû</w:t>
+            <w:r>
+              <w:rPr>
+                <w:rFonts w:ascii="BRH Malayalam Extra" w:hAnsi="BRH Malayalam Extra" w:cs="BRH Devanagari Extra"/>
+                <w:color w:val="000000"/>
+                <w:sz w:val="32"/>
+                <w:szCs w:val="40"/>
+              </w:rPr>
+              <w:t>–</w:t>
+            </w:r>
+            <w:r>
+              <w:rPr>
+                <w:rFonts w:ascii="BRH Devanagari Extra" w:hAnsi="BRH Devanagari Extra" w:cs="BRH Devanagari Extra"/>
+                <w:color w:val="000000"/>
+                <w:sz w:val="40"/>
+                <w:szCs w:val="40"/>
+              </w:rPr>
+              <w:t>qÉmÉþWûirÉæ | AmÉþWû</w:t>
             </w:r>
             <w:r>
               <w:rPr>
@@ -1615,7 +2161,6 @@
               </w:rPr>
               <w:t>irÉ</w:t>
             </w:r>
-            <w:proofErr w:type="spellEnd"/>
             <w:r>
               <w:rPr>
                 <w:rFonts w:ascii="BRH Malayalam Extra" w:hAnsi="BRH Malayalam Extra" w:cs="BRH Devanagari Extra"/>
@@ -1633,27 +2178,7 @@
                 <w:sz w:val="40"/>
                 <w:szCs w:val="40"/>
               </w:rPr>
-              <w:t xml:space="preserve">æ </w:t>
-            </w:r>
-            <w:proofErr w:type="spellStart"/>
-            <w:r>
-              <w:rPr>
-                <w:rFonts w:ascii="BRH Devanagari Extra" w:hAnsi="BRH Devanagari Extra" w:cs="BRH Devanagari Extra"/>
-                <w:color w:val="000000"/>
-                <w:sz w:val="40"/>
-                <w:szCs w:val="40"/>
-              </w:rPr>
-              <w:t>xÉqÉç</w:t>
-            </w:r>
-            <w:proofErr w:type="spellEnd"/>
-            <w:r>
-              <w:rPr>
-                <w:rFonts w:ascii="BRH Devanagari Extra" w:hAnsi="BRH Devanagari Extra" w:cs="BRH Devanagari Extra"/>
-                <w:color w:val="000000"/>
-                <w:sz w:val="40"/>
-                <w:szCs w:val="40"/>
-              </w:rPr>
-              <w:t xml:space="preserve"> |</w:t>
+              <w:t>æ xÉqÉç |</w:t>
             </w:r>
           </w:p>
         </w:tc>
@@ -1691,19 +2216,8 @@
                 <w:sz w:val="28"/>
                 <w:szCs w:val="32"/>
               </w:rPr>
-              <w:t xml:space="preserve">T.S.6.2.2.1 – </w:t>
-            </w:r>
-            <w:proofErr w:type="spellStart"/>
-            <w:r>
-              <w:rPr>
-                <w:rFonts w:cs="Arial"/>
-                <w:b/>
-                <w:sz w:val="28"/>
-                <w:szCs w:val="32"/>
-              </w:rPr>
-              <w:t>Kramam</w:t>
-            </w:r>
-            <w:proofErr w:type="spellEnd"/>
+              <w:t>T.S.6.2.2.1 – Kramam</w:t>
+            </w:r>
           </w:p>
           <w:p>
             <w:pPr>
@@ -1723,45 +2237,14 @@
                 <w:szCs w:val="32"/>
               </w:rPr>
             </w:pPr>
-            <w:proofErr w:type="spellStart"/>
-            <w:r>
-              <w:rPr>
-                <w:rFonts w:cs="Arial"/>
-                <w:b/>
-                <w:sz w:val="28"/>
-                <w:szCs w:val="32"/>
-              </w:rPr>
-              <w:t>Krama</w:t>
-            </w:r>
-            <w:proofErr w:type="spellEnd"/>
-            <w:r>
-              <w:rPr>
-                <w:rFonts w:cs="Arial"/>
-                <w:b/>
-                <w:sz w:val="28"/>
-                <w:szCs w:val="32"/>
-              </w:rPr>
-              <w:t xml:space="preserve"> </w:t>
-            </w:r>
-            <w:proofErr w:type="spellStart"/>
-            <w:r>
-              <w:rPr>
-                <w:rFonts w:cs="Arial"/>
-                <w:b/>
-                <w:sz w:val="28"/>
-                <w:szCs w:val="32"/>
-              </w:rPr>
-              <w:t>Vaakyam</w:t>
-            </w:r>
-            <w:proofErr w:type="spellEnd"/>
-            <w:r>
-              <w:rPr>
-                <w:rFonts w:cs="Arial"/>
-                <w:b/>
-                <w:sz w:val="28"/>
-                <w:szCs w:val="32"/>
-              </w:rPr>
-              <w:t xml:space="preserve"> No.– 49</w:t>
+            <w:r>
+              <w:rPr>
+                <w:rFonts w:cs="Arial"/>
+                <w:b/>
+                <w:sz w:val="28"/>
+                <w:szCs w:val="32"/>
+              </w:rPr>
+              <w:t>Krama Vaakyam No.– 49</w:t>
             </w:r>
           </w:p>
           <w:p>
@@ -1779,25 +2262,14 @@
                 <w:szCs w:val="36"/>
               </w:rPr>
             </w:pPr>
-            <w:proofErr w:type="spellStart"/>
-            <w:r>
-              <w:rPr>
-                <w:rFonts w:cs="Arial"/>
-                <w:b/>
-                <w:sz w:val="28"/>
-                <w:szCs w:val="32"/>
-              </w:rPr>
-              <w:t>Panchaati</w:t>
-            </w:r>
-            <w:proofErr w:type="spellEnd"/>
-            <w:r>
-              <w:rPr>
-                <w:rFonts w:cs="Arial"/>
-                <w:b/>
-                <w:sz w:val="28"/>
-                <w:szCs w:val="32"/>
-              </w:rPr>
-              <w:t xml:space="preserve"> No</w:t>
+            <w:r>
+              <w:rPr>
+                <w:rFonts w:cs="Arial"/>
+                <w:b/>
+                <w:sz w:val="28"/>
+                <w:szCs w:val="32"/>
+              </w:rPr>
+              <w:t>Panchaati No</w:t>
             </w:r>
             <w:r>
               <w:rPr>
@@ -1833,7 +2305,6 @@
                 <w:lang w:val="en-IN" w:eastAsia="en-IN" w:bidi="ml-IN"/>
               </w:rPr>
             </w:pPr>
-            <w:proofErr w:type="spellStart"/>
             <w:r>
               <w:rPr>
                 <w:rFonts w:ascii="BRH Devanagari Extra" w:hAnsi="BRH Devanagari Extra" w:cs="BRH Devanagari Extra"/>
@@ -1843,17 +2314,15 @@
               </w:rPr>
               <w:t>ÌmÉë</w:t>
             </w:r>
-            <w:proofErr w:type="spellEnd"/>
-            <w:r>
-              <w:rPr>
-                <w:rFonts w:ascii="BRH Malayalam Extra" w:hAnsi="BRH Malayalam Extra" w:cs="BRH Devanagari Extra"/>
-                <w:color w:val="000000"/>
-                <w:sz w:val="32"/>
-                <w:szCs w:val="40"/>
-              </w:rPr>
-              <w:t>–</w:t>
-            </w:r>
-            <w:proofErr w:type="spellStart"/>
+            <w:r>
+              <w:rPr>
+                <w:rFonts w:ascii="BRH Malayalam Extra" w:hAnsi="BRH Malayalam Extra" w:cs="BRH Devanagari Extra"/>
+                <w:color w:val="000000"/>
+                <w:sz w:val="32"/>
+                <w:szCs w:val="40"/>
+              </w:rPr>
+              <w:t>–</w:t>
+            </w:r>
             <w:r>
               <w:rPr>
                 <w:rFonts w:ascii="BRH Devanagari Extra" w:hAnsi="BRH Devanagari Extra" w:cs="BRH Devanagari Extra"/>
@@ -1880,39 +2349,17 @@
                 <w:sz w:val="40"/>
                 <w:szCs w:val="40"/>
               </w:rPr>
-              <w:t>lÉÑuÉþÈ</w:t>
-            </w:r>
-            <w:proofErr w:type="spellEnd"/>
-            <w:r>
-              <w:rPr>
-                <w:rFonts w:ascii="BRH Devanagari Extra" w:hAnsi="BRH Devanagari Extra" w:cs="BRH Devanagari Extra"/>
-                <w:color w:val="000000"/>
-                <w:sz w:val="40"/>
-                <w:szCs w:val="40"/>
-              </w:rPr>
-              <w:t xml:space="preserve"> | </w:t>
-            </w:r>
-            <w:proofErr w:type="spellStart"/>
-            <w:r>
-              <w:rPr>
-                <w:rFonts w:ascii="BRH Devanagari Extra" w:hAnsi="BRH Devanagari Extra" w:cs="BRH Devanagari Extra"/>
-                <w:color w:val="000000"/>
-                <w:sz w:val="40"/>
-                <w:szCs w:val="40"/>
-              </w:rPr>
-              <w:t>iÉ</w:t>
-            </w:r>
-            <w:proofErr w:type="spellEnd"/>
-            <w:r>
-              <w:rPr>
-                <w:rFonts w:ascii="BRH Malayalam Extra" w:hAnsi="BRH Malayalam Extra" w:cs="BRH Devanagari Extra"/>
-                <w:color w:val="000000"/>
-                <w:sz w:val="32"/>
-                <w:szCs w:val="40"/>
-              </w:rPr>
-              <w:t>–</w:t>
-            </w:r>
-            <w:proofErr w:type="spellStart"/>
+              <w:t>lÉÑuÉþÈ | iÉ</w:t>
+            </w:r>
+            <w:r>
+              <w:rPr>
+                <w:rFonts w:ascii="BRH Malayalam Extra" w:hAnsi="BRH Malayalam Extra" w:cs="BRH Devanagari Extra"/>
+                <w:color w:val="000000"/>
+                <w:sz w:val="32"/>
+                <w:szCs w:val="40"/>
+              </w:rPr>
+              <w:t>–</w:t>
+            </w:r>
             <w:r>
               <w:rPr>
                 <w:rFonts w:ascii="BRH Devanagari Extra" w:hAnsi="BRH Devanagari Extra" w:cs="BRH Devanagari Extra"/>
@@ -1922,35 +2369,23 @@
               </w:rPr>
               <w:t>lÉÑuÉ</w:t>
             </w:r>
-            <w:proofErr w:type="spellEnd"/>
-            <w:r>
-              <w:rPr>
-                <w:rFonts w:ascii="BRH Malayalam Extra" w:hAnsi="BRH Malayalam Extra" w:cs="BRH Devanagari Extra"/>
-                <w:color w:val="000000"/>
-                <w:sz w:val="32"/>
-                <w:szCs w:val="40"/>
-              </w:rPr>
-              <w:t>–</w:t>
-            </w:r>
-            <w:proofErr w:type="spellStart"/>
-            <w:r>
-              <w:rPr>
-                <w:rFonts w:ascii="BRH Devanagari Extra" w:hAnsi="BRH Devanagari Extra" w:cs="BRH Devanagari Extra"/>
-                <w:color w:val="000000"/>
-                <w:sz w:val="40"/>
-                <w:szCs w:val="40"/>
-              </w:rPr>
-              <w:t>xiÉÉÈ</w:t>
-            </w:r>
-            <w:proofErr w:type="spellEnd"/>
-            <w:r>
-              <w:rPr>
-                <w:rFonts w:ascii="BRH Devanagari Extra" w:hAnsi="BRH Devanagari Extra" w:cs="BRH Devanagari Extra"/>
-                <w:color w:val="000000"/>
-                <w:sz w:val="40"/>
-                <w:szCs w:val="40"/>
-              </w:rPr>
-              <w:t xml:space="preserve"> |</w:t>
+            <w:r>
+              <w:rPr>
+                <w:rFonts w:ascii="BRH Malayalam Extra" w:hAnsi="BRH Malayalam Extra" w:cs="BRH Devanagari Extra"/>
+                <w:color w:val="000000"/>
+                <w:sz w:val="32"/>
+                <w:szCs w:val="40"/>
+              </w:rPr>
+              <w:t>–</w:t>
+            </w:r>
+            <w:r>
+              <w:rPr>
+                <w:rFonts w:ascii="BRH Devanagari Extra" w:hAnsi="BRH Devanagari Extra" w:cs="BRH Devanagari Extra"/>
+                <w:color w:val="000000"/>
+                <w:sz w:val="40"/>
+                <w:szCs w:val="40"/>
+              </w:rPr>
+              <w:t>xiÉÉÈ |</w:t>
             </w:r>
           </w:p>
         </w:tc>
@@ -1973,7 +2408,6 @@
                 <w:lang w:val="en-IN" w:eastAsia="en-IN" w:bidi="ml-IN"/>
               </w:rPr>
             </w:pPr>
-            <w:proofErr w:type="spellStart"/>
             <w:r>
               <w:rPr>
                 <w:rFonts w:ascii="BRH Devanagari Extra" w:hAnsi="BRH Devanagari Extra" w:cs="BRH Devanagari Extra"/>
@@ -1983,17 +2417,15 @@
               </w:rPr>
               <w:t>ÌmÉë</w:t>
             </w:r>
-            <w:proofErr w:type="spellEnd"/>
-            <w:r>
-              <w:rPr>
-                <w:rFonts w:ascii="BRH Malayalam Extra" w:hAnsi="BRH Malayalam Extra" w:cs="BRH Devanagari Extra"/>
-                <w:color w:val="000000"/>
-                <w:sz w:val="32"/>
-                <w:szCs w:val="40"/>
-              </w:rPr>
-              <w:t>–</w:t>
-            </w:r>
-            <w:proofErr w:type="spellStart"/>
+            <w:r>
+              <w:rPr>
+                <w:rFonts w:ascii="BRH Malayalam Extra" w:hAnsi="BRH Malayalam Extra" w:cs="BRH Devanagari Extra"/>
+                <w:color w:val="000000"/>
+                <w:sz w:val="32"/>
+                <w:szCs w:val="40"/>
+              </w:rPr>
+              <w:t>–</w:t>
+            </w:r>
             <w:r>
               <w:rPr>
                 <w:rFonts w:ascii="BRH Devanagari Extra" w:hAnsi="BRH Devanagari Extra" w:cs="BRH Devanagari Extra"/>
@@ -2013,57 +2445,33 @@
               </w:rPr>
               <w:t>xiÉ</w:t>
             </w:r>
-            <w:proofErr w:type="spellEnd"/>
-            <w:r>
-              <w:rPr>
-                <w:rFonts w:ascii="BRH Malayalam Extra" w:hAnsi="BRH Malayalam Extra" w:cs="BRH Devanagari Extra"/>
-                <w:color w:val="000000"/>
-                <w:sz w:val="32"/>
-                <w:szCs w:val="40"/>
-              </w:rPr>
-              <w:t>–</w:t>
-            </w:r>
-            <w:proofErr w:type="spellStart"/>
-            <w:r>
-              <w:rPr>
-                <w:rFonts w:ascii="BRH Devanagari Extra" w:hAnsi="BRH Devanagari Extra" w:cs="BRH Devanagari Extra"/>
-                <w:color w:val="000000"/>
-                <w:sz w:val="40"/>
-                <w:szCs w:val="40"/>
-              </w:rPr>
-              <w:t>lÉÑuÉþÈ</w:t>
-            </w:r>
-            <w:proofErr w:type="spellEnd"/>
-            <w:r>
-              <w:rPr>
-                <w:rFonts w:ascii="BRH Devanagari Extra" w:hAnsi="BRH Devanagari Extra" w:cs="BRH Devanagari Extra"/>
-                <w:color w:val="000000"/>
-                <w:sz w:val="40"/>
-                <w:szCs w:val="40"/>
-              </w:rPr>
-              <w:t xml:space="preserve"> | </w:t>
-            </w:r>
-            <w:proofErr w:type="spellStart"/>
-            <w:r>
-              <w:rPr>
-                <w:rFonts w:ascii="BRH Devanagari Extra" w:hAnsi="BRH Devanagari Extra" w:cs="BRH Devanagari Extra"/>
-                <w:color w:val="000000"/>
-                <w:sz w:val="40"/>
-                <w:szCs w:val="40"/>
-              </w:rPr>
-              <w:t>iÉ</w:t>
-            </w:r>
-            <w:proofErr w:type="spellEnd"/>
-            <w:r>
-              <w:rPr>
-                <w:rFonts w:ascii="BRH Malayalam Extra" w:hAnsi="BRH Malayalam Extra" w:cs="BRH Devanagari Extra"/>
-                <w:color w:val="000000"/>
-                <w:sz w:val="32"/>
-                <w:szCs w:val="40"/>
-              </w:rPr>
-              <w:t>–</w:t>
-            </w:r>
-            <w:proofErr w:type="spellStart"/>
+            <w:r>
+              <w:rPr>
+                <w:rFonts w:ascii="BRH Malayalam Extra" w:hAnsi="BRH Malayalam Extra" w:cs="BRH Devanagari Extra"/>
+                <w:color w:val="000000"/>
+                <w:sz w:val="32"/>
+                <w:szCs w:val="40"/>
+              </w:rPr>
+              <w:t>–</w:t>
+            </w:r>
+            <w:r>
+              <w:rPr>
+                <w:rFonts w:ascii="BRH Devanagari Extra" w:hAnsi="BRH Devanagari Extra" w:cs="BRH Devanagari Extra"/>
+                <w:color w:val="000000"/>
+                <w:sz w:val="40"/>
+                <w:szCs w:val="40"/>
+              </w:rPr>
+              <w:t>lÉÑuÉþÈ | iÉ</w:t>
+            </w:r>
+            <w:r>
+              <w:rPr>
+                <w:rFonts w:ascii="BRH Malayalam Extra" w:hAnsi="BRH Malayalam Extra" w:cs="BRH Devanagari Extra"/>
+                <w:color w:val="000000"/>
+                <w:sz w:val="32"/>
+                <w:szCs w:val="40"/>
+              </w:rPr>
+              <w:t>–</w:t>
+            </w:r>
             <w:r>
               <w:rPr>
                 <w:rFonts w:ascii="BRH Devanagari Extra" w:hAnsi="BRH Devanagari Extra" w:cs="BRH Devanagari Extra"/>
@@ -2073,35 +2481,23 @@
               </w:rPr>
               <w:t>lÉÑuÉ</w:t>
             </w:r>
-            <w:proofErr w:type="spellEnd"/>
-            <w:r>
-              <w:rPr>
-                <w:rFonts w:ascii="BRH Malayalam Extra" w:hAnsi="BRH Malayalam Extra" w:cs="BRH Devanagari Extra"/>
-                <w:color w:val="000000"/>
-                <w:sz w:val="32"/>
-                <w:szCs w:val="40"/>
-              </w:rPr>
-              <w:t>–</w:t>
-            </w:r>
-            <w:proofErr w:type="spellStart"/>
-            <w:r>
-              <w:rPr>
-                <w:rFonts w:ascii="BRH Devanagari Extra" w:hAnsi="BRH Devanagari Extra" w:cs="BRH Devanagari Extra"/>
-                <w:color w:val="000000"/>
-                <w:sz w:val="40"/>
-                <w:szCs w:val="40"/>
-              </w:rPr>
-              <w:t>xiÉÉÈ</w:t>
-            </w:r>
-            <w:proofErr w:type="spellEnd"/>
-            <w:r>
-              <w:rPr>
-                <w:rFonts w:ascii="BRH Devanagari Extra" w:hAnsi="BRH Devanagari Extra" w:cs="BRH Devanagari Extra"/>
-                <w:color w:val="000000"/>
-                <w:sz w:val="40"/>
-                <w:szCs w:val="40"/>
-              </w:rPr>
-              <w:t xml:space="preserve"> |</w:t>
+            <w:r>
+              <w:rPr>
+                <w:rFonts w:ascii="BRH Malayalam Extra" w:hAnsi="BRH Malayalam Extra" w:cs="BRH Devanagari Extra"/>
+                <w:color w:val="000000"/>
+                <w:sz w:val="32"/>
+                <w:szCs w:val="40"/>
+              </w:rPr>
+              <w:t>–</w:t>
+            </w:r>
+            <w:r>
+              <w:rPr>
+                <w:rFonts w:ascii="BRH Devanagari Extra" w:hAnsi="BRH Devanagari Extra" w:cs="BRH Devanagari Extra"/>
+                <w:color w:val="000000"/>
+                <w:sz w:val="40"/>
+                <w:szCs w:val="40"/>
+              </w:rPr>
+              <w:t>xiÉÉÈ |</w:t>
             </w:r>
           </w:p>
         </w:tc>
@@ -2139,19 +2535,8 @@
                 <w:sz w:val="28"/>
                 <w:szCs w:val="32"/>
               </w:rPr>
-              <w:t xml:space="preserve">T.S.6.2.2.2 – </w:t>
-            </w:r>
-            <w:proofErr w:type="spellStart"/>
-            <w:r>
-              <w:rPr>
-                <w:rFonts w:cs="Arial"/>
-                <w:b/>
-                <w:sz w:val="28"/>
-                <w:szCs w:val="32"/>
-              </w:rPr>
-              <w:t>Kramam</w:t>
-            </w:r>
-            <w:proofErr w:type="spellEnd"/>
+              <w:t>T.S.6.2.2.2 – Kramam</w:t>
+            </w:r>
           </w:p>
           <w:p>
             <w:pPr>
@@ -2171,45 +2556,14 @@
                 <w:szCs w:val="32"/>
               </w:rPr>
             </w:pPr>
-            <w:proofErr w:type="spellStart"/>
-            <w:r>
-              <w:rPr>
-                <w:rFonts w:cs="Arial"/>
-                <w:b/>
-                <w:sz w:val="28"/>
-                <w:szCs w:val="32"/>
-              </w:rPr>
-              <w:t>Krama</w:t>
-            </w:r>
-            <w:proofErr w:type="spellEnd"/>
-            <w:r>
-              <w:rPr>
-                <w:rFonts w:cs="Arial"/>
-                <w:b/>
-                <w:sz w:val="28"/>
-                <w:szCs w:val="32"/>
-              </w:rPr>
-              <w:t xml:space="preserve"> </w:t>
-            </w:r>
-            <w:proofErr w:type="spellStart"/>
-            <w:r>
-              <w:rPr>
-                <w:rFonts w:cs="Arial"/>
-                <w:b/>
-                <w:sz w:val="28"/>
-                <w:szCs w:val="32"/>
-              </w:rPr>
-              <w:t>Vaakyam</w:t>
-            </w:r>
-            <w:proofErr w:type="spellEnd"/>
-            <w:r>
-              <w:rPr>
-                <w:rFonts w:cs="Arial"/>
-                <w:b/>
-                <w:sz w:val="28"/>
-                <w:szCs w:val="32"/>
-              </w:rPr>
-              <w:t xml:space="preserve"> No.– 5</w:t>
+            <w:r>
+              <w:rPr>
+                <w:rFonts w:cs="Arial"/>
+                <w:b/>
+                <w:sz w:val="28"/>
+                <w:szCs w:val="32"/>
+              </w:rPr>
+              <w:t>Krama Vaakyam No.– 5</w:t>
             </w:r>
           </w:p>
           <w:p>
@@ -2230,25 +2584,14 @@
                 <w:szCs w:val="32"/>
               </w:rPr>
             </w:pPr>
-            <w:proofErr w:type="spellStart"/>
-            <w:r>
-              <w:rPr>
-                <w:rFonts w:cs="Arial"/>
-                <w:b/>
-                <w:sz w:val="28"/>
-                <w:szCs w:val="32"/>
-              </w:rPr>
-              <w:t>Panchaati</w:t>
-            </w:r>
-            <w:proofErr w:type="spellEnd"/>
-            <w:r>
-              <w:rPr>
-                <w:rFonts w:cs="Arial"/>
-                <w:b/>
-                <w:sz w:val="28"/>
-                <w:szCs w:val="32"/>
-              </w:rPr>
-              <w:t xml:space="preserve"> No</w:t>
+            <w:r>
+              <w:rPr>
+                <w:rFonts w:cs="Arial"/>
+                <w:b/>
+                <w:sz w:val="28"/>
+                <w:szCs w:val="32"/>
+              </w:rPr>
+              <w:t>Panchaati No</w:t>
             </w:r>
             <w:r>
               <w:rPr>
@@ -2306,7 +2649,6 @@
               </w:rPr>
               <w:t>–</w:t>
             </w:r>
-            <w:proofErr w:type="spellStart"/>
             <w:r>
               <w:rPr>
                 <w:rFonts w:ascii="BRH Devanagari Extra" w:hAnsi="BRH Devanagari Extra" w:cs="BRH Devanagari Extra"/>
@@ -2316,7 +2658,6 @@
               </w:rPr>
               <w:t>lrÉxqÉæ</w:t>
             </w:r>
-            <w:proofErr w:type="spellEnd"/>
             <w:r>
               <w:rPr>
                 <w:rFonts w:ascii="BRH Malayalam Extra" w:hAnsi="BRH Malayalam Extra" w:cs="BRH Devanagari Extra"/>
@@ -2411,7 +2752,6 @@
               </w:rPr>
               <w:t>–</w:t>
             </w:r>
-            <w:proofErr w:type="spellStart"/>
             <w:r>
               <w:rPr>
                 <w:rFonts w:ascii="BRH Devanagari Extra" w:hAnsi="BRH Devanagari Extra" w:cs="BRH Devanagari Extra"/>
@@ -2421,7 +2761,6 @@
               </w:rPr>
               <w:t>lrÉxqÉæ</w:t>
             </w:r>
-            <w:proofErr w:type="spellEnd"/>
             <w:r>
               <w:rPr>
                 <w:rFonts w:ascii="BRH Malayalam Extra" w:hAnsi="BRH Malayalam Extra" w:cs="BRH Devanagari Extra"/>
@@ -2440,7 +2779,6 @@
               </w:rPr>
               <w:t xml:space="preserve"> SìÓ½ÉÿiÉç | </w:t>
             </w:r>
-            <w:proofErr w:type="spellStart"/>
             <w:r>
               <w:rPr>
                 <w:rFonts w:ascii="BRH Devanagari Extra" w:hAnsi="BRH Devanagari Extra" w:cs="BRH Devanagari Extra"/>
@@ -2451,7 +2789,6 @@
               </w:rPr>
               <w:t>SìÓ</w:t>
             </w:r>
-            <w:proofErr w:type="spellEnd"/>
             <w:r>
               <w:rPr>
                 <w:rFonts w:ascii="BRH Malayalam Extra" w:hAnsi="BRH Malayalam Extra" w:cs="BRH Devanagari Extra"/>
@@ -2508,7 +2845,6 @@
               </w:rPr>
               <w:t>“</w:t>
             </w:r>
-            <w:proofErr w:type="spellStart"/>
             <w:r>
               <w:rPr>
                 <w:b/>
@@ -2516,7 +2852,6 @@
               </w:rPr>
               <w:t>dru</w:t>
             </w:r>
-            <w:proofErr w:type="spellEnd"/>
             <w:r>
               <w:rPr>
                 <w:b/>
@@ -2567,20 +2902,8 @@
                 <w:sz w:val="28"/>
                 <w:szCs w:val="32"/>
               </w:rPr>
-              <w:lastRenderedPageBreak/>
-              <w:t xml:space="preserve">T.S.6.2.2.6 – </w:t>
-            </w:r>
-            <w:proofErr w:type="spellStart"/>
-            <w:r>
-              <w:rPr>
-                <w:rFonts w:cs="Arial"/>
-                <w:b/>
-                <w:sz w:val="28"/>
-                <w:szCs w:val="32"/>
-              </w:rPr>
-              <w:t>Kramam</w:t>
-            </w:r>
-            <w:proofErr w:type="spellEnd"/>
+              <w:t>T.S.6.2.2.6 – Kramam</w:t>
+            </w:r>
           </w:p>
           <w:p>
             <w:pPr>
@@ -2599,41 +2922,13 @@
                 <w:szCs w:val="32"/>
               </w:rPr>
             </w:pPr>
-            <w:proofErr w:type="spellStart"/>
-            <w:r>
-              <w:rPr>
-                <w:rFonts w:cs="Arial"/>
-                <w:b/>
-                <w:szCs w:val="32"/>
-              </w:rPr>
-              <w:t>Krama</w:t>
-            </w:r>
-            <w:proofErr w:type="spellEnd"/>
-            <w:r>
-              <w:rPr>
-                <w:rFonts w:cs="Arial"/>
-                <w:b/>
-                <w:szCs w:val="32"/>
-              </w:rPr>
-              <w:t xml:space="preserve"> </w:t>
-            </w:r>
-            <w:proofErr w:type="spellStart"/>
-            <w:r>
-              <w:rPr>
-                <w:rFonts w:cs="Arial"/>
-                <w:b/>
-                <w:szCs w:val="32"/>
-              </w:rPr>
-              <w:t>Vaakyam</w:t>
-            </w:r>
-            <w:proofErr w:type="spellEnd"/>
-            <w:r>
-              <w:rPr>
-                <w:rFonts w:cs="Arial"/>
-                <w:b/>
-                <w:szCs w:val="32"/>
-              </w:rPr>
-              <w:t xml:space="preserve"> No.– 52 &amp; 53</w:t>
+            <w:r>
+              <w:rPr>
+                <w:rFonts w:cs="Arial"/>
+                <w:b/>
+                <w:szCs w:val="32"/>
+              </w:rPr>
+              <w:t>Krama Vaakyam No.– 52 &amp; 53</w:t>
             </w:r>
           </w:p>
           <w:p>
@@ -2651,25 +2946,14 @@
                 <w:szCs w:val="36"/>
               </w:rPr>
             </w:pPr>
-            <w:proofErr w:type="spellStart"/>
-            <w:r>
-              <w:rPr>
-                <w:rFonts w:cs="Arial"/>
-                <w:b/>
-                <w:sz w:val="28"/>
-                <w:szCs w:val="32"/>
-              </w:rPr>
-              <w:t>Panchaati</w:t>
-            </w:r>
-            <w:proofErr w:type="spellEnd"/>
-            <w:r>
-              <w:rPr>
-                <w:rFonts w:cs="Arial"/>
-                <w:b/>
-                <w:sz w:val="28"/>
-                <w:szCs w:val="32"/>
-              </w:rPr>
-              <w:t xml:space="preserve"> No</w:t>
+            <w:r>
+              <w:rPr>
+                <w:rFonts w:cs="Arial"/>
+                <w:b/>
+                <w:sz w:val="28"/>
+                <w:szCs w:val="32"/>
+              </w:rPr>
+              <w:t>Panchaati No</w:t>
             </w:r>
             <w:r>
               <w:rPr>
@@ -2704,7 +2988,6 @@
                 <w:szCs w:val="40"/>
               </w:rPr>
             </w:pPr>
-            <w:proofErr w:type="spellStart"/>
             <w:r>
               <w:rPr>
                 <w:rFonts w:ascii="BRH Devanagari Extra" w:hAnsi="BRH Devanagari Extra" w:cs="BRH Devanagari Extra"/>
@@ -2731,17 +3014,7 @@
                 <w:sz w:val="40"/>
                 <w:szCs w:val="40"/>
               </w:rPr>
-              <w:t>Ò</w:t>
-            </w:r>
-            <w:proofErr w:type="spellEnd"/>
-            <w:r>
-              <w:rPr>
-                <w:rFonts w:ascii="BRH Devanagari Extra" w:hAnsi="BRH Devanagari Extra" w:cs="BRH Devanagari Extra"/>
-                <w:color w:val="000000"/>
-                <w:sz w:val="40"/>
-                <w:szCs w:val="40"/>
-              </w:rPr>
-              <w:t xml:space="preserve"> | AÉ</w:t>
+              <w:t>Ò | AÉ</w:t>
             </w:r>
             <w:r>
               <w:rPr>
@@ -2780,7 +3053,6 @@
               </w:rPr>
               <w:t>–</w:t>
             </w:r>
-            <w:proofErr w:type="spellStart"/>
             <w:r>
               <w:rPr>
                 <w:rFonts w:ascii="BRH Devanagari Extra" w:hAnsi="BRH Devanagari Extra" w:cs="BRH Devanagari Extra"/>
@@ -2790,7 +3062,6 @@
               </w:rPr>
               <w:t>ÎalÉÈ</w:t>
             </w:r>
-            <w:proofErr w:type="spellEnd"/>
             <w:r>
               <w:rPr>
                 <w:rFonts w:ascii="BRH Devanagari Extra" w:hAnsi="BRH Devanagari Extra" w:cs="BRH Devanagari Extra"/>
@@ -2820,7 +3091,6 @@
                 <w:szCs w:val="40"/>
               </w:rPr>
             </w:pPr>
-            <w:proofErr w:type="spellStart"/>
             <w:r>
               <w:rPr>
                 <w:rFonts w:ascii="BRH Devanagari Extra" w:hAnsi="BRH Devanagari Extra" w:cs="BRH Devanagari Extra"/>
@@ -2840,7 +3110,6 @@
               </w:rPr>
               <w:t>WÒûÈ</w:t>
             </w:r>
-            <w:proofErr w:type="spellEnd"/>
             <w:r>
               <w:rPr>
                 <w:rFonts w:ascii="BRH Devanagari Extra" w:hAnsi="BRH Devanagari Extra" w:cs="BRH Devanagari Extra"/>
@@ -2878,7 +3147,6 @@
               </w:rPr>
               <w:t>–</w:t>
             </w:r>
-            <w:proofErr w:type="spellStart"/>
             <w:r>
               <w:rPr>
                 <w:rFonts w:ascii="BRH Devanagari Extra" w:hAnsi="BRH Devanagari Extra" w:cs="BRH Devanagari Extra"/>
@@ -2888,35 +3156,23 @@
               </w:rPr>
               <w:t>ÒûU</w:t>
             </w:r>
-            <w:proofErr w:type="spellEnd"/>
-            <w:r>
-              <w:rPr>
-                <w:rFonts w:ascii="BRH Malayalam Extra" w:hAnsi="BRH Malayalam Extra" w:cs="BRH Devanagari Extra"/>
-                <w:color w:val="000000"/>
-                <w:sz w:val="32"/>
-                <w:szCs w:val="40"/>
-              </w:rPr>
-              <w:t>–</w:t>
-            </w:r>
-            <w:proofErr w:type="spellStart"/>
-            <w:r>
-              <w:rPr>
-                <w:rFonts w:ascii="BRH Devanagari Extra" w:hAnsi="BRH Devanagari Extra" w:cs="BRH Devanagari Extra"/>
-                <w:color w:val="000000"/>
-                <w:sz w:val="40"/>
-                <w:szCs w:val="40"/>
-              </w:rPr>
-              <w:t>ÎalÉÈ</w:t>
-            </w:r>
-            <w:proofErr w:type="spellEnd"/>
-            <w:r>
-              <w:rPr>
-                <w:rFonts w:ascii="BRH Devanagari Extra" w:hAnsi="BRH Devanagari Extra" w:cs="BRH Devanagari Extra"/>
-                <w:color w:val="000000"/>
-                <w:sz w:val="40"/>
-                <w:szCs w:val="40"/>
-              </w:rPr>
-              <w:t xml:space="preserve"> |</w:t>
+            <w:r>
+              <w:rPr>
+                <w:rFonts w:ascii="BRH Malayalam Extra" w:hAnsi="BRH Malayalam Extra" w:cs="BRH Devanagari Extra"/>
+                <w:color w:val="000000"/>
+                <w:sz w:val="32"/>
+                <w:szCs w:val="40"/>
+              </w:rPr>
+              <w:t>–</w:t>
+            </w:r>
+            <w:r>
+              <w:rPr>
+                <w:rFonts w:ascii="BRH Devanagari Extra" w:hAnsi="BRH Devanagari Extra" w:cs="BRH Devanagari Extra"/>
+                <w:color w:val="000000"/>
+                <w:sz w:val="40"/>
+                <w:szCs w:val="40"/>
+              </w:rPr>
+              <w:t>ÎalÉÈ |</w:t>
             </w:r>
           </w:p>
         </w:tc>
@@ -2954,19 +3210,8 @@
                 <w:sz w:val="28"/>
                 <w:szCs w:val="32"/>
               </w:rPr>
-              <w:t xml:space="preserve">T.S.6.2.3.1 – </w:t>
-            </w:r>
-            <w:proofErr w:type="spellStart"/>
-            <w:r>
-              <w:rPr>
-                <w:rFonts w:cs="Arial"/>
-                <w:b/>
-                <w:sz w:val="28"/>
-                <w:szCs w:val="32"/>
-              </w:rPr>
-              <w:t>Kramam</w:t>
-            </w:r>
-            <w:proofErr w:type="spellEnd"/>
+              <w:t>T.S.6.2.3.1 – Kramam</w:t>
+            </w:r>
           </w:p>
           <w:p>
             <w:pPr>
@@ -2986,45 +3231,14 @@
                 <w:szCs w:val="32"/>
               </w:rPr>
             </w:pPr>
-            <w:proofErr w:type="spellStart"/>
-            <w:r>
-              <w:rPr>
-                <w:rFonts w:cs="Arial"/>
-                <w:b/>
-                <w:sz w:val="28"/>
-                <w:szCs w:val="32"/>
-              </w:rPr>
-              <w:t>Krama</w:t>
-            </w:r>
-            <w:proofErr w:type="spellEnd"/>
-            <w:r>
-              <w:rPr>
-                <w:rFonts w:cs="Arial"/>
-                <w:b/>
-                <w:sz w:val="28"/>
-                <w:szCs w:val="32"/>
-              </w:rPr>
-              <w:t xml:space="preserve"> </w:t>
-            </w:r>
-            <w:proofErr w:type="spellStart"/>
-            <w:r>
-              <w:rPr>
-                <w:rFonts w:cs="Arial"/>
-                <w:b/>
-                <w:sz w:val="28"/>
-                <w:szCs w:val="32"/>
-              </w:rPr>
-              <w:t>Vaakyam</w:t>
-            </w:r>
-            <w:proofErr w:type="spellEnd"/>
-            <w:r>
-              <w:rPr>
-                <w:rFonts w:cs="Arial"/>
-                <w:b/>
-                <w:sz w:val="28"/>
-                <w:szCs w:val="32"/>
-              </w:rPr>
-              <w:t xml:space="preserve"> No.– 51</w:t>
+            <w:r>
+              <w:rPr>
+                <w:rFonts w:cs="Arial"/>
+                <w:b/>
+                <w:sz w:val="28"/>
+                <w:szCs w:val="32"/>
+              </w:rPr>
+              <w:t>Krama Vaakyam No.– 51</w:t>
             </w:r>
           </w:p>
           <w:p>
@@ -3045,25 +3259,14 @@
                 <w:szCs w:val="32"/>
               </w:rPr>
             </w:pPr>
-            <w:proofErr w:type="spellStart"/>
-            <w:r>
-              <w:rPr>
-                <w:rFonts w:cs="Arial"/>
-                <w:b/>
-                <w:sz w:val="28"/>
-                <w:szCs w:val="32"/>
-              </w:rPr>
-              <w:t>Panchaati</w:t>
-            </w:r>
-            <w:proofErr w:type="spellEnd"/>
-            <w:r>
-              <w:rPr>
-                <w:rFonts w:cs="Arial"/>
-                <w:b/>
-                <w:sz w:val="28"/>
-                <w:szCs w:val="32"/>
-              </w:rPr>
-              <w:t xml:space="preserve"> No</w:t>
+            <w:r>
+              <w:rPr>
+                <w:rFonts w:cs="Arial"/>
+                <w:b/>
+                <w:sz w:val="28"/>
+                <w:szCs w:val="32"/>
+              </w:rPr>
+              <w:t>Panchaati No</w:t>
             </w:r>
             <w:r>
               <w:rPr>
@@ -3099,56 +3302,33 @@
                 <w:lang w:val="en-IN" w:eastAsia="en-IN" w:bidi="ml-IN"/>
               </w:rPr>
             </w:pPr>
-            <w:proofErr w:type="spellStart"/>
-            <w:r>
-              <w:rPr>
-                <w:rFonts w:ascii="BRH Devanagari Extra" w:hAnsi="BRH Devanagari Extra" w:cs="BRH Devanagari Extra"/>
-                <w:color w:val="000000"/>
-                <w:sz w:val="40"/>
-                <w:szCs w:val="40"/>
-              </w:rPr>
-              <w:t>Mü</w:t>
-            </w:r>
-            <w:proofErr w:type="spellEnd"/>
-            <w:r>
-              <w:rPr>
-                <w:rFonts w:ascii="BRH Devanagari Extra" w:hAnsi="BRH Devanagari Extra" w:cs="BRH Devanagari Extra"/>
-                <w:color w:val="000000"/>
-                <w:sz w:val="40"/>
-                <w:szCs w:val="40"/>
-              </w:rPr>
-              <w:t xml:space="preserve"> C</w:t>
-            </w:r>
-            <w:r>
-              <w:rPr>
-                <w:rFonts w:ascii="BRH Malayalam Extra" w:hAnsi="BRH Malayalam Extra" w:cs="BRH Devanagari Extra"/>
-                <w:color w:val="000000"/>
-                <w:sz w:val="32"/>
-                <w:szCs w:val="40"/>
-              </w:rPr>
-              <w:t>–</w:t>
-            </w:r>
-            <w:proofErr w:type="spellStart"/>
-            <w:r>
-              <w:rPr>
-                <w:rFonts w:ascii="BRH Devanagari Extra" w:hAnsi="BRH Devanagari Extra" w:cs="BRH Devanagari Extra"/>
-                <w:color w:val="000000"/>
-                <w:sz w:val="40"/>
-                <w:szCs w:val="40"/>
-              </w:rPr>
-              <w:t>qÉÉqÉç</w:t>
-            </w:r>
-            <w:proofErr w:type="spellEnd"/>
-            <w:r>
-              <w:rPr>
-                <w:rFonts w:ascii="BRH Devanagari Extra" w:hAnsi="BRH Devanagari Extra" w:cs="BRH Devanagari Extra"/>
-                <w:color w:val="000000"/>
-                <w:sz w:val="40"/>
-                <w:szCs w:val="40"/>
-              </w:rPr>
-              <w:t xml:space="preserve"> | </w:t>
-            </w:r>
-            <w:proofErr w:type="spellStart"/>
+            <w:r>
+              <w:rPr>
+                <w:rFonts w:ascii="BRH Devanagari Extra" w:hAnsi="BRH Devanagari Extra" w:cs="BRH Devanagari Extra"/>
+                <w:color w:val="000000"/>
+                <w:sz w:val="40"/>
+                <w:szCs w:val="40"/>
+              </w:rPr>
+              <w:t>Mü C</w:t>
+            </w:r>
+            <w:r>
+              <w:rPr>
+                <w:rFonts w:ascii="BRH Malayalam Extra" w:hAnsi="BRH Malayalam Extra" w:cs="BRH Devanagari Extra"/>
+                <w:color w:val="000000"/>
+                <w:sz w:val="32"/>
+                <w:szCs w:val="40"/>
+              </w:rPr>
+              <w:t>–</w:t>
+            </w:r>
+            <w:r>
+              <w:rPr>
+                <w:rFonts w:ascii="BRH Devanagari Extra" w:hAnsi="BRH Devanagari Extra" w:cs="BRH Devanagari Extra"/>
+                <w:color w:val="000000"/>
+                <w:sz w:val="40"/>
+                <w:szCs w:val="40"/>
+              </w:rPr>
+              <w:t xml:space="preserve">qÉÉqÉç | </w:t>
+            </w:r>
             <w:r>
               <w:rPr>
                 <w:rFonts w:ascii="BRH Devanagari Extra" w:hAnsi="BRH Devanagari Extra" w:cs="BRH Devanagari Extra"/>
@@ -3166,17 +3346,7 @@
                 <w:sz w:val="40"/>
                 <w:szCs w:val="40"/>
               </w:rPr>
-              <w:t>qÉÉqÉþÍxÉwrÉÌiÉ</w:t>
-            </w:r>
-            <w:proofErr w:type="spellEnd"/>
-            <w:r>
-              <w:rPr>
-                <w:rFonts w:ascii="BRH Devanagari Extra" w:hAnsi="BRH Devanagari Extra" w:cs="BRH Devanagari Extra"/>
-                <w:color w:val="000000"/>
-                <w:sz w:val="40"/>
-                <w:szCs w:val="40"/>
-              </w:rPr>
-              <w:t xml:space="preserve"> |</w:t>
+              <w:t>qÉÉqÉþÍxÉwrÉÌiÉ |</w:t>
             </w:r>
           </w:p>
         </w:tc>
@@ -3195,54 +3365,32 @@
                 <w:lang w:val="en-IN" w:eastAsia="en-IN" w:bidi="ml-IN"/>
               </w:rPr>
             </w:pPr>
-            <w:proofErr w:type="spellStart"/>
-            <w:r>
-              <w:rPr>
-                <w:rFonts w:ascii="BRH Devanagari Extra" w:hAnsi="BRH Devanagari Extra" w:cs="BRH Devanagari Extra"/>
-                <w:color w:val="000000"/>
-                <w:sz w:val="40"/>
-                <w:szCs w:val="40"/>
-              </w:rPr>
-              <w:t>Mü</w:t>
-            </w:r>
-            <w:proofErr w:type="spellEnd"/>
-            <w:r>
-              <w:rPr>
-                <w:rFonts w:ascii="BRH Devanagari Extra" w:hAnsi="BRH Devanagari Extra" w:cs="BRH Devanagari Extra"/>
-                <w:color w:val="000000"/>
-                <w:sz w:val="40"/>
-                <w:szCs w:val="40"/>
-              </w:rPr>
-              <w:t xml:space="preserve"> C</w:t>
-            </w:r>
-            <w:r>
-              <w:rPr>
-                <w:rFonts w:ascii="BRH Malayalam Extra" w:hAnsi="BRH Malayalam Extra" w:cs="BRH Devanagari Extra"/>
-                <w:color w:val="000000"/>
-                <w:sz w:val="32"/>
-                <w:szCs w:val="40"/>
-              </w:rPr>
-              <w:t>–</w:t>
-            </w:r>
-            <w:proofErr w:type="spellStart"/>
-            <w:r>
-              <w:rPr>
-                <w:rFonts w:ascii="BRH Devanagari Extra" w:hAnsi="BRH Devanagari Extra" w:cs="BRH Devanagari Extra"/>
-                <w:color w:val="000000"/>
-                <w:sz w:val="40"/>
-                <w:szCs w:val="40"/>
-              </w:rPr>
-              <w:t>qÉÉqÉç</w:t>
-            </w:r>
-            <w:proofErr w:type="spellEnd"/>
-            <w:r>
-              <w:rPr>
-                <w:rFonts w:ascii="BRH Devanagari Extra" w:hAnsi="BRH Devanagari Extra" w:cs="BRH Devanagari Extra"/>
-                <w:color w:val="000000"/>
-                <w:sz w:val="40"/>
-                <w:szCs w:val="40"/>
-              </w:rPr>
-              <w:t xml:space="preserve"> | </w:t>
+            <w:r>
+              <w:rPr>
+                <w:rFonts w:ascii="BRH Devanagari Extra" w:hAnsi="BRH Devanagari Extra" w:cs="BRH Devanagari Extra"/>
+                <w:color w:val="000000"/>
+                <w:sz w:val="40"/>
+                <w:szCs w:val="40"/>
+              </w:rPr>
+              <w:t>Mü C</w:t>
+            </w:r>
+            <w:r>
+              <w:rPr>
+                <w:rFonts w:ascii="BRH Malayalam Extra" w:hAnsi="BRH Malayalam Extra" w:cs="BRH Devanagari Extra"/>
+                <w:color w:val="000000"/>
+                <w:sz w:val="32"/>
+                <w:szCs w:val="40"/>
+              </w:rPr>
+              <w:t>–</w:t>
+            </w:r>
+            <w:r>
+              <w:rPr>
+                <w:rFonts w:ascii="BRH Devanagari Extra" w:hAnsi="BRH Devanagari Extra" w:cs="BRH Devanagari Extra"/>
+                <w:color w:val="000000"/>
+                <w:sz w:val="40"/>
+                <w:szCs w:val="40"/>
+              </w:rPr>
+              <w:t xml:space="preserve">qÉÉqÉç | </w:t>
             </w:r>
             <w:r>
               <w:rPr>
@@ -3263,7 +3411,6 @@
               </w:rPr>
               <w:t>–</w:t>
             </w:r>
-            <w:proofErr w:type="spellStart"/>
             <w:r>
               <w:rPr>
                 <w:rFonts w:ascii="BRH Devanagari Extra" w:hAnsi="BRH Devanagari Extra" w:cs="BRH Devanagari Extra"/>
@@ -3280,17 +3427,7 @@
                 <w:sz w:val="40"/>
                 <w:szCs w:val="40"/>
               </w:rPr>
-              <w:t>ÉÉqÉþÍxÉwrÉÌiÉ</w:t>
-            </w:r>
-            <w:proofErr w:type="spellEnd"/>
-            <w:r>
-              <w:rPr>
-                <w:rFonts w:ascii="BRH Devanagari Extra" w:hAnsi="BRH Devanagari Extra" w:cs="BRH Devanagari Extra"/>
-                <w:color w:val="000000"/>
-                <w:sz w:val="40"/>
-                <w:szCs w:val="40"/>
-              </w:rPr>
-              <w:t xml:space="preserve"> |</w:t>
+              <w:t>ÉÉqÉþÍxÉwrÉÌiÉ |</w:t>
             </w:r>
           </w:p>
         </w:tc>
@@ -3328,19 +3465,8 @@
                 <w:sz w:val="28"/>
                 <w:szCs w:val="32"/>
               </w:rPr>
-              <w:t xml:space="preserve">T.S.6.2.3.2 – </w:t>
-            </w:r>
-            <w:proofErr w:type="spellStart"/>
-            <w:r>
-              <w:rPr>
-                <w:rFonts w:cs="Arial"/>
-                <w:b/>
-                <w:sz w:val="28"/>
-                <w:szCs w:val="32"/>
-              </w:rPr>
-              <w:t>Kramam</w:t>
-            </w:r>
-            <w:proofErr w:type="spellEnd"/>
+              <w:t>T.S.6.2.3.2 – Kramam</w:t>
+            </w:r>
           </w:p>
           <w:p>
             <w:pPr>
@@ -3360,45 +3486,14 @@
                 <w:szCs w:val="32"/>
               </w:rPr>
             </w:pPr>
-            <w:proofErr w:type="spellStart"/>
-            <w:r>
-              <w:rPr>
-                <w:rFonts w:cs="Arial"/>
-                <w:b/>
-                <w:sz w:val="28"/>
-                <w:szCs w:val="32"/>
-              </w:rPr>
-              <w:t>Krama</w:t>
-            </w:r>
-            <w:proofErr w:type="spellEnd"/>
-            <w:r>
-              <w:rPr>
-                <w:rFonts w:cs="Arial"/>
-                <w:b/>
-                <w:sz w:val="28"/>
-                <w:szCs w:val="32"/>
-              </w:rPr>
-              <w:t xml:space="preserve"> </w:t>
-            </w:r>
-            <w:proofErr w:type="spellStart"/>
-            <w:r>
-              <w:rPr>
-                <w:rFonts w:cs="Arial"/>
-                <w:b/>
-                <w:sz w:val="28"/>
-                <w:szCs w:val="32"/>
-              </w:rPr>
-              <w:t>Vaakyam</w:t>
-            </w:r>
-            <w:proofErr w:type="spellEnd"/>
-            <w:r>
-              <w:rPr>
-                <w:rFonts w:cs="Arial"/>
-                <w:b/>
-                <w:sz w:val="28"/>
-                <w:szCs w:val="32"/>
-              </w:rPr>
-              <w:t xml:space="preserve"> No.– 35</w:t>
+            <w:r>
+              <w:rPr>
+                <w:rFonts w:cs="Arial"/>
+                <w:b/>
+                <w:sz w:val="28"/>
+                <w:szCs w:val="32"/>
+              </w:rPr>
+              <w:t>Krama Vaakyam No.– 35</w:t>
             </w:r>
           </w:p>
           <w:p>
@@ -3419,25 +3514,14 @@
                 <w:szCs w:val="32"/>
               </w:rPr>
             </w:pPr>
-            <w:proofErr w:type="spellStart"/>
-            <w:r>
-              <w:rPr>
-                <w:rFonts w:cs="Arial"/>
-                <w:b/>
-                <w:sz w:val="28"/>
-                <w:szCs w:val="32"/>
-              </w:rPr>
-              <w:t>Panchaati</w:t>
-            </w:r>
-            <w:proofErr w:type="spellEnd"/>
-            <w:r>
-              <w:rPr>
-                <w:rFonts w:cs="Arial"/>
-                <w:b/>
-                <w:sz w:val="28"/>
-                <w:szCs w:val="32"/>
-              </w:rPr>
-              <w:t xml:space="preserve"> No</w:t>
+            <w:r>
+              <w:rPr>
+                <w:rFonts w:cs="Arial"/>
+                <w:b/>
+                <w:sz w:val="28"/>
+                <w:szCs w:val="32"/>
+              </w:rPr>
+              <w:t>Panchaati No</w:t>
             </w:r>
             <w:r>
               <w:rPr>
@@ -3494,27 +3578,45 @@
               </w:rPr>
               <w:t>–</w:t>
             </w:r>
-            <w:proofErr w:type="spellStart"/>
-            <w:r>
-              <w:rPr>
-                <w:rFonts w:ascii="BRH Devanagari Extra" w:hAnsi="BRH Devanagari Extra" w:cs="BRH Devanagari Extra"/>
-                <w:color w:val="000000"/>
-                <w:sz w:val="40"/>
-                <w:szCs w:val="40"/>
-              </w:rPr>
-              <w:t>prÉÉå</w:t>
-            </w:r>
-            <w:proofErr w:type="spellEnd"/>
-            <w:r>
-              <w:rPr>
-                <w:rFonts w:ascii="BRH Devanagari Extra" w:hAnsi="BRH Devanagari Extra" w:cs="BRH Devanagari Extra"/>
-                <w:color w:val="000000"/>
-                <w:sz w:val="40"/>
-                <w:szCs w:val="40"/>
-              </w:rPr>
-              <w:t xml:space="preserve"> </w:t>
-            </w:r>
-            <w:proofErr w:type="spellStart"/>
+            <w:r>
+              <w:rPr>
+                <w:rFonts w:ascii="BRH Devanagari Extra" w:hAnsi="BRH Devanagari Extra" w:cs="BRH Devanagari Extra"/>
+                <w:color w:val="000000"/>
+                <w:sz w:val="40"/>
+                <w:szCs w:val="40"/>
+              </w:rPr>
+              <w:t>prÉÉå sÉÉå</w:t>
+            </w:r>
+            <w:r>
+              <w:rPr>
+                <w:rFonts w:ascii="BRH Malayalam Extra" w:hAnsi="BRH Malayalam Extra" w:cs="BRH Devanagari Extra"/>
+                <w:color w:val="000000"/>
+                <w:sz w:val="32"/>
+                <w:szCs w:val="40"/>
+              </w:rPr>
+              <w:t>–</w:t>
+            </w:r>
+            <w:r>
+              <w:rPr>
+                <w:rFonts w:ascii="BRH Devanagari Extra" w:hAnsi="BRH Devanagari Extra" w:cs="BRH Devanagari Extra"/>
+                <w:color w:val="000000"/>
+                <w:sz w:val="40"/>
+                <w:szCs w:val="40"/>
+              </w:rPr>
+              <w:t xml:space="preserve">MåüprÉþÈ | </w:t>
+            </w:r>
+          </w:p>
+          <w:p>
+            <w:pPr>
+              <w:spacing w:before="0" w:line="240" w:lineRule="auto"/>
+              <w:rPr>
+                <w:rFonts w:ascii="BRH Malayalam Extra" w:eastAsia="Times New Roman" w:hAnsi="BRH Malayalam Extra" w:cs="BRH Malayalam Extra"/>
+                <w:color w:val="000000"/>
+                <w:sz w:val="36"/>
+                <w:szCs w:val="40"/>
+                <w:lang w:val="en-IN" w:eastAsia="en-IN" w:bidi="ml-IN"/>
+              </w:rPr>
+            </w:pPr>
             <w:r>
               <w:rPr>
                 <w:rFonts w:ascii="BRH Devanagari Extra" w:hAnsi="BRH Devanagari Extra" w:cs="BRH Devanagari Extra"/>
@@ -3524,69 +3626,15 @@
               </w:rPr>
               <w:t>sÉÉå</w:t>
             </w:r>
-            <w:proofErr w:type="spellEnd"/>
-            <w:r>
-              <w:rPr>
-                <w:rFonts w:ascii="BRH Malayalam Extra" w:hAnsi="BRH Malayalam Extra" w:cs="BRH Devanagari Extra"/>
-                <w:color w:val="000000"/>
-                <w:sz w:val="32"/>
-                <w:szCs w:val="40"/>
-              </w:rPr>
-              <w:t>–</w:t>
-            </w:r>
-            <w:proofErr w:type="spellStart"/>
-            <w:r>
-              <w:rPr>
-                <w:rFonts w:ascii="BRH Devanagari Extra" w:hAnsi="BRH Devanagari Extra" w:cs="BRH Devanagari Extra"/>
-                <w:color w:val="000000"/>
-                <w:sz w:val="40"/>
-                <w:szCs w:val="40"/>
-              </w:rPr>
-              <w:t>MåüprÉþÈ</w:t>
-            </w:r>
-            <w:proofErr w:type="spellEnd"/>
-            <w:r>
-              <w:rPr>
-                <w:rFonts w:ascii="BRH Devanagari Extra" w:hAnsi="BRH Devanagari Extra" w:cs="BRH Devanagari Extra"/>
-                <w:color w:val="000000"/>
-                <w:sz w:val="40"/>
-                <w:szCs w:val="40"/>
-              </w:rPr>
-              <w:t xml:space="preserve"> | </w:t>
-            </w:r>
-          </w:p>
-          <w:p>
-            <w:pPr>
-              <w:spacing w:before="0" w:line="240" w:lineRule="auto"/>
-              <w:rPr>
-                <w:rFonts w:ascii="BRH Malayalam Extra" w:eastAsia="Times New Roman" w:hAnsi="BRH Malayalam Extra" w:cs="BRH Malayalam Extra"/>
-                <w:color w:val="000000"/>
-                <w:sz w:val="36"/>
-                <w:szCs w:val="40"/>
-                <w:lang w:val="en-IN" w:eastAsia="en-IN" w:bidi="ml-IN"/>
-              </w:rPr>
-            </w:pPr>
-            <w:proofErr w:type="spellStart"/>
-            <w:r>
-              <w:rPr>
-                <w:rFonts w:ascii="BRH Devanagari Extra" w:hAnsi="BRH Devanagari Extra" w:cs="BRH Devanagari Extra"/>
-                <w:color w:val="000000"/>
-                <w:sz w:val="40"/>
-                <w:szCs w:val="40"/>
-              </w:rPr>
-              <w:t>sÉÉå</w:t>
-            </w:r>
-            <w:proofErr w:type="spellEnd"/>
-            <w:r>
-              <w:rPr>
-                <w:rFonts w:ascii="BRH Malayalam Extra" w:hAnsi="BRH Malayalam Extra" w:cs="BRH Devanagari Extra"/>
-                <w:color w:val="000000"/>
-                <w:sz w:val="32"/>
-                <w:szCs w:val="40"/>
-              </w:rPr>
-              <w:t>–</w:t>
-            </w:r>
-            <w:proofErr w:type="spellStart"/>
+            <w:r>
+              <w:rPr>
+                <w:rFonts w:ascii="BRH Malayalam Extra" w:hAnsi="BRH Malayalam Extra" w:cs="BRH Devanagari Extra"/>
+                <w:color w:val="000000"/>
+                <w:sz w:val="32"/>
+                <w:szCs w:val="40"/>
+              </w:rPr>
+              <w:t>–</w:t>
+            </w:r>
             <w:r>
               <w:rPr>
                 <w:rFonts w:ascii="BRH Devanagari Extra" w:hAnsi="BRH Devanagari Extra" w:cs="BRH Devanagari Extra"/>
@@ -3613,17 +3661,7 @@
                 <w:sz w:val="40"/>
                 <w:szCs w:val="40"/>
               </w:rPr>
-              <w:t>åÅxÉÑþUÉlÉç</w:t>
-            </w:r>
-            <w:proofErr w:type="spellEnd"/>
-            <w:r>
-              <w:rPr>
-                <w:rFonts w:ascii="BRH Devanagari Extra" w:hAnsi="BRH Devanagari Extra" w:cs="BRH Devanagari Extra"/>
-                <w:color w:val="000000"/>
-                <w:sz w:val="40"/>
-                <w:szCs w:val="40"/>
-              </w:rPr>
-              <w:t xml:space="preserve"> |</w:t>
+              <w:t>åÅxÉÑþUÉlÉç |</w:t>
             </w:r>
           </w:p>
         </w:tc>
@@ -3663,27 +3701,45 @@
               </w:rPr>
               <w:t>–</w:t>
             </w:r>
-            <w:proofErr w:type="spellStart"/>
-            <w:r>
-              <w:rPr>
-                <w:rFonts w:ascii="BRH Devanagari Extra" w:hAnsi="BRH Devanagari Extra" w:cs="BRH Devanagari Extra"/>
-                <w:color w:val="000000"/>
-                <w:sz w:val="40"/>
-                <w:szCs w:val="40"/>
-              </w:rPr>
-              <w:t>prÉÉå</w:t>
-            </w:r>
-            <w:proofErr w:type="spellEnd"/>
-            <w:r>
-              <w:rPr>
-                <w:rFonts w:ascii="BRH Devanagari Extra" w:hAnsi="BRH Devanagari Extra" w:cs="BRH Devanagari Extra"/>
-                <w:color w:val="000000"/>
-                <w:sz w:val="40"/>
-                <w:szCs w:val="40"/>
-              </w:rPr>
-              <w:t xml:space="preserve"> </w:t>
-            </w:r>
-            <w:proofErr w:type="spellStart"/>
+            <w:r>
+              <w:rPr>
+                <w:rFonts w:ascii="BRH Devanagari Extra" w:hAnsi="BRH Devanagari Extra" w:cs="BRH Devanagari Extra"/>
+                <w:color w:val="000000"/>
+                <w:sz w:val="40"/>
+                <w:szCs w:val="40"/>
+              </w:rPr>
+              <w:t>prÉÉå sÉÉå</w:t>
+            </w:r>
+            <w:r>
+              <w:rPr>
+                <w:rFonts w:ascii="BRH Malayalam Extra" w:hAnsi="BRH Malayalam Extra" w:cs="BRH Devanagari Extra"/>
+                <w:color w:val="000000"/>
+                <w:sz w:val="32"/>
+                <w:szCs w:val="40"/>
+              </w:rPr>
+              <w:t>–</w:t>
+            </w:r>
+            <w:r>
+              <w:rPr>
+                <w:rFonts w:ascii="BRH Devanagari Extra" w:hAnsi="BRH Devanagari Extra" w:cs="BRH Devanagari Extra"/>
+                <w:color w:val="000000"/>
+                <w:sz w:val="40"/>
+                <w:szCs w:val="40"/>
+              </w:rPr>
+              <w:t xml:space="preserve">MåüprÉþÈ | </w:t>
+            </w:r>
+          </w:p>
+          <w:p>
+            <w:pPr>
+              <w:spacing w:before="0" w:line="240" w:lineRule="auto"/>
+              <w:rPr>
+                <w:rFonts w:ascii="BRH Malayalam Extra" w:eastAsia="Times New Roman" w:hAnsi="BRH Malayalam Extra" w:cs="BRH Malayalam Extra"/>
+                <w:color w:val="000000"/>
+                <w:sz w:val="36"/>
+                <w:szCs w:val="40"/>
+                <w:lang w:val="en-IN" w:eastAsia="en-IN" w:bidi="ml-IN"/>
+              </w:rPr>
+            </w:pPr>
             <w:r>
               <w:rPr>
                 <w:rFonts w:ascii="BRH Devanagari Extra" w:hAnsi="BRH Devanagari Extra" w:cs="BRH Devanagari Extra"/>
@@ -3693,69 +3749,15 @@
               </w:rPr>
               <w:t>sÉÉå</w:t>
             </w:r>
-            <w:proofErr w:type="spellEnd"/>
-            <w:r>
-              <w:rPr>
-                <w:rFonts w:ascii="BRH Malayalam Extra" w:hAnsi="BRH Malayalam Extra" w:cs="BRH Devanagari Extra"/>
-                <w:color w:val="000000"/>
-                <w:sz w:val="32"/>
-                <w:szCs w:val="40"/>
-              </w:rPr>
-              <w:t>–</w:t>
-            </w:r>
-            <w:proofErr w:type="spellStart"/>
-            <w:r>
-              <w:rPr>
-                <w:rFonts w:ascii="BRH Devanagari Extra" w:hAnsi="BRH Devanagari Extra" w:cs="BRH Devanagari Extra"/>
-                <w:color w:val="000000"/>
-                <w:sz w:val="40"/>
-                <w:szCs w:val="40"/>
-              </w:rPr>
-              <w:t>MåüprÉþÈ</w:t>
-            </w:r>
-            <w:proofErr w:type="spellEnd"/>
-            <w:r>
-              <w:rPr>
-                <w:rFonts w:ascii="BRH Devanagari Extra" w:hAnsi="BRH Devanagari Extra" w:cs="BRH Devanagari Extra"/>
-                <w:color w:val="000000"/>
-                <w:sz w:val="40"/>
-                <w:szCs w:val="40"/>
-              </w:rPr>
-              <w:t xml:space="preserve"> | </w:t>
-            </w:r>
-          </w:p>
-          <w:p>
-            <w:pPr>
-              <w:spacing w:before="0" w:line="240" w:lineRule="auto"/>
-              <w:rPr>
-                <w:rFonts w:ascii="BRH Malayalam Extra" w:eastAsia="Times New Roman" w:hAnsi="BRH Malayalam Extra" w:cs="BRH Malayalam Extra"/>
-                <w:color w:val="000000"/>
-                <w:sz w:val="36"/>
-                <w:szCs w:val="40"/>
-                <w:lang w:val="en-IN" w:eastAsia="en-IN" w:bidi="ml-IN"/>
-              </w:rPr>
-            </w:pPr>
-            <w:proofErr w:type="spellStart"/>
-            <w:r>
-              <w:rPr>
-                <w:rFonts w:ascii="BRH Devanagari Extra" w:hAnsi="BRH Devanagari Extra" w:cs="BRH Devanagari Extra"/>
-                <w:color w:val="000000"/>
-                <w:sz w:val="40"/>
-                <w:szCs w:val="40"/>
-              </w:rPr>
-              <w:t>sÉÉå</w:t>
-            </w:r>
-            <w:proofErr w:type="spellEnd"/>
-            <w:r>
-              <w:rPr>
-                <w:rFonts w:ascii="BRH Malayalam Extra" w:hAnsi="BRH Malayalam Extra" w:cs="BRH Devanagari Extra"/>
-                <w:color w:val="000000"/>
-                <w:sz w:val="32"/>
-                <w:szCs w:val="40"/>
-              </w:rPr>
-              <w:t>–</w:t>
-            </w:r>
-            <w:proofErr w:type="spellStart"/>
+            <w:r>
+              <w:rPr>
+                <w:rFonts w:ascii="BRH Malayalam Extra" w:hAnsi="BRH Malayalam Extra" w:cs="BRH Devanagari Extra"/>
+                <w:color w:val="000000"/>
+                <w:sz w:val="32"/>
+                <w:szCs w:val="40"/>
+              </w:rPr>
+              <w:t>–</w:t>
+            </w:r>
             <w:r>
               <w:rPr>
                 <w:rFonts w:ascii="BRH Devanagari Extra" w:hAnsi="BRH Devanagari Extra" w:cs="BRH Devanagari Extra"/>
@@ -3782,17 +3784,7 @@
                 <w:sz w:val="40"/>
                 <w:szCs w:val="40"/>
               </w:rPr>
-              <w:t>xÉÑþUÉlÉç</w:t>
-            </w:r>
-            <w:proofErr w:type="spellEnd"/>
-            <w:r>
-              <w:rPr>
-                <w:rFonts w:ascii="BRH Devanagari Extra" w:hAnsi="BRH Devanagari Extra" w:cs="BRH Devanagari Extra"/>
-                <w:color w:val="000000"/>
-                <w:sz w:val="40"/>
-                <w:szCs w:val="40"/>
-              </w:rPr>
-              <w:t xml:space="preserve"> |</w:t>
+              <w:t>xÉÑþUÉlÉç |</w:t>
             </w:r>
           </w:p>
         </w:tc>
@@ -3830,19 +3822,8 @@
                 <w:sz w:val="28"/>
                 <w:szCs w:val="32"/>
               </w:rPr>
-              <w:t xml:space="preserve">T.S.6.2.3.3 – </w:t>
-            </w:r>
-            <w:proofErr w:type="spellStart"/>
-            <w:r>
-              <w:rPr>
-                <w:rFonts w:cs="Arial"/>
-                <w:b/>
-                <w:sz w:val="28"/>
-                <w:szCs w:val="32"/>
-              </w:rPr>
-              <w:t>Kramam</w:t>
-            </w:r>
-            <w:proofErr w:type="spellEnd"/>
+              <w:t>T.S.6.2.3.3 – Kramam</w:t>
+            </w:r>
           </w:p>
           <w:p>
             <w:pPr>
@@ -3862,45 +3843,14 @@
                 <w:szCs w:val="32"/>
               </w:rPr>
             </w:pPr>
-            <w:proofErr w:type="spellStart"/>
-            <w:r>
-              <w:rPr>
-                <w:rFonts w:cs="Arial"/>
-                <w:b/>
-                <w:sz w:val="28"/>
-                <w:szCs w:val="32"/>
-              </w:rPr>
-              <w:t>Krama</w:t>
-            </w:r>
-            <w:proofErr w:type="spellEnd"/>
-            <w:r>
-              <w:rPr>
-                <w:rFonts w:cs="Arial"/>
-                <w:b/>
-                <w:sz w:val="28"/>
-                <w:szCs w:val="32"/>
-              </w:rPr>
-              <w:t xml:space="preserve"> </w:t>
-            </w:r>
-            <w:proofErr w:type="spellStart"/>
-            <w:r>
-              <w:rPr>
-                <w:rFonts w:cs="Arial"/>
-                <w:b/>
-                <w:sz w:val="28"/>
-                <w:szCs w:val="32"/>
-              </w:rPr>
-              <w:t>Vaakyam</w:t>
-            </w:r>
-            <w:proofErr w:type="spellEnd"/>
-            <w:r>
-              <w:rPr>
-                <w:rFonts w:cs="Arial"/>
-                <w:b/>
-                <w:sz w:val="28"/>
-                <w:szCs w:val="32"/>
-              </w:rPr>
-              <w:t xml:space="preserve"> No.– 33</w:t>
+            <w:r>
+              <w:rPr>
+                <w:rFonts w:cs="Arial"/>
+                <w:b/>
+                <w:sz w:val="28"/>
+                <w:szCs w:val="32"/>
+              </w:rPr>
+              <w:t>Krama Vaakyam No.– 33</w:t>
             </w:r>
           </w:p>
           <w:p>
@@ -3918,25 +3868,14 @@
                 <w:szCs w:val="36"/>
               </w:rPr>
             </w:pPr>
-            <w:proofErr w:type="spellStart"/>
-            <w:r>
-              <w:rPr>
-                <w:rFonts w:cs="Arial"/>
-                <w:b/>
-                <w:sz w:val="28"/>
-                <w:szCs w:val="32"/>
-              </w:rPr>
-              <w:t>Panchaati</w:t>
-            </w:r>
-            <w:proofErr w:type="spellEnd"/>
-            <w:r>
-              <w:rPr>
-                <w:rFonts w:cs="Arial"/>
-                <w:b/>
-                <w:sz w:val="28"/>
-                <w:szCs w:val="32"/>
-              </w:rPr>
-              <w:t xml:space="preserve"> No</w:t>
+            <w:r>
+              <w:rPr>
+                <w:rFonts w:cs="Arial"/>
+                <w:b/>
+                <w:sz w:val="28"/>
+                <w:szCs w:val="32"/>
+              </w:rPr>
+              <w:t>Panchaati No</w:t>
             </w:r>
             <w:r>
               <w:rPr>
@@ -3990,36 +3929,24 @@
               </w:rPr>
               <w:t>–</w:t>
             </w:r>
-            <w:proofErr w:type="spellStart"/>
-            <w:r>
-              <w:rPr>
-                <w:rFonts w:ascii="BRH Devanagari Extra" w:hAnsi="BRH Devanagari Extra" w:cs="BRH Devanagari Extra"/>
-                <w:color w:val="000000"/>
-                <w:sz w:val="40"/>
-                <w:szCs w:val="40"/>
-              </w:rPr>
-              <w:t>uÉæprÉÈ</w:t>
-            </w:r>
-            <w:proofErr w:type="spellEnd"/>
-            <w:r>
-              <w:rPr>
-                <w:rFonts w:ascii="BRH Devanagari Extra" w:hAnsi="BRH Devanagari Extra" w:cs="BRH Devanagari Extra"/>
-                <w:color w:val="000000"/>
-                <w:sz w:val="40"/>
-                <w:szCs w:val="40"/>
-              </w:rPr>
-              <w:t xml:space="preserve"> | L</w:t>
-            </w:r>
-            <w:r>
-              <w:rPr>
-                <w:rFonts w:ascii="BRH Malayalam Extra" w:hAnsi="BRH Malayalam Extra" w:cs="BRH Devanagari Extra"/>
-                <w:color w:val="000000"/>
-                <w:sz w:val="32"/>
-                <w:szCs w:val="40"/>
-              </w:rPr>
-              <w:t>–</w:t>
-            </w:r>
-            <w:proofErr w:type="spellStart"/>
+            <w:r>
+              <w:rPr>
+                <w:rFonts w:ascii="BRH Devanagari Extra" w:hAnsi="BRH Devanagari Extra" w:cs="BRH Devanagari Extra"/>
+                <w:color w:val="000000"/>
+                <w:sz w:val="40"/>
+                <w:szCs w:val="40"/>
+              </w:rPr>
+              <w:t>uÉæprÉÈ | L</w:t>
+            </w:r>
+            <w:r>
+              <w:rPr>
+                <w:rFonts w:ascii="BRH Malayalam Extra" w:hAnsi="BRH Malayalam Extra" w:cs="BRH Devanagari Extra"/>
+                <w:color w:val="000000"/>
+                <w:sz w:val="32"/>
+                <w:szCs w:val="40"/>
+              </w:rPr>
+              <w:t>–</w:t>
+            </w:r>
             <w:r>
               <w:rPr>
                 <w:rFonts w:ascii="BRH Devanagari Extra" w:hAnsi="BRH Devanagari Extra" w:cs="BRH Devanagari Extra"/>
@@ -4030,7 +3957,6 @@
               </w:rPr>
               <w:t>prÉÉå</w:t>
             </w:r>
-            <w:proofErr w:type="spellEnd"/>
             <w:r>
               <w:rPr>
                 <w:rFonts w:ascii="BRH Malayalam Extra" w:hAnsi="BRH Malayalam Extra" w:cs="BRH Devanagari Extra"/>
@@ -4048,47 +3974,25 @@
                 <w:sz w:val="40"/>
                 <w:szCs w:val="40"/>
               </w:rPr>
-              <w:t xml:space="preserve"> </w:t>
-            </w:r>
-            <w:proofErr w:type="spellStart"/>
-            <w:r>
-              <w:rPr>
-                <w:rFonts w:ascii="BRH Devanagari Extra" w:hAnsi="BRH Devanagari Extra" w:cs="BRH Devanagari Extra"/>
-                <w:color w:val="000000"/>
-                <w:sz w:val="40"/>
-                <w:szCs w:val="40"/>
-              </w:rPr>
-              <w:t>sÉÉå</w:t>
-            </w:r>
-            <w:proofErr w:type="spellEnd"/>
-            <w:r>
-              <w:rPr>
-                <w:rFonts w:ascii="BRH Malayalam Extra" w:hAnsi="BRH Malayalam Extra" w:cs="BRH Devanagari Extra"/>
-                <w:color w:val="000000"/>
-                <w:sz w:val="32"/>
-                <w:szCs w:val="40"/>
-              </w:rPr>
-              <w:t>–</w:t>
-            </w:r>
-            <w:proofErr w:type="spellStart"/>
-            <w:r>
-              <w:rPr>
-                <w:rFonts w:ascii="BRH Devanagari Extra" w:hAnsi="BRH Devanagari Extra" w:cs="BRH Devanagari Extra"/>
-                <w:color w:val="000000"/>
-                <w:sz w:val="40"/>
-                <w:szCs w:val="40"/>
-              </w:rPr>
-              <w:t>MåüprÉþÈ</w:t>
-            </w:r>
-            <w:proofErr w:type="spellEnd"/>
-            <w:r>
-              <w:rPr>
-                <w:rFonts w:ascii="BRH Devanagari Extra" w:hAnsi="BRH Devanagari Extra" w:cs="BRH Devanagari Extra"/>
-                <w:color w:val="000000"/>
-                <w:sz w:val="40"/>
-                <w:szCs w:val="40"/>
-              </w:rPr>
-              <w:t xml:space="preserve"> |</w:t>
+              <w:t xml:space="preserve"> sÉÉå</w:t>
+            </w:r>
+            <w:r>
+              <w:rPr>
+                <w:rFonts w:ascii="BRH Malayalam Extra" w:hAnsi="BRH Malayalam Extra" w:cs="BRH Devanagari Extra"/>
+                <w:color w:val="000000"/>
+                <w:sz w:val="32"/>
+                <w:szCs w:val="40"/>
+              </w:rPr>
+              <w:t>–</w:t>
+            </w:r>
+            <w:r>
+              <w:rPr>
+                <w:rFonts w:ascii="BRH Devanagari Extra" w:hAnsi="BRH Devanagari Extra" w:cs="BRH Devanagari Extra"/>
+                <w:color w:val="000000"/>
+                <w:sz w:val="40"/>
+                <w:szCs w:val="40"/>
+              </w:rPr>
+              <w:t>MåüprÉþÈ |</w:t>
             </w:r>
           </w:p>
         </w:tc>
@@ -4125,25 +4029,14 @@
               </w:rPr>
               <w:t>–</w:t>
             </w:r>
-            <w:proofErr w:type="spellStart"/>
-            <w:r>
-              <w:rPr>
-                <w:rFonts w:ascii="BRH Devanagari Extra" w:hAnsi="BRH Devanagari Extra" w:cs="BRH Devanagari Extra"/>
-                <w:color w:val="000000"/>
-                <w:sz w:val="40"/>
-                <w:szCs w:val="40"/>
-              </w:rPr>
-              <w:t>uÉæprÉÈ</w:t>
-            </w:r>
-            <w:proofErr w:type="spellEnd"/>
-            <w:r>
-              <w:rPr>
-                <w:rFonts w:ascii="BRH Devanagari Extra" w:hAnsi="BRH Devanagari Extra" w:cs="BRH Devanagari Extra"/>
-                <w:color w:val="000000"/>
-                <w:sz w:val="40"/>
-                <w:szCs w:val="40"/>
-              </w:rPr>
-              <w:t xml:space="preserve"> | </w:t>
+            <w:r>
+              <w:rPr>
+                <w:rFonts w:ascii="BRH Devanagari Extra" w:hAnsi="BRH Devanagari Extra" w:cs="BRH Devanagari Extra"/>
+                <w:color w:val="000000"/>
+                <w:sz w:val="40"/>
+                <w:szCs w:val="40"/>
+              </w:rPr>
+              <w:t xml:space="preserve">uÉæprÉÈ | </w:t>
             </w:r>
             <w:r>
               <w:rPr>
@@ -4163,7 +4056,6 @@
               </w:rPr>
               <w:t>–</w:t>
             </w:r>
-            <w:proofErr w:type="spellStart"/>
             <w:r>
               <w:rPr>
                 <w:rFonts w:ascii="BRH Devanagari Extra" w:hAnsi="BRH Devanagari Extra" w:cs="BRH Devanagari Extra"/>
@@ -4174,55 +4066,32 @@
               </w:rPr>
               <w:t>prÉÉå</w:t>
             </w:r>
-            <w:proofErr w:type="spellEnd"/>
-            <w:r>
-              <w:rPr>
-                <w:rFonts w:ascii="BRH Devanagari Extra" w:hAnsi="BRH Devanagari Extra" w:cs="BRH Devanagari Extra"/>
-                <w:color w:val="000000"/>
-                <w:sz w:val="40"/>
-                <w:szCs w:val="40"/>
-              </w:rPr>
-              <w:t xml:space="preserve"> </w:t>
-            </w:r>
-            <w:proofErr w:type="spellStart"/>
-            <w:r>
-              <w:rPr>
-                <w:rFonts w:ascii="BRH Devanagari Extra" w:hAnsi="BRH Devanagari Extra" w:cs="BRH Devanagari Extra"/>
-                <w:color w:val="000000"/>
-                <w:sz w:val="40"/>
-                <w:szCs w:val="40"/>
-              </w:rPr>
-              <w:t>sÉÉå</w:t>
-            </w:r>
-            <w:proofErr w:type="spellEnd"/>
-            <w:r>
-              <w:rPr>
-                <w:rFonts w:ascii="BRH Malayalam Extra" w:hAnsi="BRH Malayalam Extra" w:cs="BRH Devanagari Extra"/>
-                <w:color w:val="000000"/>
-                <w:sz w:val="32"/>
-                <w:szCs w:val="40"/>
-              </w:rPr>
-              <w:t>–</w:t>
-            </w:r>
-            <w:proofErr w:type="spellStart"/>
-            <w:r>
-              <w:rPr>
-                <w:rFonts w:ascii="BRH Devanagari Extra" w:hAnsi="BRH Devanagari Extra" w:cs="BRH Devanagari Extra"/>
-                <w:color w:val="000000"/>
-                <w:sz w:val="40"/>
-                <w:szCs w:val="40"/>
-              </w:rPr>
-              <w:t>MåüprÉþÈ</w:t>
-            </w:r>
-            <w:proofErr w:type="spellEnd"/>
-            <w:r>
-              <w:rPr>
-                <w:rFonts w:ascii="BRH Devanagari Extra" w:hAnsi="BRH Devanagari Extra" w:cs="BRH Devanagari Extra"/>
-                <w:color w:val="000000"/>
-                <w:sz w:val="40"/>
-                <w:szCs w:val="40"/>
-              </w:rPr>
-              <w:t xml:space="preserve"> |</w:t>
+            <w:r>
+              <w:rPr>
+                <w:rFonts w:ascii="BRH Devanagari Extra" w:hAnsi="BRH Devanagari Extra" w:cs="BRH Devanagari Extra"/>
+                <w:color w:val="000000"/>
+                <w:sz w:val="40"/>
+                <w:szCs w:val="40"/>
+              </w:rPr>
+              <w:t xml:space="preserve"> sÉÉå</w:t>
+            </w:r>
+            <w:r>
+              <w:rPr>
+                <w:rFonts w:ascii="BRH Malayalam Extra" w:hAnsi="BRH Malayalam Extra" w:cs="BRH Devanagari Extra"/>
+                <w:color w:val="000000"/>
+                <w:sz w:val="32"/>
+                <w:szCs w:val="40"/>
+              </w:rPr>
+              <w:t>–</w:t>
+            </w:r>
+            <w:r>
+              <w:rPr>
+                <w:rFonts w:ascii="BRH Devanagari Extra" w:hAnsi="BRH Devanagari Extra" w:cs="BRH Devanagari Extra"/>
+                <w:color w:val="000000"/>
+                <w:sz w:val="40"/>
+                <w:szCs w:val="40"/>
+              </w:rPr>
+              <w:t>MåüprÉþÈ |</w:t>
             </w:r>
           </w:p>
         </w:tc>
@@ -4260,19 +4129,9 @@
                 <w:sz w:val="28"/>
                 <w:szCs w:val="32"/>
               </w:rPr>
-              <w:t xml:space="preserve">T.S.6.2.3.3 – </w:t>
-            </w:r>
-            <w:proofErr w:type="spellStart"/>
-            <w:r>
-              <w:rPr>
-                <w:rFonts w:cs="Arial"/>
-                <w:b/>
-                <w:sz w:val="28"/>
-                <w:szCs w:val="32"/>
-              </w:rPr>
-              <w:t>Kramam</w:t>
-            </w:r>
-            <w:proofErr w:type="spellEnd"/>
+              <w:lastRenderedPageBreak/>
+              <w:t>T.S.6.2.3.3 – Kramam</w:t>
+            </w:r>
           </w:p>
           <w:p>
             <w:pPr>
@@ -4292,45 +4151,14 @@
                 <w:szCs w:val="32"/>
               </w:rPr>
             </w:pPr>
-            <w:proofErr w:type="spellStart"/>
-            <w:r>
-              <w:rPr>
-                <w:rFonts w:cs="Arial"/>
-                <w:b/>
-                <w:sz w:val="28"/>
-                <w:szCs w:val="32"/>
-              </w:rPr>
-              <w:t>Krama</w:t>
-            </w:r>
-            <w:proofErr w:type="spellEnd"/>
-            <w:r>
-              <w:rPr>
-                <w:rFonts w:cs="Arial"/>
-                <w:b/>
-                <w:sz w:val="28"/>
-                <w:szCs w:val="32"/>
-              </w:rPr>
-              <w:t xml:space="preserve"> </w:t>
-            </w:r>
-            <w:proofErr w:type="spellStart"/>
-            <w:r>
-              <w:rPr>
-                <w:rFonts w:cs="Arial"/>
-                <w:b/>
-                <w:sz w:val="28"/>
-                <w:szCs w:val="32"/>
-              </w:rPr>
-              <w:t>Vaakyam</w:t>
-            </w:r>
-            <w:proofErr w:type="spellEnd"/>
-            <w:r>
-              <w:rPr>
-                <w:rFonts w:cs="Arial"/>
-                <w:b/>
-                <w:sz w:val="28"/>
-                <w:szCs w:val="32"/>
-              </w:rPr>
-              <w:t xml:space="preserve"> No.– 33</w:t>
+            <w:r>
+              <w:rPr>
+                <w:rFonts w:cs="Arial"/>
+                <w:b/>
+                <w:sz w:val="28"/>
+                <w:szCs w:val="32"/>
+              </w:rPr>
+              <w:t>Krama Vaakyam No.– 33</w:t>
             </w:r>
           </w:p>
           <w:p>
@@ -4351,25 +4179,14 @@
                 <w:szCs w:val="32"/>
               </w:rPr>
             </w:pPr>
-            <w:proofErr w:type="spellStart"/>
-            <w:r>
-              <w:rPr>
-                <w:rFonts w:cs="Arial"/>
-                <w:b/>
-                <w:sz w:val="28"/>
-                <w:szCs w:val="32"/>
-              </w:rPr>
-              <w:t>Panchaati</w:t>
-            </w:r>
-            <w:proofErr w:type="spellEnd"/>
-            <w:r>
-              <w:rPr>
-                <w:rFonts w:cs="Arial"/>
-                <w:b/>
-                <w:sz w:val="28"/>
-                <w:szCs w:val="32"/>
-              </w:rPr>
-              <w:t xml:space="preserve"> No</w:t>
+            <w:r>
+              <w:rPr>
+                <w:rFonts w:cs="Arial"/>
+                <w:b/>
+                <w:sz w:val="28"/>
+                <w:szCs w:val="32"/>
+              </w:rPr>
+              <w:t>Panchaati No</w:t>
             </w:r>
             <w:r>
               <w:rPr>
@@ -4405,7 +4222,6 @@
                 <w:lang w:val="en-IN" w:eastAsia="en-IN" w:bidi="ml-IN"/>
               </w:rPr>
             </w:pPr>
-            <w:proofErr w:type="spellStart"/>
             <w:r>
               <w:rPr>
                 <w:rFonts w:ascii="BRH Devanagari Extra" w:hAnsi="BRH Devanagari Extra" w:cs="BRH Devanagari Extra"/>
@@ -4415,17 +4231,15 @@
               </w:rPr>
               <w:t>sÉÉå</w:t>
             </w:r>
-            <w:proofErr w:type="spellEnd"/>
-            <w:r>
-              <w:rPr>
-                <w:rFonts w:ascii="BRH Malayalam Extra" w:hAnsi="BRH Malayalam Extra" w:cs="BRH Devanagari Extra"/>
-                <w:color w:val="000000"/>
-                <w:sz w:val="32"/>
-                <w:szCs w:val="40"/>
-              </w:rPr>
-              <w:t>–</w:t>
-            </w:r>
-            <w:proofErr w:type="spellStart"/>
+            <w:r>
+              <w:rPr>
+                <w:rFonts w:ascii="BRH Malayalam Extra" w:hAnsi="BRH Malayalam Extra" w:cs="BRH Devanagari Extra"/>
+                <w:color w:val="000000"/>
+                <w:sz w:val="32"/>
+                <w:szCs w:val="40"/>
+              </w:rPr>
+              <w:t>–</w:t>
+            </w:r>
             <w:r>
               <w:rPr>
                 <w:rFonts w:ascii="BRH Devanagari Extra" w:hAnsi="BRH Devanagari Extra" w:cs="BRH Devanagari Extra"/>
@@ -4435,7 +4249,6 @@
               </w:rPr>
               <w:t>MåüprÉÉå</w:t>
             </w:r>
-            <w:proofErr w:type="spellEnd"/>
             <w:r>
               <w:rPr>
                 <w:rFonts w:ascii="BRH Malayalam Extra" w:hAnsi="BRH Malayalam Extra" w:cs="BRH Devanagari Extra"/>
@@ -4471,27 +4284,7 @@
                 <w:sz w:val="40"/>
                 <w:szCs w:val="40"/>
               </w:rPr>
-              <w:t xml:space="preserve"> </w:t>
-            </w:r>
-            <w:proofErr w:type="spellStart"/>
-            <w:r>
-              <w:rPr>
-                <w:rFonts w:ascii="BRH Devanagari Extra" w:hAnsi="BRH Devanagari Extra" w:cs="BRH Devanagari Extra"/>
-                <w:color w:val="000000"/>
-                <w:sz w:val="40"/>
-                <w:szCs w:val="40"/>
-              </w:rPr>
-              <w:t>pÉëÉiÉ×þurÉÉlÉç</w:t>
-            </w:r>
-            <w:proofErr w:type="spellEnd"/>
-            <w:r>
-              <w:rPr>
-                <w:rFonts w:ascii="BRH Devanagari Extra" w:hAnsi="BRH Devanagari Extra" w:cs="BRH Devanagari Extra"/>
-                <w:color w:val="000000"/>
-                <w:sz w:val="40"/>
-                <w:szCs w:val="40"/>
-              </w:rPr>
-              <w:t xml:space="preserve"> |</w:t>
+              <w:t xml:space="preserve"> pÉëÉiÉ×þurÉÉlÉç |</w:t>
             </w:r>
           </w:p>
         </w:tc>
@@ -4510,7 +4303,6 @@
                 <w:lang w:val="en-IN" w:eastAsia="en-IN" w:bidi="ml-IN"/>
               </w:rPr>
             </w:pPr>
-            <w:proofErr w:type="spellStart"/>
             <w:r>
               <w:rPr>
                 <w:rFonts w:ascii="BRH Devanagari Extra" w:hAnsi="BRH Devanagari Extra" w:cs="BRH Devanagari Extra"/>
@@ -4520,17 +4312,15 @@
               </w:rPr>
               <w:t>sÉÉå</w:t>
             </w:r>
-            <w:proofErr w:type="spellEnd"/>
-            <w:r>
-              <w:rPr>
-                <w:rFonts w:ascii="BRH Malayalam Extra" w:hAnsi="BRH Malayalam Extra" w:cs="BRH Devanagari Extra"/>
-                <w:color w:val="000000"/>
-                <w:sz w:val="32"/>
-                <w:szCs w:val="40"/>
-              </w:rPr>
-              <w:t>–</w:t>
-            </w:r>
-            <w:proofErr w:type="spellStart"/>
+            <w:r>
+              <w:rPr>
+                <w:rFonts w:ascii="BRH Malayalam Extra" w:hAnsi="BRH Malayalam Extra" w:cs="BRH Devanagari Extra"/>
+                <w:color w:val="000000"/>
+                <w:sz w:val="32"/>
+                <w:szCs w:val="40"/>
+              </w:rPr>
+              <w:t>–</w:t>
+            </w:r>
             <w:r>
               <w:rPr>
                 <w:rFonts w:ascii="BRH Devanagari Extra" w:hAnsi="BRH Devanagari Extra" w:cs="BRH Devanagari Extra"/>
@@ -4550,7 +4340,6 @@
               </w:rPr>
               <w:t>prÉÉå</w:t>
             </w:r>
-            <w:proofErr w:type="spellEnd"/>
             <w:r>
               <w:rPr>
                 <w:rFonts w:ascii="BRH Malayalam Extra" w:hAnsi="BRH Malayalam Extra" w:cs="BRH Devanagari Extra"/>
@@ -4569,37 +4358,64 @@
                 <w:szCs w:val="40"/>
                 <w:highlight w:val="green"/>
               </w:rPr>
+              <w:t xml:space="preserve"> pÉ</w:t>
+            </w:r>
+            <w:r>
+              <w:rPr>
+                <w:rFonts w:ascii="BRH Devanagari Extra" w:hAnsi="BRH Devanagari Extra" w:cs="BRH Devanagari Extra"/>
+                <w:color w:val="000000"/>
+                <w:sz w:val="40"/>
+                <w:szCs w:val="40"/>
+              </w:rPr>
+              <w:t xml:space="preserve">ëÉiÉ×þurÉÉlÉç | </w:t>
+            </w:r>
+            <w:r>
+              <w:rPr>
+                <w:rFonts w:ascii="BRH Malayalam Extra" w:eastAsia="Times New Roman" w:hAnsi="BRH Malayalam Extra" w:cs="BRH Malayalam Extra"/>
+                <w:color w:val="000000"/>
+                <w:sz w:val="40"/>
+                <w:szCs w:val="40"/>
+                <w:lang w:val="en-IN" w:eastAsia="en-IN" w:bidi="ml-IN"/>
+              </w:rPr>
+              <w:t xml:space="preserve"> (</w:t>
+            </w:r>
+            <w:r>
+              <w:rPr>
+                <w:b/>
+                <w:bCs/>
+              </w:rPr>
+              <w:t xml:space="preserve">It is one </w:t>
+            </w:r>
+            <w:r>
+              <w:rPr>
+                <w:b/>
+                <w:bCs/>
+              </w:rPr>
+              <w:t>K</w:t>
+            </w:r>
+            <w:r>
+              <w:rPr>
+                <w:b/>
+                <w:bCs/>
+              </w:rPr>
+              <w:t>rama</w:t>
+            </w:r>
+            <w:r>
+              <w:rPr>
+                <w:rFonts w:ascii="BRH Malayalam Extra" w:eastAsia="Times New Roman" w:hAnsi="BRH Malayalam Extra" w:cs="BRH Malayalam Extra"/>
+                <w:color w:val="000000"/>
+                <w:sz w:val="40"/>
+                <w:szCs w:val="40"/>
+                <w:lang w:val="en-IN" w:eastAsia="en-IN" w:bidi="ml-IN"/>
+              </w:rPr>
               <w:t xml:space="preserve"> </w:t>
             </w:r>
-            <w:proofErr w:type="spellStart"/>
-            <w:r>
-              <w:rPr>
-                <w:rFonts w:ascii="BRH Devanagari Extra" w:hAnsi="BRH Devanagari Extra" w:cs="BRH Devanagari Extra"/>
-                <w:color w:val="000000"/>
-                <w:sz w:val="40"/>
-                <w:szCs w:val="40"/>
-                <w:highlight w:val="green"/>
-              </w:rPr>
-              <w:t>pÉ</w:t>
-            </w:r>
-            <w:r>
-              <w:rPr>
-                <w:rFonts w:ascii="BRH Devanagari Extra" w:hAnsi="BRH Devanagari Extra" w:cs="BRH Devanagari Extra"/>
-                <w:color w:val="000000"/>
-                <w:sz w:val="40"/>
-                <w:szCs w:val="40"/>
-              </w:rPr>
-              <w:t>ëÉiÉ×þurÉÉlÉç</w:t>
-            </w:r>
-            <w:proofErr w:type="spellEnd"/>
-            <w:r>
-              <w:rPr>
-                <w:rFonts w:ascii="BRH Devanagari Extra" w:hAnsi="BRH Devanagari Extra" w:cs="BRH Devanagari Extra"/>
-                <w:color w:val="000000"/>
-                <w:sz w:val="40"/>
-                <w:szCs w:val="40"/>
-              </w:rPr>
-              <w:t xml:space="preserve"> | </w:t>
+            <w:r>
+              <w:rPr>
+                <w:b/>
+                <w:bCs/>
+              </w:rPr>
+              <w:t>Vaakyam, hence</w:t>
             </w:r>
             <w:r>
               <w:rPr>
@@ -4609,83 +4425,22 @@
                 <w:szCs w:val="40"/>
                 <w:lang w:val="en-IN" w:eastAsia="en-IN" w:bidi="ml-IN"/>
               </w:rPr>
-              <w:t xml:space="preserve"> (</w:t>
+              <w:t xml:space="preserve"> </w:t>
             </w:r>
             <w:r>
               <w:rPr>
                 <w:b/>
                 <w:bCs/>
               </w:rPr>
-              <w:t xml:space="preserve">It is one </w:t>
-            </w:r>
-            <w:proofErr w:type="spellStart"/>
+              <w:t>K</w:t>
+            </w:r>
             <w:r>
               <w:rPr>
                 <w:b/>
                 <w:bCs/>
               </w:rPr>
-              <w:t>K</w:t>
-            </w:r>
-            <w:r>
-              <w:rPr>
-                <w:b/>
-                <w:bCs/>
-              </w:rPr>
               <w:t>rama</w:t>
             </w:r>
-            <w:proofErr w:type="spellEnd"/>
-            <w:r>
-              <w:rPr>
-                <w:rFonts w:ascii="BRH Malayalam Extra" w:eastAsia="Times New Roman" w:hAnsi="BRH Malayalam Extra" w:cs="BRH Malayalam Extra"/>
-                <w:color w:val="000000"/>
-                <w:sz w:val="40"/>
-                <w:szCs w:val="40"/>
-                <w:lang w:val="en-IN" w:eastAsia="en-IN" w:bidi="ml-IN"/>
-              </w:rPr>
-              <w:t xml:space="preserve"> </w:t>
-            </w:r>
-            <w:proofErr w:type="spellStart"/>
-            <w:r>
-              <w:rPr>
-                <w:b/>
-                <w:bCs/>
-              </w:rPr>
-              <w:t>Vaakyam</w:t>
-            </w:r>
-            <w:proofErr w:type="spellEnd"/>
-            <w:r>
-              <w:rPr>
-                <w:b/>
-                <w:bCs/>
-              </w:rPr>
-              <w:t>, hence</w:t>
-            </w:r>
-            <w:r>
-              <w:rPr>
-                <w:rFonts w:ascii="BRH Malayalam Extra" w:eastAsia="Times New Roman" w:hAnsi="BRH Malayalam Extra" w:cs="BRH Malayalam Extra"/>
-                <w:color w:val="000000"/>
-                <w:sz w:val="40"/>
-                <w:szCs w:val="40"/>
-                <w:lang w:val="en-IN" w:eastAsia="en-IN" w:bidi="ml-IN"/>
-              </w:rPr>
-              <w:t xml:space="preserve"> </w:t>
-            </w:r>
-            <w:proofErr w:type="spellStart"/>
-            <w:r>
-              <w:rPr>
-                <w:b/>
-                <w:bCs/>
-              </w:rPr>
-              <w:t>K</w:t>
-            </w:r>
-            <w:r>
-              <w:rPr>
-                <w:b/>
-                <w:bCs/>
-              </w:rPr>
-              <w:t>rama</w:t>
-            </w:r>
-            <w:proofErr w:type="spellEnd"/>
             <w:r>
               <w:rPr>
                 <w:b/>
@@ -4750,19 +4505,8 @@
                 <w:sz w:val="28"/>
                 <w:szCs w:val="32"/>
               </w:rPr>
-              <w:t xml:space="preserve">T.S.6.2.4.1 – </w:t>
-            </w:r>
-            <w:proofErr w:type="spellStart"/>
-            <w:r>
-              <w:rPr>
-                <w:rFonts w:cs="Arial"/>
-                <w:b/>
-                <w:sz w:val="28"/>
-                <w:szCs w:val="32"/>
-              </w:rPr>
-              <w:t>Kramam</w:t>
-            </w:r>
-            <w:proofErr w:type="spellEnd"/>
+              <w:t>T.S.6.2.4.1 – Kramam</w:t>
+            </w:r>
           </w:p>
           <w:p>
             <w:pPr>
@@ -4782,45 +4526,14 @@
                 <w:szCs w:val="32"/>
               </w:rPr>
             </w:pPr>
-            <w:proofErr w:type="spellStart"/>
-            <w:r>
-              <w:rPr>
-                <w:rFonts w:cs="Arial"/>
-                <w:b/>
-                <w:sz w:val="28"/>
-                <w:szCs w:val="32"/>
-              </w:rPr>
-              <w:t>Krama</w:t>
-            </w:r>
-            <w:proofErr w:type="spellEnd"/>
-            <w:r>
-              <w:rPr>
-                <w:rFonts w:cs="Arial"/>
-                <w:b/>
-                <w:sz w:val="28"/>
-                <w:szCs w:val="32"/>
-              </w:rPr>
-              <w:t xml:space="preserve"> </w:t>
-            </w:r>
-            <w:proofErr w:type="spellStart"/>
-            <w:r>
-              <w:rPr>
-                <w:rFonts w:cs="Arial"/>
-                <w:b/>
-                <w:sz w:val="28"/>
-                <w:szCs w:val="32"/>
-              </w:rPr>
-              <w:t>Vaakyam</w:t>
-            </w:r>
-            <w:proofErr w:type="spellEnd"/>
-            <w:r>
-              <w:rPr>
-                <w:rFonts w:cs="Arial"/>
-                <w:b/>
-                <w:sz w:val="28"/>
-                <w:szCs w:val="32"/>
-              </w:rPr>
-              <w:t xml:space="preserve"> No.– 18</w:t>
+            <w:r>
+              <w:rPr>
+                <w:rFonts w:cs="Arial"/>
+                <w:b/>
+                <w:sz w:val="28"/>
+                <w:szCs w:val="32"/>
+              </w:rPr>
+              <w:t>Krama Vaakyam No.– 18</w:t>
             </w:r>
           </w:p>
           <w:p>
@@ -4841,25 +4554,14 @@
                 <w:szCs w:val="32"/>
               </w:rPr>
             </w:pPr>
-            <w:proofErr w:type="spellStart"/>
-            <w:r>
-              <w:rPr>
-                <w:rFonts w:cs="Arial"/>
-                <w:b/>
-                <w:sz w:val="28"/>
-                <w:szCs w:val="32"/>
-              </w:rPr>
-              <w:t>Panchaati</w:t>
-            </w:r>
-            <w:proofErr w:type="spellEnd"/>
-            <w:r>
-              <w:rPr>
-                <w:rFonts w:cs="Arial"/>
-                <w:b/>
-                <w:sz w:val="28"/>
-                <w:szCs w:val="32"/>
-              </w:rPr>
-              <w:t xml:space="preserve"> No</w:t>
+            <w:r>
+              <w:rPr>
+                <w:rFonts w:cs="Arial"/>
+                <w:b/>
+                <w:sz w:val="28"/>
+                <w:szCs w:val="32"/>
+              </w:rPr>
+              <w:t>Panchaati No</w:t>
             </w:r>
             <w:r>
               <w:rPr>
@@ -4895,27 +4597,15 @@
                 <w:lang w:val="en-IN" w:eastAsia="en-IN" w:bidi="ml-IN"/>
               </w:rPr>
             </w:pPr>
-            <w:proofErr w:type="spellStart"/>
-            <w:r>
-              <w:rPr>
-                <w:rFonts w:ascii="BRH Devanagari Extra" w:hAnsi="BRH Devanagari Extra" w:cs="BRH Devanagari Extra"/>
-                <w:color w:val="000000"/>
-                <w:sz w:val="40"/>
-                <w:szCs w:val="40"/>
-              </w:rPr>
-              <w:t>xÉ</w:t>
-            </w:r>
-            <w:proofErr w:type="spellEnd"/>
-            <w:r>
-              <w:rPr>
-                <w:rFonts w:ascii="BRH Devanagari Extra" w:hAnsi="BRH Devanagari Extra" w:cs="BRH Devanagari Extra"/>
-                <w:color w:val="000000"/>
-                <w:sz w:val="40"/>
-                <w:szCs w:val="40"/>
-              </w:rPr>
-              <w:t xml:space="preserve"> </w:t>
-            </w:r>
-            <w:proofErr w:type="spellStart"/>
+            <w:r>
+              <w:rPr>
+                <w:rFonts w:ascii="BRH Devanagari Extra" w:hAnsi="BRH Devanagari Extra" w:cs="BRH Devanagari Extra"/>
+                <w:color w:val="000000"/>
+                <w:sz w:val="40"/>
+                <w:szCs w:val="40"/>
+              </w:rPr>
+              <w:t xml:space="preserve">xÉ </w:t>
+            </w:r>
             <w:r>
               <w:rPr>
                 <w:rFonts w:ascii="BRH Devanagari Extra" w:hAnsi="BRH Devanagari Extra" w:cs="BRH Devanagari Extra"/>
@@ -4926,35 +4616,14 @@
               </w:rPr>
               <w:t>lÉÈ</w:t>
             </w:r>
-            <w:proofErr w:type="spellEnd"/>
-            <w:r>
-              <w:rPr>
-                <w:rFonts w:ascii="BRH Devanagari Extra" w:hAnsi="BRH Devanagari Extra" w:cs="BRH Devanagari Extra"/>
-                <w:color w:val="000000"/>
-                <w:sz w:val="40"/>
-                <w:szCs w:val="40"/>
-              </w:rPr>
-              <w:t xml:space="preserve"> | </w:t>
-            </w:r>
-            <w:proofErr w:type="spellStart"/>
-            <w:r>
-              <w:rPr>
-                <w:rFonts w:ascii="BRH Devanagari Extra" w:hAnsi="BRH Devanagari Extra" w:cs="BRH Devanagari Extra"/>
-                <w:color w:val="000000"/>
-                <w:sz w:val="40"/>
-                <w:szCs w:val="40"/>
-              </w:rPr>
-              <w:t>lÉÉåiÉç</w:t>
-            </w:r>
-            <w:proofErr w:type="spellEnd"/>
-            <w:r>
-              <w:rPr>
-                <w:rFonts w:ascii="BRH Devanagari Extra" w:hAnsi="BRH Devanagari Extra" w:cs="BRH Devanagari Extra"/>
-                <w:color w:val="000000"/>
-                <w:sz w:val="40"/>
-                <w:szCs w:val="40"/>
-              </w:rPr>
-              <w:t xml:space="preserve"> |</w:t>
+            <w:r>
+              <w:rPr>
+                <w:rFonts w:ascii="BRH Devanagari Extra" w:hAnsi="BRH Devanagari Extra" w:cs="BRH Devanagari Extra"/>
+                <w:color w:val="000000"/>
+                <w:sz w:val="40"/>
+                <w:szCs w:val="40"/>
+              </w:rPr>
+              <w:t xml:space="preserve"> | lÉÉåiÉç |</w:t>
             </w:r>
           </w:p>
         </w:tc>
@@ -4973,27 +4642,15 @@
                 <w:lang w:val="en-IN" w:eastAsia="en-IN" w:bidi="ml-IN"/>
               </w:rPr>
             </w:pPr>
-            <w:proofErr w:type="spellStart"/>
-            <w:r>
-              <w:rPr>
-                <w:rFonts w:ascii="BRH Devanagari Extra" w:hAnsi="BRH Devanagari Extra" w:cs="BRH Devanagari Extra"/>
-                <w:color w:val="000000"/>
-                <w:sz w:val="40"/>
-                <w:szCs w:val="40"/>
-              </w:rPr>
-              <w:t>xÉ</w:t>
-            </w:r>
-            <w:proofErr w:type="spellEnd"/>
-            <w:r>
-              <w:rPr>
-                <w:rFonts w:ascii="BRH Devanagari Extra" w:hAnsi="BRH Devanagari Extra" w:cs="BRH Devanagari Extra"/>
-                <w:color w:val="000000"/>
-                <w:sz w:val="40"/>
-                <w:szCs w:val="40"/>
-              </w:rPr>
-              <w:t xml:space="preserve"> </w:t>
-            </w:r>
-            <w:proofErr w:type="spellStart"/>
+            <w:r>
+              <w:rPr>
+                <w:rFonts w:ascii="BRH Devanagari Extra" w:hAnsi="BRH Devanagari Extra" w:cs="BRH Devanagari Extra"/>
+                <w:color w:val="000000"/>
+                <w:sz w:val="40"/>
+                <w:szCs w:val="40"/>
+              </w:rPr>
+              <w:t xml:space="preserve">xÉ </w:t>
+            </w:r>
             <w:r>
               <w:rPr>
                 <w:rFonts w:ascii="BRH Devanagari Extra" w:hAnsi="BRH Devanagari Extra" w:cs="BRH Devanagari Extra"/>
@@ -5004,35 +4661,14 @@
               </w:rPr>
               <w:t>lÉ</w:t>
             </w:r>
-            <w:proofErr w:type="spellEnd"/>
-            <w:r>
-              <w:rPr>
-                <w:rFonts w:ascii="BRH Devanagari Extra" w:hAnsi="BRH Devanagari Extra" w:cs="BRH Devanagari Extra"/>
-                <w:color w:val="000000"/>
-                <w:sz w:val="40"/>
-                <w:szCs w:val="40"/>
-              </w:rPr>
-              <w:t xml:space="preserve"> | </w:t>
-            </w:r>
-            <w:proofErr w:type="spellStart"/>
-            <w:r>
-              <w:rPr>
-                <w:rFonts w:ascii="BRH Devanagari Extra" w:hAnsi="BRH Devanagari Extra" w:cs="BRH Devanagari Extra"/>
-                <w:color w:val="000000"/>
-                <w:sz w:val="40"/>
-                <w:szCs w:val="40"/>
-              </w:rPr>
-              <w:t>lÉÉåiÉç</w:t>
-            </w:r>
-            <w:proofErr w:type="spellEnd"/>
-            <w:r>
-              <w:rPr>
-                <w:rFonts w:ascii="BRH Devanagari Extra" w:hAnsi="BRH Devanagari Extra" w:cs="BRH Devanagari Extra"/>
-                <w:color w:val="000000"/>
-                <w:sz w:val="40"/>
-                <w:szCs w:val="40"/>
-              </w:rPr>
-              <w:t xml:space="preserve"> |</w:t>
+            <w:r>
+              <w:rPr>
+                <w:rFonts w:ascii="BRH Devanagari Extra" w:hAnsi="BRH Devanagari Extra" w:cs="BRH Devanagari Extra"/>
+                <w:color w:val="000000"/>
+                <w:sz w:val="40"/>
+                <w:szCs w:val="40"/>
+              </w:rPr>
+              <w:t xml:space="preserve"> | lÉÉåiÉç |</w:t>
             </w:r>
           </w:p>
         </w:tc>
@@ -5070,19 +4706,8 @@
                 <w:sz w:val="28"/>
                 <w:szCs w:val="32"/>
               </w:rPr>
-              <w:t xml:space="preserve">T.S.6.2.4.1 – </w:t>
-            </w:r>
-            <w:proofErr w:type="spellStart"/>
-            <w:r>
-              <w:rPr>
-                <w:rFonts w:cs="Arial"/>
-                <w:b/>
-                <w:sz w:val="28"/>
-                <w:szCs w:val="32"/>
-              </w:rPr>
-              <w:t>Kramam</w:t>
-            </w:r>
-            <w:proofErr w:type="spellEnd"/>
+              <w:t>T.S.6.2.4.1 – Kramam</w:t>
+            </w:r>
           </w:p>
           <w:p>
             <w:pPr>
@@ -5102,45 +4727,14 @@
                 <w:szCs w:val="32"/>
               </w:rPr>
             </w:pPr>
-            <w:proofErr w:type="spellStart"/>
-            <w:r>
-              <w:rPr>
-                <w:rFonts w:cs="Arial"/>
-                <w:b/>
-                <w:sz w:val="28"/>
-                <w:szCs w:val="32"/>
-              </w:rPr>
-              <w:t>Krama</w:t>
-            </w:r>
-            <w:proofErr w:type="spellEnd"/>
-            <w:r>
-              <w:rPr>
-                <w:rFonts w:cs="Arial"/>
-                <w:b/>
-                <w:sz w:val="28"/>
-                <w:szCs w:val="32"/>
-              </w:rPr>
-              <w:t xml:space="preserve"> </w:t>
-            </w:r>
-            <w:proofErr w:type="spellStart"/>
-            <w:r>
-              <w:rPr>
-                <w:rFonts w:cs="Arial"/>
-                <w:b/>
-                <w:sz w:val="28"/>
-                <w:szCs w:val="32"/>
-              </w:rPr>
-              <w:t>Vaakyam</w:t>
-            </w:r>
-            <w:proofErr w:type="spellEnd"/>
-            <w:r>
-              <w:rPr>
-                <w:rFonts w:cs="Arial"/>
-                <w:b/>
-                <w:sz w:val="28"/>
-                <w:szCs w:val="32"/>
-              </w:rPr>
-              <w:t xml:space="preserve"> No.– 20</w:t>
+            <w:r>
+              <w:rPr>
+                <w:rFonts w:cs="Arial"/>
+                <w:b/>
+                <w:sz w:val="28"/>
+                <w:szCs w:val="32"/>
+              </w:rPr>
+              <w:t>Krama Vaakyam No.– 20</w:t>
             </w:r>
           </w:p>
           <w:p>
@@ -5161,25 +4755,14 @@
                 <w:szCs w:val="32"/>
               </w:rPr>
             </w:pPr>
-            <w:proofErr w:type="spellStart"/>
-            <w:r>
-              <w:rPr>
-                <w:rFonts w:cs="Arial"/>
-                <w:b/>
-                <w:sz w:val="28"/>
-                <w:szCs w:val="32"/>
-              </w:rPr>
-              <w:t>Panchaati</w:t>
-            </w:r>
-            <w:proofErr w:type="spellEnd"/>
-            <w:r>
-              <w:rPr>
-                <w:rFonts w:cs="Arial"/>
-                <w:b/>
-                <w:sz w:val="28"/>
-                <w:szCs w:val="32"/>
-              </w:rPr>
-              <w:t xml:space="preserve"> No</w:t>
+            <w:r>
+              <w:rPr>
+                <w:rFonts w:cs="Arial"/>
+                <w:b/>
+                <w:sz w:val="28"/>
+                <w:szCs w:val="32"/>
+              </w:rPr>
+              <w:t>Panchaati No</w:t>
             </w:r>
             <w:r>
               <w:rPr>
@@ -5215,35 +4798,14 @@
                 <w:lang w:val="en-IN" w:eastAsia="en-IN" w:bidi="ml-IN"/>
               </w:rPr>
             </w:pPr>
-            <w:proofErr w:type="spellStart"/>
-            <w:r>
-              <w:rPr>
-                <w:rFonts w:ascii="BRH Devanagari Extra" w:hAnsi="BRH Devanagari Extra" w:cs="BRH Devanagari Extra"/>
-                <w:color w:val="000000"/>
-                <w:sz w:val="40"/>
-                <w:szCs w:val="40"/>
-              </w:rPr>
-              <w:t>lÉÉåiÉç</w:t>
-            </w:r>
-            <w:proofErr w:type="spellEnd"/>
-            <w:r>
-              <w:rPr>
-                <w:rFonts w:ascii="BRH Devanagari Extra" w:hAnsi="BRH Devanagari Extra" w:cs="BRH Devanagari Extra"/>
-                <w:color w:val="000000"/>
-                <w:sz w:val="40"/>
-                <w:szCs w:val="40"/>
-              </w:rPr>
-              <w:t xml:space="preserve"> | </w:t>
-            </w:r>
-            <w:proofErr w:type="spellStart"/>
-            <w:r>
-              <w:rPr>
-                <w:rFonts w:ascii="BRH Devanagari Extra" w:hAnsi="BRH Devanagari Extra" w:cs="BRH Devanagari Extra"/>
-                <w:color w:val="000000"/>
-                <w:sz w:val="40"/>
-                <w:szCs w:val="40"/>
-              </w:rPr>
-              <w:t>ESþlÉå</w:t>
+            <w:r>
+              <w:rPr>
+                <w:rFonts w:ascii="BRH Devanagari Extra" w:hAnsi="BRH Devanagari Extra" w:cs="BRH Devanagari Extra"/>
+                <w:color w:val="000000"/>
+                <w:sz w:val="40"/>
+                <w:szCs w:val="40"/>
+              </w:rPr>
+              <w:t>lÉÉåiÉç | ESþlÉå</w:t>
             </w:r>
             <w:r>
               <w:rPr>
@@ -5255,7 +4817,6 @@
               </w:rPr>
               <w:t>wÉÏ</w:t>
             </w:r>
-            <w:proofErr w:type="spellEnd"/>
             <w:r>
               <w:rPr>
                 <w:rFonts w:ascii="BRH Devanagari Extra" w:hAnsi="BRH Devanagari Extra" w:cs="BRH Devanagari Extra"/>
@@ -5282,35 +4843,14 @@
                 <w:lang w:val="en-IN" w:eastAsia="en-IN" w:bidi="ml-IN"/>
               </w:rPr>
             </w:pPr>
-            <w:proofErr w:type="spellStart"/>
-            <w:r>
-              <w:rPr>
-                <w:rFonts w:ascii="BRH Devanagari Extra" w:hAnsi="BRH Devanagari Extra" w:cs="BRH Devanagari Extra"/>
-                <w:color w:val="000000"/>
-                <w:sz w:val="40"/>
-                <w:szCs w:val="40"/>
-              </w:rPr>
-              <w:t>lÉÉåiÉç</w:t>
-            </w:r>
-            <w:proofErr w:type="spellEnd"/>
-            <w:r>
-              <w:rPr>
-                <w:rFonts w:ascii="BRH Devanagari Extra" w:hAnsi="BRH Devanagari Extra" w:cs="BRH Devanagari Extra"/>
-                <w:color w:val="000000"/>
-                <w:sz w:val="40"/>
-                <w:szCs w:val="40"/>
-              </w:rPr>
-              <w:t xml:space="preserve"> | </w:t>
-            </w:r>
-            <w:proofErr w:type="spellStart"/>
-            <w:r>
-              <w:rPr>
-                <w:rFonts w:ascii="BRH Devanagari Extra" w:hAnsi="BRH Devanagari Extra" w:cs="BRH Devanagari Extra"/>
-                <w:color w:val="000000"/>
-                <w:sz w:val="40"/>
-                <w:szCs w:val="40"/>
-              </w:rPr>
-              <w:t>ESþlÉå</w:t>
+            <w:r>
+              <w:rPr>
+                <w:rFonts w:ascii="BRH Devanagari Extra" w:hAnsi="BRH Devanagari Extra" w:cs="BRH Devanagari Extra"/>
+                <w:color w:val="000000"/>
+                <w:sz w:val="40"/>
+                <w:szCs w:val="40"/>
+              </w:rPr>
+              <w:t>lÉÉåiÉç | ESþlÉå</w:t>
             </w:r>
             <w:r>
               <w:rPr>
@@ -5322,7 +4862,6 @@
               </w:rPr>
               <w:t>ÌwÉ</w:t>
             </w:r>
-            <w:proofErr w:type="spellEnd"/>
             <w:r>
               <w:rPr>
                 <w:rFonts w:ascii="BRH Devanagari Extra" w:hAnsi="BRH Devanagari Extra" w:cs="BRH Devanagari Extra"/>
@@ -5368,19 +4907,8 @@
                 <w:sz w:val="28"/>
                 <w:szCs w:val="32"/>
               </w:rPr>
-              <w:t xml:space="preserve">T.S.6.2.4.2 – </w:t>
-            </w:r>
-            <w:proofErr w:type="spellStart"/>
-            <w:r>
-              <w:rPr>
-                <w:rFonts w:cs="Arial"/>
-                <w:b/>
-                <w:sz w:val="28"/>
-                <w:szCs w:val="32"/>
-              </w:rPr>
-              <w:t>Kramam</w:t>
-            </w:r>
-            <w:proofErr w:type="spellEnd"/>
+              <w:t>T.S.6.2.4.2 – Kramam</w:t>
+            </w:r>
           </w:p>
           <w:p>
             <w:pPr>
@@ -5400,45 +4928,14 @@
                 <w:szCs w:val="32"/>
               </w:rPr>
             </w:pPr>
-            <w:proofErr w:type="spellStart"/>
-            <w:r>
-              <w:rPr>
-                <w:rFonts w:cs="Arial"/>
-                <w:b/>
-                <w:sz w:val="28"/>
-                <w:szCs w:val="32"/>
-              </w:rPr>
-              <w:t>Krama</w:t>
-            </w:r>
-            <w:proofErr w:type="spellEnd"/>
-            <w:r>
-              <w:rPr>
-                <w:rFonts w:cs="Arial"/>
-                <w:b/>
-                <w:sz w:val="28"/>
-                <w:szCs w:val="32"/>
-              </w:rPr>
-              <w:t xml:space="preserve"> </w:t>
-            </w:r>
-            <w:proofErr w:type="spellStart"/>
-            <w:r>
-              <w:rPr>
-                <w:rFonts w:cs="Arial"/>
-                <w:b/>
-                <w:sz w:val="28"/>
-                <w:szCs w:val="32"/>
-              </w:rPr>
-              <w:t>Vaakyam</w:t>
-            </w:r>
-            <w:proofErr w:type="spellEnd"/>
-            <w:r>
-              <w:rPr>
-                <w:rFonts w:cs="Arial"/>
-                <w:b/>
-                <w:sz w:val="28"/>
-                <w:szCs w:val="32"/>
-              </w:rPr>
-              <w:t xml:space="preserve"> No.– 53</w:t>
+            <w:r>
+              <w:rPr>
+                <w:rFonts w:cs="Arial"/>
+                <w:b/>
+                <w:sz w:val="28"/>
+                <w:szCs w:val="32"/>
+              </w:rPr>
+              <w:t>Krama Vaakyam No.– 53</w:t>
             </w:r>
           </w:p>
           <w:p>
@@ -5459,26 +4956,14 @@
                 <w:szCs w:val="32"/>
               </w:rPr>
             </w:pPr>
-            <w:proofErr w:type="spellStart"/>
-            <w:r>
-              <w:rPr>
-                <w:rFonts w:cs="Arial"/>
-                <w:b/>
-                <w:sz w:val="28"/>
-                <w:szCs w:val="32"/>
-              </w:rPr>
-              <w:lastRenderedPageBreak/>
-              <w:t>Panchaati</w:t>
-            </w:r>
-            <w:proofErr w:type="spellEnd"/>
-            <w:r>
-              <w:rPr>
-                <w:rFonts w:cs="Arial"/>
-                <w:b/>
-                <w:sz w:val="28"/>
-                <w:szCs w:val="32"/>
-              </w:rPr>
-              <w:t xml:space="preserve"> No</w:t>
+            <w:r>
+              <w:rPr>
+                <w:rFonts w:cs="Arial"/>
+                <w:b/>
+                <w:sz w:val="28"/>
+                <w:szCs w:val="32"/>
+              </w:rPr>
+              <w:t>Panchaati No</w:t>
             </w:r>
             <w:r>
               <w:rPr>
@@ -5514,56 +4999,14 @@
                 <w:lang w:val="en-IN" w:eastAsia="en-IN" w:bidi="ml-IN"/>
               </w:rPr>
             </w:pPr>
-            <w:proofErr w:type="spellStart"/>
-            <w:r>
-              <w:rPr>
-                <w:rFonts w:ascii="BRH Devanagari Extra" w:hAnsi="BRH Devanagari Extra" w:cs="BRH Devanagari Extra"/>
-                <w:color w:val="000000"/>
-                <w:sz w:val="40"/>
-                <w:szCs w:val="40"/>
-              </w:rPr>
-              <w:lastRenderedPageBreak/>
-              <w:t>uÉæ</w:t>
-            </w:r>
-            <w:proofErr w:type="spellEnd"/>
-            <w:r>
-              <w:rPr>
-                <w:rFonts w:ascii="BRH Devanagari Extra" w:hAnsi="BRH Devanagari Extra" w:cs="BRH Devanagari Extra"/>
-                <w:color w:val="000000"/>
-                <w:sz w:val="40"/>
-                <w:szCs w:val="40"/>
-              </w:rPr>
-              <w:t xml:space="preserve"> </w:t>
-            </w:r>
-            <w:proofErr w:type="spellStart"/>
-            <w:r>
-              <w:rPr>
-                <w:rFonts w:ascii="BRH Devanagari Extra" w:hAnsi="BRH Devanagari Extra" w:cs="BRH Devanagari Extra"/>
-                <w:color w:val="000000"/>
-                <w:sz w:val="40"/>
-                <w:szCs w:val="40"/>
-              </w:rPr>
-              <w:t>WûliÉÉÿ</w:t>
-            </w:r>
-            <w:proofErr w:type="spellEnd"/>
-            <w:r>
-              <w:rPr>
-                <w:rFonts w:ascii="BRH Devanagari Extra" w:hAnsi="BRH Devanagari Extra" w:cs="BRH Devanagari Extra"/>
-                <w:color w:val="000000"/>
-                <w:sz w:val="40"/>
-                <w:szCs w:val="40"/>
-              </w:rPr>
-              <w:t xml:space="preserve"> | </w:t>
-            </w:r>
-            <w:proofErr w:type="spellStart"/>
-            <w:r>
-              <w:rPr>
-                <w:rFonts w:ascii="BRH Devanagari Extra" w:hAnsi="BRH Devanagari Extra" w:cs="BRH Devanagari Extra"/>
-                <w:color w:val="000000"/>
-                <w:sz w:val="40"/>
-                <w:szCs w:val="40"/>
-              </w:rPr>
-              <w:t>WûliÉÉþÅuÉÉåcÉ</w:t>
+            <w:r>
+              <w:rPr>
+                <w:rFonts w:ascii="BRH Devanagari Extra" w:hAnsi="BRH Devanagari Extra" w:cs="BRH Devanagari Extra"/>
+                <w:color w:val="000000"/>
+                <w:sz w:val="40"/>
+                <w:szCs w:val="40"/>
+              </w:rPr>
+              <w:t>uÉæ WûliÉÉÿ | WûliÉÉþÅuÉÉåcÉ</w:t>
             </w:r>
             <w:r>
               <w:rPr>
@@ -5575,7 +5018,6 @@
               </w:rPr>
               <w:t>jÉÉ</w:t>
             </w:r>
-            <w:proofErr w:type="spellEnd"/>
             <w:r>
               <w:rPr>
                 <w:rFonts w:ascii="BRH Devanagari Extra" w:hAnsi="BRH Devanagari Extra" w:cs="BRH Devanagari Extra"/>
@@ -5602,55 +5044,14 @@
                 <w:lang w:val="en-IN" w:eastAsia="en-IN" w:bidi="ml-IN"/>
               </w:rPr>
             </w:pPr>
-            <w:proofErr w:type="spellStart"/>
-            <w:r>
-              <w:rPr>
-                <w:rFonts w:ascii="BRH Devanagari Extra" w:hAnsi="BRH Devanagari Extra" w:cs="BRH Devanagari Extra"/>
-                <w:color w:val="000000"/>
-                <w:sz w:val="40"/>
-                <w:szCs w:val="40"/>
-              </w:rPr>
-              <w:t>uÉæ</w:t>
-            </w:r>
-            <w:proofErr w:type="spellEnd"/>
-            <w:r>
-              <w:rPr>
-                <w:rFonts w:ascii="BRH Devanagari Extra" w:hAnsi="BRH Devanagari Extra" w:cs="BRH Devanagari Extra"/>
-                <w:color w:val="000000"/>
-                <w:sz w:val="40"/>
-                <w:szCs w:val="40"/>
-              </w:rPr>
-              <w:t xml:space="preserve"> </w:t>
-            </w:r>
-            <w:proofErr w:type="spellStart"/>
-            <w:r>
-              <w:rPr>
-                <w:rFonts w:ascii="BRH Devanagari Extra" w:hAnsi="BRH Devanagari Extra" w:cs="BRH Devanagari Extra"/>
-                <w:color w:val="000000"/>
-                <w:sz w:val="40"/>
-                <w:szCs w:val="40"/>
-              </w:rPr>
-              <w:t>WûliÉÉÿ</w:t>
-            </w:r>
-            <w:proofErr w:type="spellEnd"/>
-            <w:r>
-              <w:rPr>
-                <w:rFonts w:ascii="BRH Devanagari Extra" w:hAnsi="BRH Devanagari Extra" w:cs="BRH Devanagari Extra"/>
-                <w:color w:val="000000"/>
-                <w:sz w:val="40"/>
-                <w:szCs w:val="40"/>
-              </w:rPr>
-              <w:t xml:space="preserve"> | </w:t>
-            </w:r>
-            <w:proofErr w:type="spellStart"/>
-            <w:r>
-              <w:rPr>
-                <w:rFonts w:ascii="BRH Devanagari Extra" w:hAnsi="BRH Devanagari Extra" w:cs="BRH Devanagari Extra"/>
-                <w:color w:val="000000"/>
-                <w:sz w:val="40"/>
-                <w:szCs w:val="40"/>
-              </w:rPr>
-              <w:t>WûliÉÉþÅuÉÉåcÉ</w:t>
+            <w:r>
+              <w:rPr>
+                <w:rFonts w:ascii="BRH Devanagari Extra" w:hAnsi="BRH Devanagari Extra" w:cs="BRH Devanagari Extra"/>
+                <w:color w:val="000000"/>
+                <w:sz w:val="40"/>
+                <w:szCs w:val="40"/>
+              </w:rPr>
+              <w:t>uÉæ WûliÉÉÿ | WûliÉÉþÅuÉÉåcÉ</w:t>
             </w:r>
             <w:r>
               <w:rPr>
@@ -5662,7 +5063,6 @@
               </w:rPr>
               <w:t>jÉÉÈ</w:t>
             </w:r>
-            <w:proofErr w:type="spellEnd"/>
             <w:r>
               <w:rPr>
                 <w:rFonts w:ascii="BRH Devanagari Extra" w:hAnsi="BRH Devanagari Extra" w:cs="BRH Devanagari Extra"/>
@@ -5708,19 +5108,8 @@
                 <w:sz w:val="28"/>
                 <w:szCs w:val="32"/>
               </w:rPr>
-              <w:t xml:space="preserve">T.S.6.2.4.5 – </w:t>
-            </w:r>
-            <w:proofErr w:type="spellStart"/>
-            <w:r>
-              <w:rPr>
-                <w:rFonts w:cs="Arial"/>
-                <w:b/>
-                <w:sz w:val="28"/>
-                <w:szCs w:val="32"/>
-              </w:rPr>
-              <w:t>Kramam</w:t>
-            </w:r>
-            <w:proofErr w:type="spellEnd"/>
+              <w:t>T.S.6.2.4.5 – Kramam</w:t>
+            </w:r>
           </w:p>
           <w:p>
             <w:pPr>
@@ -5740,45 +5129,14 @@
                 <w:szCs w:val="32"/>
               </w:rPr>
             </w:pPr>
-            <w:proofErr w:type="spellStart"/>
-            <w:r>
-              <w:rPr>
-                <w:rFonts w:cs="Arial"/>
-                <w:b/>
-                <w:sz w:val="28"/>
-                <w:szCs w:val="32"/>
-              </w:rPr>
-              <w:t>Krama</w:t>
-            </w:r>
-            <w:proofErr w:type="spellEnd"/>
-            <w:r>
-              <w:rPr>
-                <w:rFonts w:cs="Arial"/>
-                <w:b/>
-                <w:sz w:val="28"/>
-                <w:szCs w:val="32"/>
-              </w:rPr>
-              <w:t xml:space="preserve"> </w:t>
-            </w:r>
-            <w:proofErr w:type="spellStart"/>
-            <w:r>
-              <w:rPr>
-                <w:rFonts w:cs="Arial"/>
-                <w:b/>
-                <w:sz w:val="28"/>
-                <w:szCs w:val="32"/>
-              </w:rPr>
-              <w:t>Vaakyam</w:t>
-            </w:r>
-            <w:proofErr w:type="spellEnd"/>
-            <w:r>
-              <w:rPr>
-                <w:rFonts w:cs="Arial"/>
-                <w:b/>
-                <w:sz w:val="28"/>
-                <w:szCs w:val="32"/>
-              </w:rPr>
-              <w:t xml:space="preserve"> No.– 63</w:t>
+            <w:r>
+              <w:rPr>
+                <w:rFonts w:cs="Arial"/>
+                <w:b/>
+                <w:sz w:val="28"/>
+                <w:szCs w:val="32"/>
+              </w:rPr>
+              <w:t>Krama Vaakyam No.– 63</w:t>
             </w:r>
           </w:p>
           <w:p>
@@ -5799,25 +5157,14 @@
                 <w:szCs w:val="32"/>
               </w:rPr>
             </w:pPr>
-            <w:proofErr w:type="spellStart"/>
-            <w:r>
-              <w:rPr>
-                <w:rFonts w:cs="Arial"/>
-                <w:b/>
-                <w:sz w:val="28"/>
-                <w:szCs w:val="32"/>
-              </w:rPr>
-              <w:t>Panchaati</w:t>
-            </w:r>
-            <w:proofErr w:type="spellEnd"/>
-            <w:r>
-              <w:rPr>
-                <w:rFonts w:cs="Arial"/>
-                <w:b/>
-                <w:sz w:val="28"/>
-                <w:szCs w:val="32"/>
-              </w:rPr>
-              <w:t xml:space="preserve"> No</w:t>
+            <w:r>
+              <w:rPr>
+                <w:rFonts w:cs="Arial"/>
+                <w:b/>
+                <w:sz w:val="28"/>
+                <w:szCs w:val="32"/>
+              </w:rPr>
+              <w:t>Panchaati No</w:t>
             </w:r>
             <w:r>
               <w:rPr>
@@ -5853,7 +5200,6 @@
                 <w:lang w:val="en-IN" w:eastAsia="en-IN" w:bidi="ml-IN"/>
               </w:rPr>
             </w:pPr>
-            <w:proofErr w:type="spellStart"/>
             <w:r>
               <w:rPr>
                 <w:rFonts w:ascii="BRH Devanagari Extra" w:hAnsi="BRH Devanagari Extra" w:cs="BRH Devanagari Extra"/>
@@ -5863,45 +5209,23 @@
               </w:rPr>
               <w:t>iÉxqÉÉ</w:t>
             </w:r>
-            <w:proofErr w:type="spellEnd"/>
-            <w:r>
-              <w:rPr>
-                <w:rFonts w:ascii="BRH Malayalam Extra" w:hAnsi="BRH Malayalam Extra" w:cs="BRH Devanagari Extra"/>
-                <w:color w:val="000000"/>
-                <w:sz w:val="32"/>
-                <w:szCs w:val="40"/>
-              </w:rPr>
-              <w:t>–</w:t>
-            </w:r>
-            <w:proofErr w:type="spellStart"/>
-            <w:r>
-              <w:rPr>
-                <w:rFonts w:ascii="BRH Devanagari Extra" w:hAnsi="BRH Devanagari Extra" w:cs="BRH Devanagari Extra"/>
-                <w:color w:val="000000"/>
-                <w:sz w:val="40"/>
-                <w:szCs w:val="40"/>
-              </w:rPr>
-              <w:t>SÉåwÉþkÉrÉÈ</w:t>
-            </w:r>
-            <w:proofErr w:type="spellEnd"/>
-            <w:r>
-              <w:rPr>
-                <w:rFonts w:ascii="BRH Devanagari Extra" w:hAnsi="BRH Devanagari Extra" w:cs="BRH Devanagari Extra"/>
-                <w:color w:val="000000"/>
-                <w:sz w:val="40"/>
-                <w:szCs w:val="40"/>
-              </w:rPr>
-              <w:t xml:space="preserve"> | </w:t>
-            </w:r>
-            <w:proofErr w:type="spellStart"/>
-            <w:r>
-              <w:rPr>
-                <w:rFonts w:ascii="BRH Devanagari Extra" w:hAnsi="BRH Devanagari Extra" w:cs="BRH Devanagari Extra"/>
-                <w:color w:val="000000"/>
-                <w:sz w:val="40"/>
-                <w:szCs w:val="40"/>
-              </w:rPr>
-              <w:t>AÉåwÉþkÉ</w:t>
+            <w:r>
+              <w:rPr>
+                <w:rFonts w:ascii="BRH Malayalam Extra" w:hAnsi="BRH Malayalam Extra" w:cs="BRH Devanagari Extra"/>
+                <w:color w:val="000000"/>
+                <w:sz w:val="32"/>
+                <w:szCs w:val="40"/>
+              </w:rPr>
+              <w:t>–</w:t>
+            </w:r>
+            <w:r>
+              <w:rPr>
+                <w:rFonts w:ascii="BRH Devanagari Extra" w:hAnsi="BRH Devanagari Extra" w:cs="BRH Devanagari Extra"/>
+                <w:color w:val="000000"/>
+                <w:sz w:val="40"/>
+                <w:szCs w:val="40"/>
+              </w:rPr>
+              <w:t>SÉåwÉþkÉrÉÈ | AÉåwÉþkÉ</w:t>
             </w:r>
             <w:r>
               <w:rPr>
@@ -5913,44 +5237,23 @@
               </w:rPr>
               <w:t>rÉ</w:t>
             </w:r>
-            <w:proofErr w:type="spellEnd"/>
-            <w:r>
-              <w:rPr>
-                <w:rFonts w:ascii="BRH Malayalam Extra" w:hAnsi="BRH Malayalam Extra" w:cs="BRH Devanagari Extra"/>
-                <w:color w:val="000000"/>
-                <w:sz w:val="32"/>
-                <w:szCs w:val="40"/>
-              </w:rPr>
-              <w:t>–</w:t>
-            </w:r>
-            <w:r>
-              <w:rPr>
-                <w:rFonts w:ascii="BRH Devanagari Extra" w:hAnsi="BRH Devanagari Extra" w:cs="BRH Devanagari Extra"/>
-                <w:color w:val="000000"/>
-                <w:sz w:val="40"/>
-                <w:szCs w:val="40"/>
-              </w:rPr>
-              <w:t xml:space="preserve"> </w:t>
-            </w:r>
-            <w:proofErr w:type="spellStart"/>
-            <w:r>
-              <w:rPr>
-                <w:rFonts w:ascii="BRH Devanagari Extra" w:hAnsi="BRH Devanagari Extra" w:cs="BRH Devanagari Extra"/>
-                <w:color w:val="000000"/>
-                <w:sz w:val="40"/>
-                <w:szCs w:val="40"/>
-              </w:rPr>
-              <w:t>mÉÑlÉþÈ</w:t>
-            </w:r>
-            <w:proofErr w:type="spellEnd"/>
-            <w:r>
-              <w:rPr>
-                <w:rFonts w:ascii="BRH Devanagari Extra" w:hAnsi="BRH Devanagari Extra" w:cs="BRH Devanagari Extra"/>
-                <w:color w:val="000000"/>
-                <w:sz w:val="40"/>
-                <w:szCs w:val="40"/>
-              </w:rPr>
-              <w:t xml:space="preserve"> |</w:t>
+            <w:r>
+              <w:rPr>
+                <w:rFonts w:ascii="BRH Malayalam Extra" w:hAnsi="BRH Malayalam Extra" w:cs="BRH Devanagari Extra"/>
+                <w:color w:val="000000"/>
+                <w:sz w:val="32"/>
+                <w:szCs w:val="40"/>
+              </w:rPr>
+              <w:t>–</w:t>
+            </w:r>
+            <w:r>
+              <w:rPr>
+                <w:rFonts w:ascii="BRH Devanagari Extra" w:hAnsi="BRH Devanagari Extra" w:cs="BRH Devanagari Extra"/>
+                <w:color w:val="000000"/>
+                <w:sz w:val="40"/>
+                <w:szCs w:val="40"/>
+              </w:rPr>
+              <w:t xml:space="preserve"> mÉÑlÉþÈ |</w:t>
             </w:r>
           </w:p>
         </w:tc>
@@ -5973,7 +5276,6 @@
                 <w:lang w:val="en-IN" w:eastAsia="en-IN" w:bidi="ml-IN"/>
               </w:rPr>
             </w:pPr>
-            <w:proofErr w:type="spellStart"/>
             <w:r>
               <w:rPr>
                 <w:rFonts w:ascii="BRH Devanagari Extra" w:hAnsi="BRH Devanagari Extra" w:cs="BRH Devanagari Extra"/>
@@ -5983,45 +5285,23 @@
               </w:rPr>
               <w:t>iÉxqÉÉ</w:t>
             </w:r>
-            <w:proofErr w:type="spellEnd"/>
-            <w:r>
-              <w:rPr>
-                <w:rFonts w:ascii="BRH Malayalam Extra" w:hAnsi="BRH Malayalam Extra" w:cs="BRH Devanagari Extra"/>
-                <w:color w:val="000000"/>
-                <w:sz w:val="32"/>
-                <w:szCs w:val="40"/>
-              </w:rPr>
-              <w:t>–</w:t>
-            </w:r>
-            <w:proofErr w:type="spellStart"/>
-            <w:r>
-              <w:rPr>
-                <w:rFonts w:ascii="BRH Devanagari Extra" w:hAnsi="BRH Devanagari Extra" w:cs="BRH Devanagari Extra"/>
-                <w:color w:val="000000"/>
-                <w:sz w:val="40"/>
-                <w:szCs w:val="40"/>
-              </w:rPr>
-              <w:t>SÉåwÉþkÉrÉÈ</w:t>
-            </w:r>
-            <w:proofErr w:type="spellEnd"/>
-            <w:r>
-              <w:rPr>
-                <w:rFonts w:ascii="BRH Devanagari Extra" w:hAnsi="BRH Devanagari Extra" w:cs="BRH Devanagari Extra"/>
-                <w:color w:val="000000"/>
-                <w:sz w:val="40"/>
-                <w:szCs w:val="40"/>
-              </w:rPr>
-              <w:t xml:space="preserve"> | </w:t>
-            </w:r>
-            <w:proofErr w:type="spellStart"/>
-            <w:r>
-              <w:rPr>
-                <w:rFonts w:ascii="BRH Devanagari Extra" w:hAnsi="BRH Devanagari Extra" w:cs="BRH Devanagari Extra"/>
-                <w:color w:val="000000"/>
-                <w:sz w:val="40"/>
-                <w:szCs w:val="40"/>
-              </w:rPr>
-              <w:t>AÉåwÉþkÉ</w:t>
+            <w:r>
+              <w:rPr>
+                <w:rFonts w:ascii="BRH Malayalam Extra" w:hAnsi="BRH Malayalam Extra" w:cs="BRH Devanagari Extra"/>
+                <w:color w:val="000000"/>
+                <w:sz w:val="32"/>
+                <w:szCs w:val="40"/>
+              </w:rPr>
+              <w:t>–</w:t>
+            </w:r>
+            <w:r>
+              <w:rPr>
+                <w:rFonts w:ascii="BRH Devanagari Extra" w:hAnsi="BRH Devanagari Extra" w:cs="BRH Devanagari Extra"/>
+                <w:color w:val="000000"/>
+                <w:sz w:val="40"/>
+                <w:szCs w:val="40"/>
+              </w:rPr>
+              <w:t>SÉåwÉþkÉrÉÈ | AÉåwÉþkÉ</w:t>
             </w:r>
             <w:r>
               <w:rPr>
@@ -6033,7 +5313,6 @@
               </w:rPr>
               <w:t>rÉ</w:t>
             </w:r>
-            <w:proofErr w:type="spellEnd"/>
             <w:r>
               <w:rPr>
                 <w:rFonts w:ascii="BRH Malayalam Extra" w:hAnsi="BRH Malayalam Extra" w:cs="BRH Devanagari Extra"/>
@@ -6061,27 +5340,7 @@
                 <w:sz w:val="40"/>
                 <w:szCs w:val="40"/>
               </w:rPr>
-              <w:t xml:space="preserve"> </w:t>
-            </w:r>
-            <w:proofErr w:type="spellStart"/>
-            <w:r>
-              <w:rPr>
-                <w:rFonts w:ascii="BRH Devanagari Extra" w:hAnsi="BRH Devanagari Extra" w:cs="BRH Devanagari Extra"/>
-                <w:color w:val="000000"/>
-                <w:sz w:val="40"/>
-                <w:szCs w:val="40"/>
-              </w:rPr>
-              <w:t>mÉÑlÉþÈ</w:t>
-            </w:r>
-            <w:proofErr w:type="spellEnd"/>
-            <w:r>
-              <w:rPr>
-                <w:rFonts w:ascii="BRH Devanagari Extra" w:hAnsi="BRH Devanagari Extra" w:cs="BRH Devanagari Extra"/>
-                <w:color w:val="000000"/>
-                <w:sz w:val="40"/>
-                <w:szCs w:val="40"/>
-              </w:rPr>
-              <w:t xml:space="preserve"> |</w:t>
+              <w:t xml:space="preserve"> mÉÑlÉþÈ |</w:t>
             </w:r>
           </w:p>
         </w:tc>
@@ -6119,19 +5378,8 @@
                 <w:sz w:val="28"/>
                 <w:szCs w:val="32"/>
               </w:rPr>
-              <w:t xml:space="preserve">T.S.6.2.5.3 – </w:t>
-            </w:r>
-            <w:proofErr w:type="spellStart"/>
-            <w:r>
-              <w:rPr>
-                <w:rFonts w:cs="Arial"/>
-                <w:b/>
-                <w:sz w:val="28"/>
-                <w:szCs w:val="32"/>
-              </w:rPr>
-              <w:t>Kramam</w:t>
-            </w:r>
-            <w:proofErr w:type="spellEnd"/>
+              <w:t>T.S.6.2.5.3 – Kramam</w:t>
+            </w:r>
           </w:p>
           <w:p>
             <w:pPr>
@@ -6151,45 +5399,14 @@
                 <w:szCs w:val="32"/>
               </w:rPr>
             </w:pPr>
-            <w:proofErr w:type="spellStart"/>
-            <w:r>
-              <w:rPr>
-                <w:rFonts w:cs="Arial"/>
-                <w:b/>
-                <w:sz w:val="28"/>
-                <w:szCs w:val="32"/>
-              </w:rPr>
-              <w:t>Krama</w:t>
-            </w:r>
-            <w:proofErr w:type="spellEnd"/>
-            <w:r>
-              <w:rPr>
-                <w:rFonts w:cs="Arial"/>
-                <w:b/>
-                <w:sz w:val="28"/>
-                <w:szCs w:val="32"/>
-              </w:rPr>
-              <w:t xml:space="preserve"> </w:t>
-            </w:r>
-            <w:proofErr w:type="spellStart"/>
-            <w:r>
-              <w:rPr>
-                <w:rFonts w:cs="Arial"/>
-                <w:b/>
-                <w:sz w:val="28"/>
-                <w:szCs w:val="32"/>
-              </w:rPr>
-              <w:t>Vaakyam</w:t>
-            </w:r>
-            <w:proofErr w:type="spellEnd"/>
-            <w:r>
-              <w:rPr>
-                <w:rFonts w:cs="Arial"/>
-                <w:b/>
-                <w:sz w:val="28"/>
-                <w:szCs w:val="32"/>
-              </w:rPr>
-              <w:t xml:space="preserve"> No.– 32</w:t>
+            <w:r>
+              <w:rPr>
+                <w:rFonts w:cs="Arial"/>
+                <w:b/>
+                <w:sz w:val="28"/>
+                <w:szCs w:val="32"/>
+              </w:rPr>
+              <w:t>Krama Vaakyam No.– 32</w:t>
             </w:r>
           </w:p>
           <w:p>
@@ -6210,25 +5427,14 @@
                 <w:szCs w:val="32"/>
               </w:rPr>
             </w:pPr>
-            <w:proofErr w:type="spellStart"/>
-            <w:r>
-              <w:rPr>
-                <w:rFonts w:cs="Arial"/>
-                <w:b/>
-                <w:sz w:val="28"/>
-                <w:szCs w:val="32"/>
-              </w:rPr>
-              <w:t>Panchaati</w:t>
-            </w:r>
-            <w:proofErr w:type="spellEnd"/>
-            <w:r>
-              <w:rPr>
-                <w:rFonts w:cs="Arial"/>
-                <w:b/>
-                <w:sz w:val="28"/>
-                <w:szCs w:val="32"/>
-              </w:rPr>
-              <w:t xml:space="preserve"> No</w:t>
+            <w:r>
+              <w:rPr>
+                <w:rFonts w:cs="Arial"/>
+                <w:b/>
+                <w:sz w:val="28"/>
+                <w:szCs w:val="32"/>
+              </w:rPr>
+              <w:t>Panchaati No</w:t>
             </w:r>
             <w:r>
               <w:rPr>
@@ -6264,47 +5470,15 @@
                 <w:lang w:val="en-IN" w:eastAsia="en-IN" w:bidi="ml-IN"/>
               </w:rPr>
             </w:pPr>
-            <w:proofErr w:type="spellStart"/>
-            <w:r>
-              <w:rPr>
-                <w:rFonts w:ascii="BRH Devanagari Extra" w:hAnsi="BRH Devanagari Extra" w:cs="BRH Devanagari Extra"/>
-                <w:color w:val="000000"/>
-                <w:sz w:val="40"/>
-                <w:szCs w:val="40"/>
-              </w:rPr>
-              <w:t>aÉpÉïþ</w:t>
-            </w:r>
-            <w:proofErr w:type="spellEnd"/>
-            <w:r>
-              <w:rPr>
-                <w:rFonts w:ascii="BRH Devanagari Extra" w:hAnsi="BRH Devanagari Extra" w:cs="BRH Devanagari Extra"/>
-                <w:color w:val="000000"/>
-                <w:sz w:val="40"/>
-                <w:szCs w:val="40"/>
-              </w:rPr>
-              <w:t xml:space="preserve"> </w:t>
-            </w:r>
-            <w:proofErr w:type="spellStart"/>
-            <w:r>
-              <w:rPr>
-                <w:rFonts w:ascii="BRH Devanagari Extra" w:hAnsi="BRH Devanagari Extra" w:cs="BRH Devanagari Extra"/>
-                <w:color w:val="000000"/>
-                <w:sz w:val="40"/>
-                <w:szCs w:val="40"/>
-              </w:rPr>
-              <w:t>CuÉ</w:t>
-            </w:r>
-            <w:proofErr w:type="spellEnd"/>
-            <w:r>
-              <w:rPr>
-                <w:rFonts w:ascii="BRH Devanagari Extra" w:hAnsi="BRH Devanagari Extra" w:cs="BRH Devanagari Extra"/>
-                <w:color w:val="000000"/>
-                <w:sz w:val="40"/>
-                <w:szCs w:val="40"/>
-              </w:rPr>
-              <w:t xml:space="preserve"> | </w:t>
-            </w:r>
-            <w:proofErr w:type="spellStart"/>
+            <w:r>
+              <w:rPr>
+                <w:rFonts w:ascii="BRH Devanagari Extra" w:hAnsi="BRH Devanagari Extra" w:cs="BRH Devanagari Extra"/>
+                <w:color w:val="000000"/>
+                <w:sz w:val="40"/>
+                <w:szCs w:val="40"/>
+              </w:rPr>
+              <w:t xml:space="preserve">aÉpÉïþ CuÉ | </w:t>
+            </w:r>
             <w:r>
               <w:rPr>
                 <w:rFonts w:ascii="BRH Devanagari Extra" w:hAnsi="BRH Devanagari Extra" w:cs="BRH Devanagari Extra"/>
@@ -6324,36 +5498,24 @@
               </w:rPr>
               <w:t>uÉ</w:t>
             </w:r>
-            <w:proofErr w:type="spellEnd"/>
-            <w:r>
-              <w:rPr>
-                <w:rFonts w:ascii="BRH Malayalam Extra" w:hAnsi="BRH Malayalam Extra" w:cs="BRH Devanagari Extra"/>
-                <w:color w:val="000000"/>
-                <w:sz w:val="32"/>
-                <w:szCs w:val="40"/>
-              </w:rPr>
-              <w:t>–</w:t>
-            </w:r>
-            <w:r>
-              <w:rPr>
-                <w:rFonts w:ascii="BRH Devanagari Extra" w:hAnsi="BRH Devanagari Extra" w:cs="BRH Devanagari Extra"/>
-                <w:color w:val="000000"/>
-                <w:sz w:val="40"/>
-                <w:szCs w:val="40"/>
-              </w:rPr>
-              <w:t xml:space="preserve"> </w:t>
-            </w:r>
-            <w:proofErr w:type="spellStart"/>
-            <w:r>
-              <w:rPr>
-                <w:rFonts w:ascii="BRH Devanagari Extra" w:hAnsi="BRH Devanagari Extra" w:cs="BRH Devanagari Extra"/>
-                <w:color w:val="000000"/>
-                <w:sz w:val="40"/>
-                <w:szCs w:val="40"/>
-              </w:rPr>
-              <w:t>ZÉsÉÑþ</w:t>
-            </w:r>
-            <w:proofErr w:type="spellEnd"/>
+            <w:r>
+              <w:rPr>
+                <w:rFonts w:ascii="BRH Malayalam Extra" w:hAnsi="BRH Malayalam Extra" w:cs="BRH Devanagari Extra"/>
+                <w:color w:val="000000"/>
+                <w:sz w:val="32"/>
+                <w:szCs w:val="40"/>
+              </w:rPr>
+              <w:t>–</w:t>
+            </w:r>
+            <w:r>
+              <w:rPr>
+                <w:rFonts w:ascii="BRH Devanagari Extra" w:hAnsi="BRH Devanagari Extra" w:cs="BRH Devanagari Extra"/>
+                <w:color w:val="000000"/>
+                <w:sz w:val="40"/>
+                <w:szCs w:val="40"/>
+              </w:rPr>
+              <w:t xml:space="preserve"> ZÉsÉÑþ</w:t>
+            </w:r>
           </w:p>
         </w:tc>
         <w:tc>
@@ -6375,45 +5537,14 @@
                 <w:lang w:val="en-IN" w:eastAsia="en-IN" w:bidi="ml-IN"/>
               </w:rPr>
             </w:pPr>
-            <w:proofErr w:type="spellStart"/>
-            <w:r>
-              <w:rPr>
-                <w:rFonts w:ascii="BRH Devanagari Extra" w:hAnsi="BRH Devanagari Extra" w:cs="BRH Devanagari Extra"/>
-                <w:color w:val="000000"/>
-                <w:sz w:val="40"/>
-                <w:szCs w:val="40"/>
-              </w:rPr>
-              <w:t>aÉpÉïþ</w:t>
-            </w:r>
-            <w:proofErr w:type="spellEnd"/>
-            <w:r>
-              <w:rPr>
-                <w:rFonts w:ascii="BRH Devanagari Extra" w:hAnsi="BRH Devanagari Extra" w:cs="BRH Devanagari Extra"/>
-                <w:color w:val="000000"/>
-                <w:sz w:val="40"/>
-                <w:szCs w:val="40"/>
-              </w:rPr>
-              <w:t xml:space="preserve"> </w:t>
-            </w:r>
-            <w:proofErr w:type="spellStart"/>
-            <w:r>
-              <w:rPr>
-                <w:rFonts w:ascii="BRH Devanagari Extra" w:hAnsi="BRH Devanagari Extra" w:cs="BRH Devanagari Extra"/>
-                <w:color w:val="000000"/>
-                <w:sz w:val="40"/>
-                <w:szCs w:val="40"/>
-              </w:rPr>
-              <w:t>CuÉ</w:t>
-            </w:r>
-            <w:proofErr w:type="spellEnd"/>
-            <w:r>
-              <w:rPr>
-                <w:rFonts w:ascii="BRH Devanagari Extra" w:hAnsi="BRH Devanagari Extra" w:cs="BRH Devanagari Extra"/>
-                <w:color w:val="000000"/>
-                <w:sz w:val="40"/>
-                <w:szCs w:val="40"/>
-              </w:rPr>
-              <w:t xml:space="preserve"> | </w:t>
+            <w:r>
+              <w:rPr>
+                <w:rFonts w:ascii="BRH Devanagari Extra" w:hAnsi="BRH Devanagari Extra" w:cs="BRH Devanagari Extra"/>
+                <w:color w:val="000000"/>
+                <w:sz w:val="40"/>
+                <w:szCs w:val="40"/>
+              </w:rPr>
+              <w:t xml:space="preserve">aÉpÉïþ CuÉ | </w:t>
             </w:r>
             <w:r>
               <w:rPr>
@@ -6435,7 +5566,6 @@
               </w:rPr>
               <w:t>–</w:t>
             </w:r>
-            <w:proofErr w:type="spellStart"/>
             <w:r>
               <w:rPr>
                 <w:rFonts w:ascii="BRH Devanagari Extra" w:hAnsi="BRH Devanagari Extra" w:cs="BRH Devanagari Extra"/>
@@ -6445,36 +5575,24 @@
               </w:rPr>
               <w:t>uÉ</w:t>
             </w:r>
-            <w:proofErr w:type="spellEnd"/>
-            <w:r>
-              <w:rPr>
-                <w:rFonts w:ascii="BRH Malayalam Extra" w:hAnsi="BRH Malayalam Extra" w:cs="BRH Devanagari Extra"/>
-                <w:color w:val="000000"/>
-                <w:sz w:val="32"/>
-                <w:szCs w:val="40"/>
-              </w:rPr>
-              <w:t>–</w:t>
-            </w:r>
-            <w:r>
-              <w:rPr>
-                <w:rFonts w:ascii="BRH Devanagari Extra" w:hAnsi="BRH Devanagari Extra" w:cs="BRH Devanagari Extra"/>
-                <w:color w:val="000000"/>
-                <w:sz w:val="40"/>
-                <w:szCs w:val="40"/>
-              </w:rPr>
-              <w:t xml:space="preserve"> </w:t>
-            </w:r>
-            <w:proofErr w:type="spellStart"/>
-            <w:r>
-              <w:rPr>
-                <w:rFonts w:ascii="BRH Devanagari Extra" w:hAnsi="BRH Devanagari Extra" w:cs="BRH Devanagari Extra"/>
-                <w:color w:val="000000"/>
-                <w:sz w:val="40"/>
-                <w:szCs w:val="40"/>
-              </w:rPr>
-              <w:t>ZÉsÉÑþ</w:t>
-            </w:r>
-            <w:proofErr w:type="spellEnd"/>
+            <w:r>
+              <w:rPr>
+                <w:rFonts w:ascii="BRH Malayalam Extra" w:hAnsi="BRH Malayalam Extra" w:cs="BRH Devanagari Extra"/>
+                <w:color w:val="000000"/>
+                <w:sz w:val="32"/>
+                <w:szCs w:val="40"/>
+              </w:rPr>
+              <w:t>–</w:t>
+            </w:r>
+            <w:r>
+              <w:rPr>
+                <w:rFonts w:ascii="BRH Devanagari Extra" w:hAnsi="BRH Devanagari Extra" w:cs="BRH Devanagari Extra"/>
+                <w:color w:val="000000"/>
+                <w:sz w:val="40"/>
+                <w:szCs w:val="40"/>
+              </w:rPr>
+              <w:t xml:space="preserve"> ZÉsÉÑþ</w:t>
+            </w:r>
           </w:p>
         </w:tc>
       </w:tr>
@@ -6511,19 +5629,8 @@
                 <w:sz w:val="28"/>
                 <w:szCs w:val="32"/>
               </w:rPr>
-              <w:t xml:space="preserve">T.S.6.2.5.5 – </w:t>
-            </w:r>
-            <w:proofErr w:type="spellStart"/>
-            <w:r>
-              <w:rPr>
-                <w:rFonts w:cs="Arial"/>
-                <w:b/>
-                <w:sz w:val="28"/>
-                <w:szCs w:val="32"/>
-              </w:rPr>
-              <w:t>Kramam</w:t>
-            </w:r>
-            <w:proofErr w:type="spellEnd"/>
+              <w:t>T.S.6.2.5.5 – Kramam</w:t>
+            </w:r>
           </w:p>
           <w:p>
             <w:pPr>
@@ -6543,45 +5650,14 @@
                 <w:szCs w:val="32"/>
               </w:rPr>
             </w:pPr>
-            <w:proofErr w:type="spellStart"/>
-            <w:r>
-              <w:rPr>
-                <w:rFonts w:cs="Arial"/>
-                <w:b/>
-                <w:sz w:val="28"/>
-                <w:szCs w:val="32"/>
-              </w:rPr>
-              <w:t>Krama</w:t>
-            </w:r>
-            <w:proofErr w:type="spellEnd"/>
-            <w:r>
-              <w:rPr>
-                <w:rFonts w:cs="Arial"/>
-                <w:b/>
-                <w:sz w:val="28"/>
-                <w:szCs w:val="32"/>
-              </w:rPr>
-              <w:t xml:space="preserve"> </w:t>
-            </w:r>
-            <w:proofErr w:type="spellStart"/>
-            <w:r>
-              <w:rPr>
-                <w:rFonts w:cs="Arial"/>
-                <w:b/>
-                <w:sz w:val="28"/>
-                <w:szCs w:val="32"/>
-              </w:rPr>
-              <w:t>Vaakyam</w:t>
-            </w:r>
-            <w:proofErr w:type="spellEnd"/>
-            <w:r>
-              <w:rPr>
-                <w:rFonts w:cs="Arial"/>
-                <w:b/>
-                <w:sz w:val="28"/>
-                <w:szCs w:val="32"/>
-              </w:rPr>
-              <w:t xml:space="preserve"> No.– 6</w:t>
+            <w:r>
+              <w:rPr>
+                <w:rFonts w:cs="Arial"/>
+                <w:b/>
+                <w:sz w:val="28"/>
+                <w:szCs w:val="32"/>
+              </w:rPr>
+              <w:t>Krama Vaakyam No.– 6</w:t>
             </w:r>
           </w:p>
           <w:p>
@@ -6599,25 +5675,14 @@
                 <w:szCs w:val="36"/>
               </w:rPr>
             </w:pPr>
-            <w:proofErr w:type="spellStart"/>
-            <w:r>
-              <w:rPr>
-                <w:rFonts w:cs="Arial"/>
-                <w:b/>
-                <w:sz w:val="28"/>
-                <w:szCs w:val="32"/>
-              </w:rPr>
-              <w:t>Panchaati</w:t>
-            </w:r>
-            <w:proofErr w:type="spellEnd"/>
-            <w:r>
-              <w:rPr>
-                <w:rFonts w:cs="Arial"/>
-                <w:b/>
-                <w:sz w:val="28"/>
-                <w:szCs w:val="32"/>
-              </w:rPr>
-              <w:t xml:space="preserve"> No</w:t>
+            <w:r>
+              <w:rPr>
+                <w:rFonts w:cs="Arial"/>
+                <w:b/>
+                <w:sz w:val="28"/>
+                <w:szCs w:val="32"/>
+              </w:rPr>
+              <w:t>Panchaati No</w:t>
             </w:r>
             <w:r>
               <w:rPr>
@@ -6652,36 +5717,24 @@
                 <w:szCs w:val="40"/>
               </w:rPr>
             </w:pPr>
-            <w:proofErr w:type="spellStart"/>
-            <w:r>
-              <w:rPr>
-                <w:rFonts w:ascii="BRH Devanagari Extra" w:hAnsi="BRH Devanagari Extra" w:cs="BRH Devanagari Extra"/>
-                <w:color w:val="000000"/>
-                <w:sz w:val="40"/>
-                <w:szCs w:val="40"/>
-              </w:rPr>
-              <w:t>uÉÉ</w:t>
-            </w:r>
-            <w:proofErr w:type="spellEnd"/>
-            <w:r>
-              <w:rPr>
-                <w:rFonts w:ascii="BRH Devanagari Extra" w:hAnsi="BRH Devanagari Extra" w:cs="BRH Devanagari Extra"/>
-                <w:color w:val="000000"/>
-                <w:sz w:val="40"/>
-                <w:szCs w:val="40"/>
-              </w:rPr>
-              <w:t xml:space="preserve"> L</w:t>
-            </w:r>
-            <w:r>
-              <w:rPr>
-                <w:rFonts w:ascii="BRH Malayalam Extra" w:hAnsi="BRH Malayalam Extra" w:cs="BRH Devanagari Extra"/>
-                <w:color w:val="000000"/>
-                <w:sz w:val="32"/>
-                <w:szCs w:val="40"/>
-              </w:rPr>
-              <w:t>–</w:t>
-            </w:r>
-            <w:proofErr w:type="spellStart"/>
+            <w:r>
+              <w:rPr>
+                <w:rFonts w:ascii="BRH Devanagari Extra" w:hAnsi="BRH Devanagari Extra" w:cs="BRH Devanagari Extra"/>
+                <w:color w:val="000000"/>
+                <w:sz w:val="40"/>
+                <w:szCs w:val="40"/>
+              </w:rPr>
+              <w:t>uÉÉ L</w:t>
+            </w:r>
+            <w:r>
+              <w:rPr>
+                <w:rFonts w:ascii="BRH Malayalam Extra" w:hAnsi="BRH Malayalam Extra" w:cs="BRH Devanagari Extra"/>
+                <w:color w:val="000000"/>
+                <w:sz w:val="32"/>
+                <w:szCs w:val="40"/>
+              </w:rPr>
+              <w:t>–</w:t>
+            </w:r>
             <w:r>
               <w:rPr>
                 <w:rFonts w:ascii="BRH Devanagari Extra" w:hAnsi="BRH Devanagari Extra" w:cs="BRH Devanagari Extra"/>
@@ -6692,7 +5745,6 @@
               </w:rPr>
               <w:t>wÉ</w:t>
             </w:r>
-            <w:proofErr w:type="spellEnd"/>
             <w:r>
               <w:rPr>
                 <w:rFonts w:ascii="BRH Devanagari Extra" w:hAnsi="BRH Devanagari Extra" w:cs="BRH Devanagari Extra"/>
@@ -6711,45 +5763,14 @@
               </w:rPr>
               <w:t>–</w:t>
             </w:r>
-            <w:proofErr w:type="spellStart"/>
-            <w:r>
-              <w:rPr>
-                <w:rFonts w:ascii="BRH Devanagari Extra" w:hAnsi="BRH Devanagari Extra" w:cs="BRH Devanagari Extra"/>
-                <w:color w:val="000000"/>
-                <w:sz w:val="40"/>
-                <w:szCs w:val="40"/>
-              </w:rPr>
-              <w:t>wÉ</w:t>
-            </w:r>
-            <w:proofErr w:type="spellEnd"/>
-            <w:r>
-              <w:rPr>
-                <w:rFonts w:ascii="BRH Devanagari Extra" w:hAnsi="BRH Devanagari Extra" w:cs="BRH Devanagari Extra"/>
-                <w:color w:val="000000"/>
-                <w:sz w:val="40"/>
-                <w:szCs w:val="40"/>
-              </w:rPr>
-              <w:t xml:space="preserve"> </w:t>
-            </w:r>
-            <w:proofErr w:type="spellStart"/>
-            <w:r>
-              <w:rPr>
-                <w:rFonts w:ascii="BRH Devanagari Extra" w:hAnsi="BRH Devanagari Extra" w:cs="BRH Devanagari Extra"/>
-                <w:color w:val="000000"/>
-                <w:sz w:val="40"/>
-                <w:szCs w:val="40"/>
-              </w:rPr>
-              <w:t>rÉiÉç</w:t>
-            </w:r>
-            <w:proofErr w:type="spellEnd"/>
-            <w:r>
-              <w:rPr>
-                <w:rFonts w:ascii="BRH Devanagari Extra" w:hAnsi="BRH Devanagari Extra" w:cs="BRH Devanagari Extra"/>
-                <w:color w:val="000000"/>
-                <w:sz w:val="40"/>
-                <w:szCs w:val="40"/>
-              </w:rPr>
-              <w:t xml:space="preserve"> |</w:t>
+            <w:r>
+              <w:rPr>
+                <w:rFonts w:ascii="BRH Devanagari Extra" w:hAnsi="BRH Devanagari Extra" w:cs="BRH Devanagari Extra"/>
+                <w:color w:val="000000"/>
+                <w:sz w:val="40"/>
+                <w:szCs w:val="40"/>
+              </w:rPr>
+              <w:t>wÉ rÉiÉç |</w:t>
             </w:r>
           </w:p>
         </w:tc>
@@ -6771,36 +5792,24 @@
                 <w:szCs w:val="40"/>
               </w:rPr>
             </w:pPr>
-            <w:proofErr w:type="spellStart"/>
-            <w:r>
-              <w:rPr>
-                <w:rFonts w:ascii="BRH Devanagari Extra" w:hAnsi="BRH Devanagari Extra" w:cs="BRH Devanagari Extra"/>
-                <w:color w:val="000000"/>
-                <w:sz w:val="40"/>
-                <w:szCs w:val="40"/>
-              </w:rPr>
-              <w:t>uÉÉ</w:t>
-            </w:r>
-            <w:proofErr w:type="spellEnd"/>
-            <w:r>
-              <w:rPr>
-                <w:rFonts w:ascii="BRH Devanagari Extra" w:hAnsi="BRH Devanagari Extra" w:cs="BRH Devanagari Extra"/>
-                <w:color w:val="000000"/>
-                <w:sz w:val="40"/>
-                <w:szCs w:val="40"/>
-              </w:rPr>
-              <w:t xml:space="preserve"> L</w:t>
-            </w:r>
-            <w:r>
-              <w:rPr>
-                <w:rFonts w:ascii="BRH Malayalam Extra" w:hAnsi="BRH Malayalam Extra" w:cs="BRH Devanagari Extra"/>
-                <w:color w:val="000000"/>
-                <w:sz w:val="32"/>
-                <w:szCs w:val="40"/>
-              </w:rPr>
-              <w:t>–</w:t>
-            </w:r>
-            <w:proofErr w:type="spellStart"/>
+            <w:r>
+              <w:rPr>
+                <w:rFonts w:ascii="BRH Devanagari Extra" w:hAnsi="BRH Devanagari Extra" w:cs="BRH Devanagari Extra"/>
+                <w:color w:val="000000"/>
+                <w:sz w:val="40"/>
+                <w:szCs w:val="40"/>
+              </w:rPr>
+              <w:t>uÉÉ L</w:t>
+            </w:r>
+            <w:r>
+              <w:rPr>
+                <w:rFonts w:ascii="BRH Malayalam Extra" w:hAnsi="BRH Malayalam Extra" w:cs="BRH Devanagari Extra"/>
+                <w:color w:val="000000"/>
+                <w:sz w:val="32"/>
+                <w:szCs w:val="40"/>
+              </w:rPr>
+              <w:t>–</w:t>
+            </w:r>
             <w:r>
               <w:rPr>
                 <w:rFonts w:ascii="BRH Devanagari Extra" w:hAnsi="BRH Devanagari Extra" w:cs="BRH Devanagari Extra"/>
@@ -6811,7 +5820,6 @@
               </w:rPr>
               <w:t>wÉÈ</w:t>
             </w:r>
-            <w:proofErr w:type="spellEnd"/>
             <w:r>
               <w:rPr>
                 <w:rFonts w:ascii="BRH Devanagari Extra" w:hAnsi="BRH Devanagari Extra" w:cs="BRH Devanagari Extra"/>
@@ -6830,45 +5838,14 @@
               </w:rPr>
               <w:t>–</w:t>
             </w:r>
-            <w:proofErr w:type="spellStart"/>
-            <w:r>
-              <w:rPr>
-                <w:rFonts w:ascii="BRH Devanagari Extra" w:hAnsi="BRH Devanagari Extra" w:cs="BRH Devanagari Extra"/>
-                <w:color w:val="000000"/>
-                <w:sz w:val="40"/>
-                <w:szCs w:val="40"/>
-              </w:rPr>
-              <w:t>wÉ</w:t>
-            </w:r>
-            <w:proofErr w:type="spellEnd"/>
-            <w:r>
-              <w:rPr>
-                <w:rFonts w:ascii="BRH Devanagari Extra" w:hAnsi="BRH Devanagari Extra" w:cs="BRH Devanagari Extra"/>
-                <w:color w:val="000000"/>
-                <w:sz w:val="40"/>
-                <w:szCs w:val="40"/>
-              </w:rPr>
-              <w:t xml:space="preserve"> </w:t>
-            </w:r>
-            <w:proofErr w:type="spellStart"/>
-            <w:r>
-              <w:rPr>
-                <w:rFonts w:ascii="BRH Devanagari Extra" w:hAnsi="BRH Devanagari Extra" w:cs="BRH Devanagari Extra"/>
-                <w:color w:val="000000"/>
-                <w:sz w:val="40"/>
-                <w:szCs w:val="40"/>
-              </w:rPr>
-              <w:t>rÉiÉç</w:t>
-            </w:r>
-            <w:proofErr w:type="spellEnd"/>
-            <w:r>
-              <w:rPr>
-                <w:rFonts w:ascii="BRH Devanagari Extra" w:hAnsi="BRH Devanagari Extra" w:cs="BRH Devanagari Extra"/>
-                <w:color w:val="000000"/>
-                <w:sz w:val="40"/>
-                <w:szCs w:val="40"/>
-              </w:rPr>
-              <w:t xml:space="preserve"> |</w:t>
+            <w:r>
+              <w:rPr>
+                <w:rFonts w:ascii="BRH Devanagari Extra" w:hAnsi="BRH Devanagari Extra" w:cs="BRH Devanagari Extra"/>
+                <w:color w:val="000000"/>
+                <w:sz w:val="40"/>
+                <w:szCs w:val="40"/>
+              </w:rPr>
+              <w:t>wÉ rÉiÉç |</w:t>
             </w:r>
           </w:p>
         </w:tc>
@@ -6906,19 +5883,8 @@
                 <w:sz w:val="28"/>
                 <w:szCs w:val="32"/>
               </w:rPr>
-              <w:t xml:space="preserve">T.S.6.2.6.3 – </w:t>
-            </w:r>
-            <w:proofErr w:type="spellStart"/>
-            <w:r>
-              <w:rPr>
-                <w:rFonts w:cs="Arial"/>
-                <w:b/>
-                <w:sz w:val="28"/>
-                <w:szCs w:val="32"/>
-              </w:rPr>
-              <w:t>Kramam</w:t>
-            </w:r>
-            <w:proofErr w:type="spellEnd"/>
+              <w:t>T.S.6.2.6.3 – Kramam</w:t>
+            </w:r>
           </w:p>
           <w:p>
             <w:pPr>
@@ -6938,45 +5904,14 @@
                 <w:szCs w:val="32"/>
               </w:rPr>
             </w:pPr>
-            <w:proofErr w:type="spellStart"/>
-            <w:r>
-              <w:rPr>
-                <w:rFonts w:cs="Arial"/>
-                <w:b/>
-                <w:sz w:val="28"/>
-                <w:szCs w:val="32"/>
-              </w:rPr>
-              <w:t>Krama</w:t>
-            </w:r>
-            <w:proofErr w:type="spellEnd"/>
-            <w:r>
-              <w:rPr>
-                <w:rFonts w:cs="Arial"/>
-                <w:b/>
-                <w:sz w:val="28"/>
-                <w:szCs w:val="32"/>
-              </w:rPr>
-              <w:t xml:space="preserve"> </w:t>
-            </w:r>
-            <w:proofErr w:type="spellStart"/>
-            <w:r>
-              <w:rPr>
-                <w:rFonts w:cs="Arial"/>
-                <w:b/>
-                <w:sz w:val="28"/>
-                <w:szCs w:val="32"/>
-              </w:rPr>
-              <w:t>Vaakyam</w:t>
-            </w:r>
-            <w:proofErr w:type="spellEnd"/>
-            <w:r>
-              <w:rPr>
-                <w:rFonts w:cs="Arial"/>
-                <w:b/>
-                <w:sz w:val="28"/>
-                <w:szCs w:val="32"/>
-              </w:rPr>
-              <w:t xml:space="preserve"> No.– 50</w:t>
+            <w:r>
+              <w:rPr>
+                <w:rFonts w:cs="Arial"/>
+                <w:b/>
+                <w:sz w:val="28"/>
+                <w:szCs w:val="32"/>
+              </w:rPr>
+              <w:t>Krama Vaakyam No.– 50</w:t>
             </w:r>
           </w:p>
           <w:p>
@@ -6994,25 +5929,14 @@
                 <w:szCs w:val="36"/>
               </w:rPr>
             </w:pPr>
-            <w:proofErr w:type="spellStart"/>
-            <w:r>
-              <w:rPr>
-                <w:rFonts w:cs="Arial"/>
-                <w:b/>
-                <w:sz w:val="28"/>
-                <w:szCs w:val="32"/>
-              </w:rPr>
-              <w:t>Panchaati</w:t>
-            </w:r>
-            <w:proofErr w:type="spellEnd"/>
-            <w:r>
-              <w:rPr>
-                <w:rFonts w:cs="Arial"/>
-                <w:b/>
-                <w:sz w:val="28"/>
-                <w:szCs w:val="32"/>
-              </w:rPr>
-              <w:t xml:space="preserve"> No</w:t>
+            <w:r>
+              <w:rPr>
+                <w:rFonts w:cs="Arial"/>
+                <w:b/>
+                <w:sz w:val="28"/>
+                <w:szCs w:val="32"/>
+              </w:rPr>
+              <w:t>Panchaati No</w:t>
             </w:r>
             <w:r>
               <w:rPr>
@@ -7047,7 +5971,6 @@
                 <w:szCs w:val="40"/>
               </w:rPr>
             </w:pPr>
-            <w:proofErr w:type="spellStart"/>
             <w:r>
               <w:rPr>
                 <w:rFonts w:ascii="BRH Devanagari Extra" w:hAnsi="BRH Devanagari Extra" w:cs="BRH Devanagari Extra"/>
@@ -7057,44 +5980,23 @@
               </w:rPr>
               <w:t>AÉåwÉþkÉrÉÉå</w:t>
             </w:r>
-            <w:proofErr w:type="spellEnd"/>
-            <w:r>
-              <w:rPr>
-                <w:rFonts w:ascii="BRH Malayalam Extra" w:hAnsi="BRH Malayalam Extra" w:cs="BRH Devanagari Extra"/>
-                <w:color w:val="000000"/>
-                <w:sz w:val="32"/>
-                <w:szCs w:val="40"/>
-              </w:rPr>
-              <w:t>–</w:t>
-            </w:r>
-            <w:r>
-              <w:rPr>
-                <w:rFonts w:ascii="BRH Devanagari Extra" w:hAnsi="BRH Devanagari Extra" w:cs="BRH Devanagari Extra"/>
-                <w:color w:val="000000"/>
-                <w:sz w:val="40"/>
-                <w:szCs w:val="40"/>
-              </w:rPr>
-              <w:t xml:space="preserve"> </w:t>
-            </w:r>
-            <w:proofErr w:type="spellStart"/>
-            <w:r>
-              <w:rPr>
-                <w:rFonts w:ascii="BRH Devanagari Extra" w:hAnsi="BRH Devanagari Extra" w:cs="BRH Devanagari Extra"/>
-                <w:color w:val="000000"/>
-                <w:sz w:val="40"/>
-                <w:szCs w:val="40"/>
-              </w:rPr>
-              <w:t>urÉÌiÉþwÉ£üÉÈ</w:t>
-            </w:r>
-            <w:proofErr w:type="spellEnd"/>
-            <w:r>
-              <w:rPr>
-                <w:rFonts w:ascii="BRH Devanagari Extra" w:hAnsi="BRH Devanagari Extra" w:cs="BRH Devanagari Extra"/>
-                <w:color w:val="000000"/>
-                <w:sz w:val="40"/>
-                <w:szCs w:val="40"/>
-              </w:rPr>
-              <w:t xml:space="preserve"> | </w:t>
+            <w:r>
+              <w:rPr>
+                <w:rFonts w:ascii="BRH Malayalam Extra" w:hAnsi="BRH Malayalam Extra" w:cs="BRH Devanagari Extra"/>
+                <w:color w:val="000000"/>
+                <w:sz w:val="32"/>
+                <w:szCs w:val="40"/>
+              </w:rPr>
+              <w:t>–</w:t>
+            </w:r>
+            <w:r>
+              <w:rPr>
+                <w:rFonts w:ascii="BRH Devanagari Extra" w:hAnsi="BRH Devanagari Extra" w:cs="BRH Devanagari Extra"/>
+                <w:color w:val="000000"/>
+                <w:sz w:val="40"/>
+                <w:szCs w:val="40"/>
+              </w:rPr>
+              <w:t xml:space="preserve"> urÉÌiÉþwÉ£üÉÈ | </w:t>
             </w:r>
           </w:p>
           <w:p>
@@ -7107,14 +6009,14 @@
                 <w:szCs w:val="40"/>
               </w:rPr>
             </w:pPr>
-            <w:proofErr w:type="spellStart"/>
-            <w:r>
-              <w:rPr>
-                <w:rFonts w:ascii="BRH Devanagari Extra" w:hAnsi="BRH Devanagari Extra" w:cs="BRH Devanagari Extra"/>
-                <w:color w:val="000000"/>
-                <w:sz w:val="40"/>
-                <w:szCs w:val="40"/>
-              </w:rPr>
+            <w:r>
+              <w:rPr>
+                <w:rFonts w:ascii="BRH Devanagari Extra" w:hAnsi="BRH Devanagari Extra" w:cs="BRH Devanagari Extra"/>
+                <w:color w:val="000000"/>
+                <w:sz w:val="40"/>
+                <w:szCs w:val="40"/>
+              </w:rPr>
+              <w:lastRenderedPageBreak/>
               <w:t>urÉÌiÉþwÉ</w:t>
             </w:r>
             <w:r>
@@ -7127,35 +6029,14 @@
               </w:rPr>
               <w:t>£üÉÈ</w:t>
             </w:r>
-            <w:proofErr w:type="spellEnd"/>
-            <w:r>
-              <w:rPr>
-                <w:rFonts w:ascii="BRH Devanagari Extra" w:hAnsi="BRH Devanagari Extra" w:cs="BRH Devanagari Extra"/>
-                <w:color w:val="000000"/>
-                <w:sz w:val="40"/>
-                <w:szCs w:val="40"/>
-              </w:rPr>
-              <w:t xml:space="preserve"> </w:t>
-            </w:r>
-            <w:proofErr w:type="spellStart"/>
-            <w:r>
-              <w:rPr>
-                <w:rFonts w:ascii="BRH Devanagari Extra" w:hAnsi="BRH Devanagari Extra" w:cs="BRH Devanagari Extra"/>
-                <w:color w:val="000000"/>
-                <w:sz w:val="40"/>
-                <w:szCs w:val="40"/>
-              </w:rPr>
-              <w:t>xrÉÑÈ</w:t>
-            </w:r>
-            <w:proofErr w:type="spellEnd"/>
-            <w:r>
-              <w:rPr>
-                <w:rFonts w:ascii="BRH Devanagari Extra" w:hAnsi="BRH Devanagari Extra" w:cs="BRH Devanagari Extra"/>
-                <w:color w:val="000000"/>
-                <w:sz w:val="40"/>
-                <w:szCs w:val="40"/>
-              </w:rPr>
-              <w:t xml:space="preserve"> |</w:t>
+            <w:r>
+              <w:rPr>
+                <w:rFonts w:ascii="BRH Devanagari Extra" w:hAnsi="BRH Devanagari Extra" w:cs="BRH Devanagari Extra"/>
+                <w:color w:val="000000"/>
+                <w:sz w:val="40"/>
+                <w:szCs w:val="40"/>
+              </w:rPr>
+              <w:t xml:space="preserve"> xrÉÑÈ |</w:t>
             </w:r>
           </w:p>
         </w:tc>
@@ -7173,54 +6054,33 @@
                 <w:szCs w:val="40"/>
               </w:rPr>
             </w:pPr>
-            <w:proofErr w:type="spellStart"/>
-            <w:r>
-              <w:rPr>
-                <w:rFonts w:ascii="BRH Devanagari Extra" w:hAnsi="BRH Devanagari Extra" w:cs="BRH Devanagari Extra"/>
-                <w:color w:val="000000"/>
-                <w:sz w:val="40"/>
-                <w:szCs w:val="40"/>
-              </w:rPr>
+            <w:r>
+              <w:rPr>
+                <w:rFonts w:ascii="BRH Devanagari Extra" w:hAnsi="BRH Devanagari Extra" w:cs="BRH Devanagari Extra"/>
+                <w:color w:val="000000"/>
+                <w:sz w:val="40"/>
+                <w:szCs w:val="40"/>
+              </w:rPr>
+              <w:lastRenderedPageBreak/>
               <w:t>AÉåwÉþkÉrÉÉå</w:t>
             </w:r>
-            <w:proofErr w:type="spellEnd"/>
-            <w:r>
-              <w:rPr>
-                <w:rFonts w:ascii="BRH Malayalam Extra" w:hAnsi="BRH Malayalam Extra" w:cs="BRH Devanagari Extra"/>
-                <w:color w:val="000000"/>
-                <w:sz w:val="32"/>
-                <w:szCs w:val="40"/>
-              </w:rPr>
-              <w:t>–</w:t>
-            </w:r>
-            <w:r>
-              <w:rPr>
-                <w:rFonts w:ascii="BRH Devanagari Extra" w:hAnsi="BRH Devanagari Extra" w:cs="BRH Devanagari Extra"/>
-                <w:color w:val="000000"/>
-                <w:sz w:val="40"/>
-                <w:szCs w:val="40"/>
-              </w:rPr>
-              <w:t xml:space="preserve"> </w:t>
-            </w:r>
-            <w:proofErr w:type="spellStart"/>
-            <w:r>
-              <w:rPr>
-                <w:rFonts w:ascii="BRH Devanagari Extra" w:hAnsi="BRH Devanagari Extra" w:cs="BRH Devanagari Extra"/>
-                <w:color w:val="000000"/>
-                <w:sz w:val="40"/>
-                <w:szCs w:val="40"/>
-              </w:rPr>
-              <w:t>urÉÌiÉþwÉ£üÉÈ</w:t>
-            </w:r>
-            <w:proofErr w:type="spellEnd"/>
-            <w:r>
-              <w:rPr>
-                <w:rFonts w:ascii="BRH Devanagari Extra" w:hAnsi="BRH Devanagari Extra" w:cs="BRH Devanagari Extra"/>
-                <w:color w:val="000000"/>
-                <w:sz w:val="40"/>
-                <w:szCs w:val="40"/>
-              </w:rPr>
-              <w:t xml:space="preserve"> | </w:t>
+            <w:r>
+              <w:rPr>
+                <w:rFonts w:ascii="BRH Malayalam Extra" w:hAnsi="BRH Malayalam Extra" w:cs="BRH Devanagari Extra"/>
+                <w:color w:val="000000"/>
+                <w:sz w:val="32"/>
+                <w:szCs w:val="40"/>
+              </w:rPr>
+              <w:t>–</w:t>
+            </w:r>
+            <w:r>
+              <w:rPr>
+                <w:rFonts w:ascii="BRH Devanagari Extra" w:hAnsi="BRH Devanagari Extra" w:cs="BRH Devanagari Extra"/>
+                <w:color w:val="000000"/>
+                <w:sz w:val="40"/>
+                <w:szCs w:val="40"/>
+              </w:rPr>
+              <w:t xml:space="preserve"> urÉÌiÉþwÉ£üÉÈ | </w:t>
             </w:r>
           </w:p>
           <w:p>
@@ -7233,14 +6093,14 @@
                 <w:szCs w:val="40"/>
               </w:rPr>
             </w:pPr>
-            <w:proofErr w:type="spellStart"/>
-            <w:r>
-              <w:rPr>
-                <w:rFonts w:ascii="BRH Devanagari Extra" w:hAnsi="BRH Devanagari Extra" w:cs="BRH Devanagari Extra"/>
-                <w:color w:val="000000"/>
-                <w:sz w:val="40"/>
-                <w:szCs w:val="40"/>
-              </w:rPr>
+            <w:r>
+              <w:rPr>
+                <w:rFonts w:ascii="BRH Devanagari Extra" w:hAnsi="BRH Devanagari Extra" w:cs="BRH Devanagari Extra"/>
+                <w:color w:val="000000"/>
+                <w:sz w:val="40"/>
+                <w:szCs w:val="40"/>
+              </w:rPr>
+              <w:lastRenderedPageBreak/>
               <w:t>urÉÌiÉþwÉ</w:t>
             </w:r>
             <w:r>
@@ -7253,7 +6113,6 @@
               </w:rPr>
               <w:t>£üÉ</w:t>
             </w:r>
-            <w:proofErr w:type="spellEnd"/>
             <w:r>
               <w:rPr>
                 <w:rFonts w:ascii="BRH Malayalam Extra" w:hAnsi="BRH Malayalam Extra" w:cs="BRH Devanagari Extra"/>
@@ -7281,27 +6140,7 @@
                 <w:sz w:val="40"/>
                 <w:szCs w:val="40"/>
               </w:rPr>
-              <w:t xml:space="preserve"> </w:t>
-            </w:r>
-            <w:proofErr w:type="spellStart"/>
-            <w:r>
-              <w:rPr>
-                <w:rFonts w:ascii="BRH Devanagari Extra" w:hAnsi="BRH Devanagari Extra" w:cs="BRH Devanagari Extra"/>
-                <w:color w:val="000000"/>
-                <w:sz w:val="40"/>
-                <w:szCs w:val="40"/>
-              </w:rPr>
-              <w:t>xrÉÑÈ</w:t>
-            </w:r>
-            <w:proofErr w:type="spellEnd"/>
-            <w:r>
-              <w:rPr>
-                <w:rFonts w:ascii="BRH Devanagari Extra" w:hAnsi="BRH Devanagari Extra" w:cs="BRH Devanagari Extra"/>
-                <w:color w:val="000000"/>
-                <w:sz w:val="40"/>
-                <w:szCs w:val="40"/>
-              </w:rPr>
-              <w:t xml:space="preserve"> |</w:t>
+              <w:t xml:space="preserve"> xrÉÑÈ |</w:t>
             </w:r>
           </w:p>
         </w:tc>
@@ -7339,19 +6178,9 @@
                 <w:sz w:val="28"/>
                 <w:szCs w:val="32"/>
               </w:rPr>
-              <w:t xml:space="preserve">T.S.6.2.6.4 – </w:t>
-            </w:r>
-            <w:proofErr w:type="spellStart"/>
-            <w:r>
-              <w:rPr>
-                <w:rFonts w:cs="Arial"/>
-                <w:b/>
-                <w:sz w:val="28"/>
-                <w:szCs w:val="32"/>
-              </w:rPr>
-              <w:t>Kramam</w:t>
-            </w:r>
-            <w:proofErr w:type="spellEnd"/>
+              <w:lastRenderedPageBreak/>
+              <w:t>T.S.6.2.6.4 – Kramam</w:t>
+            </w:r>
           </w:p>
           <w:p>
             <w:pPr>
@@ -7371,45 +6200,14 @@
                 <w:szCs w:val="32"/>
               </w:rPr>
             </w:pPr>
-            <w:proofErr w:type="spellStart"/>
-            <w:r>
-              <w:rPr>
-                <w:rFonts w:cs="Arial"/>
-                <w:b/>
-                <w:sz w:val="28"/>
-                <w:szCs w:val="32"/>
-              </w:rPr>
-              <w:t>Krama</w:t>
-            </w:r>
-            <w:proofErr w:type="spellEnd"/>
-            <w:r>
-              <w:rPr>
-                <w:rFonts w:cs="Arial"/>
-                <w:b/>
-                <w:sz w:val="28"/>
-                <w:szCs w:val="32"/>
-              </w:rPr>
-              <w:t xml:space="preserve"> </w:t>
-            </w:r>
-            <w:proofErr w:type="spellStart"/>
-            <w:r>
-              <w:rPr>
-                <w:rFonts w:cs="Arial"/>
-                <w:b/>
-                <w:sz w:val="28"/>
-                <w:szCs w:val="32"/>
-              </w:rPr>
-              <w:t>Vaakyam</w:t>
-            </w:r>
-            <w:proofErr w:type="spellEnd"/>
-            <w:r>
-              <w:rPr>
-                <w:rFonts w:cs="Arial"/>
-                <w:b/>
-                <w:sz w:val="28"/>
-                <w:szCs w:val="32"/>
-              </w:rPr>
-              <w:t xml:space="preserve"> No.– 27</w:t>
+            <w:r>
+              <w:rPr>
+                <w:rFonts w:cs="Arial"/>
+                <w:b/>
+                <w:sz w:val="28"/>
+                <w:szCs w:val="32"/>
+              </w:rPr>
+              <w:t>Krama Vaakyam No.– 27</w:t>
             </w:r>
           </w:p>
           <w:p>
@@ -7427,25 +6225,14 @@
                 <w:szCs w:val="36"/>
               </w:rPr>
             </w:pPr>
-            <w:proofErr w:type="spellStart"/>
-            <w:r>
-              <w:rPr>
-                <w:rFonts w:cs="Arial"/>
-                <w:b/>
-                <w:sz w:val="28"/>
-                <w:szCs w:val="32"/>
-              </w:rPr>
-              <w:t>Panchaati</w:t>
-            </w:r>
-            <w:proofErr w:type="spellEnd"/>
-            <w:r>
-              <w:rPr>
-                <w:rFonts w:cs="Arial"/>
-                <w:b/>
-                <w:sz w:val="28"/>
-                <w:szCs w:val="32"/>
-              </w:rPr>
-              <w:t xml:space="preserve"> No</w:t>
+            <w:r>
+              <w:rPr>
+                <w:rFonts w:cs="Arial"/>
+                <w:b/>
+                <w:sz w:val="28"/>
+                <w:szCs w:val="32"/>
+              </w:rPr>
+              <w:t>Panchaati No</w:t>
             </w:r>
             <w:r>
               <w:rPr>
@@ -7484,87 +6271,42 @@
                 <w:szCs w:val="40"/>
               </w:rPr>
             </w:pPr>
-            <w:proofErr w:type="spellStart"/>
-            <w:r>
-              <w:rPr>
-                <w:rFonts w:ascii="BRH Devanagari Extra" w:hAnsi="BRH Devanagari Extra" w:cs="BRH Devanagari Extra"/>
-                <w:color w:val="000000"/>
-                <w:sz w:val="40"/>
-                <w:szCs w:val="40"/>
-              </w:rPr>
-              <w:t>rÉjÉç</w:t>
-            </w:r>
-            <w:proofErr w:type="spellEnd"/>
-            <w:r>
-              <w:rPr>
-                <w:rFonts w:ascii="BRH Devanagari Extra" w:hAnsi="BRH Devanagari Extra" w:cs="BRH Devanagari Extra"/>
-                <w:color w:val="000000"/>
-                <w:sz w:val="40"/>
-                <w:szCs w:val="40"/>
-              </w:rPr>
-              <w:t xml:space="preserve"> </w:t>
-            </w:r>
-            <w:proofErr w:type="spellStart"/>
-            <w:r>
-              <w:rPr>
-                <w:rFonts w:ascii="BRH Devanagari Extra" w:hAnsi="BRH Devanagari Extra" w:cs="BRH Devanagari Extra"/>
-                <w:color w:val="000000"/>
-                <w:sz w:val="40"/>
-                <w:szCs w:val="40"/>
-              </w:rPr>
-              <w:t>xÉ</w:t>
-            </w:r>
-            <w:proofErr w:type="spellEnd"/>
-            <w:r>
-              <w:rPr>
-                <w:rFonts w:ascii="BRH Malayalam Extra" w:hAnsi="BRH Malayalam Extra" w:cs="BRH Devanagari Extra"/>
-                <w:color w:val="000000"/>
-                <w:sz w:val="32"/>
-                <w:szCs w:val="40"/>
-              </w:rPr>
-              <w:t>–</w:t>
-            </w:r>
-            <w:proofErr w:type="spellStart"/>
-            <w:r>
-              <w:rPr>
-                <w:rFonts w:ascii="BRH Devanagari Extra" w:hAnsi="BRH Devanagari Extra" w:cs="BRH Devanagari Extra"/>
-                <w:color w:val="000000"/>
-                <w:sz w:val="40"/>
-                <w:szCs w:val="40"/>
-              </w:rPr>
-              <w:t>SØzrÉæÿ</w:t>
-            </w:r>
-            <w:proofErr w:type="spellEnd"/>
-            <w:r>
-              <w:rPr>
-                <w:rFonts w:ascii="BRH Devanagari Extra" w:hAnsi="BRH Devanagari Extra" w:cs="BRH Devanagari Extra"/>
-                <w:color w:val="000000"/>
-                <w:sz w:val="40"/>
-                <w:szCs w:val="40"/>
-              </w:rPr>
-              <w:t xml:space="preserve"> | </w:t>
-            </w:r>
-            <w:proofErr w:type="spellStart"/>
-            <w:r>
-              <w:rPr>
-                <w:rFonts w:ascii="BRH Devanagari Extra" w:hAnsi="BRH Devanagari Extra" w:cs="BRH Devanagari Extra"/>
-                <w:color w:val="000000"/>
-                <w:sz w:val="40"/>
-                <w:szCs w:val="40"/>
-              </w:rPr>
-              <w:t>xÉ</w:t>
-            </w:r>
-            <w:proofErr w:type="spellEnd"/>
-            <w:r>
-              <w:rPr>
-                <w:rFonts w:ascii="BRH Malayalam Extra" w:hAnsi="BRH Malayalam Extra" w:cs="BRH Devanagari Extra"/>
-                <w:color w:val="000000"/>
-                <w:sz w:val="32"/>
-                <w:szCs w:val="40"/>
-              </w:rPr>
-              <w:t>–</w:t>
-            </w:r>
-            <w:proofErr w:type="spellStart"/>
+            <w:r>
+              <w:rPr>
+                <w:rFonts w:ascii="BRH Devanagari Extra" w:hAnsi="BRH Devanagari Extra" w:cs="BRH Devanagari Extra"/>
+                <w:color w:val="000000"/>
+                <w:sz w:val="40"/>
+                <w:szCs w:val="40"/>
+              </w:rPr>
+              <w:t>rÉjÉç xÉ</w:t>
+            </w:r>
+            <w:r>
+              <w:rPr>
+                <w:rFonts w:ascii="BRH Malayalam Extra" w:hAnsi="BRH Malayalam Extra" w:cs="BRH Devanagari Extra"/>
+                <w:color w:val="000000"/>
+                <w:sz w:val="32"/>
+                <w:szCs w:val="40"/>
+              </w:rPr>
+              <w:t>–</w:t>
+            </w:r>
+            <w:r>
+              <w:rPr>
+                <w:rFonts w:ascii="BRH Devanagari Extra" w:hAnsi="BRH Devanagari Extra" w:cs="BRH Devanagari Extra"/>
+                <w:color w:val="000000"/>
+                <w:sz w:val="40"/>
+                <w:szCs w:val="40"/>
+              </w:rPr>
+              <w:t>SØzrÉæÿ | xÉ</w:t>
+            </w:r>
+            <w:r>
+              <w:rPr>
+                <w:rFonts w:ascii="BRH Malayalam Extra" w:hAnsi="BRH Malayalam Extra" w:cs="BRH Devanagari Extra"/>
+                <w:color w:val="000000"/>
+                <w:sz w:val="32"/>
+                <w:szCs w:val="40"/>
+              </w:rPr>
+              <w:t>–</w:t>
+            </w:r>
             <w:r>
               <w:rPr>
                 <w:rFonts w:ascii="BRH Devanagari Extra" w:hAnsi="BRH Devanagari Extra" w:cs="BRH Devanagari Extra"/>
@@ -7584,55 +6326,32 @@
               </w:rPr>
               <w:t>zrÉåþ</w:t>
             </w:r>
-            <w:proofErr w:type="spellEnd"/>
-            <w:r>
-              <w:rPr>
-                <w:rFonts w:ascii="BRH Devanagari Extra" w:hAnsi="BRH Devanagari Extra" w:cs="BRH Devanagari Extra"/>
-                <w:color w:val="000000"/>
-                <w:sz w:val="40"/>
-                <w:szCs w:val="40"/>
-              </w:rPr>
-              <w:t xml:space="preserve"> </w:t>
-            </w:r>
-            <w:proofErr w:type="spellStart"/>
-            <w:r>
-              <w:rPr>
-                <w:rFonts w:ascii="BRH Devanagari Extra" w:hAnsi="BRH Devanagari Extra" w:cs="BRH Devanagari Extra"/>
-                <w:color w:val="000000"/>
-                <w:sz w:val="40"/>
-                <w:szCs w:val="40"/>
-              </w:rPr>
-              <w:t>xÉ</w:t>
-            </w:r>
-            <w:proofErr w:type="spellEnd"/>
-            <w:r>
-              <w:rPr>
-                <w:rFonts w:ascii="BRH Malayalam Extra" w:hAnsi="BRH Malayalam Extra" w:cs="BRH Devanagari Extra"/>
-                <w:color w:val="000000"/>
-                <w:sz w:val="32"/>
-                <w:szCs w:val="40"/>
-              </w:rPr>
-              <w:t>–</w:t>
-            </w:r>
-            <w:proofErr w:type="spellStart"/>
-            <w:r>
-              <w:rPr>
-                <w:rFonts w:ascii="BRH Devanagari Extra" w:hAnsi="BRH Devanagari Extra" w:cs="BRH Devanagari Extra"/>
-                <w:color w:val="000000"/>
-                <w:sz w:val="40"/>
-                <w:szCs w:val="40"/>
-              </w:rPr>
-              <w:t>irÉÉÿÈ</w:t>
-            </w:r>
-            <w:proofErr w:type="spellEnd"/>
-            <w:r>
-              <w:rPr>
-                <w:rFonts w:ascii="BRH Devanagari Extra" w:hAnsi="BRH Devanagari Extra" w:cs="BRH Devanagari Extra"/>
-                <w:color w:val="000000"/>
-                <w:sz w:val="40"/>
-                <w:szCs w:val="40"/>
-              </w:rPr>
-              <w:t xml:space="preserve"> |</w:t>
+            <w:r>
+              <w:rPr>
+                <w:rFonts w:ascii="BRH Devanagari Extra" w:hAnsi="BRH Devanagari Extra" w:cs="BRH Devanagari Extra"/>
+                <w:color w:val="000000"/>
+                <w:sz w:val="40"/>
+                <w:szCs w:val="40"/>
+              </w:rPr>
+              <w:t xml:space="preserve"> xÉ</w:t>
+            </w:r>
+            <w:r>
+              <w:rPr>
+                <w:rFonts w:ascii="BRH Malayalam Extra" w:hAnsi="BRH Malayalam Extra" w:cs="BRH Devanagari Extra"/>
+                <w:color w:val="000000"/>
+                <w:sz w:val="32"/>
+                <w:szCs w:val="40"/>
+              </w:rPr>
+              <w:t>–</w:t>
+            </w:r>
+            <w:r>
+              <w:rPr>
+                <w:rFonts w:ascii="BRH Devanagari Extra" w:hAnsi="BRH Devanagari Extra" w:cs="BRH Devanagari Extra"/>
+                <w:color w:val="000000"/>
+                <w:sz w:val="40"/>
+                <w:szCs w:val="40"/>
+              </w:rPr>
+              <w:t>irÉÉÿÈ |</w:t>
             </w:r>
           </w:p>
         </w:tc>
@@ -7654,87 +6373,42 @@
                 <w:szCs w:val="40"/>
               </w:rPr>
             </w:pPr>
-            <w:proofErr w:type="spellStart"/>
-            <w:r>
-              <w:rPr>
-                <w:rFonts w:ascii="BRH Devanagari Extra" w:hAnsi="BRH Devanagari Extra" w:cs="BRH Devanagari Extra"/>
-                <w:color w:val="000000"/>
-                <w:sz w:val="40"/>
-                <w:szCs w:val="40"/>
-              </w:rPr>
-              <w:t>rÉjÉç</w:t>
-            </w:r>
-            <w:proofErr w:type="spellEnd"/>
-            <w:r>
-              <w:rPr>
-                <w:rFonts w:ascii="BRH Devanagari Extra" w:hAnsi="BRH Devanagari Extra" w:cs="BRH Devanagari Extra"/>
-                <w:color w:val="000000"/>
-                <w:sz w:val="40"/>
-                <w:szCs w:val="40"/>
-              </w:rPr>
-              <w:t xml:space="preserve"> </w:t>
-            </w:r>
-            <w:proofErr w:type="spellStart"/>
-            <w:r>
-              <w:rPr>
-                <w:rFonts w:ascii="BRH Devanagari Extra" w:hAnsi="BRH Devanagari Extra" w:cs="BRH Devanagari Extra"/>
-                <w:color w:val="000000"/>
-                <w:sz w:val="40"/>
-                <w:szCs w:val="40"/>
-              </w:rPr>
-              <w:t>xÉ</w:t>
-            </w:r>
-            <w:proofErr w:type="spellEnd"/>
-            <w:r>
-              <w:rPr>
-                <w:rFonts w:ascii="BRH Malayalam Extra" w:hAnsi="BRH Malayalam Extra" w:cs="BRH Devanagari Extra"/>
-                <w:color w:val="000000"/>
-                <w:sz w:val="32"/>
-                <w:szCs w:val="40"/>
-              </w:rPr>
-              <w:t>–</w:t>
-            </w:r>
-            <w:proofErr w:type="spellStart"/>
-            <w:r>
-              <w:rPr>
-                <w:rFonts w:ascii="BRH Devanagari Extra" w:hAnsi="BRH Devanagari Extra" w:cs="BRH Devanagari Extra"/>
-                <w:color w:val="000000"/>
-                <w:sz w:val="40"/>
-                <w:szCs w:val="40"/>
-              </w:rPr>
-              <w:t>SØzrÉæÿ</w:t>
-            </w:r>
-            <w:proofErr w:type="spellEnd"/>
-            <w:r>
-              <w:rPr>
-                <w:rFonts w:ascii="BRH Devanagari Extra" w:hAnsi="BRH Devanagari Extra" w:cs="BRH Devanagari Extra"/>
-                <w:color w:val="000000"/>
-                <w:sz w:val="40"/>
-                <w:szCs w:val="40"/>
-              </w:rPr>
-              <w:t xml:space="preserve"> | </w:t>
-            </w:r>
-            <w:proofErr w:type="spellStart"/>
-            <w:r>
-              <w:rPr>
-                <w:rFonts w:ascii="BRH Devanagari Extra" w:hAnsi="BRH Devanagari Extra" w:cs="BRH Devanagari Extra"/>
-                <w:color w:val="000000"/>
-                <w:sz w:val="40"/>
-                <w:szCs w:val="40"/>
-              </w:rPr>
-              <w:t>xÉ</w:t>
-            </w:r>
-            <w:proofErr w:type="spellEnd"/>
-            <w:r>
-              <w:rPr>
-                <w:rFonts w:ascii="BRH Malayalam Extra" w:hAnsi="BRH Malayalam Extra" w:cs="BRH Devanagari Extra"/>
-                <w:color w:val="000000"/>
-                <w:sz w:val="32"/>
-                <w:szCs w:val="40"/>
-              </w:rPr>
-              <w:t>–</w:t>
-            </w:r>
-            <w:proofErr w:type="spellStart"/>
+            <w:r>
+              <w:rPr>
+                <w:rFonts w:ascii="BRH Devanagari Extra" w:hAnsi="BRH Devanagari Extra" w:cs="BRH Devanagari Extra"/>
+                <w:color w:val="000000"/>
+                <w:sz w:val="40"/>
+                <w:szCs w:val="40"/>
+              </w:rPr>
+              <w:t>rÉjÉç xÉ</w:t>
+            </w:r>
+            <w:r>
+              <w:rPr>
+                <w:rFonts w:ascii="BRH Malayalam Extra" w:hAnsi="BRH Malayalam Extra" w:cs="BRH Devanagari Extra"/>
+                <w:color w:val="000000"/>
+                <w:sz w:val="32"/>
+                <w:szCs w:val="40"/>
+              </w:rPr>
+              <w:t>–</w:t>
+            </w:r>
+            <w:r>
+              <w:rPr>
+                <w:rFonts w:ascii="BRH Devanagari Extra" w:hAnsi="BRH Devanagari Extra" w:cs="BRH Devanagari Extra"/>
+                <w:color w:val="000000"/>
+                <w:sz w:val="40"/>
+                <w:szCs w:val="40"/>
+              </w:rPr>
+              <w:t>SØzrÉæÿ | xÉ</w:t>
+            </w:r>
+            <w:r>
+              <w:rPr>
+                <w:rFonts w:ascii="BRH Malayalam Extra" w:hAnsi="BRH Malayalam Extra" w:cs="BRH Devanagari Extra"/>
+                <w:color w:val="000000"/>
+                <w:sz w:val="32"/>
+                <w:szCs w:val="40"/>
+              </w:rPr>
+              <w:t>–</w:t>
+            </w:r>
             <w:r>
               <w:rPr>
                 <w:rFonts w:ascii="BRH Devanagari Extra" w:hAnsi="BRH Devanagari Extra" w:cs="BRH Devanagari Extra"/>
@@ -7761,57 +6435,25 @@
                 <w:sz w:val="40"/>
                 <w:szCs w:val="40"/>
               </w:rPr>
-              <w:t>æþ</w:t>
-            </w:r>
-            <w:proofErr w:type="spellEnd"/>
-            <w:r>
-              <w:rPr>
-                <w:rFonts w:ascii="BRH Devanagari Extra" w:hAnsi="BRH Devanagari Extra" w:cs="BRH Devanagari Extra"/>
-                <w:color w:val="000000"/>
-                <w:sz w:val="40"/>
-                <w:szCs w:val="40"/>
-              </w:rPr>
-              <w:t xml:space="preserve"> </w:t>
-            </w:r>
-            <w:proofErr w:type="spellStart"/>
-            <w:r>
-              <w:rPr>
-                <w:rFonts w:ascii="BRH Devanagari Extra" w:hAnsi="BRH Devanagari Extra" w:cs="BRH Devanagari Extra"/>
-                <w:color w:val="000000"/>
-                <w:sz w:val="40"/>
-                <w:szCs w:val="40"/>
-              </w:rPr>
-              <w:t>xÉ</w:t>
-            </w:r>
-            <w:proofErr w:type="spellEnd"/>
-            <w:r>
-              <w:rPr>
-                <w:rFonts w:ascii="BRH Malayalam Extra" w:hAnsi="BRH Malayalam Extra" w:cs="BRH Devanagari Extra"/>
-                <w:color w:val="000000"/>
-                <w:sz w:val="32"/>
-                <w:szCs w:val="40"/>
-              </w:rPr>
-              <w:t>–</w:t>
-            </w:r>
-            <w:proofErr w:type="spellStart"/>
-            <w:r>
-              <w:rPr>
-                <w:rFonts w:ascii="BRH Devanagari Extra" w:hAnsi="BRH Devanagari Extra" w:cs="BRH Devanagari Extra"/>
-                <w:color w:val="000000"/>
-                <w:sz w:val="40"/>
-                <w:szCs w:val="40"/>
-              </w:rPr>
-              <w:t>irÉÉÿÈ</w:t>
-            </w:r>
-            <w:proofErr w:type="spellEnd"/>
-            <w:r>
-              <w:rPr>
-                <w:rFonts w:ascii="BRH Devanagari Extra" w:hAnsi="BRH Devanagari Extra" w:cs="BRH Devanagari Extra"/>
-                <w:color w:val="000000"/>
-                <w:sz w:val="40"/>
-                <w:szCs w:val="40"/>
-              </w:rPr>
-              <w:t xml:space="preserve"> |</w:t>
+              <w:t>æþ xÉ</w:t>
+            </w:r>
+            <w:r>
+              <w:rPr>
+                <w:rFonts w:ascii="BRH Malayalam Extra" w:hAnsi="BRH Malayalam Extra" w:cs="BRH Devanagari Extra"/>
+                <w:color w:val="000000"/>
+                <w:sz w:val="32"/>
+                <w:szCs w:val="40"/>
+              </w:rPr>
+              <w:t>–</w:t>
+            </w:r>
+            <w:r>
+              <w:rPr>
+                <w:rFonts w:ascii="BRH Devanagari Extra" w:hAnsi="BRH Devanagari Extra" w:cs="BRH Devanagari Extra"/>
+                <w:color w:val="000000"/>
+                <w:sz w:val="40"/>
+                <w:szCs w:val="40"/>
+              </w:rPr>
+              <w:t>irÉÉÿÈ |</w:t>
             </w:r>
           </w:p>
         </w:tc>
@@ -7849,19 +6491,8 @@
                 <w:sz w:val="28"/>
                 <w:szCs w:val="32"/>
               </w:rPr>
-              <w:t xml:space="preserve">T.S.6.2.6.4 – </w:t>
-            </w:r>
-            <w:proofErr w:type="spellStart"/>
-            <w:r>
-              <w:rPr>
-                <w:rFonts w:cs="Arial"/>
-                <w:b/>
-                <w:sz w:val="28"/>
-                <w:szCs w:val="32"/>
-              </w:rPr>
-              <w:t>Kramam</w:t>
-            </w:r>
-            <w:proofErr w:type="spellEnd"/>
+              <w:t>T.S.6.2.6.4 – Kramam</w:t>
+            </w:r>
           </w:p>
           <w:p>
             <w:pPr>
@@ -7881,45 +6512,14 @@
                 <w:szCs w:val="32"/>
               </w:rPr>
             </w:pPr>
-            <w:proofErr w:type="spellStart"/>
-            <w:r>
-              <w:rPr>
-                <w:rFonts w:cs="Arial"/>
-                <w:b/>
-                <w:sz w:val="28"/>
-                <w:szCs w:val="32"/>
-              </w:rPr>
-              <w:t>Krama</w:t>
-            </w:r>
-            <w:proofErr w:type="spellEnd"/>
-            <w:r>
-              <w:rPr>
-                <w:rFonts w:cs="Arial"/>
-                <w:b/>
-                <w:sz w:val="28"/>
-                <w:szCs w:val="32"/>
-              </w:rPr>
-              <w:t xml:space="preserve"> </w:t>
-            </w:r>
-            <w:proofErr w:type="spellStart"/>
-            <w:r>
-              <w:rPr>
-                <w:rFonts w:cs="Arial"/>
-                <w:b/>
-                <w:sz w:val="28"/>
-                <w:szCs w:val="32"/>
-              </w:rPr>
-              <w:t>Vaakyam</w:t>
-            </w:r>
-            <w:proofErr w:type="spellEnd"/>
-            <w:r>
-              <w:rPr>
-                <w:rFonts w:cs="Arial"/>
-                <w:b/>
-                <w:sz w:val="28"/>
-                <w:szCs w:val="32"/>
-              </w:rPr>
-              <w:t xml:space="preserve"> No.– 46</w:t>
+            <w:r>
+              <w:rPr>
+                <w:rFonts w:cs="Arial"/>
+                <w:b/>
+                <w:sz w:val="28"/>
+                <w:szCs w:val="32"/>
+              </w:rPr>
+              <w:t>Krama Vaakyam No.– 46</w:t>
             </w:r>
           </w:p>
           <w:p>
@@ -7937,25 +6537,14 @@
                 <w:szCs w:val="36"/>
               </w:rPr>
             </w:pPr>
-            <w:proofErr w:type="spellStart"/>
-            <w:r>
-              <w:rPr>
-                <w:rFonts w:cs="Arial"/>
-                <w:b/>
-                <w:sz w:val="28"/>
-                <w:szCs w:val="32"/>
-              </w:rPr>
-              <w:t>Panchaati</w:t>
-            </w:r>
-            <w:proofErr w:type="spellEnd"/>
-            <w:r>
-              <w:rPr>
-                <w:rFonts w:cs="Arial"/>
-                <w:b/>
-                <w:sz w:val="28"/>
-                <w:szCs w:val="32"/>
-              </w:rPr>
-              <w:t xml:space="preserve"> No</w:t>
+            <w:r>
+              <w:rPr>
+                <w:rFonts w:cs="Arial"/>
+                <w:b/>
+                <w:sz w:val="28"/>
+                <w:szCs w:val="32"/>
+              </w:rPr>
+              <w:t>Panchaati No</w:t>
             </w:r>
             <w:r>
               <w:rPr>
@@ -7995,86 +6584,33 @@
                 <w:lang w:val="en-IN" w:eastAsia="en-IN" w:bidi="ml-IN"/>
               </w:rPr>
             </w:pPr>
-            <w:proofErr w:type="spellStart"/>
-            <w:r>
-              <w:rPr>
-                <w:rFonts w:ascii="BRH Devanagari Extra" w:hAnsi="BRH Devanagari Extra" w:cs="BRH Devanagari Extra"/>
-                <w:color w:val="000000"/>
-                <w:sz w:val="40"/>
-                <w:szCs w:val="40"/>
-              </w:rPr>
-              <w:t>mÉÉ§Éåþ</w:t>
-            </w:r>
-            <w:proofErr w:type="spellEnd"/>
-            <w:r>
-              <w:rPr>
-                <w:rFonts w:ascii="BRH Devanagari Extra" w:hAnsi="BRH Devanagari Extra" w:cs="BRH Devanagari Extra"/>
-                <w:color w:val="000000"/>
-                <w:sz w:val="40"/>
-                <w:szCs w:val="40"/>
-              </w:rPr>
-              <w:t xml:space="preserve"> </w:t>
-            </w:r>
-            <w:proofErr w:type="spellStart"/>
-            <w:r>
-              <w:rPr>
-                <w:rFonts w:ascii="BRH Devanagari Extra" w:hAnsi="BRH Devanagari Extra" w:cs="BRH Devanagari Extra"/>
-                <w:color w:val="000000"/>
-                <w:sz w:val="40"/>
-                <w:szCs w:val="40"/>
+            <w:r>
+              <w:rPr>
+                <w:rFonts w:ascii="BRH Devanagari Extra" w:hAnsi="BRH Devanagari Extra" w:cs="BRH Devanagari Extra"/>
+                <w:color w:val="000000"/>
+                <w:sz w:val="40"/>
+                <w:szCs w:val="40"/>
+              </w:rPr>
+              <w:t xml:space="preserve">mÉÉ§Éåþ uÉÉ | </w:t>
+            </w:r>
+            <w:r>
+              <w:rPr>
+                <w:rFonts w:ascii="BRH Devanagari Extra" w:hAnsi="BRH Devanagari Extra" w:cs="BRH Devanagari Extra"/>
+                <w:color w:val="000000"/>
+                <w:sz w:val="40"/>
+                <w:szCs w:val="40"/>
+                <w:highlight w:val="yellow"/>
               </w:rPr>
               <w:t>uÉÉ</w:t>
             </w:r>
-            <w:proofErr w:type="spellEnd"/>
-            <w:r>
-              <w:rPr>
-                <w:rFonts w:ascii="BRH Devanagari Extra" w:hAnsi="BRH Devanagari Extra" w:cs="BRH Devanagari Extra"/>
-                <w:color w:val="000000"/>
-                <w:sz w:val="40"/>
-                <w:szCs w:val="40"/>
-              </w:rPr>
-              <w:t xml:space="preserve"> | </w:t>
-            </w:r>
-            <w:proofErr w:type="spellStart"/>
-            <w:r>
-              <w:rPr>
-                <w:rFonts w:ascii="BRH Devanagari Extra" w:hAnsi="BRH Devanagari Extra" w:cs="BRH Devanagari Extra"/>
-                <w:color w:val="000000"/>
-                <w:sz w:val="40"/>
-                <w:szCs w:val="40"/>
-                <w:highlight w:val="yellow"/>
-              </w:rPr>
-              <w:t>uÉÉ</w:t>
-            </w:r>
-            <w:proofErr w:type="spellEnd"/>
-            <w:r>
-              <w:rPr>
-                <w:rFonts w:ascii="BRH Devanagari Extra" w:hAnsi="BRH Devanagari Extra" w:cs="BRH Devanagari Extra"/>
-                <w:color w:val="000000"/>
-                <w:sz w:val="40"/>
-                <w:szCs w:val="40"/>
-              </w:rPr>
-              <w:t xml:space="preserve"> </w:t>
-            </w:r>
-            <w:proofErr w:type="spellStart"/>
-            <w:r>
-              <w:rPr>
-                <w:rFonts w:ascii="BRH Devanagari Extra" w:hAnsi="BRH Devanagari Extra" w:cs="BRH Devanagari Extra"/>
-                <w:color w:val="000000"/>
-                <w:sz w:val="40"/>
-                <w:szCs w:val="40"/>
-              </w:rPr>
-              <w:t>iÉsmÉåÿ</w:t>
-            </w:r>
-            <w:proofErr w:type="spellEnd"/>
-            <w:r>
-              <w:rPr>
-                <w:rFonts w:ascii="BRH Devanagari Extra" w:hAnsi="BRH Devanagari Extra" w:cs="BRH Devanagari Extra"/>
-                <w:color w:val="000000"/>
-                <w:sz w:val="40"/>
-                <w:szCs w:val="40"/>
-              </w:rPr>
-              <w:t xml:space="preserve"> |</w:t>
+            <w:r>
+              <w:rPr>
+                <w:rFonts w:ascii="BRH Devanagari Extra" w:hAnsi="BRH Devanagari Extra" w:cs="BRH Devanagari Extra"/>
+                <w:color w:val="000000"/>
+                <w:sz w:val="40"/>
+                <w:szCs w:val="40"/>
+              </w:rPr>
+              <w:t xml:space="preserve"> iÉsmÉåÿ |</w:t>
             </w:r>
           </w:p>
         </w:tc>
@@ -8097,96 +6633,43 @@
                 <w:lang w:val="en-IN" w:eastAsia="en-IN" w:bidi="ml-IN"/>
               </w:rPr>
             </w:pPr>
-            <w:proofErr w:type="spellStart"/>
-            <w:r>
-              <w:rPr>
-                <w:rFonts w:ascii="BRH Devanagari Extra" w:hAnsi="BRH Devanagari Extra" w:cs="BRH Devanagari Extra"/>
-                <w:color w:val="000000"/>
-                <w:sz w:val="40"/>
-                <w:szCs w:val="40"/>
-              </w:rPr>
-              <w:t>mÉÉ§Éåþ</w:t>
-            </w:r>
-            <w:proofErr w:type="spellEnd"/>
-            <w:r>
-              <w:rPr>
-                <w:rFonts w:ascii="BRH Devanagari Extra" w:hAnsi="BRH Devanagari Extra" w:cs="BRH Devanagari Extra"/>
-                <w:color w:val="000000"/>
-                <w:sz w:val="40"/>
-                <w:szCs w:val="40"/>
-              </w:rPr>
-              <w:t xml:space="preserve"> </w:t>
-            </w:r>
-            <w:proofErr w:type="spellStart"/>
-            <w:r>
-              <w:rPr>
-                <w:rFonts w:ascii="BRH Devanagari Extra" w:hAnsi="BRH Devanagari Extra" w:cs="BRH Devanagari Extra"/>
-                <w:color w:val="000000"/>
-                <w:sz w:val="40"/>
-                <w:szCs w:val="40"/>
+            <w:r>
+              <w:rPr>
+                <w:rFonts w:ascii="BRH Devanagari Extra" w:hAnsi="BRH Devanagari Extra" w:cs="BRH Devanagari Extra"/>
+                <w:color w:val="000000"/>
+                <w:sz w:val="40"/>
+                <w:szCs w:val="40"/>
+              </w:rPr>
+              <w:t xml:space="preserve">mÉÉ§Éåþ uÉÉ | </w:t>
+            </w:r>
+            <w:r>
+              <w:rPr>
+                <w:rFonts w:ascii="BRH Devanagari Extra" w:hAnsi="BRH Devanagari Extra" w:cs="BRH Devanagari Extra"/>
+                <w:color w:val="000000"/>
+                <w:sz w:val="40"/>
+                <w:szCs w:val="40"/>
+                <w:highlight w:val="green"/>
               </w:rPr>
               <w:t>uÉÉ</w:t>
             </w:r>
-            <w:proofErr w:type="spellEnd"/>
-            <w:r>
-              <w:rPr>
-                <w:rFonts w:ascii="BRH Devanagari Extra" w:hAnsi="BRH Devanagari Extra" w:cs="BRH Devanagari Extra"/>
-                <w:color w:val="000000"/>
-                <w:sz w:val="40"/>
-                <w:szCs w:val="40"/>
-              </w:rPr>
-              <w:t xml:space="preserve"> | </w:t>
-            </w:r>
-            <w:proofErr w:type="spellStart"/>
-            <w:r>
-              <w:rPr>
-                <w:rFonts w:ascii="BRH Devanagari Extra" w:hAnsi="BRH Devanagari Extra" w:cs="BRH Devanagari Extra"/>
-                <w:color w:val="000000"/>
-                <w:sz w:val="40"/>
+            <w:r>
+              <w:rPr>
+                <w:rFonts w:ascii="BRH Malayalam Extra" w:hAnsi="BRH Malayalam Extra" w:cs="BRH Devanagari Extra"/>
+                <w:color w:val="000000"/>
+                <w:sz w:val="32"/>
                 <w:szCs w:val="40"/>
                 <w:highlight w:val="green"/>
               </w:rPr>
-              <w:t>uÉÉ</w:t>
-            </w:r>
-            <w:proofErr w:type="spellEnd"/>
-            <w:r>
-              <w:rPr>
-                <w:rFonts w:ascii="BRH Malayalam Extra" w:hAnsi="BRH Malayalam Extra" w:cs="BRH Devanagari Extra"/>
-                <w:color w:val="000000"/>
-                <w:sz w:val="32"/>
-                <w:szCs w:val="40"/>
-                <w:highlight w:val="green"/>
-              </w:rPr>
-              <w:t>–</w:t>
-            </w:r>
-            <w:r>
-              <w:rPr>
-                <w:rFonts w:ascii="BRH Devanagari Extra" w:hAnsi="BRH Devanagari Extra" w:cs="BRH Devanagari Extra"/>
-                <w:color w:val="000000"/>
-                <w:sz w:val="40"/>
-                <w:szCs w:val="40"/>
-              </w:rPr>
-              <w:t xml:space="preserve"> </w:t>
-            </w:r>
-            <w:proofErr w:type="spellStart"/>
-            <w:r>
-              <w:rPr>
-                <w:rFonts w:ascii="BRH Devanagari Extra" w:hAnsi="BRH Devanagari Extra" w:cs="BRH Devanagari Extra"/>
-                <w:color w:val="000000"/>
-                <w:sz w:val="40"/>
-                <w:szCs w:val="40"/>
-              </w:rPr>
-              <w:t>iÉsmÉåÿ</w:t>
-            </w:r>
-            <w:proofErr w:type="spellEnd"/>
-            <w:r>
-              <w:rPr>
-                <w:rFonts w:ascii="BRH Devanagari Extra" w:hAnsi="BRH Devanagari Extra" w:cs="BRH Devanagari Extra"/>
-                <w:color w:val="000000"/>
-                <w:sz w:val="40"/>
-                <w:szCs w:val="40"/>
-              </w:rPr>
-              <w:t xml:space="preserve"> |</w:t>
+              <w:t>–</w:t>
+            </w:r>
+            <w:r>
+              <w:rPr>
+                <w:rFonts w:ascii="BRH Devanagari Extra" w:hAnsi="BRH Devanagari Extra" w:cs="BRH Devanagari Extra"/>
+                <w:color w:val="000000"/>
+                <w:sz w:val="40"/>
+                <w:szCs w:val="40"/>
+              </w:rPr>
+              <w:t xml:space="preserve"> iÉsmÉåÿ |</w:t>
             </w:r>
           </w:p>
         </w:tc>
@@ -8224,19 +6707,8 @@
                 <w:sz w:val="28"/>
                 <w:szCs w:val="32"/>
               </w:rPr>
-              <w:t xml:space="preserve">T.S.6.2.7.5 – </w:t>
-            </w:r>
-            <w:proofErr w:type="spellStart"/>
-            <w:r>
-              <w:rPr>
-                <w:rFonts w:cs="Arial"/>
-                <w:b/>
-                <w:sz w:val="28"/>
-                <w:szCs w:val="32"/>
-              </w:rPr>
-              <w:t>Kramam</w:t>
-            </w:r>
-            <w:proofErr w:type="spellEnd"/>
+              <w:t>T.S.6.2.7.5 – Kramam</w:t>
+            </w:r>
           </w:p>
           <w:p>
             <w:pPr>
@@ -8256,45 +6728,14 @@
                 <w:szCs w:val="32"/>
               </w:rPr>
             </w:pPr>
-            <w:proofErr w:type="spellStart"/>
-            <w:r>
-              <w:rPr>
-                <w:rFonts w:cs="Arial"/>
-                <w:b/>
-                <w:sz w:val="28"/>
-                <w:szCs w:val="32"/>
-              </w:rPr>
-              <w:t>Krama</w:t>
-            </w:r>
-            <w:proofErr w:type="spellEnd"/>
-            <w:r>
-              <w:rPr>
-                <w:rFonts w:cs="Arial"/>
-                <w:b/>
-                <w:sz w:val="28"/>
-                <w:szCs w:val="32"/>
-              </w:rPr>
-              <w:t xml:space="preserve"> </w:t>
-            </w:r>
-            <w:proofErr w:type="spellStart"/>
-            <w:r>
-              <w:rPr>
-                <w:rFonts w:cs="Arial"/>
-                <w:b/>
-                <w:sz w:val="28"/>
-                <w:szCs w:val="32"/>
-              </w:rPr>
-              <w:t>Vaakyam</w:t>
-            </w:r>
-            <w:proofErr w:type="spellEnd"/>
-            <w:r>
-              <w:rPr>
-                <w:rFonts w:cs="Arial"/>
-                <w:b/>
-                <w:sz w:val="28"/>
-                <w:szCs w:val="32"/>
-              </w:rPr>
-              <w:t xml:space="preserve"> No.– 43</w:t>
+            <w:r>
+              <w:rPr>
+                <w:rFonts w:cs="Arial"/>
+                <w:b/>
+                <w:sz w:val="28"/>
+                <w:szCs w:val="32"/>
+              </w:rPr>
+              <w:t>Krama Vaakyam No.– 43</w:t>
             </w:r>
           </w:p>
           <w:p>
@@ -8315,25 +6756,14 @@
                 <w:szCs w:val="32"/>
               </w:rPr>
             </w:pPr>
-            <w:proofErr w:type="spellStart"/>
-            <w:r>
-              <w:rPr>
-                <w:rFonts w:cs="Arial"/>
-                <w:b/>
-                <w:sz w:val="28"/>
-                <w:szCs w:val="32"/>
-              </w:rPr>
-              <w:t>Panchaati</w:t>
-            </w:r>
-            <w:proofErr w:type="spellEnd"/>
-            <w:r>
-              <w:rPr>
-                <w:rFonts w:cs="Arial"/>
-                <w:b/>
-                <w:sz w:val="28"/>
-                <w:szCs w:val="32"/>
-              </w:rPr>
-              <w:t xml:space="preserve"> No</w:t>
+            <w:r>
+              <w:rPr>
+                <w:rFonts w:cs="Arial"/>
+                <w:b/>
+                <w:sz w:val="28"/>
+                <w:szCs w:val="32"/>
+              </w:rPr>
+              <w:t>Panchaati No</w:t>
             </w:r>
             <w:r>
               <w:rPr>
@@ -8391,7 +6821,6 @@
               </w:rPr>
               <w:t>–</w:t>
             </w:r>
-            <w:proofErr w:type="spellStart"/>
             <w:r>
               <w:rPr>
                 <w:rFonts w:ascii="BRH Devanagari Extra" w:hAnsi="BRH Devanagari Extra" w:cs="BRH Devanagari Extra"/>
@@ -8411,35 +6840,14 @@
               </w:rPr>
               <w:t>åþiÉ</w:t>
             </w:r>
-            <w:proofErr w:type="spellEnd"/>
-            <w:r>
-              <w:rPr>
-                <w:rFonts w:ascii="BRH Devanagari Extra" w:hAnsi="BRH Devanagari Extra" w:cs="BRH Devanagari Extra"/>
-                <w:color w:val="000000"/>
-                <w:sz w:val="40"/>
-                <w:szCs w:val="40"/>
-              </w:rPr>
-              <w:t xml:space="preserve"> </w:t>
-            </w:r>
-            <w:proofErr w:type="spellStart"/>
-            <w:r>
-              <w:rPr>
-                <w:rFonts w:ascii="BRH Devanagari Extra" w:hAnsi="BRH Devanagari Extra" w:cs="BRH Devanagari Extra"/>
-                <w:color w:val="000000"/>
-                <w:sz w:val="40"/>
-                <w:szCs w:val="40"/>
-              </w:rPr>
-              <w:t>iÉiÉç</w:t>
-            </w:r>
-            <w:proofErr w:type="spellEnd"/>
-            <w:r>
-              <w:rPr>
-                <w:rFonts w:ascii="BRH Devanagari Extra" w:hAnsi="BRH Devanagari Extra" w:cs="BRH Devanagari Extra"/>
-                <w:color w:val="000000"/>
-                <w:sz w:val="40"/>
-                <w:szCs w:val="40"/>
-              </w:rPr>
-              <w:t xml:space="preserve"> |</w:t>
+            <w:r>
+              <w:rPr>
+                <w:rFonts w:ascii="BRH Devanagari Extra" w:hAnsi="BRH Devanagari Extra" w:cs="BRH Devanagari Extra"/>
+                <w:color w:val="000000"/>
+                <w:sz w:val="40"/>
+                <w:szCs w:val="40"/>
+              </w:rPr>
+              <w:t xml:space="preserve"> iÉiÉç |</w:t>
             </w:r>
           </w:p>
         </w:tc>
@@ -8480,7 +6888,6 @@
               </w:rPr>
               <w:t>–</w:t>
             </w:r>
-            <w:proofErr w:type="spellStart"/>
             <w:r>
               <w:rPr>
                 <w:rFonts w:ascii="BRH Devanagari Extra" w:hAnsi="BRH Devanagari Extra" w:cs="BRH Devanagari Extra"/>
@@ -8500,7 +6907,6 @@
               </w:rPr>
               <w:t>iÉ</w:t>
             </w:r>
-            <w:proofErr w:type="spellEnd"/>
             <w:r>
               <w:rPr>
                 <w:rFonts w:ascii="BRH Malayalam Extra" w:hAnsi="BRH Malayalam Extra" w:cs="BRH Devanagari Extra"/>
@@ -8518,27 +6924,7 @@
                 <w:sz w:val="40"/>
                 <w:szCs w:val="40"/>
               </w:rPr>
-              <w:t xml:space="preserve"> </w:t>
-            </w:r>
-            <w:proofErr w:type="spellStart"/>
-            <w:r>
-              <w:rPr>
-                <w:rFonts w:ascii="BRH Devanagari Extra" w:hAnsi="BRH Devanagari Extra" w:cs="BRH Devanagari Extra"/>
-                <w:color w:val="000000"/>
-                <w:sz w:val="40"/>
-                <w:szCs w:val="40"/>
-              </w:rPr>
-              <w:t>iÉiÉç</w:t>
-            </w:r>
-            <w:proofErr w:type="spellEnd"/>
-            <w:r>
-              <w:rPr>
-                <w:rFonts w:ascii="BRH Devanagari Extra" w:hAnsi="BRH Devanagari Extra" w:cs="BRH Devanagari Extra"/>
-                <w:color w:val="000000"/>
-                <w:sz w:val="40"/>
-                <w:szCs w:val="40"/>
-              </w:rPr>
-              <w:t xml:space="preserve"> |</w:t>
+              <w:t xml:space="preserve"> iÉiÉç |</w:t>
             </w:r>
           </w:p>
         </w:tc>
@@ -8576,20 +6962,8 @@
                 <w:sz w:val="28"/>
                 <w:szCs w:val="32"/>
               </w:rPr>
-              <w:lastRenderedPageBreak/>
-              <w:t xml:space="preserve">T.S.6.2.8.5 – </w:t>
-            </w:r>
-            <w:proofErr w:type="spellStart"/>
-            <w:r>
-              <w:rPr>
-                <w:rFonts w:cs="Arial"/>
-                <w:b/>
-                <w:sz w:val="28"/>
-                <w:szCs w:val="32"/>
-              </w:rPr>
-              <w:t>Kramam</w:t>
-            </w:r>
-            <w:proofErr w:type="spellEnd"/>
+              <w:t>T.S.6.2.8.5 – Kramam</w:t>
+            </w:r>
           </w:p>
           <w:p>
             <w:pPr>
@@ -8609,45 +6983,14 @@
                 <w:szCs w:val="32"/>
               </w:rPr>
             </w:pPr>
-            <w:proofErr w:type="spellStart"/>
-            <w:r>
-              <w:rPr>
-                <w:rFonts w:cs="Arial"/>
-                <w:b/>
-                <w:sz w:val="28"/>
-                <w:szCs w:val="32"/>
-              </w:rPr>
-              <w:t>Krama</w:t>
-            </w:r>
-            <w:proofErr w:type="spellEnd"/>
-            <w:r>
-              <w:rPr>
-                <w:rFonts w:cs="Arial"/>
-                <w:b/>
-                <w:sz w:val="28"/>
-                <w:szCs w:val="32"/>
-              </w:rPr>
-              <w:t xml:space="preserve"> </w:t>
-            </w:r>
-            <w:proofErr w:type="spellStart"/>
-            <w:r>
-              <w:rPr>
-                <w:rFonts w:cs="Arial"/>
-                <w:b/>
-                <w:sz w:val="28"/>
-                <w:szCs w:val="32"/>
-              </w:rPr>
-              <w:t>Vaakyam</w:t>
-            </w:r>
-            <w:proofErr w:type="spellEnd"/>
-            <w:r>
-              <w:rPr>
-                <w:rFonts w:cs="Arial"/>
-                <w:b/>
-                <w:sz w:val="28"/>
-                <w:szCs w:val="32"/>
-              </w:rPr>
-              <w:t xml:space="preserve"> No.– 2</w:t>
+            <w:r>
+              <w:rPr>
+                <w:rFonts w:cs="Arial"/>
+                <w:b/>
+                <w:sz w:val="28"/>
+                <w:szCs w:val="32"/>
+              </w:rPr>
+              <w:t>Krama Vaakyam No.– 2</w:t>
             </w:r>
           </w:p>
           <w:p>
@@ -8668,25 +7011,14 @@
                 <w:szCs w:val="32"/>
               </w:rPr>
             </w:pPr>
-            <w:proofErr w:type="spellStart"/>
-            <w:r>
-              <w:rPr>
-                <w:rFonts w:cs="Arial"/>
-                <w:b/>
-                <w:sz w:val="28"/>
-                <w:szCs w:val="32"/>
-              </w:rPr>
-              <w:t>Panchaati</w:t>
-            </w:r>
-            <w:proofErr w:type="spellEnd"/>
-            <w:r>
-              <w:rPr>
-                <w:rFonts w:cs="Arial"/>
-                <w:b/>
-                <w:sz w:val="28"/>
-                <w:szCs w:val="32"/>
-              </w:rPr>
-              <w:t xml:space="preserve"> No</w:t>
+            <w:r>
+              <w:rPr>
+                <w:rFonts w:cs="Arial"/>
+                <w:b/>
+                <w:sz w:val="28"/>
+                <w:szCs w:val="32"/>
+              </w:rPr>
+              <w:t>Panchaati No</w:t>
             </w:r>
             <w:r>
               <w:rPr>
@@ -8726,47 +7058,15 @@
                 <w:lang w:val="en-IN" w:eastAsia="en-IN" w:bidi="ml-IN"/>
               </w:rPr>
             </w:pPr>
-            <w:proofErr w:type="spellStart"/>
-            <w:r>
-              <w:rPr>
-                <w:rFonts w:ascii="BRH Devanagari Extra" w:hAnsi="BRH Devanagari Extra" w:cs="BRH Devanagari Extra"/>
-                <w:color w:val="000000"/>
-                <w:sz w:val="40"/>
-                <w:szCs w:val="40"/>
-              </w:rPr>
-              <w:t>EmÉþ</w:t>
-            </w:r>
-            <w:proofErr w:type="spellEnd"/>
-            <w:r>
-              <w:rPr>
-                <w:rFonts w:ascii="BRH Devanagari Extra" w:hAnsi="BRH Devanagari Extra" w:cs="BRH Devanagari Extra"/>
-                <w:color w:val="000000"/>
-                <w:sz w:val="40"/>
-                <w:szCs w:val="40"/>
-              </w:rPr>
-              <w:t xml:space="preserve"> </w:t>
-            </w:r>
-            <w:proofErr w:type="spellStart"/>
-            <w:r>
-              <w:rPr>
-                <w:rFonts w:ascii="BRH Devanagari Extra" w:hAnsi="BRH Devanagari Extra" w:cs="BRH Devanagari Extra"/>
-                <w:color w:val="000000"/>
-                <w:sz w:val="40"/>
-                <w:szCs w:val="40"/>
-              </w:rPr>
-              <w:t>lÉÈ</w:t>
-            </w:r>
-            <w:proofErr w:type="spellEnd"/>
-            <w:r>
-              <w:rPr>
-                <w:rFonts w:ascii="BRH Devanagari Extra" w:hAnsi="BRH Devanagari Extra" w:cs="BRH Devanagari Extra"/>
-                <w:color w:val="000000"/>
-                <w:sz w:val="40"/>
-                <w:szCs w:val="40"/>
-              </w:rPr>
-              <w:t xml:space="preserve"> | </w:t>
-            </w:r>
-            <w:proofErr w:type="spellStart"/>
+            <w:r>
+              <w:rPr>
+                <w:rFonts w:ascii="BRH Devanagari Extra" w:hAnsi="BRH Devanagari Extra" w:cs="BRH Devanagari Extra"/>
+                <w:color w:val="000000"/>
+                <w:sz w:val="40"/>
+                <w:szCs w:val="40"/>
+              </w:rPr>
+              <w:t xml:space="preserve">EmÉþ lÉÈ | </w:t>
+            </w:r>
             <w:r>
               <w:rPr>
                 <w:rFonts w:ascii="BRH Devanagari Extra" w:hAnsi="BRH Devanagari Extra" w:cs="BRH Devanagari Extra"/>
@@ -8777,7 +7077,6 @@
               </w:rPr>
               <w:t>lÉ</w:t>
             </w:r>
-            <w:proofErr w:type="spellEnd"/>
             <w:r>
               <w:rPr>
                 <w:rFonts w:ascii="BRH Devanagari Extra" w:hAnsi="BRH Devanagari Extra" w:cs="BRH Devanagari Extra"/>
@@ -8808,47 +7107,15 @@
                 <w:lang w:val="en-IN" w:eastAsia="en-IN" w:bidi="ml-IN"/>
               </w:rPr>
             </w:pPr>
-            <w:proofErr w:type="spellStart"/>
-            <w:r>
-              <w:rPr>
-                <w:rFonts w:ascii="BRH Devanagari Extra" w:hAnsi="BRH Devanagari Extra" w:cs="BRH Devanagari Extra"/>
-                <w:color w:val="000000"/>
-                <w:sz w:val="40"/>
-                <w:szCs w:val="40"/>
-              </w:rPr>
-              <w:t>EmÉþ</w:t>
-            </w:r>
-            <w:proofErr w:type="spellEnd"/>
-            <w:r>
-              <w:rPr>
-                <w:rFonts w:ascii="BRH Devanagari Extra" w:hAnsi="BRH Devanagari Extra" w:cs="BRH Devanagari Extra"/>
-                <w:color w:val="000000"/>
-                <w:sz w:val="40"/>
-                <w:szCs w:val="40"/>
-              </w:rPr>
-              <w:t xml:space="preserve"> </w:t>
-            </w:r>
-            <w:proofErr w:type="spellStart"/>
-            <w:r>
-              <w:rPr>
-                <w:rFonts w:ascii="BRH Devanagari Extra" w:hAnsi="BRH Devanagari Extra" w:cs="BRH Devanagari Extra"/>
-                <w:color w:val="000000"/>
-                <w:sz w:val="40"/>
-                <w:szCs w:val="40"/>
-              </w:rPr>
-              <w:t>lÉÈ</w:t>
-            </w:r>
-            <w:proofErr w:type="spellEnd"/>
-            <w:r>
-              <w:rPr>
-                <w:rFonts w:ascii="BRH Devanagari Extra" w:hAnsi="BRH Devanagari Extra" w:cs="BRH Devanagari Extra"/>
-                <w:color w:val="000000"/>
-                <w:sz w:val="40"/>
-                <w:szCs w:val="40"/>
-              </w:rPr>
-              <w:t xml:space="preserve"> | </w:t>
-            </w:r>
-            <w:proofErr w:type="spellStart"/>
+            <w:r>
+              <w:rPr>
+                <w:rFonts w:ascii="BRH Devanagari Extra" w:hAnsi="BRH Devanagari Extra" w:cs="BRH Devanagari Extra"/>
+                <w:color w:val="000000"/>
+                <w:sz w:val="40"/>
+                <w:szCs w:val="40"/>
+              </w:rPr>
+              <w:t xml:space="preserve">EmÉþ lÉÈ | </w:t>
+            </w:r>
             <w:r>
               <w:rPr>
                 <w:rFonts w:ascii="BRH Devanagari Extra" w:hAnsi="BRH Devanagari Extra" w:cs="BRH Devanagari Extra"/>
@@ -8859,7 +7126,6 @@
               </w:rPr>
               <w:t>lÉ</w:t>
             </w:r>
-            <w:proofErr w:type="spellEnd"/>
             <w:r>
               <w:rPr>
                 <w:rFonts w:ascii="BRH Malayalam Extra" w:hAnsi="BRH Malayalam Extra" w:cs="BRH Devanagari Extra"/>
@@ -8915,19 +7181,8 @@
                 <w:sz w:val="28"/>
                 <w:szCs w:val="32"/>
               </w:rPr>
-              <w:t xml:space="preserve">T.S.6.2.8.5 – </w:t>
-            </w:r>
-            <w:proofErr w:type="spellStart"/>
-            <w:r>
-              <w:rPr>
-                <w:rFonts w:cs="Arial"/>
-                <w:b/>
-                <w:sz w:val="28"/>
-                <w:szCs w:val="32"/>
-              </w:rPr>
-              <w:t>Kramam</w:t>
-            </w:r>
-            <w:proofErr w:type="spellEnd"/>
+              <w:t>T.S.6.2.8.5 – Kramam</w:t>
+            </w:r>
           </w:p>
           <w:p>
             <w:pPr>
@@ -8947,45 +7202,14 @@
                 <w:szCs w:val="32"/>
               </w:rPr>
             </w:pPr>
-            <w:proofErr w:type="spellStart"/>
-            <w:r>
-              <w:rPr>
-                <w:rFonts w:cs="Arial"/>
-                <w:b/>
-                <w:sz w:val="28"/>
-                <w:szCs w:val="32"/>
-              </w:rPr>
-              <w:t>Krama</w:t>
-            </w:r>
-            <w:proofErr w:type="spellEnd"/>
-            <w:r>
-              <w:rPr>
-                <w:rFonts w:cs="Arial"/>
-                <w:b/>
-                <w:sz w:val="28"/>
-                <w:szCs w:val="32"/>
-              </w:rPr>
-              <w:t xml:space="preserve"> </w:t>
-            </w:r>
-            <w:proofErr w:type="spellStart"/>
-            <w:r>
-              <w:rPr>
-                <w:rFonts w:cs="Arial"/>
-                <w:b/>
-                <w:sz w:val="28"/>
-                <w:szCs w:val="32"/>
-              </w:rPr>
-              <w:t>Vaakyam</w:t>
-            </w:r>
-            <w:proofErr w:type="spellEnd"/>
-            <w:r>
-              <w:rPr>
-                <w:rFonts w:cs="Arial"/>
-                <w:b/>
-                <w:sz w:val="28"/>
-                <w:szCs w:val="32"/>
-              </w:rPr>
-              <w:t xml:space="preserve"> No.– 45</w:t>
+            <w:r>
+              <w:rPr>
+                <w:rFonts w:cs="Arial"/>
+                <w:b/>
+                <w:sz w:val="28"/>
+                <w:szCs w:val="32"/>
+              </w:rPr>
+              <w:t>Krama Vaakyam No.– 45</w:t>
             </w:r>
           </w:p>
           <w:p>
@@ -9006,25 +7230,14 @@
                 <w:szCs w:val="32"/>
               </w:rPr>
             </w:pPr>
-            <w:proofErr w:type="spellStart"/>
-            <w:r>
-              <w:rPr>
-                <w:rFonts w:cs="Arial"/>
-                <w:b/>
-                <w:sz w:val="28"/>
-                <w:szCs w:val="32"/>
-              </w:rPr>
-              <w:t>Panchaati</w:t>
-            </w:r>
-            <w:proofErr w:type="spellEnd"/>
-            <w:r>
-              <w:rPr>
-                <w:rFonts w:cs="Arial"/>
-                <w:b/>
-                <w:sz w:val="28"/>
-                <w:szCs w:val="32"/>
-              </w:rPr>
-              <w:t xml:space="preserve"> No</w:t>
+            <w:r>
+              <w:rPr>
+                <w:rFonts w:cs="Arial"/>
+                <w:b/>
+                <w:sz w:val="28"/>
+                <w:szCs w:val="32"/>
+              </w:rPr>
+              <w:t>Panchaati No</w:t>
             </w:r>
             <w:r>
               <w:rPr>
@@ -9082,7 +7295,6 @@
               </w:rPr>
               <w:t>–</w:t>
             </w:r>
-            <w:proofErr w:type="spellStart"/>
             <w:r>
               <w:rPr>
                 <w:rFonts w:ascii="BRH Devanagari Extra" w:hAnsi="BRH Devanagari Extra" w:cs="BRH Devanagari Extra"/>
@@ -9092,17 +7304,15 @@
               </w:rPr>
               <w:t>xjÉ</w:t>
             </w:r>
-            <w:proofErr w:type="spellEnd"/>
-            <w:r>
-              <w:rPr>
-                <w:rFonts w:ascii="BRH Malayalam Extra" w:hAnsi="BRH Malayalam Extra" w:cs="BRH Devanagari Extra"/>
-                <w:color w:val="000000"/>
-                <w:sz w:val="32"/>
-                <w:szCs w:val="40"/>
-              </w:rPr>
-              <w:t>–</w:t>
-            </w:r>
-            <w:proofErr w:type="spellStart"/>
+            <w:r>
+              <w:rPr>
+                <w:rFonts w:ascii="BRH Malayalam Extra" w:hAnsi="BRH Malayalam Extra" w:cs="BRH Devanagari Extra"/>
+                <w:color w:val="000000"/>
+                <w:sz w:val="32"/>
+                <w:szCs w:val="40"/>
+              </w:rPr>
+              <w:t>–</w:t>
+            </w:r>
             <w:r>
               <w:rPr>
                 <w:rFonts w:ascii="BRH Devanagari Extra" w:hAnsi="BRH Devanagari Extra" w:cs="BRH Devanagari Extra"/>
@@ -9112,34 +7322,23 @@
               </w:rPr>
               <w:t>luÉliÉ</w:t>
             </w:r>
-            <w:proofErr w:type="spellEnd"/>
-            <w:r>
-              <w:rPr>
-                <w:rFonts w:ascii="BRH Malayalam Extra" w:hAnsi="BRH Malayalam Extra" w:cs="BRH Devanagari Extra"/>
-                <w:color w:val="000000"/>
-                <w:sz w:val="32"/>
-                <w:szCs w:val="40"/>
-              </w:rPr>
-              <w:t>–</w:t>
-            </w:r>
-            <w:r>
-              <w:rPr>
-                <w:rFonts w:ascii="BRH Devanagari Extra" w:hAnsi="BRH Devanagari Extra" w:cs="BRH Devanagari Extra"/>
-                <w:color w:val="000000"/>
-                <w:sz w:val="40"/>
-                <w:szCs w:val="40"/>
-              </w:rPr>
-              <w:t xml:space="preserve"> </w:t>
-            </w:r>
-            <w:proofErr w:type="spellStart"/>
-            <w:r>
-              <w:rPr>
-                <w:rFonts w:ascii="BRH Devanagari Extra" w:hAnsi="BRH Devanagari Extra" w:cs="BRH Devanagari Extra"/>
-                <w:color w:val="000000"/>
-                <w:sz w:val="40"/>
-                <w:szCs w:val="40"/>
-              </w:rPr>
-              <w:t>CirÉþxjÉ</w:t>
+            <w:r>
+              <w:rPr>
+                <w:rFonts w:ascii="BRH Malayalam Extra" w:hAnsi="BRH Malayalam Extra" w:cs="BRH Devanagari Extra"/>
+                <w:color w:val="000000"/>
+                <w:sz w:val="32"/>
+                <w:szCs w:val="40"/>
+              </w:rPr>
+              <w:t>–</w:t>
+            </w:r>
+            <w:r>
+              <w:rPr>
+                <w:rFonts w:ascii="BRH Devanagari Extra" w:hAnsi="BRH Devanagari Extra" w:cs="BRH Devanagari Extra"/>
+                <w:color w:val="000000"/>
+                <w:sz w:val="40"/>
+                <w:szCs w:val="40"/>
+              </w:rPr>
+              <w:t xml:space="preserve"> CirÉþxjÉ</w:t>
             </w:r>
             <w:r>
               <w:rPr>
@@ -9151,35 +7350,14 @@
               </w:rPr>
               <w:t>lÉç</w:t>
             </w:r>
-            <w:proofErr w:type="spellEnd"/>
-            <w:r>
-              <w:rPr>
-                <w:rFonts w:ascii="BRH Devanagari Extra" w:hAnsi="BRH Devanagari Extra" w:cs="BRH Devanagari Extra"/>
-                <w:color w:val="000000"/>
-                <w:sz w:val="40"/>
-                <w:szCs w:val="40"/>
-              </w:rPr>
-              <w:t xml:space="preserve"> - </w:t>
-            </w:r>
-            <w:proofErr w:type="spellStart"/>
-            <w:r>
-              <w:rPr>
-                <w:rFonts w:ascii="BRH Devanagari Extra" w:hAnsi="BRH Devanagari Extra" w:cs="BRH Devanagari Extra"/>
-                <w:color w:val="000000"/>
-                <w:sz w:val="40"/>
-                <w:szCs w:val="40"/>
-              </w:rPr>
-              <w:t>uÉliÉþÈ</w:t>
-            </w:r>
-            <w:proofErr w:type="spellEnd"/>
-            <w:r>
-              <w:rPr>
-                <w:rFonts w:ascii="BRH Devanagari Extra" w:hAnsi="BRH Devanagari Extra" w:cs="BRH Devanagari Extra"/>
-                <w:color w:val="000000"/>
-                <w:sz w:val="40"/>
-                <w:szCs w:val="40"/>
-              </w:rPr>
-              <w:t xml:space="preserve"> |</w:t>
+            <w:r>
+              <w:rPr>
+                <w:rFonts w:ascii="BRH Devanagari Extra" w:hAnsi="BRH Devanagari Extra" w:cs="BRH Devanagari Extra"/>
+                <w:color w:val="000000"/>
+                <w:sz w:val="40"/>
+                <w:szCs w:val="40"/>
+              </w:rPr>
+              <w:t xml:space="preserve"> - uÉliÉþÈ |</w:t>
             </w:r>
           </w:p>
         </w:tc>
@@ -9220,7 +7398,6 @@
               </w:rPr>
               <w:t>–</w:t>
             </w:r>
-            <w:proofErr w:type="spellStart"/>
             <w:r>
               <w:rPr>
                 <w:rFonts w:ascii="BRH Devanagari Extra" w:hAnsi="BRH Devanagari Extra" w:cs="BRH Devanagari Extra"/>
@@ -9230,17 +7407,15 @@
               </w:rPr>
               <w:t>xjÉ</w:t>
             </w:r>
-            <w:proofErr w:type="spellEnd"/>
-            <w:r>
-              <w:rPr>
-                <w:rFonts w:ascii="BRH Malayalam Extra" w:hAnsi="BRH Malayalam Extra" w:cs="BRH Devanagari Extra"/>
-                <w:color w:val="000000"/>
-                <w:sz w:val="32"/>
-                <w:szCs w:val="40"/>
-              </w:rPr>
-              <w:t>–</w:t>
-            </w:r>
-            <w:proofErr w:type="spellStart"/>
+            <w:r>
+              <w:rPr>
+                <w:rFonts w:ascii="BRH Malayalam Extra" w:hAnsi="BRH Malayalam Extra" w:cs="BRH Devanagari Extra"/>
+                <w:color w:val="000000"/>
+                <w:sz w:val="32"/>
+                <w:szCs w:val="40"/>
+              </w:rPr>
+              <w:t>–</w:t>
+            </w:r>
             <w:r>
               <w:rPr>
                 <w:rFonts w:ascii="BRH Devanagari Extra" w:hAnsi="BRH Devanagari Extra" w:cs="BRH Devanagari Extra"/>
@@ -9250,7 +7425,6 @@
               </w:rPr>
               <w:t>luÉliÉ</w:t>
             </w:r>
-            <w:proofErr w:type="spellEnd"/>
             <w:r>
               <w:rPr>
                 <w:rFonts w:ascii="BRH Malayalam Extra" w:hAnsi="BRH Malayalam Extra" w:cs="BRH Devanagari Extra"/>
@@ -9286,27 +7460,7 @@
                 <w:sz w:val="40"/>
                 <w:szCs w:val="40"/>
               </w:rPr>
-              <w:t xml:space="preserve"> - </w:t>
-            </w:r>
-            <w:proofErr w:type="spellStart"/>
-            <w:r>
-              <w:rPr>
-                <w:rFonts w:ascii="BRH Devanagari Extra" w:hAnsi="BRH Devanagari Extra" w:cs="BRH Devanagari Extra"/>
-                <w:color w:val="000000"/>
-                <w:sz w:val="40"/>
-                <w:szCs w:val="40"/>
-              </w:rPr>
-              <w:t>uÉliÉþÈ</w:t>
-            </w:r>
-            <w:proofErr w:type="spellEnd"/>
-            <w:r>
-              <w:rPr>
-                <w:rFonts w:ascii="BRH Devanagari Extra" w:hAnsi="BRH Devanagari Extra" w:cs="BRH Devanagari Extra"/>
-                <w:color w:val="000000"/>
-                <w:sz w:val="40"/>
-                <w:szCs w:val="40"/>
-              </w:rPr>
-              <w:t xml:space="preserve"> |</w:t>
+              <w:t xml:space="preserve"> - uÉliÉþÈ |</w:t>
             </w:r>
           </w:p>
         </w:tc>
@@ -9344,19 +7498,8 @@
                 <w:sz w:val="28"/>
                 <w:szCs w:val="32"/>
               </w:rPr>
-              <w:t xml:space="preserve">T.S.6.2.8.5 – </w:t>
-            </w:r>
-            <w:proofErr w:type="spellStart"/>
-            <w:r>
-              <w:rPr>
-                <w:rFonts w:cs="Arial"/>
-                <w:b/>
-                <w:sz w:val="28"/>
-                <w:szCs w:val="32"/>
-              </w:rPr>
-              <w:t>Kramam</w:t>
-            </w:r>
-            <w:proofErr w:type="spellEnd"/>
+              <w:t>T.S.6.2.8.5 – Kramam</w:t>
+            </w:r>
           </w:p>
           <w:p>
             <w:pPr>
@@ -9376,45 +7519,14 @@
                 <w:szCs w:val="32"/>
               </w:rPr>
             </w:pPr>
-            <w:proofErr w:type="spellStart"/>
-            <w:r>
-              <w:rPr>
-                <w:rFonts w:cs="Arial"/>
-                <w:b/>
-                <w:sz w:val="28"/>
-                <w:szCs w:val="32"/>
-              </w:rPr>
-              <w:t>Krama</w:t>
-            </w:r>
-            <w:proofErr w:type="spellEnd"/>
-            <w:r>
-              <w:rPr>
-                <w:rFonts w:cs="Arial"/>
-                <w:b/>
-                <w:sz w:val="28"/>
-                <w:szCs w:val="32"/>
-              </w:rPr>
-              <w:t xml:space="preserve"> </w:t>
-            </w:r>
-            <w:proofErr w:type="spellStart"/>
-            <w:r>
-              <w:rPr>
-                <w:rFonts w:cs="Arial"/>
-                <w:b/>
-                <w:sz w:val="28"/>
-                <w:szCs w:val="32"/>
-              </w:rPr>
-              <w:t>Vaakyam</w:t>
-            </w:r>
-            <w:proofErr w:type="spellEnd"/>
-            <w:r>
-              <w:rPr>
-                <w:rFonts w:cs="Arial"/>
-                <w:b/>
-                <w:sz w:val="28"/>
-                <w:szCs w:val="32"/>
-              </w:rPr>
-              <w:t xml:space="preserve"> No.– 49</w:t>
+            <w:r>
+              <w:rPr>
+                <w:rFonts w:cs="Arial"/>
+                <w:b/>
+                <w:sz w:val="28"/>
+                <w:szCs w:val="32"/>
+              </w:rPr>
+              <w:t>Krama Vaakyam No.– 49</w:t>
             </w:r>
           </w:p>
           <w:p>
@@ -9432,25 +7544,14 @@
                 <w:szCs w:val="36"/>
               </w:rPr>
             </w:pPr>
-            <w:proofErr w:type="spellStart"/>
-            <w:r>
-              <w:rPr>
-                <w:rFonts w:cs="Arial"/>
-                <w:b/>
-                <w:sz w:val="28"/>
-                <w:szCs w:val="32"/>
-              </w:rPr>
-              <w:t>Panchaati</w:t>
-            </w:r>
-            <w:proofErr w:type="spellEnd"/>
-            <w:r>
-              <w:rPr>
-                <w:rFonts w:cs="Arial"/>
-                <w:b/>
-                <w:sz w:val="28"/>
-                <w:szCs w:val="32"/>
-              </w:rPr>
-              <w:t xml:space="preserve"> No</w:t>
+            <w:r>
+              <w:rPr>
+                <w:rFonts w:cs="Arial"/>
+                <w:b/>
+                <w:sz w:val="28"/>
+                <w:szCs w:val="32"/>
+              </w:rPr>
+              <w:t>Panchaati No</w:t>
             </w:r>
             <w:r>
               <w:rPr>
@@ -9485,7 +7586,6 @@
                 <w:szCs w:val="40"/>
               </w:rPr>
             </w:pPr>
-            <w:proofErr w:type="spellStart"/>
             <w:r>
               <w:rPr>
                 <w:rFonts w:ascii="BRH Devanagari Extra" w:hAnsi="BRH Devanagari Extra" w:cs="BRH Devanagari Extra"/>
@@ -9495,54 +7595,23 @@
               </w:rPr>
               <w:t>pÉëÉiÉþU</w:t>
             </w:r>
-            <w:proofErr w:type="spellEnd"/>
-            <w:r>
-              <w:rPr>
-                <w:rFonts w:ascii="BRH Malayalam Extra" w:hAnsi="BRH Malayalam Extra" w:cs="BRH Devanagari Extra"/>
-                <w:color w:val="000000"/>
-                <w:sz w:val="32"/>
-                <w:szCs w:val="40"/>
-              </w:rPr>
-              <w:t>–</w:t>
-            </w:r>
-            <w:r>
-              <w:rPr>
-                <w:rFonts w:ascii="BRH Devanagari Extra" w:hAnsi="BRH Devanagari Extra" w:cs="BRH Devanagari Extra"/>
-                <w:color w:val="000000"/>
-                <w:sz w:val="40"/>
-                <w:szCs w:val="40"/>
-              </w:rPr>
-              <w:t xml:space="preserve">È </w:t>
-            </w:r>
-            <w:proofErr w:type="spellStart"/>
-            <w:r>
-              <w:rPr>
-                <w:rFonts w:ascii="BRH Devanagari Extra" w:hAnsi="BRH Devanagari Extra" w:cs="BRH Devanagari Extra"/>
-                <w:color w:val="000000"/>
-                <w:sz w:val="40"/>
-                <w:szCs w:val="40"/>
-              </w:rPr>
-              <w:t>mÉë</w:t>
-            </w:r>
-            <w:proofErr w:type="spellEnd"/>
-            <w:r>
-              <w:rPr>
-                <w:rFonts w:ascii="BRH Devanagari Extra" w:hAnsi="BRH Devanagari Extra" w:cs="BRH Devanagari Extra"/>
-                <w:color w:val="000000"/>
-                <w:sz w:val="40"/>
-                <w:szCs w:val="40"/>
-              </w:rPr>
-              <w:t xml:space="preserve"> | </w:t>
-            </w:r>
-            <w:proofErr w:type="spellStart"/>
-            <w:r>
-              <w:rPr>
-                <w:rFonts w:ascii="BRH Devanagari Extra" w:hAnsi="BRH Devanagari Extra" w:cs="BRH Devanagari Extra"/>
-                <w:color w:val="000000"/>
-                <w:sz w:val="40"/>
-                <w:szCs w:val="40"/>
-              </w:rPr>
-              <w:t>mÉëÉqÉåþwÉ</w:t>
+            <w:r>
+              <w:rPr>
+                <w:rFonts w:ascii="BRH Malayalam Extra" w:hAnsi="BRH Malayalam Extra" w:cs="BRH Devanagari Extra"/>
+                <w:color w:val="000000"/>
+                <w:sz w:val="32"/>
+                <w:szCs w:val="40"/>
+              </w:rPr>
+              <w:t>–</w:t>
+            </w:r>
+            <w:r>
+              <w:rPr>
+                <w:rFonts w:ascii="BRH Devanagari Extra" w:hAnsi="BRH Devanagari Extra" w:cs="BRH Devanagari Extra"/>
+                <w:color w:val="000000"/>
+                <w:sz w:val="40"/>
+                <w:szCs w:val="40"/>
+              </w:rPr>
+              <w:t>È mÉë | mÉëÉqÉåþwÉ</w:t>
             </w:r>
             <w:r>
               <w:rPr>
@@ -9554,7 +7623,6 @@
               </w:rPr>
               <w:t>iÉç</w:t>
             </w:r>
-            <w:proofErr w:type="spellEnd"/>
             <w:r>
               <w:rPr>
                 <w:rFonts w:ascii="BRH Devanagari Extra" w:hAnsi="BRH Devanagari Extra" w:cs="BRH Devanagari Extra"/>
@@ -9580,7 +7648,6 @@
                 <w:szCs w:val="40"/>
               </w:rPr>
             </w:pPr>
-            <w:proofErr w:type="spellStart"/>
             <w:r>
               <w:rPr>
                 <w:rFonts w:ascii="BRH Devanagari Extra" w:hAnsi="BRH Devanagari Extra" w:cs="BRH Devanagari Extra"/>
@@ -9590,54 +7657,23 @@
               </w:rPr>
               <w:t>pÉëÉiÉþU</w:t>
             </w:r>
-            <w:proofErr w:type="spellEnd"/>
-            <w:r>
-              <w:rPr>
-                <w:rFonts w:ascii="BRH Malayalam Extra" w:hAnsi="BRH Malayalam Extra" w:cs="BRH Devanagari Extra"/>
-                <w:color w:val="000000"/>
-                <w:sz w:val="32"/>
-                <w:szCs w:val="40"/>
-              </w:rPr>
-              <w:t>–</w:t>
-            </w:r>
-            <w:r>
-              <w:rPr>
-                <w:rFonts w:ascii="BRH Devanagari Extra" w:hAnsi="BRH Devanagari Extra" w:cs="BRH Devanagari Extra"/>
-                <w:color w:val="000000"/>
-                <w:sz w:val="40"/>
-                <w:szCs w:val="40"/>
-              </w:rPr>
-              <w:t xml:space="preserve">È </w:t>
-            </w:r>
-            <w:proofErr w:type="spellStart"/>
-            <w:r>
-              <w:rPr>
-                <w:rFonts w:ascii="BRH Devanagari Extra" w:hAnsi="BRH Devanagari Extra" w:cs="BRH Devanagari Extra"/>
-                <w:color w:val="000000"/>
-                <w:sz w:val="40"/>
-                <w:szCs w:val="40"/>
-              </w:rPr>
-              <w:t>mÉë</w:t>
-            </w:r>
-            <w:proofErr w:type="spellEnd"/>
-            <w:r>
-              <w:rPr>
-                <w:rFonts w:ascii="BRH Devanagari Extra" w:hAnsi="BRH Devanagari Extra" w:cs="BRH Devanagari Extra"/>
-                <w:color w:val="000000"/>
-                <w:sz w:val="40"/>
-                <w:szCs w:val="40"/>
-              </w:rPr>
-              <w:t xml:space="preserve"> | </w:t>
-            </w:r>
-            <w:proofErr w:type="spellStart"/>
-            <w:r>
-              <w:rPr>
-                <w:rFonts w:ascii="BRH Devanagari Extra" w:hAnsi="BRH Devanagari Extra" w:cs="BRH Devanagari Extra"/>
-                <w:color w:val="000000"/>
-                <w:sz w:val="40"/>
-                <w:szCs w:val="40"/>
-              </w:rPr>
-              <w:t>mÉëÉqÉåþwÉ</w:t>
+            <w:r>
+              <w:rPr>
+                <w:rFonts w:ascii="BRH Malayalam Extra" w:hAnsi="BRH Malayalam Extra" w:cs="BRH Devanagari Extra"/>
+                <w:color w:val="000000"/>
+                <w:sz w:val="32"/>
+                <w:szCs w:val="40"/>
+              </w:rPr>
+              <w:t>–</w:t>
+            </w:r>
+            <w:r>
+              <w:rPr>
+                <w:rFonts w:ascii="BRH Devanagari Extra" w:hAnsi="BRH Devanagari Extra" w:cs="BRH Devanagari Extra"/>
+                <w:color w:val="000000"/>
+                <w:sz w:val="40"/>
+                <w:szCs w:val="40"/>
+              </w:rPr>
+              <w:t>È mÉë | mÉëÉqÉåþwÉ</w:t>
             </w:r>
             <w:r>
               <w:rPr>
@@ -9649,7 +7685,6 @@
               </w:rPr>
               <w:t>iÉ</w:t>
             </w:r>
-            <w:proofErr w:type="spellEnd"/>
             <w:r>
               <w:rPr>
                 <w:rFonts w:ascii="BRH Devanagari Extra" w:hAnsi="BRH Devanagari Extra" w:cs="BRH Devanagari Extra"/>
@@ -9695,19 +7730,8 @@
                 <w:sz w:val="28"/>
                 <w:szCs w:val="32"/>
               </w:rPr>
-              <w:t xml:space="preserve">T.S.6.2.9.4 – </w:t>
-            </w:r>
-            <w:proofErr w:type="spellStart"/>
-            <w:r>
-              <w:rPr>
-                <w:rFonts w:cs="Arial"/>
-                <w:b/>
-                <w:sz w:val="28"/>
-                <w:szCs w:val="32"/>
-              </w:rPr>
-              <w:t>Kramam</w:t>
-            </w:r>
-            <w:proofErr w:type="spellEnd"/>
+              <w:t>T.S.6.2.9.4 – Kramam</w:t>
+            </w:r>
           </w:p>
           <w:p>
             <w:pPr>
@@ -9726,41 +7750,13 @@
                 <w:szCs w:val="32"/>
               </w:rPr>
             </w:pPr>
-            <w:proofErr w:type="spellStart"/>
-            <w:r>
-              <w:rPr>
-                <w:rFonts w:cs="Arial"/>
-                <w:b/>
-                <w:szCs w:val="32"/>
-              </w:rPr>
-              <w:t>Krama</w:t>
-            </w:r>
-            <w:proofErr w:type="spellEnd"/>
-            <w:r>
-              <w:rPr>
-                <w:rFonts w:cs="Arial"/>
-                <w:b/>
-                <w:szCs w:val="32"/>
-              </w:rPr>
-              <w:t xml:space="preserve"> </w:t>
-            </w:r>
-            <w:proofErr w:type="spellStart"/>
-            <w:r>
-              <w:rPr>
-                <w:rFonts w:cs="Arial"/>
-                <w:b/>
-                <w:szCs w:val="32"/>
-              </w:rPr>
-              <w:t>Vaakyam</w:t>
-            </w:r>
-            <w:proofErr w:type="spellEnd"/>
-            <w:r>
-              <w:rPr>
-                <w:rFonts w:cs="Arial"/>
-                <w:b/>
-                <w:szCs w:val="32"/>
-              </w:rPr>
-              <w:t xml:space="preserve"> No.– 17 &amp; 18</w:t>
+            <w:r>
+              <w:rPr>
+                <w:rFonts w:cs="Arial"/>
+                <w:b/>
+                <w:szCs w:val="32"/>
+              </w:rPr>
+              <w:t>Krama Vaakyam No.– 17 &amp; 18</w:t>
             </w:r>
           </w:p>
           <w:p>
@@ -9781,25 +7777,14 @@
                 <w:szCs w:val="32"/>
               </w:rPr>
             </w:pPr>
-            <w:proofErr w:type="spellStart"/>
-            <w:r>
-              <w:rPr>
-                <w:rFonts w:cs="Arial"/>
-                <w:b/>
-                <w:sz w:val="28"/>
-                <w:szCs w:val="32"/>
-              </w:rPr>
-              <w:t>Panchaati</w:t>
-            </w:r>
-            <w:proofErr w:type="spellEnd"/>
-            <w:r>
-              <w:rPr>
-                <w:rFonts w:cs="Arial"/>
-                <w:b/>
-                <w:sz w:val="28"/>
-                <w:szCs w:val="32"/>
-              </w:rPr>
-              <w:t xml:space="preserve"> No</w:t>
+            <w:r>
+              <w:rPr>
+                <w:rFonts w:cs="Arial"/>
+                <w:b/>
+                <w:sz w:val="28"/>
+                <w:szCs w:val="32"/>
+              </w:rPr>
+              <w:t>Panchaati No</w:t>
             </w:r>
             <w:r>
               <w:rPr>
@@ -9834,56 +7819,24 @@
                 <w:szCs w:val="40"/>
               </w:rPr>
             </w:pPr>
-            <w:proofErr w:type="spellStart"/>
-            <w:r>
-              <w:rPr>
-                <w:rFonts w:ascii="BRH Devanagari Extra" w:hAnsi="BRH Devanagari Extra" w:cs="BRH Devanagari Extra"/>
-                <w:color w:val="000000"/>
-                <w:sz w:val="40"/>
-                <w:szCs w:val="40"/>
-              </w:rPr>
-              <w:t>AuÉþ</w:t>
-            </w:r>
-            <w:proofErr w:type="spellEnd"/>
-            <w:r>
-              <w:rPr>
-                <w:rFonts w:ascii="BRH Devanagari Extra" w:hAnsi="BRH Devanagari Extra" w:cs="BRH Devanagari Extra"/>
-                <w:color w:val="000000"/>
-                <w:sz w:val="40"/>
-                <w:szCs w:val="40"/>
-              </w:rPr>
-              <w:t xml:space="preserve"> </w:t>
-            </w:r>
-            <w:proofErr w:type="spellStart"/>
-            <w:r>
-              <w:rPr>
-                <w:rFonts w:ascii="BRH Devanagari Extra" w:hAnsi="BRH Devanagari Extra" w:cs="BRH Devanagari Extra"/>
-                <w:color w:val="000000"/>
-                <w:sz w:val="40"/>
-                <w:szCs w:val="40"/>
-              </w:rPr>
-              <w:t>ÂlkÉå</w:t>
-            </w:r>
-            <w:proofErr w:type="spellEnd"/>
-            <w:r>
-              <w:rPr>
-                <w:rFonts w:ascii="BRH Devanagari Extra" w:hAnsi="BRH Devanagari Extra" w:cs="BRH Devanagari Extra"/>
-                <w:color w:val="000000"/>
-                <w:sz w:val="40"/>
-                <w:szCs w:val="40"/>
-              </w:rPr>
-              <w:t xml:space="preserve"> | Â</w:t>
-            </w:r>
-            <w:r>
-              <w:rPr>
-                <w:rFonts w:ascii="BRH Malayalam Extra" w:hAnsi="BRH Malayalam Extra" w:cs="BRH Devanagari Extra"/>
-                <w:color w:val="000000"/>
-                <w:sz w:val="32"/>
-                <w:szCs w:val="40"/>
-              </w:rPr>
-              <w:t>–</w:t>
-            </w:r>
-            <w:proofErr w:type="spellStart"/>
+            <w:r>
+              <w:rPr>
+                <w:rFonts w:ascii="BRH Devanagari Extra" w:hAnsi="BRH Devanagari Extra" w:cs="BRH Devanagari Extra"/>
+                <w:color w:val="000000"/>
+                <w:sz w:val="40"/>
+                <w:szCs w:val="40"/>
+              </w:rPr>
+              <w:t>AuÉþ ÂlkÉå | Â</w:t>
+            </w:r>
+            <w:r>
+              <w:rPr>
+                <w:rFonts w:ascii="BRH Malayalam Extra" w:hAnsi="BRH Malayalam Extra" w:cs="BRH Devanagari Extra"/>
+                <w:color w:val="000000"/>
+                <w:sz w:val="32"/>
+                <w:szCs w:val="40"/>
+              </w:rPr>
+              <w:t>–</w:t>
+            </w:r>
             <w:r>
               <w:rPr>
                 <w:rFonts w:ascii="BRH Devanagari Extra" w:hAnsi="BRH Devanagari Extra" w:cs="BRH Devanagari Extra"/>
@@ -9893,7 +7846,6 @@
               </w:rPr>
               <w:t>lkÉå</w:t>
             </w:r>
-            <w:proofErr w:type="spellEnd"/>
             <w:r>
               <w:rPr>
                 <w:rFonts w:ascii="BRH Malayalam Extra" w:hAnsi="BRH Malayalam Extra" w:cs="BRH Devanagari Extra"/>
@@ -9922,7 +7874,6 @@
               </w:rPr>
               <w:t>–</w:t>
             </w:r>
-            <w:proofErr w:type="spellStart"/>
             <w:r>
               <w:rPr>
                 <w:rFonts w:ascii="BRH Devanagari Extra" w:hAnsi="BRH Devanagari Extra" w:cs="BRH Devanagari Extra"/>
@@ -9933,7 +7884,6 @@
               </w:rPr>
               <w:t>hQû</w:t>
             </w:r>
-            <w:proofErr w:type="spellEnd"/>
             <w:r>
               <w:rPr>
                 <w:rFonts w:ascii="BRH Devanagari Extra" w:hAnsi="BRH Devanagari Extra" w:cs="BRH Devanagari Extra"/>
@@ -9972,7 +7922,6 @@
               </w:rPr>
               <w:t>–</w:t>
             </w:r>
-            <w:proofErr w:type="spellStart"/>
             <w:r>
               <w:rPr>
                 <w:rFonts w:ascii="BRH Devanagari Extra" w:hAnsi="BRH Devanagari Extra" w:cs="BRH Devanagari Extra"/>
@@ -9992,35 +7941,14 @@
               </w:rPr>
               <w:t>QûÉåÈ</w:t>
             </w:r>
-            <w:proofErr w:type="spellEnd"/>
-            <w:r>
-              <w:rPr>
-                <w:rFonts w:ascii="BRH Devanagari Extra" w:hAnsi="BRH Devanagari Extra" w:cs="BRH Devanagari Extra"/>
-                <w:color w:val="000000"/>
-                <w:sz w:val="40"/>
-                <w:szCs w:val="40"/>
-              </w:rPr>
-              <w:t xml:space="preserve"> </w:t>
-            </w:r>
-            <w:proofErr w:type="spellStart"/>
-            <w:r>
-              <w:rPr>
-                <w:rFonts w:ascii="BRH Devanagari Extra" w:hAnsi="BRH Devanagari Extra" w:cs="BRH Devanagari Extra"/>
-                <w:color w:val="000000"/>
-                <w:sz w:val="40"/>
-                <w:szCs w:val="40"/>
-              </w:rPr>
-              <w:t>uÉæ</w:t>
-            </w:r>
-            <w:proofErr w:type="spellEnd"/>
-            <w:r>
-              <w:rPr>
-                <w:rFonts w:ascii="BRH Devanagari Extra" w:hAnsi="BRH Devanagari Extra" w:cs="BRH Devanagari Extra"/>
-                <w:color w:val="000000"/>
-                <w:sz w:val="40"/>
-                <w:szCs w:val="40"/>
-              </w:rPr>
-              <w:t xml:space="preserve"> |</w:t>
+            <w:r>
+              <w:rPr>
+                <w:rFonts w:ascii="BRH Devanagari Extra" w:hAnsi="BRH Devanagari Extra" w:cs="BRH Devanagari Extra"/>
+                <w:color w:val="000000"/>
+                <w:sz w:val="40"/>
+                <w:szCs w:val="40"/>
+              </w:rPr>
+              <w:t xml:space="preserve"> uÉæ |</w:t>
             </w:r>
           </w:p>
         </w:tc>
@@ -10038,56 +7966,24 @@
                 <w:szCs w:val="40"/>
               </w:rPr>
             </w:pPr>
-            <w:proofErr w:type="spellStart"/>
-            <w:r>
-              <w:rPr>
-                <w:rFonts w:ascii="BRH Devanagari Extra" w:hAnsi="BRH Devanagari Extra" w:cs="BRH Devanagari Extra"/>
-                <w:color w:val="000000"/>
-                <w:sz w:val="40"/>
-                <w:szCs w:val="40"/>
-              </w:rPr>
-              <w:t>AuÉþ</w:t>
-            </w:r>
-            <w:proofErr w:type="spellEnd"/>
-            <w:r>
-              <w:rPr>
-                <w:rFonts w:ascii="BRH Devanagari Extra" w:hAnsi="BRH Devanagari Extra" w:cs="BRH Devanagari Extra"/>
-                <w:color w:val="000000"/>
-                <w:sz w:val="40"/>
-                <w:szCs w:val="40"/>
-              </w:rPr>
-              <w:t xml:space="preserve"> </w:t>
-            </w:r>
-            <w:proofErr w:type="spellStart"/>
-            <w:r>
-              <w:rPr>
-                <w:rFonts w:ascii="BRH Devanagari Extra" w:hAnsi="BRH Devanagari Extra" w:cs="BRH Devanagari Extra"/>
-                <w:color w:val="000000"/>
-                <w:sz w:val="40"/>
-                <w:szCs w:val="40"/>
-              </w:rPr>
-              <w:t>ÂlkÉå</w:t>
-            </w:r>
-            <w:proofErr w:type="spellEnd"/>
-            <w:r>
-              <w:rPr>
-                <w:rFonts w:ascii="BRH Devanagari Extra" w:hAnsi="BRH Devanagari Extra" w:cs="BRH Devanagari Extra"/>
-                <w:color w:val="000000"/>
-                <w:sz w:val="40"/>
-                <w:szCs w:val="40"/>
-              </w:rPr>
-              <w:t xml:space="preserve"> | Â</w:t>
-            </w:r>
-            <w:r>
-              <w:rPr>
-                <w:rFonts w:ascii="BRH Malayalam Extra" w:hAnsi="BRH Malayalam Extra" w:cs="BRH Devanagari Extra"/>
-                <w:color w:val="000000"/>
-                <w:sz w:val="32"/>
-                <w:szCs w:val="40"/>
-              </w:rPr>
-              <w:t>–</w:t>
-            </w:r>
-            <w:proofErr w:type="spellStart"/>
+            <w:r>
+              <w:rPr>
+                <w:rFonts w:ascii="BRH Devanagari Extra" w:hAnsi="BRH Devanagari Extra" w:cs="BRH Devanagari Extra"/>
+                <w:color w:val="000000"/>
+                <w:sz w:val="40"/>
+                <w:szCs w:val="40"/>
+              </w:rPr>
+              <w:t>AuÉþ ÂlkÉå | Â</w:t>
+            </w:r>
+            <w:r>
+              <w:rPr>
+                <w:rFonts w:ascii="BRH Malayalam Extra" w:hAnsi="BRH Malayalam Extra" w:cs="BRH Devanagari Extra"/>
+                <w:color w:val="000000"/>
+                <w:sz w:val="32"/>
+                <w:szCs w:val="40"/>
+              </w:rPr>
+              <w:t>–</w:t>
+            </w:r>
             <w:r>
               <w:rPr>
                 <w:rFonts w:ascii="BRH Devanagari Extra" w:hAnsi="BRH Devanagari Extra" w:cs="BRH Devanagari Extra"/>
@@ -10097,7 +7993,6 @@
               </w:rPr>
               <w:t>lkÉå</w:t>
             </w:r>
-            <w:proofErr w:type="spellEnd"/>
             <w:r>
               <w:rPr>
                 <w:rFonts w:ascii="BRH Malayalam Extra" w:hAnsi="BRH Malayalam Extra" w:cs="BRH Devanagari Extra"/>
@@ -10125,7 +8020,6 @@
               </w:rPr>
               <w:t>–</w:t>
             </w:r>
-            <w:proofErr w:type="spellStart"/>
             <w:r>
               <w:rPr>
                 <w:rFonts w:ascii="BRH Devanagari Extra" w:hAnsi="BRH Devanagari Extra" w:cs="BRH Devanagari Extra"/>
@@ -10136,7 +8030,6 @@
               </w:rPr>
               <w:t>hQûÈ</w:t>
             </w:r>
-            <w:proofErr w:type="spellEnd"/>
             <w:r>
               <w:rPr>
                 <w:rFonts w:ascii="BRH Devanagari Extra" w:hAnsi="BRH Devanagari Extra" w:cs="BRH Devanagari Extra"/>
@@ -10175,7 +8068,6 @@
               </w:rPr>
               <w:t>–</w:t>
             </w:r>
-            <w:proofErr w:type="spellStart"/>
             <w:r>
               <w:rPr>
                 <w:rFonts w:ascii="BRH Devanagari Extra" w:hAnsi="BRH Devanagari Extra" w:cs="BRH Devanagari Extra"/>
@@ -10205,35 +8097,14 @@
               </w:rPr>
               <w:t>å</w:t>
             </w:r>
-            <w:proofErr w:type="spellEnd"/>
-            <w:r>
-              <w:rPr>
-                <w:rFonts w:ascii="BRH Devanagari Extra" w:hAnsi="BRH Devanagari Extra" w:cs="BRH Devanagari Extra"/>
-                <w:color w:val="000000"/>
-                <w:sz w:val="40"/>
-                <w:szCs w:val="40"/>
-              </w:rPr>
-              <w:t xml:space="preserve"> </w:t>
-            </w:r>
-            <w:proofErr w:type="spellStart"/>
-            <w:r>
-              <w:rPr>
-                <w:rFonts w:ascii="BRH Devanagari Extra" w:hAnsi="BRH Devanagari Extra" w:cs="BRH Devanagari Extra"/>
-                <w:color w:val="000000"/>
-                <w:sz w:val="40"/>
-                <w:szCs w:val="40"/>
-              </w:rPr>
-              <w:t>uÉæ</w:t>
-            </w:r>
-            <w:proofErr w:type="spellEnd"/>
-            <w:r>
-              <w:rPr>
-                <w:rFonts w:ascii="BRH Devanagari Extra" w:hAnsi="BRH Devanagari Extra" w:cs="BRH Devanagari Extra"/>
-                <w:color w:val="000000"/>
-                <w:sz w:val="40"/>
-                <w:szCs w:val="40"/>
-              </w:rPr>
-              <w:t xml:space="preserve"> |</w:t>
+            <w:r>
+              <w:rPr>
+                <w:rFonts w:ascii="BRH Devanagari Extra" w:hAnsi="BRH Devanagari Extra" w:cs="BRH Devanagari Extra"/>
+                <w:color w:val="000000"/>
+                <w:sz w:val="40"/>
+                <w:szCs w:val="40"/>
+              </w:rPr>
+              <w:t xml:space="preserve"> uÉæ |</w:t>
             </w:r>
           </w:p>
         </w:tc>
@@ -10271,19 +8142,9 @@
                 <w:sz w:val="28"/>
                 <w:szCs w:val="32"/>
               </w:rPr>
-              <w:t xml:space="preserve">T.S.6.2.11.3 – </w:t>
-            </w:r>
-            <w:proofErr w:type="spellStart"/>
-            <w:r>
-              <w:rPr>
-                <w:rFonts w:cs="Arial"/>
-                <w:b/>
-                <w:sz w:val="28"/>
-                <w:szCs w:val="32"/>
-              </w:rPr>
-              <w:t>Kramam</w:t>
-            </w:r>
-            <w:proofErr w:type="spellEnd"/>
+              <w:lastRenderedPageBreak/>
+              <w:t>T.S.6.2.11.3 – Kramam</w:t>
+            </w:r>
           </w:p>
           <w:p>
             <w:pPr>
@@ -10303,45 +8164,14 @@
                 <w:szCs w:val="32"/>
               </w:rPr>
             </w:pPr>
-            <w:proofErr w:type="spellStart"/>
-            <w:r>
-              <w:rPr>
-                <w:rFonts w:cs="Arial"/>
-                <w:b/>
-                <w:sz w:val="28"/>
-                <w:szCs w:val="32"/>
-              </w:rPr>
-              <w:t>Krama</w:t>
-            </w:r>
-            <w:proofErr w:type="spellEnd"/>
-            <w:r>
-              <w:rPr>
-                <w:rFonts w:cs="Arial"/>
-                <w:b/>
-                <w:sz w:val="28"/>
-                <w:szCs w:val="32"/>
-              </w:rPr>
-              <w:t xml:space="preserve"> </w:t>
-            </w:r>
-            <w:proofErr w:type="spellStart"/>
-            <w:r>
-              <w:rPr>
-                <w:rFonts w:cs="Arial"/>
-                <w:b/>
-                <w:sz w:val="28"/>
-                <w:szCs w:val="32"/>
-              </w:rPr>
-              <w:t>Vaakyam</w:t>
-            </w:r>
-            <w:proofErr w:type="spellEnd"/>
-            <w:r>
-              <w:rPr>
-                <w:rFonts w:cs="Arial"/>
-                <w:b/>
-                <w:sz w:val="28"/>
-                <w:szCs w:val="32"/>
-              </w:rPr>
-              <w:t xml:space="preserve"> No.– 29</w:t>
+            <w:r>
+              <w:rPr>
+                <w:rFonts w:cs="Arial"/>
+                <w:b/>
+                <w:sz w:val="28"/>
+                <w:szCs w:val="32"/>
+              </w:rPr>
+              <w:t>Krama Vaakyam No.– 29</w:t>
             </w:r>
           </w:p>
           <w:p>
@@ -10362,25 +8192,14 @@
                 <w:szCs w:val="32"/>
               </w:rPr>
             </w:pPr>
-            <w:proofErr w:type="spellStart"/>
-            <w:r>
-              <w:rPr>
-                <w:rFonts w:cs="Arial"/>
-                <w:b/>
-                <w:sz w:val="28"/>
-                <w:szCs w:val="32"/>
-              </w:rPr>
-              <w:t>Panchaati</w:t>
-            </w:r>
-            <w:proofErr w:type="spellEnd"/>
-            <w:r>
-              <w:rPr>
-                <w:rFonts w:cs="Arial"/>
-                <w:b/>
-                <w:sz w:val="28"/>
-                <w:szCs w:val="32"/>
-              </w:rPr>
-              <w:t xml:space="preserve"> No</w:t>
+            <w:r>
+              <w:rPr>
+                <w:rFonts w:cs="Arial"/>
+                <w:b/>
+                <w:sz w:val="28"/>
+                <w:szCs w:val="32"/>
+              </w:rPr>
+              <w:t>Panchaati No</w:t>
             </w:r>
             <w:r>
               <w:rPr>
@@ -10438,7 +8257,6 @@
               </w:rPr>
               <w:t>–</w:t>
             </w:r>
-            <w:proofErr w:type="spellStart"/>
             <w:r>
               <w:rPr>
                 <w:rFonts w:ascii="BRH Devanagari Extra" w:hAnsi="BRH Devanagari Extra" w:cs="BRH Devanagari Extra"/>
@@ -10448,7 +8266,6 @@
               </w:rPr>
               <w:t>mÉ</w:t>
             </w:r>
-            <w:proofErr w:type="spellEnd"/>
             <w:r>
               <w:rPr>
                 <w:rFonts w:ascii="BRH Malayalam Extra" w:hAnsi="BRH Malayalam Extra" w:cs="BRH Devanagari Extra"/>
@@ -10476,47 +8293,24 @@
               </w:rPr>
               <w:t>–</w:t>
             </w:r>
-            <w:proofErr w:type="spellStart"/>
-            <w:r>
-              <w:rPr>
-                <w:rFonts w:ascii="BRH Devanagari Extra" w:hAnsi="BRH Devanagari Extra" w:cs="BRH Devanagari Extra"/>
-                <w:color w:val="000000"/>
-                <w:sz w:val="40"/>
-                <w:szCs w:val="40"/>
-              </w:rPr>
-              <w:t>uÉÉÈ</w:t>
-            </w:r>
-            <w:proofErr w:type="spellEnd"/>
-            <w:r>
-              <w:rPr>
-                <w:rFonts w:ascii="BRH Devanagari Extra" w:hAnsi="BRH Devanagari Extra" w:cs="BRH Devanagari Extra"/>
-                <w:color w:val="000000"/>
-                <w:sz w:val="40"/>
-                <w:szCs w:val="40"/>
-              </w:rPr>
-              <w:t xml:space="preserve"> </w:t>
-            </w:r>
-            <w:proofErr w:type="spellStart"/>
-            <w:r>
-              <w:rPr>
-                <w:rFonts w:ascii="BRH Devanagari Extra" w:hAnsi="BRH Devanagari Extra" w:cs="BRH Devanagari Extra"/>
-                <w:color w:val="000000"/>
-                <w:sz w:val="40"/>
-                <w:szCs w:val="40"/>
-              </w:rPr>
-              <w:t>mÉëÉ</w:t>
-            </w:r>
-            <w:proofErr w:type="spellEnd"/>
-            <w:r>
-              <w:rPr>
-                <w:rFonts w:ascii="BRH Malayalam Extra" w:hAnsi="BRH Malayalam Extra" w:cs="BRH Devanagari Extra"/>
-                <w:color w:val="000000"/>
-                <w:sz w:val="32"/>
-                <w:szCs w:val="40"/>
-              </w:rPr>
-              <w:t>–</w:t>
-            </w:r>
-            <w:proofErr w:type="spellStart"/>
+            <w:r>
+              <w:rPr>
+                <w:rFonts w:ascii="BRH Devanagari Extra" w:hAnsi="BRH Devanagari Extra" w:cs="BRH Devanagari Extra"/>
+                <w:color w:val="000000"/>
+                <w:sz w:val="40"/>
+                <w:szCs w:val="40"/>
+              </w:rPr>
+              <w:t>uÉÉÈ mÉëÉ</w:t>
+            </w:r>
+            <w:r>
+              <w:rPr>
+                <w:rFonts w:ascii="BRH Malayalam Extra" w:hAnsi="BRH Malayalam Extra" w:cs="BRH Devanagari Extra"/>
+                <w:color w:val="000000"/>
+                <w:sz w:val="32"/>
+                <w:szCs w:val="40"/>
+              </w:rPr>
+              <w:t>–</w:t>
+            </w:r>
             <w:r>
               <w:rPr>
                 <w:rFonts w:ascii="BRH Devanagari Extra" w:hAnsi="BRH Devanagari Extra" w:cs="BRH Devanagari Extra"/>
@@ -10536,7 +8330,6 @@
               </w:rPr>
               <w:t>wÉÑþÈ</w:t>
             </w:r>
-            <w:proofErr w:type="spellEnd"/>
             <w:r>
               <w:rPr>
                 <w:rFonts w:ascii="BRH Devanagari Extra" w:hAnsi="BRH Devanagari Extra" w:cs="BRH Devanagari Extra"/>
@@ -10585,7 +8378,6 @@
               </w:rPr>
               <w:t>–</w:t>
             </w:r>
-            <w:proofErr w:type="spellStart"/>
             <w:r>
               <w:rPr>
                 <w:rFonts w:ascii="BRH Devanagari Extra" w:hAnsi="BRH Devanagari Extra" w:cs="BRH Devanagari Extra"/>
@@ -10595,7 +8387,6 @@
               </w:rPr>
               <w:t>mÉ</w:t>
             </w:r>
-            <w:proofErr w:type="spellEnd"/>
             <w:r>
               <w:rPr>
                 <w:rFonts w:ascii="BRH Malayalam Extra" w:hAnsi="BRH Malayalam Extra" w:cs="BRH Devanagari Extra"/>
@@ -10623,47 +8414,24 @@
               </w:rPr>
               <w:t>–</w:t>
             </w:r>
-            <w:proofErr w:type="spellStart"/>
-            <w:r>
-              <w:rPr>
-                <w:rFonts w:ascii="BRH Devanagari Extra" w:hAnsi="BRH Devanagari Extra" w:cs="BRH Devanagari Extra"/>
-                <w:color w:val="000000"/>
-                <w:sz w:val="40"/>
-                <w:szCs w:val="40"/>
-              </w:rPr>
-              <w:t>uÉÉÈ</w:t>
-            </w:r>
-            <w:proofErr w:type="spellEnd"/>
-            <w:r>
-              <w:rPr>
-                <w:rFonts w:ascii="BRH Devanagari Extra" w:hAnsi="BRH Devanagari Extra" w:cs="BRH Devanagari Extra"/>
-                <w:color w:val="000000"/>
-                <w:sz w:val="40"/>
-                <w:szCs w:val="40"/>
-              </w:rPr>
-              <w:t xml:space="preserve"> </w:t>
-            </w:r>
-            <w:proofErr w:type="spellStart"/>
-            <w:r>
-              <w:rPr>
-                <w:rFonts w:ascii="BRH Devanagari Extra" w:hAnsi="BRH Devanagari Extra" w:cs="BRH Devanagari Extra"/>
-                <w:color w:val="000000"/>
-                <w:sz w:val="40"/>
-                <w:szCs w:val="40"/>
-              </w:rPr>
-              <w:t>mÉëÉ</w:t>
-            </w:r>
-            <w:proofErr w:type="spellEnd"/>
-            <w:r>
-              <w:rPr>
-                <w:rFonts w:ascii="BRH Malayalam Extra" w:hAnsi="BRH Malayalam Extra" w:cs="BRH Devanagari Extra"/>
-                <w:color w:val="000000"/>
-                <w:sz w:val="32"/>
-                <w:szCs w:val="40"/>
-              </w:rPr>
-              <w:t>–</w:t>
-            </w:r>
-            <w:proofErr w:type="spellStart"/>
+            <w:r>
+              <w:rPr>
+                <w:rFonts w:ascii="BRH Devanagari Extra" w:hAnsi="BRH Devanagari Extra" w:cs="BRH Devanagari Extra"/>
+                <w:color w:val="000000"/>
+                <w:sz w:val="40"/>
+                <w:szCs w:val="40"/>
+              </w:rPr>
+              <w:t>uÉÉÈ mÉëÉ</w:t>
+            </w:r>
+            <w:r>
+              <w:rPr>
+                <w:rFonts w:ascii="BRH Malayalam Extra" w:hAnsi="BRH Malayalam Extra" w:cs="BRH Devanagari Extra"/>
+                <w:color w:val="000000"/>
+                <w:sz w:val="32"/>
+                <w:szCs w:val="40"/>
+              </w:rPr>
+              <w:t>–</w:t>
+            </w:r>
             <w:r>
               <w:rPr>
                 <w:rFonts w:ascii="BRH Devanagari Extra" w:hAnsi="BRH Devanagari Extra" w:cs="BRH Devanagari Extra"/>
@@ -10690,17 +8458,7 @@
                 <w:sz w:val="40"/>
                 <w:szCs w:val="40"/>
               </w:rPr>
-              <w:t>þ</w:t>
-            </w:r>
-            <w:proofErr w:type="spellEnd"/>
-            <w:r>
-              <w:rPr>
-                <w:rFonts w:ascii="BRH Devanagari Extra" w:hAnsi="BRH Devanagari Extra" w:cs="BRH Devanagari Extra"/>
-                <w:color w:val="000000"/>
-                <w:sz w:val="40"/>
-                <w:szCs w:val="40"/>
-              </w:rPr>
-              <w:t xml:space="preserve"> |</w:t>
+              <w:t>þ |</w:t>
             </w:r>
           </w:p>
         </w:tc>
@@ -10734,29 +8492,7 @@
           <w:szCs w:val="40"/>
           <w:lang w:val="en-IN" w:eastAsia="en-IN"/>
         </w:rPr>
-        <w:t>"</w:t>
-      </w:r>
-      <w:proofErr w:type="spellStart"/>
-      <w:r>
-        <w:rPr>
-          <w:rFonts w:ascii="BRH Devanagari" w:hAnsi="BRH Devanagari" w:cs="BRH Devanagari"/>
-          <w:color w:val="000000"/>
-          <w:sz w:val="40"/>
-          <w:szCs w:val="40"/>
-          <w:lang w:val="en-IN" w:eastAsia="en-IN"/>
-        </w:rPr>
-        <w:t>zlÉ</w:t>
-      </w:r>
-      <w:proofErr w:type="spellEnd"/>
-      <w:r>
-        <w:rPr>
-          <w:rFonts w:ascii="BRH Devanagari" w:hAnsi="BRH Devanagari" w:cs="BRH Devanagari"/>
-          <w:color w:val="000000"/>
-          <w:sz w:val="40"/>
-          <w:szCs w:val="40"/>
-          <w:lang w:val="en-IN" w:eastAsia="en-IN"/>
-        </w:rPr>
-        <w:t xml:space="preserve">" </w:t>
+        <w:t xml:space="preserve">"zlÉ" </w:t>
       </w:r>
       <w:r>
         <w:rPr>
@@ -10795,7 +8531,6 @@
         </w:rPr>
         <w:t>"</w:t>
       </w:r>
-      <w:proofErr w:type="spellStart"/>
       <w:proofErr w:type="gramEnd"/>
       <w:r>
         <w:rPr>
@@ -10808,7 +8543,6 @@
         </w:rPr>
         <w:t>zgÉ</w:t>
       </w:r>
-      <w:proofErr w:type="spellEnd"/>
       <w:r>
         <w:rPr>
           <w:rFonts w:ascii="BRH Devanagari" w:hAnsi="BRH Devanagari" w:cs="BRH Devanagari"/>
@@ -10897,8 +8631,6 @@
           <w:u w:val="single"/>
         </w:rPr>
       </w:pPr>
-      <w:bookmarkStart w:id="0" w:name="_GoBack"/>
-      <w:bookmarkEnd w:id="0"/>
     </w:p>
     <w:p>
       <w:pPr>
@@ -10919,10 +8651,8 @@
           <w:szCs w:val="32"/>
           <w:u w:val="single"/>
         </w:rPr>
-        <w:lastRenderedPageBreak/>
         <w:t xml:space="preserve">TS </w:t>
       </w:r>
-      <w:proofErr w:type="spellStart"/>
       <w:r>
         <w:rPr>
           <w:b/>
@@ -10933,7 +8663,6 @@
         </w:rPr>
         <w:t>Krama</w:t>
       </w:r>
-      <w:proofErr w:type="spellEnd"/>
       <w:r>
         <w:rPr>
           <w:b/>
@@ -10942,29 +8671,7 @@
           <w:szCs w:val="32"/>
           <w:u w:val="single"/>
         </w:rPr>
-        <w:t xml:space="preserve"> </w:t>
-      </w:r>
-      <w:proofErr w:type="spellStart"/>
-      <w:r>
-        <w:rPr>
-          <w:b/>
-          <w:bCs/>
-          <w:sz w:val="32"/>
-          <w:szCs w:val="32"/>
-          <w:u w:val="single"/>
-        </w:rPr>
-        <w:t>Paatam</w:t>
-      </w:r>
-      <w:proofErr w:type="spellEnd"/>
-      <w:r>
-        <w:rPr>
-          <w:b/>
-          <w:bCs/>
-          <w:sz w:val="32"/>
-          <w:szCs w:val="32"/>
-          <w:u w:val="single"/>
-        </w:rPr>
-        <w:t xml:space="preserve"> – TS </w:t>
+        <w:t xml:space="preserve"> Paatam – TS </w:t>
       </w:r>
       <w:r>
         <w:rPr>
@@ -11263,7 +8970,7 @@
 </file>
 
 <file path=word/endnotes.xml><?xml version="1.0" encoding="utf-8"?>
-<w:endnotes xmlns:wpc="http://schemas.microsoft.com/office/word/2010/wordprocessingCanvas" xmlns:cx="http://schemas.microsoft.com/office/drawing/2014/chartex" xmlns:cx1="http://schemas.microsoft.com/office/drawing/2015/9/8/chartex" xmlns:mc="http://schemas.openxmlformats.org/markup-compatibility/2006" xmlns:o="urn:schemas-microsoft-com:office:office" xmlns:r="http://schemas.openxmlformats.org/officeDocument/2006/relationships" xmlns:m="http://schemas.openxmlformats.org/officeDocument/2006/math" xmlns:v="urn:schemas-microsoft-com:vml" xmlns:wp14="http://schemas.microsoft.com/office/word/2010/wordprocessingDrawing" xmlns:wp="http://schemas.openxmlformats.org/drawingml/2006/wordprocessingDrawing" xmlns:w10="urn:schemas-microsoft-com:office:word" xmlns:w="http://schemas.openxmlformats.org/wordprocessingml/2006/main" xmlns:w14="http://schemas.microsoft.com/office/word/2010/wordml" xmlns:w15="http://schemas.microsoft.com/office/word/2012/wordml" xmlns:w16se="http://schemas.microsoft.com/office/word/2015/wordml/symex" xmlns:wpg="http://schemas.microsoft.com/office/word/2010/wordprocessingGroup" xmlns:wpi="http://schemas.microsoft.com/office/word/2010/wordprocessingInk" xmlns:wne="http://schemas.microsoft.com/office/word/2006/wordml" xmlns:wps="http://schemas.microsoft.com/office/word/2010/wordprocessingShape" mc:Ignorable="w14 w15 w16se wp14">
+<w:endnotes xmlns:wpc="http://schemas.microsoft.com/office/word/2010/wordprocessingCanvas" xmlns:cx="http://schemas.microsoft.com/office/drawing/2014/chartex" xmlns:cx1="http://schemas.microsoft.com/office/drawing/2015/9/8/chartex" xmlns:cx2="http://schemas.microsoft.com/office/drawing/2015/10/21/chartex" xmlns:cx3="http://schemas.microsoft.com/office/drawing/2016/5/9/chartex" xmlns:cx4="http://schemas.microsoft.com/office/drawing/2016/5/10/chartex" xmlns:cx5="http://schemas.microsoft.com/office/drawing/2016/5/11/chartex" xmlns:cx6="http://schemas.microsoft.com/office/drawing/2016/5/12/chartex" xmlns:cx7="http://schemas.microsoft.com/office/drawing/2016/5/13/chartex" xmlns:cx8="http://schemas.microsoft.com/office/drawing/2016/5/14/chartex" xmlns:mc="http://schemas.openxmlformats.org/markup-compatibility/2006" xmlns:aink="http://schemas.microsoft.com/office/drawing/2016/ink" xmlns:am3d="http://schemas.microsoft.com/office/drawing/2017/model3d" xmlns:o="urn:schemas-microsoft-com:office:office" xmlns:oel="http://schemas.microsoft.com/office/2019/extlst" xmlns:r="http://schemas.openxmlformats.org/officeDocument/2006/relationships" xmlns:m="http://schemas.openxmlformats.org/officeDocument/2006/math" xmlns:v="urn:schemas-microsoft-com:vml" xmlns:wp14="http://schemas.microsoft.com/office/word/2010/wordprocessingDrawing" xmlns:wp="http://schemas.openxmlformats.org/drawingml/2006/wordprocessingDrawing" xmlns:w10="urn:schemas-microsoft-com:office:word" xmlns:w="http://schemas.openxmlformats.org/wordprocessingml/2006/main" xmlns:w14="http://schemas.microsoft.com/office/word/2010/wordml" xmlns:w15="http://schemas.microsoft.com/office/word/2012/wordml" xmlns:w16cei="http://schemas.microsoft.com/office/word/2026/wordml/cei" xmlns:w16cex="http://schemas.microsoft.com/office/word/2018/wordml/cex" xmlns:w16cid="http://schemas.microsoft.com/office/word/2016/wordml/cid" xmlns:w16="http://schemas.microsoft.com/office/word/2018/wordml" xmlns:w16du="http://schemas.microsoft.com/office/word/2023/wordml/word16du" xmlns:w16sdtdh="http://schemas.microsoft.com/office/word/2020/wordml/sdtdatahash" xmlns:w16sdtfl="http://schemas.microsoft.com/office/word/2024/wordml/sdtformatlock" xmlns:w16se="http://schemas.microsoft.com/office/word/2015/wordml/symex" xmlns:wpg="http://schemas.microsoft.com/office/word/2010/wordprocessingGroup" xmlns:wpi="http://schemas.microsoft.com/office/word/2010/wordprocessingInk" xmlns:wne="http://schemas.microsoft.com/office/word/2006/wordml" xmlns:wps="http://schemas.microsoft.com/office/word/2010/wordprocessingShape" mc:Ignorable="w14 w15 w16se w16cid w16 w16cex w16sdtdh w16sdtfl w16du wp14">
   <w:endnote w:type="separator" w:id="-1">
     <w:p>
       <w:pPr>
@@ -11288,7 +8995,7 @@
 </file>
 
 <file path=word/footer1.xml><?xml version="1.0" encoding="utf-8"?>
-<w:ftr xmlns:wpc="http://schemas.microsoft.com/office/word/2010/wordprocessingCanvas" xmlns:cx="http://schemas.microsoft.com/office/drawing/2014/chartex" xmlns:cx1="http://schemas.microsoft.com/office/drawing/2015/9/8/chartex" xmlns:mc="http://schemas.openxmlformats.org/markup-compatibility/2006" xmlns:o="urn:schemas-microsoft-com:office:office" xmlns:r="http://schemas.openxmlformats.org/officeDocument/2006/relationships" xmlns:m="http://schemas.openxmlformats.org/officeDocument/2006/math" xmlns:v="urn:schemas-microsoft-com:vml" xmlns:wp14="http://schemas.microsoft.com/office/word/2010/wordprocessingDrawing" xmlns:wp="http://schemas.openxmlformats.org/drawingml/2006/wordprocessingDrawing" xmlns:w10="urn:schemas-microsoft-com:office:word" xmlns:w="http://schemas.openxmlformats.org/wordprocessingml/2006/main" xmlns:w14="http://schemas.microsoft.com/office/word/2010/wordml" xmlns:w15="http://schemas.microsoft.com/office/word/2012/wordml" xmlns:w16se="http://schemas.microsoft.com/office/word/2015/wordml/symex" xmlns:wpg="http://schemas.microsoft.com/office/word/2010/wordprocessingGroup" xmlns:wpi="http://schemas.microsoft.com/office/word/2010/wordprocessingInk" xmlns:wne="http://schemas.microsoft.com/office/word/2006/wordml" xmlns:wps="http://schemas.microsoft.com/office/word/2010/wordprocessingShape" mc:Ignorable="w14 w15 w16se wp14">
+<w:ftr xmlns:wpc="http://schemas.microsoft.com/office/word/2010/wordprocessingCanvas" xmlns:cx="http://schemas.microsoft.com/office/drawing/2014/chartex" xmlns:cx1="http://schemas.microsoft.com/office/drawing/2015/9/8/chartex" xmlns:cx2="http://schemas.microsoft.com/office/drawing/2015/10/21/chartex" xmlns:cx3="http://schemas.microsoft.com/office/drawing/2016/5/9/chartex" xmlns:cx4="http://schemas.microsoft.com/office/drawing/2016/5/10/chartex" xmlns:cx5="http://schemas.microsoft.com/office/drawing/2016/5/11/chartex" xmlns:cx6="http://schemas.microsoft.com/office/drawing/2016/5/12/chartex" xmlns:cx7="http://schemas.microsoft.com/office/drawing/2016/5/13/chartex" xmlns:cx8="http://schemas.microsoft.com/office/drawing/2016/5/14/chartex" xmlns:mc="http://schemas.openxmlformats.org/markup-compatibility/2006" xmlns:aink="http://schemas.microsoft.com/office/drawing/2016/ink" xmlns:am3d="http://schemas.microsoft.com/office/drawing/2017/model3d" xmlns:o="urn:schemas-microsoft-com:office:office" xmlns:oel="http://schemas.microsoft.com/office/2019/extlst" xmlns:r="http://schemas.openxmlformats.org/officeDocument/2006/relationships" xmlns:m="http://schemas.openxmlformats.org/officeDocument/2006/math" xmlns:v="urn:schemas-microsoft-com:vml" xmlns:wp14="http://schemas.microsoft.com/office/word/2010/wordprocessingDrawing" xmlns:wp="http://schemas.openxmlformats.org/drawingml/2006/wordprocessingDrawing" xmlns:w10="urn:schemas-microsoft-com:office:word" xmlns:w="http://schemas.openxmlformats.org/wordprocessingml/2006/main" xmlns:w14="http://schemas.microsoft.com/office/word/2010/wordml" xmlns:w15="http://schemas.microsoft.com/office/word/2012/wordml" xmlns:w16cei="http://schemas.microsoft.com/office/word/2026/wordml/cei" xmlns:w16cex="http://schemas.microsoft.com/office/word/2018/wordml/cex" xmlns:w16cid="http://schemas.microsoft.com/office/word/2016/wordml/cid" xmlns:w16="http://schemas.microsoft.com/office/word/2018/wordml" xmlns:w16du="http://schemas.microsoft.com/office/word/2023/wordml/word16du" xmlns:w16sdtdh="http://schemas.microsoft.com/office/word/2020/wordml/sdtdatahash" xmlns:w16sdtfl="http://schemas.microsoft.com/office/word/2024/wordml/sdtformatlock" xmlns:w16se="http://schemas.microsoft.com/office/word/2015/wordml/symex" xmlns:wpg="http://schemas.microsoft.com/office/word/2010/wordprocessingGroup" xmlns:wpi="http://schemas.microsoft.com/office/word/2010/wordprocessingInk" xmlns:wne="http://schemas.microsoft.com/office/word/2006/wordml" xmlns:wps="http://schemas.microsoft.com/office/word/2010/wordprocessingShape" mc:Ignorable="w14 w15 w16se w16cid w16 w16cex w16sdtdh w16sdtfl w16du wp14">
   <w:p>
     <w:pPr>
       <w:pBdr>
@@ -11470,7 +9177,7 @@
 </file>
 
 <file path=word/footer2.xml><?xml version="1.0" encoding="utf-8"?>
-<w:ftr xmlns:wpc="http://schemas.microsoft.com/office/word/2010/wordprocessingCanvas" xmlns:cx="http://schemas.microsoft.com/office/drawing/2014/chartex" xmlns:cx1="http://schemas.microsoft.com/office/drawing/2015/9/8/chartex" xmlns:mc="http://schemas.openxmlformats.org/markup-compatibility/2006" xmlns:o="urn:schemas-microsoft-com:office:office" xmlns:r="http://schemas.openxmlformats.org/officeDocument/2006/relationships" xmlns:m="http://schemas.openxmlformats.org/officeDocument/2006/math" xmlns:v="urn:schemas-microsoft-com:vml" xmlns:wp14="http://schemas.microsoft.com/office/word/2010/wordprocessingDrawing" xmlns:wp="http://schemas.openxmlformats.org/drawingml/2006/wordprocessingDrawing" xmlns:w10="urn:schemas-microsoft-com:office:word" xmlns:w="http://schemas.openxmlformats.org/wordprocessingml/2006/main" xmlns:w14="http://schemas.microsoft.com/office/word/2010/wordml" xmlns:w15="http://schemas.microsoft.com/office/word/2012/wordml" xmlns:w16se="http://schemas.microsoft.com/office/word/2015/wordml/symex" xmlns:wpg="http://schemas.microsoft.com/office/word/2010/wordprocessingGroup" xmlns:wpi="http://schemas.microsoft.com/office/word/2010/wordprocessingInk" xmlns:wne="http://schemas.microsoft.com/office/word/2006/wordml" xmlns:wps="http://schemas.microsoft.com/office/word/2010/wordprocessingShape" mc:Ignorable="w14 w15 w16se wp14">
+<w:ftr xmlns:wpc="http://schemas.microsoft.com/office/word/2010/wordprocessingCanvas" xmlns:cx="http://schemas.microsoft.com/office/drawing/2014/chartex" xmlns:cx1="http://schemas.microsoft.com/office/drawing/2015/9/8/chartex" xmlns:cx2="http://schemas.microsoft.com/office/drawing/2015/10/21/chartex" xmlns:cx3="http://schemas.microsoft.com/office/drawing/2016/5/9/chartex" xmlns:cx4="http://schemas.microsoft.com/office/drawing/2016/5/10/chartex" xmlns:cx5="http://schemas.microsoft.com/office/drawing/2016/5/11/chartex" xmlns:cx6="http://schemas.microsoft.com/office/drawing/2016/5/12/chartex" xmlns:cx7="http://schemas.microsoft.com/office/drawing/2016/5/13/chartex" xmlns:cx8="http://schemas.microsoft.com/office/drawing/2016/5/14/chartex" xmlns:mc="http://schemas.openxmlformats.org/markup-compatibility/2006" xmlns:aink="http://schemas.microsoft.com/office/drawing/2016/ink" xmlns:am3d="http://schemas.microsoft.com/office/drawing/2017/model3d" xmlns:o="urn:schemas-microsoft-com:office:office" xmlns:oel="http://schemas.microsoft.com/office/2019/extlst" xmlns:r="http://schemas.openxmlformats.org/officeDocument/2006/relationships" xmlns:m="http://schemas.openxmlformats.org/officeDocument/2006/math" xmlns:v="urn:schemas-microsoft-com:vml" xmlns:wp14="http://schemas.microsoft.com/office/word/2010/wordprocessingDrawing" xmlns:wp="http://schemas.openxmlformats.org/drawingml/2006/wordprocessingDrawing" xmlns:w10="urn:schemas-microsoft-com:office:word" xmlns:w="http://schemas.openxmlformats.org/wordprocessingml/2006/main" xmlns:w14="http://schemas.microsoft.com/office/word/2010/wordml" xmlns:w15="http://schemas.microsoft.com/office/word/2012/wordml" xmlns:w16cei="http://schemas.microsoft.com/office/word/2026/wordml/cei" xmlns:w16cex="http://schemas.microsoft.com/office/word/2018/wordml/cex" xmlns:w16cid="http://schemas.microsoft.com/office/word/2016/wordml/cid" xmlns:w16="http://schemas.microsoft.com/office/word/2018/wordml" xmlns:w16du="http://schemas.microsoft.com/office/word/2023/wordml/word16du" xmlns:w16sdtdh="http://schemas.microsoft.com/office/word/2020/wordml/sdtdatahash" xmlns:w16sdtfl="http://schemas.microsoft.com/office/word/2024/wordml/sdtformatlock" xmlns:w16se="http://schemas.microsoft.com/office/word/2015/wordml/symex" xmlns:wpg="http://schemas.microsoft.com/office/word/2010/wordprocessingGroup" xmlns:wpi="http://schemas.microsoft.com/office/word/2010/wordprocessingInk" xmlns:wne="http://schemas.microsoft.com/office/word/2006/wordml" xmlns:wps="http://schemas.microsoft.com/office/word/2010/wordprocessingShape" mc:Ignorable="w14 w15 w16se w16cid w16 w16cex w16sdtdh w16sdtfl w16du wp14">
   <w:p>
     <w:pPr>
       <w:pBdr>
@@ -11673,7 +9380,7 @@
 </file>
 
 <file path=word/footnotes.xml><?xml version="1.0" encoding="utf-8"?>
-<w:footnotes xmlns:wpc="http://schemas.microsoft.com/office/word/2010/wordprocessingCanvas" xmlns:cx="http://schemas.microsoft.com/office/drawing/2014/chartex" xmlns:cx1="http://schemas.microsoft.com/office/drawing/2015/9/8/chartex" xmlns:mc="http://schemas.openxmlformats.org/markup-compatibility/2006" xmlns:o="urn:schemas-microsoft-com:office:office" xmlns:r="http://schemas.openxmlformats.org/officeDocument/2006/relationships" xmlns:m="http://schemas.openxmlformats.org/officeDocument/2006/math" xmlns:v="urn:schemas-microsoft-com:vml" xmlns:wp14="http://schemas.microsoft.com/office/word/2010/wordprocessingDrawing" xmlns:wp="http://schemas.openxmlformats.org/drawingml/2006/wordprocessingDrawing" xmlns:w10="urn:schemas-microsoft-com:office:word" xmlns:w="http://schemas.openxmlformats.org/wordprocessingml/2006/main" xmlns:w14="http://schemas.microsoft.com/office/word/2010/wordml" xmlns:w15="http://schemas.microsoft.com/office/word/2012/wordml" xmlns:w16se="http://schemas.microsoft.com/office/word/2015/wordml/symex" xmlns:wpg="http://schemas.microsoft.com/office/word/2010/wordprocessingGroup" xmlns:wpi="http://schemas.microsoft.com/office/word/2010/wordprocessingInk" xmlns:wne="http://schemas.microsoft.com/office/word/2006/wordml" xmlns:wps="http://schemas.microsoft.com/office/word/2010/wordprocessingShape" mc:Ignorable="w14 w15 w16se wp14">
+<w:footnotes xmlns:wpc="http://schemas.microsoft.com/office/word/2010/wordprocessingCanvas" xmlns:cx="http://schemas.microsoft.com/office/drawing/2014/chartex" xmlns:cx1="http://schemas.microsoft.com/office/drawing/2015/9/8/chartex" xmlns:cx2="http://schemas.microsoft.com/office/drawing/2015/10/21/chartex" xmlns:cx3="http://schemas.microsoft.com/office/drawing/2016/5/9/chartex" xmlns:cx4="http://schemas.microsoft.com/office/drawing/2016/5/10/chartex" xmlns:cx5="http://schemas.microsoft.com/office/drawing/2016/5/11/chartex" xmlns:cx6="http://schemas.microsoft.com/office/drawing/2016/5/12/chartex" xmlns:cx7="http://schemas.microsoft.com/office/drawing/2016/5/13/chartex" xmlns:cx8="http://schemas.microsoft.com/office/drawing/2016/5/14/chartex" xmlns:mc="http://schemas.openxmlformats.org/markup-compatibility/2006" xmlns:aink="http://schemas.microsoft.com/office/drawing/2016/ink" xmlns:am3d="http://schemas.microsoft.com/office/drawing/2017/model3d" xmlns:o="urn:schemas-microsoft-com:office:office" xmlns:oel="http://schemas.microsoft.com/office/2019/extlst" xmlns:r="http://schemas.openxmlformats.org/officeDocument/2006/relationships" xmlns:m="http://schemas.openxmlformats.org/officeDocument/2006/math" xmlns:v="urn:schemas-microsoft-com:vml" xmlns:wp14="http://schemas.microsoft.com/office/word/2010/wordprocessingDrawing" xmlns:wp="http://schemas.openxmlformats.org/drawingml/2006/wordprocessingDrawing" xmlns:w10="urn:schemas-microsoft-com:office:word" xmlns:w="http://schemas.openxmlformats.org/wordprocessingml/2006/main" xmlns:w14="http://schemas.microsoft.com/office/word/2010/wordml" xmlns:w15="http://schemas.microsoft.com/office/word/2012/wordml" xmlns:w16cei="http://schemas.microsoft.com/office/word/2026/wordml/cei" xmlns:w16cex="http://schemas.microsoft.com/office/word/2018/wordml/cex" xmlns:w16cid="http://schemas.microsoft.com/office/word/2016/wordml/cid" xmlns:w16="http://schemas.microsoft.com/office/word/2018/wordml" xmlns:w16du="http://schemas.microsoft.com/office/word/2023/wordml/word16du" xmlns:w16sdtdh="http://schemas.microsoft.com/office/word/2020/wordml/sdtdatahash" xmlns:w16sdtfl="http://schemas.microsoft.com/office/word/2024/wordml/sdtformatlock" xmlns:w16se="http://schemas.microsoft.com/office/word/2015/wordml/symex" xmlns:wpg="http://schemas.microsoft.com/office/word/2010/wordprocessingGroup" xmlns:wpi="http://schemas.microsoft.com/office/word/2010/wordprocessingInk" xmlns:wne="http://schemas.microsoft.com/office/word/2006/wordml" xmlns:wps="http://schemas.microsoft.com/office/word/2010/wordprocessingShape" mc:Ignorable="w14 w15 w16se w16cid w16 w16cex w16sdtdh w16sdtfl w16du wp14">
   <w:footnote w:type="separator" w:id="-1">
     <w:p>
       <w:pPr>
@@ -11698,7 +9405,7 @@
 </file>
 
 <file path=word/header1.xml><?xml version="1.0" encoding="utf-8"?>
-<w:hdr xmlns:wpc="http://schemas.microsoft.com/office/word/2010/wordprocessingCanvas" xmlns:cx="http://schemas.microsoft.com/office/drawing/2014/chartex" xmlns:cx1="http://schemas.microsoft.com/office/drawing/2015/9/8/chartex" xmlns:mc="http://schemas.openxmlformats.org/markup-compatibility/2006" xmlns:o="urn:schemas-microsoft-com:office:office" xmlns:r="http://schemas.openxmlformats.org/officeDocument/2006/relationships" xmlns:m="http://schemas.openxmlformats.org/officeDocument/2006/math" xmlns:v="urn:schemas-microsoft-com:vml" xmlns:wp14="http://schemas.microsoft.com/office/word/2010/wordprocessingDrawing" xmlns:wp="http://schemas.openxmlformats.org/drawingml/2006/wordprocessingDrawing" xmlns:w10="urn:schemas-microsoft-com:office:word" xmlns:w="http://schemas.openxmlformats.org/wordprocessingml/2006/main" xmlns:w14="http://schemas.microsoft.com/office/word/2010/wordml" xmlns:w15="http://schemas.microsoft.com/office/word/2012/wordml" xmlns:w16se="http://schemas.microsoft.com/office/word/2015/wordml/symex" xmlns:wpg="http://schemas.microsoft.com/office/word/2010/wordprocessingGroup" xmlns:wpi="http://schemas.microsoft.com/office/word/2010/wordprocessingInk" xmlns:wne="http://schemas.microsoft.com/office/word/2006/wordml" xmlns:wps="http://schemas.microsoft.com/office/word/2010/wordprocessingShape" mc:Ignorable="w14 w15 w16se wp14">
+<w:hdr xmlns:wpc="http://schemas.microsoft.com/office/word/2010/wordprocessingCanvas" xmlns:cx="http://schemas.microsoft.com/office/drawing/2014/chartex" xmlns:cx1="http://schemas.microsoft.com/office/drawing/2015/9/8/chartex" xmlns:cx2="http://schemas.microsoft.com/office/drawing/2015/10/21/chartex" xmlns:cx3="http://schemas.microsoft.com/office/drawing/2016/5/9/chartex" xmlns:cx4="http://schemas.microsoft.com/office/drawing/2016/5/10/chartex" xmlns:cx5="http://schemas.microsoft.com/office/drawing/2016/5/11/chartex" xmlns:cx6="http://schemas.microsoft.com/office/drawing/2016/5/12/chartex" xmlns:cx7="http://schemas.microsoft.com/office/drawing/2016/5/13/chartex" xmlns:cx8="http://schemas.microsoft.com/office/drawing/2016/5/14/chartex" xmlns:mc="http://schemas.openxmlformats.org/markup-compatibility/2006" xmlns:aink="http://schemas.microsoft.com/office/drawing/2016/ink" xmlns:am3d="http://schemas.microsoft.com/office/drawing/2017/model3d" xmlns:o="urn:schemas-microsoft-com:office:office" xmlns:oel="http://schemas.microsoft.com/office/2019/extlst" xmlns:r="http://schemas.openxmlformats.org/officeDocument/2006/relationships" xmlns:m="http://schemas.openxmlformats.org/officeDocument/2006/math" xmlns:v="urn:schemas-microsoft-com:vml" xmlns:wp14="http://schemas.microsoft.com/office/word/2010/wordprocessingDrawing" xmlns:wp="http://schemas.openxmlformats.org/drawingml/2006/wordprocessingDrawing" xmlns:w10="urn:schemas-microsoft-com:office:word" xmlns:w="http://schemas.openxmlformats.org/wordprocessingml/2006/main" xmlns:w14="http://schemas.microsoft.com/office/word/2010/wordml" xmlns:w15="http://schemas.microsoft.com/office/word/2012/wordml" xmlns:w16cei="http://schemas.microsoft.com/office/word/2026/wordml/cei" xmlns:w16cex="http://schemas.microsoft.com/office/word/2018/wordml/cex" xmlns:w16cid="http://schemas.microsoft.com/office/word/2016/wordml/cid" xmlns:w16="http://schemas.microsoft.com/office/word/2018/wordml" xmlns:w16du="http://schemas.microsoft.com/office/word/2023/wordml/word16du" xmlns:w16sdtdh="http://schemas.microsoft.com/office/word/2020/wordml/sdtdatahash" xmlns:w16sdtfl="http://schemas.microsoft.com/office/word/2024/wordml/sdtformatlock" xmlns:w16se="http://schemas.microsoft.com/office/word/2015/wordml/symex" xmlns:wpg="http://schemas.microsoft.com/office/word/2010/wordprocessingGroup" xmlns:wpi="http://schemas.microsoft.com/office/word/2010/wordprocessingInk" xmlns:wne="http://schemas.microsoft.com/office/word/2006/wordml" xmlns:wps="http://schemas.microsoft.com/office/word/2010/wordprocessingShape" mc:Ignorable="w14 w15 w16se w16cid w16 w16cex w16sdtdh w16sdtfl w16du wp14">
   <w:p>
     <w:pPr>
       <w:pStyle w:val="Header"/>
@@ -11711,7 +9418,7 @@
 </file>
 
 <file path=word/header2.xml><?xml version="1.0" encoding="utf-8"?>
-<w:hdr xmlns:wpc="http://schemas.microsoft.com/office/word/2010/wordprocessingCanvas" xmlns:cx="http://schemas.microsoft.com/office/drawing/2014/chartex" xmlns:cx1="http://schemas.microsoft.com/office/drawing/2015/9/8/chartex" xmlns:mc="http://schemas.openxmlformats.org/markup-compatibility/2006" xmlns:o="urn:schemas-microsoft-com:office:office" xmlns:r="http://schemas.openxmlformats.org/officeDocument/2006/relationships" xmlns:m="http://schemas.openxmlformats.org/officeDocument/2006/math" xmlns:v="urn:schemas-microsoft-com:vml" xmlns:wp14="http://schemas.microsoft.com/office/word/2010/wordprocessingDrawing" xmlns:wp="http://schemas.openxmlformats.org/drawingml/2006/wordprocessingDrawing" xmlns:w10="urn:schemas-microsoft-com:office:word" xmlns:w="http://schemas.openxmlformats.org/wordprocessingml/2006/main" xmlns:w14="http://schemas.microsoft.com/office/word/2010/wordml" xmlns:w15="http://schemas.microsoft.com/office/word/2012/wordml" xmlns:w16se="http://schemas.microsoft.com/office/word/2015/wordml/symex" xmlns:wpg="http://schemas.microsoft.com/office/word/2010/wordprocessingGroup" xmlns:wpi="http://schemas.microsoft.com/office/word/2010/wordprocessingInk" xmlns:wne="http://schemas.microsoft.com/office/word/2006/wordml" xmlns:wps="http://schemas.microsoft.com/office/word/2010/wordprocessingShape" mc:Ignorable="w14 w15 w16se wp14">
+<w:hdr xmlns:wpc="http://schemas.microsoft.com/office/word/2010/wordprocessingCanvas" xmlns:cx="http://schemas.microsoft.com/office/drawing/2014/chartex" xmlns:cx1="http://schemas.microsoft.com/office/drawing/2015/9/8/chartex" xmlns:cx2="http://schemas.microsoft.com/office/drawing/2015/10/21/chartex" xmlns:cx3="http://schemas.microsoft.com/office/drawing/2016/5/9/chartex" xmlns:cx4="http://schemas.microsoft.com/office/drawing/2016/5/10/chartex" xmlns:cx5="http://schemas.microsoft.com/office/drawing/2016/5/11/chartex" xmlns:cx6="http://schemas.microsoft.com/office/drawing/2016/5/12/chartex" xmlns:cx7="http://schemas.microsoft.com/office/drawing/2016/5/13/chartex" xmlns:cx8="http://schemas.microsoft.com/office/drawing/2016/5/14/chartex" xmlns:mc="http://schemas.openxmlformats.org/markup-compatibility/2006" xmlns:aink="http://schemas.microsoft.com/office/drawing/2016/ink" xmlns:am3d="http://schemas.microsoft.com/office/drawing/2017/model3d" xmlns:o="urn:schemas-microsoft-com:office:office" xmlns:oel="http://schemas.microsoft.com/office/2019/extlst" xmlns:r="http://schemas.openxmlformats.org/officeDocument/2006/relationships" xmlns:m="http://schemas.openxmlformats.org/officeDocument/2006/math" xmlns:v="urn:schemas-microsoft-com:vml" xmlns:wp14="http://schemas.microsoft.com/office/word/2010/wordprocessingDrawing" xmlns:wp="http://schemas.openxmlformats.org/drawingml/2006/wordprocessingDrawing" xmlns:w10="urn:schemas-microsoft-com:office:word" xmlns:w="http://schemas.openxmlformats.org/wordprocessingml/2006/main" xmlns:w14="http://schemas.microsoft.com/office/word/2010/wordml" xmlns:w15="http://schemas.microsoft.com/office/word/2012/wordml" xmlns:w16cei="http://schemas.microsoft.com/office/word/2026/wordml/cei" xmlns:w16cex="http://schemas.microsoft.com/office/word/2018/wordml/cex" xmlns:w16cid="http://schemas.microsoft.com/office/word/2016/wordml/cid" xmlns:w16="http://schemas.microsoft.com/office/word/2018/wordml" xmlns:w16du="http://schemas.microsoft.com/office/word/2023/wordml/word16du" xmlns:w16sdtdh="http://schemas.microsoft.com/office/word/2020/wordml/sdtdatahash" xmlns:w16sdtfl="http://schemas.microsoft.com/office/word/2024/wordml/sdtformatlock" xmlns:w16se="http://schemas.microsoft.com/office/word/2015/wordml/symex" xmlns:wpg="http://schemas.microsoft.com/office/word/2010/wordprocessingGroup" xmlns:wpi="http://schemas.microsoft.com/office/word/2010/wordprocessingInk" xmlns:wne="http://schemas.microsoft.com/office/word/2006/wordml" xmlns:wps="http://schemas.microsoft.com/office/word/2010/wordprocessingShape" mc:Ignorable="w14 w15 w16se w16cid w16 w16cex w16sdtdh w16sdtfl w16du wp14">
   <w:p>
     <w:pPr>
       <w:pStyle w:val="Header"/>
@@ -11724,7 +9431,7 @@
 </file>
 
 <file path=word/styles.xml><?xml version="1.0" encoding="utf-8"?>
-<w:styles xmlns:mc="http://schemas.openxmlformats.org/markup-compatibility/2006" xmlns:r="http://schemas.openxmlformats.org/officeDocument/2006/relationships" xmlns:w="http://schemas.openxmlformats.org/wordprocessingml/2006/main" xmlns:w14="http://schemas.microsoft.com/office/word/2010/wordml" xmlns:w15="http://schemas.microsoft.com/office/word/2012/wordml" xmlns:w16se="http://schemas.microsoft.com/office/word/2015/wordml/symex" mc:Ignorable="w14 w15 w16se">
+<w:styles xmlns:mc="http://schemas.openxmlformats.org/markup-compatibility/2006" xmlns:r="http://schemas.openxmlformats.org/officeDocument/2006/relationships" xmlns:w="http://schemas.openxmlformats.org/wordprocessingml/2006/main" xmlns:w14="http://schemas.microsoft.com/office/word/2010/wordml" xmlns:w15="http://schemas.microsoft.com/office/word/2012/wordml" xmlns:w16cex="http://schemas.microsoft.com/office/word/2018/wordml/cex" xmlns:w16cid="http://schemas.microsoft.com/office/word/2016/wordml/cid" xmlns:w16="http://schemas.microsoft.com/office/word/2018/wordml" xmlns:w16du="http://schemas.microsoft.com/office/word/2023/wordml/word16du" xmlns:w16sdtdh="http://schemas.microsoft.com/office/word/2020/wordml/sdtdatahash" xmlns:w16sdtfl="http://schemas.microsoft.com/office/word/2024/wordml/sdtformatlock" xmlns:w16se="http://schemas.microsoft.com/office/word/2015/wordml/symex" mc:Ignorable="w14 w15 w16se w16cid w16 w16cex w16sdtdh w16sdtfl w16du">
   <w:docDefaults>
     <w:rPrDefault>
       <w:rPr>
@@ -11734,7 +9441,7 @@
     </w:rPrDefault>
     <w:pPrDefault/>
   </w:docDefaults>
-  <w:latentStyles w:defLockedState="0" w:defUIPriority="99" w:defSemiHidden="0" w:defUnhideWhenUsed="0" w:defQFormat="0" w:count="371">
+  <w:latentStyles w:defLockedState="0" w:defUIPriority="99" w:defSemiHidden="0" w:defUnhideWhenUsed="0" w:defQFormat="0" w:count="376">
     <w:lsdException w:name="Normal" w:uiPriority="0" w:qFormat="1"/>
     <w:lsdException w:name="heading 1" w:uiPriority="9" w:qFormat="1"/>
     <w:lsdException w:name="heading 2" w:semiHidden="1" w:uiPriority="9" w:unhideWhenUsed="1" w:qFormat="1"/>
@@ -12106,6 +9813,11 @@
     <w:lsdException w:name="List Table 5 Dark Accent 6" w:uiPriority="50"/>
     <w:lsdException w:name="List Table 6 Colorful Accent 6" w:uiPriority="51"/>
     <w:lsdException w:name="List Table 7 Colorful Accent 6" w:uiPriority="52"/>
+    <w:lsdException w:name="Mention" w:semiHidden="1" w:unhideWhenUsed="1"/>
+    <w:lsdException w:name="Smart Hyperlink" w:semiHidden="1" w:unhideWhenUsed="1"/>
+    <w:lsdException w:name="Hashtag" w:semiHidden="1" w:unhideWhenUsed="1"/>
+    <w:lsdException w:name="Unresolved Mention" w:semiHidden="1" w:unhideWhenUsed="1"/>
+    <w:lsdException w:name="Smart Link" w:semiHidden="1" w:unhideWhenUsed="1"/>
   </w:latentStyles>
   <w:style w:type="paragraph" w:default="1" w:styleId="Normal">
     <w:name w:val="Normal"/>

--- a/TS-Kramam/TS-6.2/TS 6.2 Sanskrit Krama Paatam Corrections.docx
+++ b/TS-Kramam/TS-6.2/TS 6.2 Sanskrit Krama Paatam Corrections.docx
@@ -275,6 +275,555 @@
             <w:tcBorders>
               <w:top w:val="single" w:sz="4" w:space="0" w:color="000000"/>
               <w:left w:val="single" w:sz="4" w:space="0" w:color="000000"/>
+              <w:bottom w:val="single" w:sz="4" w:space="0" w:color="000000"/>
+              <w:right w:val="single" w:sz="4" w:space="0" w:color="000000"/>
+            </w:tcBorders>
+          </w:tcPr>
+          <w:p>
+            <w:pPr>
+              <w:widowControl w:val="0"/>
+              <w:tabs>
+                <w:tab w:val="left" w:pos="993"/>
+              </w:tabs>
+              <w:autoSpaceDE w:val="0"/>
+              <w:autoSpaceDN w:val="0"/>
+              <w:adjustRightInd w:val="0"/>
+              <w:spacing w:before="0" w:line="240" w:lineRule="auto"/>
+              <w:ind w:right="297"/>
+              <w:rPr>
+                <w:rFonts w:cs="Arial"/>
+                <w:b/>
+                <w:color w:val="000000"/>
+                <w:sz w:val="28"/>
+                <w:szCs w:val="32"/>
+              </w:rPr>
+            </w:pPr>
+            <w:r>
+              <w:rPr>
+                <w:rFonts w:cs="Arial"/>
+                <w:b/>
+                <w:color w:val="000000"/>
+                <w:sz w:val="28"/>
+                <w:szCs w:val="32"/>
+              </w:rPr>
+              <w:t>T.S.</w:t>
+            </w:r>
+            <w:r>
+              <w:rPr>
+                <w:rFonts w:cs="Arial"/>
+                <w:b/>
+                <w:color w:val="000000"/>
+                <w:sz w:val="28"/>
+                <w:szCs w:val="32"/>
+              </w:rPr>
+              <w:t>6.2.1.6</w:t>
+            </w:r>
+            <w:r>
+              <w:rPr>
+                <w:rFonts w:cs="Arial"/>
+                <w:b/>
+                <w:color w:val="000000"/>
+                <w:sz w:val="28"/>
+                <w:szCs w:val="32"/>
+              </w:rPr>
+              <w:t xml:space="preserve"> – Kramam</w:t>
+            </w:r>
+          </w:p>
+          <w:p>
+            <w:pPr>
+              <w:widowControl w:val="0"/>
+              <w:tabs>
+                <w:tab w:val="left" w:pos="993"/>
+              </w:tabs>
+              <w:autoSpaceDE w:val="0"/>
+              <w:autoSpaceDN w:val="0"/>
+              <w:adjustRightInd w:val="0"/>
+              <w:spacing w:before="0" w:line="240" w:lineRule="auto"/>
+              <w:ind w:right="297"/>
+              <w:rPr>
+                <w:rFonts w:cs="Arial"/>
+                <w:b/>
+                <w:color w:val="000000"/>
+                <w:sz w:val="28"/>
+                <w:szCs w:val="32"/>
+                <w:lang w:val="en-IN"/>
+              </w:rPr>
+            </w:pPr>
+            <w:r>
+              <w:rPr>
+                <w:rFonts w:cs="Arial"/>
+                <w:b/>
+                <w:color w:val="000000"/>
+                <w:sz w:val="28"/>
+                <w:szCs w:val="32"/>
+                <w:lang w:val="en-IN"/>
+              </w:rPr>
+              <w:t>Krama Vaakyam No.– 18</w:t>
+            </w:r>
+          </w:p>
+          <w:p>
+            <w:pPr>
+              <w:widowControl w:val="0"/>
+              <w:tabs>
+                <w:tab w:val="left" w:pos="993"/>
+              </w:tabs>
+              <w:autoSpaceDE w:val="0"/>
+              <w:autoSpaceDN w:val="0"/>
+              <w:adjustRightInd w:val="0"/>
+              <w:spacing w:before="0" w:line="240" w:lineRule="auto"/>
+              <w:ind w:right="297"/>
+              <w:rPr>
+                <w:rFonts w:cs="Arial"/>
+                <w:b/>
+                <w:color w:val="000000"/>
+                <w:sz w:val="28"/>
+                <w:szCs w:val="32"/>
+                <w:lang w:val="it-IT"/>
+              </w:rPr>
+            </w:pPr>
+            <w:r>
+              <w:rPr>
+                <w:rFonts w:cs="Arial"/>
+                <w:b/>
+                <w:color w:val="000000"/>
+                <w:sz w:val="28"/>
+                <w:szCs w:val="32"/>
+                <w:lang w:val="it-IT"/>
+              </w:rPr>
+              <w:t>Panchaati No</w:t>
+            </w:r>
+            <w:r>
+              <w:rPr>
+                <w:rFonts w:cs="Arial"/>
+                <w:b/>
+                <w:color w:val="000000"/>
+                <w:szCs w:val="32"/>
+                <w:lang w:val="it-IT"/>
+              </w:rPr>
+              <w:t xml:space="preserve">. - </w:t>
+            </w:r>
+            <w:r>
+              <w:rPr>
+                <w:rFonts w:cs="Arial"/>
+                <w:b/>
+                <w:color w:val="000000"/>
+                <w:sz w:val="28"/>
+                <w:szCs w:val="32"/>
+                <w:lang w:val="it-IT"/>
+              </w:rPr>
+              <w:t>6</w:t>
+            </w:r>
+          </w:p>
+        </w:tc>
+        <w:tc>
+          <w:tcPr>
+            <w:tcW w:w="4678" w:type="dxa"/>
+            <w:tcBorders>
+              <w:top w:val="single" w:sz="4" w:space="0" w:color="000000"/>
+              <w:left w:val="single" w:sz="4" w:space="0" w:color="000000"/>
+              <w:bottom w:val="single" w:sz="4" w:space="0" w:color="000000"/>
+              <w:right w:val="single" w:sz="4" w:space="0" w:color="000000"/>
+            </w:tcBorders>
+          </w:tcPr>
+          <w:p>
+            <w:pPr>
+              <w:widowControl w:val="0"/>
+              <w:autoSpaceDE w:val="0"/>
+              <w:autoSpaceDN w:val="0"/>
+              <w:adjustRightInd w:val="0"/>
+              <w:spacing w:before="0" w:line="240" w:lineRule="auto"/>
+              <w:rPr>
+                <w:rFonts w:ascii="BRH Devanagari Extra" w:hAnsi="BRH Devanagari Extra" w:cs="BRH Devanagari Extra"/>
+                <w:color w:val="000000"/>
+                <w:sz w:val="40"/>
+                <w:szCs w:val="40"/>
+                <w:lang w:val="it-IT"/>
+              </w:rPr>
+            </w:pPr>
+            <w:r>
+              <w:rPr>
+                <w:rFonts w:ascii="BRH Devanagari Extra" w:hAnsi="BRH Devanagari Extra" w:cs="BRH Devanagari Extra"/>
+                <w:color w:val="000000"/>
+                <w:sz w:val="40"/>
+                <w:szCs w:val="40"/>
+                <w:lang w:val="it-IT"/>
+              </w:rPr>
+              <w:t>xÉ</w:t>
+            </w:r>
+            <w:r>
+              <w:rPr>
+                <w:rFonts w:ascii="BRH Devanagari Extra" w:hAnsi="BRH Devanagari Extra" w:cs="BRH Devanagari Extra"/>
+                <w:color w:val="000000"/>
+                <w:sz w:val="36"/>
+                <w:szCs w:val="40"/>
+                <w:lang w:val="it-IT"/>
+              </w:rPr>
+              <w:t>ò</w:t>
+            </w:r>
+            <w:r>
+              <w:rPr>
+                <w:rFonts w:ascii="BRH Devanagari Extra" w:hAnsi="BRH Devanagari Extra" w:cs="BRH Devanagari Extra"/>
+                <w:color w:val="000000"/>
+                <w:sz w:val="40"/>
+                <w:szCs w:val="40"/>
+                <w:lang w:val="it-IT"/>
+              </w:rPr>
+              <w:t xml:space="preserve"> xmÉþUç.zÉrÉÌiÉ | </w:t>
+            </w:r>
+          </w:p>
+          <w:p>
+            <w:pPr>
+              <w:widowControl w:val="0"/>
+              <w:autoSpaceDE w:val="0"/>
+              <w:autoSpaceDN w:val="0"/>
+              <w:adjustRightInd w:val="0"/>
+              <w:spacing w:before="0" w:line="240" w:lineRule="auto"/>
+              <w:rPr>
+                <w:rFonts w:ascii="BRH Malayalam Extra" w:eastAsia="Times New Roman" w:hAnsi="BRH Malayalam Extra" w:cs="BRH Malayalam Extra"/>
+                <w:color w:val="000000"/>
+                <w:sz w:val="40"/>
+                <w:szCs w:val="40"/>
+                <w:lang w:val="it-IT" w:eastAsia="en-IN" w:bidi="ml-IN"/>
+              </w:rPr>
+            </w:pPr>
+            <w:r>
+              <w:rPr>
+                <w:rFonts w:ascii="BRH Devanagari Extra" w:hAnsi="BRH Devanagari Extra" w:cs="BRH Devanagari Extra"/>
+                <w:color w:val="000000"/>
+                <w:sz w:val="40"/>
+                <w:szCs w:val="40"/>
+                <w:lang w:val="it-IT"/>
+              </w:rPr>
+              <w:t>x</w:t>
+            </w:r>
+            <w:r>
+              <w:rPr>
+                <w:rFonts w:ascii="BRH Devanagari Extra" w:hAnsi="BRH Devanagari Extra" w:cs="BRH Devanagari Extra"/>
+                <w:color w:val="000000"/>
+                <w:sz w:val="40"/>
+                <w:szCs w:val="40"/>
+                <w:highlight w:val="yellow"/>
+                <w:lang w:val="it-IT"/>
+              </w:rPr>
+              <w:t>u</w:t>
+            </w:r>
+            <w:r>
+              <w:rPr>
+                <w:rFonts w:ascii="BRH Devanagari Extra" w:hAnsi="BRH Devanagari Extra" w:cs="BRH Devanagari Extra"/>
+                <w:color w:val="000000"/>
+                <w:sz w:val="40"/>
+                <w:szCs w:val="40"/>
+                <w:lang w:val="it-IT"/>
+              </w:rPr>
+              <w:t>É</w:t>
+            </w:r>
+            <w:r>
+              <w:rPr>
+                <w:rFonts w:ascii="BRH Malayalam Extra" w:hAnsi="BRH Malayalam Extra" w:cs="BRH Devanagari Extra"/>
+                <w:color w:val="000000"/>
+                <w:sz w:val="32"/>
+                <w:szCs w:val="40"/>
+                <w:lang w:val="it-IT"/>
+              </w:rPr>
+              <w:t>–</w:t>
+            </w:r>
+            <w:r>
+              <w:rPr>
+                <w:rFonts w:ascii="BRH Devanagari Extra" w:hAnsi="BRH Devanagari Extra" w:cs="BRH Devanagari Extra"/>
+                <w:color w:val="000000"/>
+                <w:sz w:val="40"/>
+                <w:szCs w:val="40"/>
+                <w:lang w:val="it-IT"/>
+              </w:rPr>
+              <w:t>Uç</w:t>
+            </w:r>
+            <w:r>
+              <w:rPr>
+                <w:rFonts w:ascii="BRH Malayalam Extra" w:hAnsi="BRH Malayalam Extra" w:cs="BRH Devanagari Extra"/>
+                <w:color w:val="000000"/>
+                <w:sz w:val="32"/>
+                <w:szCs w:val="40"/>
+                <w:lang w:val="it-IT"/>
+              </w:rPr>
+              <w:t>–</w:t>
+            </w:r>
+            <w:r>
+              <w:rPr>
+                <w:rFonts w:ascii="BRH Devanagari Extra" w:hAnsi="BRH Devanagari Extra" w:cs="BRH Devanagari Extra"/>
+                <w:color w:val="000000"/>
+                <w:sz w:val="40"/>
+                <w:szCs w:val="40"/>
+                <w:lang w:val="it-IT"/>
+              </w:rPr>
+              <w:t>.zÉ</w:t>
+            </w:r>
+            <w:r>
+              <w:rPr>
+                <w:rFonts w:ascii="BRH Malayalam Extra" w:hAnsi="BRH Malayalam Extra" w:cs="BRH Devanagari Extra"/>
+                <w:color w:val="000000"/>
+                <w:sz w:val="32"/>
+                <w:szCs w:val="40"/>
+                <w:lang w:val="it-IT"/>
+              </w:rPr>
+              <w:t>–</w:t>
+            </w:r>
+            <w:r>
+              <w:rPr>
+                <w:rFonts w:ascii="BRH Devanagari Extra" w:hAnsi="BRH Devanagari Extra" w:cs="BRH Devanagari Extra"/>
+                <w:color w:val="000000"/>
+                <w:sz w:val="40"/>
+                <w:szCs w:val="40"/>
+                <w:lang w:val="it-IT"/>
+              </w:rPr>
+              <w:t>rÉ</w:t>
+            </w:r>
+            <w:r>
+              <w:rPr>
+                <w:rFonts w:ascii="BRH Malayalam Extra" w:hAnsi="BRH Malayalam Extra" w:cs="BRH Devanagari Extra"/>
+                <w:color w:val="000000"/>
+                <w:sz w:val="32"/>
+                <w:szCs w:val="40"/>
+                <w:lang w:val="it-IT"/>
+              </w:rPr>
+              <w:t>–</w:t>
+            </w:r>
+            <w:r>
+              <w:rPr>
+                <w:rFonts w:ascii="BRH Devanagari Extra" w:hAnsi="BRH Devanagari Extra" w:cs="BRH Devanagari Extra"/>
+                <w:color w:val="000000"/>
+                <w:sz w:val="40"/>
+                <w:szCs w:val="40"/>
+                <w:lang w:val="it-IT"/>
+              </w:rPr>
+              <w:t>ÌiÉ</w:t>
+            </w:r>
+            <w:r>
+              <w:rPr>
+                <w:rFonts w:ascii="BRH Malayalam Extra" w:hAnsi="BRH Malayalam Extra" w:cs="BRH Devanagari Extra"/>
+                <w:color w:val="000000"/>
+                <w:sz w:val="32"/>
+                <w:szCs w:val="40"/>
+                <w:lang w:val="it-IT"/>
+              </w:rPr>
+              <w:t>–</w:t>
+            </w:r>
+            <w:r>
+              <w:rPr>
+                <w:rFonts w:ascii="BRH Devanagari Extra" w:hAnsi="BRH Devanagari Extra" w:cs="BRH Devanagari Extra"/>
+                <w:color w:val="000000"/>
+                <w:sz w:val="40"/>
+                <w:szCs w:val="40"/>
+                <w:lang w:val="it-IT"/>
+              </w:rPr>
+              <w:t xml:space="preserve"> U¤ÉþxÉÉqÉç |</w:t>
+            </w:r>
+          </w:p>
+        </w:tc>
+        <w:tc>
+          <w:tcPr>
+            <w:tcW w:w="5244" w:type="dxa"/>
+            <w:tcBorders>
+              <w:top w:val="single" w:sz="4" w:space="0" w:color="000000"/>
+              <w:left w:val="single" w:sz="4" w:space="0" w:color="000000"/>
+              <w:bottom w:val="single" w:sz="4" w:space="0" w:color="000000"/>
+              <w:right w:val="single" w:sz="4" w:space="0" w:color="000000"/>
+            </w:tcBorders>
+          </w:tcPr>
+          <w:p>
+            <w:pPr>
+              <w:widowControl w:val="0"/>
+              <w:autoSpaceDE w:val="0"/>
+              <w:autoSpaceDN w:val="0"/>
+              <w:adjustRightInd w:val="0"/>
+              <w:spacing w:before="0" w:line="240" w:lineRule="auto"/>
+              <w:rPr>
+                <w:rFonts w:ascii="BRH Devanagari Extra" w:hAnsi="BRH Devanagari Extra" w:cs="BRH Devanagari Extra"/>
+                <w:color w:val="000000"/>
+                <w:sz w:val="40"/>
+                <w:szCs w:val="40"/>
+                <w:lang w:val="it-IT"/>
+              </w:rPr>
+            </w:pPr>
+            <w:r>
+              <w:rPr>
+                <w:rFonts w:ascii="BRH Devanagari Extra" w:hAnsi="BRH Devanagari Extra" w:cs="BRH Devanagari Extra"/>
+                <w:color w:val="000000"/>
+                <w:sz w:val="40"/>
+                <w:szCs w:val="40"/>
+                <w:lang w:val="it-IT"/>
+              </w:rPr>
+              <w:t>xÉ</w:t>
+            </w:r>
+            <w:r>
+              <w:rPr>
+                <w:rFonts w:ascii="BRH Devanagari Extra" w:hAnsi="BRH Devanagari Extra" w:cs="BRH Devanagari Extra"/>
+                <w:color w:val="000000"/>
+                <w:sz w:val="36"/>
+                <w:szCs w:val="40"/>
+                <w:lang w:val="it-IT"/>
+              </w:rPr>
+              <w:t>ò</w:t>
+            </w:r>
+            <w:r>
+              <w:rPr>
+                <w:rFonts w:ascii="BRH Devanagari Extra" w:hAnsi="BRH Devanagari Extra" w:cs="BRH Devanagari Extra"/>
+                <w:color w:val="000000"/>
+                <w:sz w:val="40"/>
+                <w:szCs w:val="40"/>
+                <w:lang w:val="it-IT"/>
+              </w:rPr>
+              <w:t xml:space="preserve"> xmÉþUç.zÉrÉÌiÉ | </w:t>
+            </w:r>
+          </w:p>
+          <w:p>
+            <w:pPr>
+              <w:widowControl w:val="0"/>
+              <w:autoSpaceDE w:val="0"/>
+              <w:autoSpaceDN w:val="0"/>
+              <w:adjustRightInd w:val="0"/>
+              <w:spacing w:before="0" w:line="240" w:lineRule="auto"/>
+              <w:rPr>
+                <w:rFonts w:ascii="BRH Malayalam Extra" w:eastAsia="Times New Roman" w:hAnsi="BRH Malayalam Extra" w:cs="BRH Malayalam Extra"/>
+                <w:color w:val="000000"/>
+                <w:sz w:val="40"/>
+                <w:szCs w:val="40"/>
+                <w:lang w:val="it-IT" w:eastAsia="en-IN" w:bidi="ml-IN"/>
+              </w:rPr>
+            </w:pPr>
+            <w:r>
+              <w:rPr>
+                <w:rFonts w:ascii="BRH Devanagari Extra" w:hAnsi="BRH Devanagari Extra" w:cs="BRH Devanagari Extra"/>
+                <w:color w:val="000000"/>
+                <w:sz w:val="40"/>
+                <w:szCs w:val="40"/>
+                <w:lang w:val="it-IT"/>
+              </w:rPr>
+              <w:t>x</w:t>
+            </w:r>
+            <w:r>
+              <w:rPr>
+                <w:rFonts w:ascii="BRH Devanagari Extra" w:hAnsi="BRH Devanagari Extra" w:cs="BRH Devanagari Extra"/>
+                <w:color w:val="000000"/>
+                <w:sz w:val="40"/>
+                <w:szCs w:val="40"/>
+                <w:highlight w:val="green"/>
+                <w:lang w:val="it-IT"/>
+              </w:rPr>
+              <w:t>mÉ</w:t>
+            </w:r>
+            <w:r>
+              <w:rPr>
+                <w:rFonts w:ascii="BRH Malayalam Extra" w:hAnsi="BRH Malayalam Extra" w:cs="BRH Devanagari Extra"/>
+                <w:color w:val="000000"/>
+                <w:sz w:val="32"/>
+                <w:szCs w:val="40"/>
+                <w:lang w:val="it-IT"/>
+              </w:rPr>
+              <w:t>–</w:t>
+            </w:r>
+            <w:r>
+              <w:rPr>
+                <w:rFonts w:ascii="BRH Devanagari Extra" w:hAnsi="BRH Devanagari Extra" w:cs="BRH Devanagari Extra"/>
+                <w:color w:val="000000"/>
+                <w:sz w:val="40"/>
+                <w:szCs w:val="40"/>
+                <w:lang w:val="it-IT"/>
+              </w:rPr>
+              <w:t>Uç</w:t>
+            </w:r>
+            <w:r>
+              <w:rPr>
+                <w:rFonts w:ascii="BRH Malayalam Extra" w:hAnsi="BRH Malayalam Extra" w:cs="BRH Devanagari Extra"/>
+                <w:color w:val="000000"/>
+                <w:sz w:val="32"/>
+                <w:szCs w:val="40"/>
+                <w:lang w:val="it-IT"/>
+              </w:rPr>
+              <w:t>–</w:t>
+            </w:r>
+            <w:r>
+              <w:rPr>
+                <w:rFonts w:ascii="BRH Devanagari Extra" w:hAnsi="BRH Devanagari Extra" w:cs="BRH Devanagari Extra"/>
+                <w:color w:val="000000"/>
+                <w:sz w:val="40"/>
+                <w:szCs w:val="40"/>
+                <w:lang w:val="it-IT"/>
+              </w:rPr>
+              <w:t>.zÉ</w:t>
+            </w:r>
+            <w:r>
+              <w:rPr>
+                <w:rFonts w:ascii="BRH Malayalam Extra" w:hAnsi="BRH Malayalam Extra" w:cs="BRH Devanagari Extra"/>
+                <w:color w:val="000000"/>
+                <w:sz w:val="32"/>
+                <w:szCs w:val="40"/>
+                <w:lang w:val="it-IT"/>
+              </w:rPr>
+              <w:t>–</w:t>
+            </w:r>
+            <w:r>
+              <w:rPr>
+                <w:rFonts w:ascii="BRH Devanagari Extra" w:hAnsi="BRH Devanagari Extra" w:cs="BRH Devanagari Extra"/>
+                <w:color w:val="000000"/>
+                <w:sz w:val="40"/>
+                <w:szCs w:val="40"/>
+                <w:lang w:val="it-IT"/>
+              </w:rPr>
+              <w:t>rÉ</w:t>
+            </w:r>
+            <w:r>
+              <w:rPr>
+                <w:rFonts w:ascii="BRH Malayalam Extra" w:hAnsi="BRH Malayalam Extra" w:cs="BRH Devanagari Extra"/>
+                <w:color w:val="000000"/>
+                <w:sz w:val="32"/>
+                <w:szCs w:val="40"/>
+                <w:lang w:val="it-IT"/>
+              </w:rPr>
+              <w:t>–</w:t>
+            </w:r>
+            <w:r>
+              <w:rPr>
+                <w:rFonts w:ascii="BRH Devanagari Extra" w:hAnsi="BRH Devanagari Extra" w:cs="BRH Devanagari Extra"/>
+                <w:color w:val="000000"/>
+                <w:sz w:val="40"/>
+                <w:szCs w:val="40"/>
+                <w:lang w:val="it-IT"/>
+              </w:rPr>
+              <w:t>ÌiÉ</w:t>
+            </w:r>
+            <w:r>
+              <w:rPr>
+                <w:rFonts w:ascii="BRH Malayalam Extra" w:hAnsi="BRH Malayalam Extra" w:cs="BRH Devanagari Extra"/>
+                <w:color w:val="000000"/>
+                <w:sz w:val="32"/>
+                <w:szCs w:val="40"/>
+                <w:lang w:val="it-IT"/>
+              </w:rPr>
+              <w:t>–</w:t>
+            </w:r>
+            <w:r>
+              <w:rPr>
+                <w:rFonts w:ascii="BRH Devanagari Extra" w:hAnsi="BRH Devanagari Extra" w:cs="BRH Devanagari Extra"/>
+                <w:color w:val="000000"/>
+                <w:sz w:val="40"/>
+                <w:szCs w:val="40"/>
+                <w:lang w:val="it-IT"/>
+              </w:rPr>
+              <w:t xml:space="preserve"> U¤ÉþxÉÉqÉç |</w:t>
+            </w:r>
+          </w:p>
+        </w:tc>
+      </w:tr>
+      <w:tr>
+        <w:trPr>
+          <w:trHeight w:val="1111"/>
+        </w:trPr>
+        <w:tc>
+          <w:tcPr>
+            <w:tcW w:w="3828" w:type="dxa"/>
+            <w:tcBorders>
+              <w:top w:val="single" w:sz="4" w:space="0" w:color="000000"/>
+              <w:left w:val="single" w:sz="4" w:space="0" w:color="000000"/>
               <w:bottom w:val="single" w:sz="4" w:space="0" w:color="auto"/>
               <w:right w:val="single" w:sz="4" w:space="0" w:color="000000"/>
             </w:tcBorders>
@@ -316,7 +865,7 @@
                 <w:sz w:val="28"/>
                 <w:szCs w:val="32"/>
               </w:rPr>
-              <w:t>6.2.1.6</w:t>
+              <w:t>6.2.10.4</w:t>
             </w:r>
             <w:r>
               <w:rPr>
@@ -358,7 +907,7 @@
                 <w:szCs w:val="32"/>
                 <w:lang w:val="en-IN"/>
               </w:rPr>
-              <w:t>Krama Vaakyam No.– 18</w:t>
+              <w:t>Krama Vaakyam No.– 32</w:t>
             </w:r>
           </w:p>
           <w:p>
@@ -411,7 +960,7 @@
                 <w:szCs w:val="32"/>
                 <w:lang w:val="it-IT"/>
               </w:rPr>
-              <w:t>6</w:t>
+              <w:t>52</w:t>
             </w:r>
           </w:p>
         </w:tc>
@@ -433,68 +982,42 @@
               <w:adjustRightInd w:val="0"/>
               <w:spacing w:before="0" w:line="240" w:lineRule="auto"/>
               <w:rPr>
+                <w:rFonts w:ascii="BRH Malayalam Extra" w:eastAsia="Times New Roman" w:hAnsi="BRH Malayalam Extra" w:cs="BRH Malayalam Extra"/>
+                <w:color w:val="000000"/>
+                <w:sz w:val="40"/>
+                <w:szCs w:val="40"/>
+                <w:lang w:val="it-IT" w:eastAsia="en-IN" w:bidi="ml-IN"/>
+              </w:rPr>
+            </w:pPr>
+            <w:r>
+              <w:rPr>
                 <w:rFonts w:ascii="BRH Devanagari Extra" w:hAnsi="BRH Devanagari Extra" w:cs="BRH Devanagari Extra"/>
                 <w:color w:val="000000"/>
                 <w:sz w:val="40"/>
                 <w:szCs w:val="40"/>
                 <w:lang w:val="it-IT"/>
               </w:rPr>
-            </w:pPr>
-            <w:r>
-              <w:rPr>
-                <w:rFonts w:ascii="BRH Devanagari Extra" w:hAnsi="BRH Devanagari Extra" w:cs="BRH Devanagari Extra"/>
-                <w:color w:val="000000"/>
-                <w:sz w:val="40"/>
+              <w:t>ÌSuÉ</w:t>
+            </w:r>
+            <w:r>
+              <w:rPr>
+                <w:rFonts w:ascii="BRH Devanagari Extra" w:hAnsi="BRH Devanagari Extra" w:cs="BRH Devanagari Extra"/>
+                <w:color w:val="000000"/>
+                <w:sz w:val="36"/>
                 <w:szCs w:val="40"/>
                 <w:lang w:val="it-IT"/>
               </w:rPr>
-              <w:t>xÉ</w:t>
-            </w:r>
-            <w:r>
-              <w:rPr>
-                <w:rFonts w:ascii="BRH Devanagari Extra" w:hAnsi="BRH Devanagari Extra" w:cs="BRH Devanagari Extra"/>
-                <w:color w:val="000000"/>
-                <w:sz w:val="36"/>
+              <w:t>ò</w:t>
+            </w:r>
+            <w:r>
+              <w:rPr>
+                <w:rFonts w:ascii="BRH Devanagari Extra" w:hAnsi="BRH Devanagari Extra" w:cs="BRH Devanagari Extra"/>
+                <w:color w:val="000000"/>
+                <w:sz w:val="40"/>
                 <w:szCs w:val="40"/>
                 <w:lang w:val="it-IT"/>
               </w:rPr>
-              <w:t>ò</w:t>
-            </w:r>
-            <w:r>
-              <w:rPr>
-                <w:rFonts w:ascii="BRH Devanagari Extra" w:hAnsi="BRH Devanagari Extra" w:cs="BRH Devanagari Extra"/>
-                <w:color w:val="000000"/>
-                <w:sz w:val="40"/>
-                <w:szCs w:val="40"/>
-                <w:lang w:val="it-IT"/>
-              </w:rPr>
-              <w:t xml:space="preserve"> xmÉþUç.zÉrÉÌiÉ | </w:t>
-            </w:r>
-          </w:p>
-          <w:p>
-            <w:pPr>
-              <w:widowControl w:val="0"/>
-              <w:autoSpaceDE w:val="0"/>
-              <w:autoSpaceDN w:val="0"/>
-              <w:adjustRightInd w:val="0"/>
-              <w:spacing w:before="0" w:line="240" w:lineRule="auto"/>
-              <w:rPr>
-                <w:rFonts w:ascii="BRH Malayalam Extra" w:eastAsia="Times New Roman" w:hAnsi="BRH Malayalam Extra" w:cs="BRH Malayalam Extra"/>
-                <w:color w:val="000000"/>
-                <w:sz w:val="40"/>
-                <w:szCs w:val="40"/>
-                <w:lang w:val="it-IT" w:eastAsia="en-IN" w:bidi="ml-IN"/>
-              </w:rPr>
-            </w:pPr>
-            <w:r>
-              <w:rPr>
-                <w:rFonts w:ascii="BRH Devanagari Extra" w:hAnsi="BRH Devanagari Extra" w:cs="BRH Devanagari Extra"/>
-                <w:color w:val="000000"/>
-                <w:sz w:val="40"/>
-                <w:szCs w:val="40"/>
-                <w:lang w:val="it-IT"/>
-              </w:rPr>
-              <w:t>x</w:t>
+              <w:t>þ xi</w:t>
             </w:r>
             <w:r>
               <w:rPr>
@@ -505,7 +1028,7 @@
                 <w:highlight w:val="yellow"/>
                 <w:lang w:val="it-IT"/>
               </w:rPr>
-              <w:t>u</w:t>
+              <w:t>ÉpÉ</w:t>
             </w:r>
             <w:r>
               <w:rPr>
@@ -535,7 +1058,7 @@
                 <w:szCs w:val="40"/>
                 <w:lang w:val="it-IT"/>
               </w:rPr>
-              <w:t>Uç</w:t>
+              <w:t>lÉ | xiÉ</w:t>
             </w:r>
             <w:r>
               <w:rPr>
@@ -555,7 +1078,7 @@
                 <w:szCs w:val="40"/>
                 <w:lang w:val="it-IT"/>
               </w:rPr>
-              <w:t>.zÉ</w:t>
+              <w:t>pÉÉ</w:t>
             </w:r>
             <w:r>
               <w:rPr>
@@ -575,47 +1098,7 @@
                 <w:szCs w:val="40"/>
                 <w:lang w:val="it-IT"/>
               </w:rPr>
-              <w:t>rÉ</w:t>
-            </w:r>
-            <w:r>
-              <w:rPr>
-                <w:rFonts w:ascii="BRH Malayalam Extra" w:hAnsi="BRH Malayalam Extra" w:cs="BRH Devanagari Extra"/>
-                <w:color w:val="000000"/>
-                <w:sz w:val="32"/>
-                <w:szCs w:val="40"/>
-                <w:lang w:val="it-IT"/>
-              </w:rPr>
-              <w:t>–</w:t>
-            </w:r>
-            <w:r>
-              <w:rPr>
-                <w:rFonts w:ascii="BRH Devanagari Extra" w:hAnsi="BRH Devanagari Extra" w:cs="BRH Devanagari Extra"/>
-                <w:color w:val="000000"/>
-                <w:sz w:val="40"/>
-                <w:szCs w:val="40"/>
-                <w:lang w:val="it-IT"/>
-              </w:rPr>
-              <w:t>ÌiÉ</w:t>
-            </w:r>
-            <w:r>
-              <w:rPr>
-                <w:rFonts w:ascii="BRH Malayalam Extra" w:hAnsi="BRH Malayalam Extra" w:cs="BRH Devanagari Extra"/>
-                <w:color w:val="000000"/>
-                <w:sz w:val="32"/>
-                <w:szCs w:val="40"/>
-                <w:lang w:val="it-IT"/>
-              </w:rPr>
-              <w:t>–</w:t>
-            </w:r>
-            <w:r>
-              <w:rPr>
-                <w:rFonts w:ascii="BRH Devanagari Extra" w:hAnsi="BRH Devanagari Extra" w:cs="BRH Devanagari Extra"/>
-                <w:color w:val="000000"/>
-                <w:sz w:val="40"/>
-                <w:szCs w:val="40"/>
-                <w:lang w:val="it-IT"/>
-              </w:rPr>
-              <w:t xml:space="preserve"> U¤ÉþxÉÉqÉç |</w:t>
+              <w:t>lÉÉ |</w:t>
             </w:r>
           </w:p>
         </w:tc>
@@ -637,68 +1120,42 @@
               <w:adjustRightInd w:val="0"/>
               <w:spacing w:before="0" w:line="240" w:lineRule="auto"/>
               <w:rPr>
+                <w:rFonts w:ascii="BRH Malayalam Extra" w:eastAsia="Times New Roman" w:hAnsi="BRH Malayalam Extra" w:cs="BRH Malayalam Extra"/>
+                <w:color w:val="000000"/>
+                <w:sz w:val="40"/>
+                <w:szCs w:val="40"/>
+                <w:lang w:val="it-IT" w:eastAsia="en-IN" w:bidi="ml-IN"/>
+              </w:rPr>
+            </w:pPr>
+            <w:r>
+              <w:rPr>
                 <w:rFonts w:ascii="BRH Devanagari Extra" w:hAnsi="BRH Devanagari Extra" w:cs="BRH Devanagari Extra"/>
                 <w:color w:val="000000"/>
                 <w:sz w:val="40"/>
                 <w:szCs w:val="40"/>
                 <w:lang w:val="it-IT"/>
               </w:rPr>
-            </w:pPr>
-            <w:r>
-              <w:rPr>
-                <w:rFonts w:ascii="BRH Devanagari Extra" w:hAnsi="BRH Devanagari Extra" w:cs="BRH Devanagari Extra"/>
-                <w:color w:val="000000"/>
-                <w:sz w:val="40"/>
+              <w:t>ÌSuÉ</w:t>
+            </w:r>
+            <w:r>
+              <w:rPr>
+                <w:rFonts w:ascii="BRH Devanagari Extra" w:hAnsi="BRH Devanagari Extra" w:cs="BRH Devanagari Extra"/>
+                <w:color w:val="000000"/>
+                <w:sz w:val="36"/>
                 <w:szCs w:val="40"/>
                 <w:lang w:val="it-IT"/>
               </w:rPr>
-              <w:t>xÉ</w:t>
-            </w:r>
-            <w:r>
-              <w:rPr>
-                <w:rFonts w:ascii="BRH Devanagari Extra" w:hAnsi="BRH Devanagari Extra" w:cs="BRH Devanagari Extra"/>
-                <w:color w:val="000000"/>
-                <w:sz w:val="36"/>
+              <w:t>ò</w:t>
+            </w:r>
+            <w:r>
+              <w:rPr>
+                <w:rFonts w:ascii="BRH Devanagari Extra" w:hAnsi="BRH Devanagari Extra" w:cs="BRH Devanagari Extra"/>
+                <w:color w:val="000000"/>
+                <w:sz w:val="40"/>
                 <w:szCs w:val="40"/>
                 <w:lang w:val="it-IT"/>
               </w:rPr>
-              <w:t>ò</w:t>
-            </w:r>
-            <w:r>
-              <w:rPr>
-                <w:rFonts w:ascii="BRH Devanagari Extra" w:hAnsi="BRH Devanagari Extra" w:cs="BRH Devanagari Extra"/>
-                <w:color w:val="000000"/>
-                <w:sz w:val="40"/>
-                <w:szCs w:val="40"/>
-                <w:lang w:val="it-IT"/>
-              </w:rPr>
-              <w:t xml:space="preserve"> xmÉþUç.zÉrÉÌiÉ | </w:t>
-            </w:r>
-          </w:p>
-          <w:p>
-            <w:pPr>
-              <w:widowControl w:val="0"/>
-              <w:autoSpaceDE w:val="0"/>
-              <w:autoSpaceDN w:val="0"/>
-              <w:adjustRightInd w:val="0"/>
-              <w:spacing w:before="0" w:line="240" w:lineRule="auto"/>
-              <w:rPr>
-                <w:rFonts w:ascii="BRH Malayalam Extra" w:eastAsia="Times New Roman" w:hAnsi="BRH Malayalam Extra" w:cs="BRH Malayalam Extra"/>
-                <w:color w:val="000000"/>
-                <w:sz w:val="40"/>
-                <w:szCs w:val="40"/>
-                <w:lang w:val="it-IT" w:eastAsia="en-IN" w:bidi="ml-IN"/>
-              </w:rPr>
-            </w:pPr>
-            <w:r>
-              <w:rPr>
-                <w:rFonts w:ascii="BRH Devanagari Extra" w:hAnsi="BRH Devanagari Extra" w:cs="BRH Devanagari Extra"/>
-                <w:color w:val="000000"/>
-                <w:sz w:val="40"/>
-                <w:szCs w:val="40"/>
-                <w:lang w:val="it-IT"/>
-              </w:rPr>
-              <w:t>x</w:t>
+              <w:t>þ xiÉ</w:t>
             </w:r>
             <w:r>
               <w:rPr>
@@ -709,66 +1166,274 @@
                 <w:highlight w:val="green"/>
                 <w:lang w:val="it-IT"/>
               </w:rPr>
-              <w:t>mÉ</w:t>
-            </w:r>
-            <w:r>
-              <w:rPr>
-                <w:rFonts w:ascii="BRH Malayalam Extra" w:hAnsi="BRH Malayalam Extra" w:cs="BRH Devanagari Extra"/>
-                <w:color w:val="000000"/>
-                <w:sz w:val="32"/>
+              <w:t>pÉÉ</w:t>
+            </w:r>
+            <w:r>
+              <w:rPr>
+                <w:rFonts w:ascii="BRH Devanagari Extra" w:hAnsi="BRH Devanagari Extra" w:cs="BRH Devanagari Extra"/>
+                <w:color w:val="000000"/>
+                <w:sz w:val="40"/>
                 <w:szCs w:val="40"/>
                 <w:lang w:val="it-IT"/>
               </w:rPr>
-              <w:t>–</w:t>
-            </w:r>
-            <w:r>
-              <w:rPr>
-                <w:rFonts w:ascii="BRH Devanagari Extra" w:hAnsi="BRH Devanagari Extra" w:cs="BRH Devanagari Extra"/>
-                <w:color w:val="000000"/>
-                <w:sz w:val="40"/>
+              <w:t>lÉ | xiÉ</w:t>
+            </w:r>
+            <w:r>
+              <w:rPr>
+                <w:rFonts w:ascii="BRH Malayalam Extra" w:hAnsi="BRH Malayalam Extra" w:cs="BRH Devanagari Extra"/>
+                <w:color w:val="000000"/>
+                <w:sz w:val="32"/>
                 <w:szCs w:val="40"/>
                 <w:lang w:val="it-IT"/>
               </w:rPr>
-              <w:t>Uç</w:t>
-            </w:r>
-            <w:r>
-              <w:rPr>
-                <w:rFonts w:ascii="BRH Malayalam Extra" w:hAnsi="BRH Malayalam Extra" w:cs="BRH Devanagari Extra"/>
-                <w:color w:val="000000"/>
-                <w:sz w:val="32"/>
+              <w:t>–</w:t>
+            </w:r>
+            <w:r>
+              <w:rPr>
+                <w:rFonts w:ascii="BRH Devanagari Extra" w:hAnsi="BRH Devanagari Extra" w:cs="BRH Devanagari Extra"/>
+                <w:color w:val="000000"/>
+                <w:sz w:val="40"/>
                 <w:szCs w:val="40"/>
                 <w:lang w:val="it-IT"/>
               </w:rPr>
-              <w:t>–</w:t>
-            </w:r>
-            <w:r>
-              <w:rPr>
-                <w:rFonts w:ascii="BRH Devanagari Extra" w:hAnsi="BRH Devanagari Extra" w:cs="BRH Devanagari Extra"/>
-                <w:color w:val="000000"/>
-                <w:sz w:val="40"/>
+              <w:t>pÉÉ</w:t>
+            </w:r>
+            <w:r>
+              <w:rPr>
+                <w:rFonts w:ascii="BRH Malayalam Extra" w:hAnsi="BRH Malayalam Extra" w:cs="BRH Devanagari Extra"/>
+                <w:color w:val="000000"/>
+                <w:sz w:val="32"/>
                 <w:szCs w:val="40"/>
                 <w:lang w:val="it-IT"/>
               </w:rPr>
-              <w:t>.zÉ</w:t>
-            </w:r>
-            <w:r>
-              <w:rPr>
-                <w:rFonts w:ascii="BRH Malayalam Extra" w:hAnsi="BRH Malayalam Extra" w:cs="BRH Devanagari Extra"/>
-                <w:color w:val="000000"/>
-                <w:sz w:val="32"/>
+              <w:t>–</w:t>
+            </w:r>
+            <w:r>
+              <w:rPr>
+                <w:rFonts w:ascii="BRH Devanagari Extra" w:hAnsi="BRH Devanagari Extra" w:cs="BRH Devanagari Extra"/>
+                <w:color w:val="000000"/>
+                <w:sz w:val="40"/>
                 <w:szCs w:val="40"/>
                 <w:lang w:val="it-IT"/>
               </w:rPr>
-              <w:t>–</w:t>
-            </w:r>
-            <w:r>
-              <w:rPr>
-                <w:rFonts w:ascii="BRH Devanagari Extra" w:hAnsi="BRH Devanagari Extra" w:cs="BRH Devanagari Extra"/>
-                <w:color w:val="000000"/>
-                <w:sz w:val="40"/>
-                <w:szCs w:val="40"/>
+              <w:t>lÉÉ |</w:t>
+            </w:r>
+          </w:p>
+        </w:tc>
+      </w:tr>
+      <w:tr>
+        <w:trPr>
+          <w:trHeight w:val="1016"/>
+        </w:trPr>
+        <w:tc>
+          <w:tcPr>
+            <w:tcW w:w="3828" w:type="dxa"/>
+            <w:tcBorders>
+              <w:top w:val="single" w:sz="4" w:space="0" w:color="000000"/>
+              <w:left w:val="single" w:sz="4" w:space="0" w:color="000000"/>
+              <w:bottom w:val="single" w:sz="4" w:space="0" w:color="auto"/>
+              <w:right w:val="single" w:sz="4" w:space="0" w:color="000000"/>
+            </w:tcBorders>
+          </w:tcPr>
+          <w:p>
+            <w:pPr>
+              <w:widowControl w:val="0"/>
+              <w:tabs>
+                <w:tab w:val="left" w:pos="993"/>
+              </w:tabs>
+              <w:autoSpaceDE w:val="0"/>
+              <w:autoSpaceDN w:val="0"/>
+              <w:adjustRightInd w:val="0"/>
+              <w:spacing w:before="0" w:line="240" w:lineRule="auto"/>
+              <w:ind w:right="297"/>
+              <w:rPr>
+                <w:rFonts w:cs="Arial"/>
+                <w:b/>
+                <w:color w:val="000000"/>
+                <w:sz w:val="28"/>
+                <w:szCs w:val="32"/>
+              </w:rPr>
+            </w:pPr>
+            <w:r>
+              <w:rPr>
+                <w:rFonts w:cs="Arial"/>
+                <w:b/>
+                <w:color w:val="000000"/>
+                <w:sz w:val="28"/>
+                <w:szCs w:val="32"/>
+              </w:rPr>
+              <w:t>T.S.</w:t>
+            </w:r>
+            <w:r>
+              <w:rPr>
+                <w:rFonts w:cs="Arial"/>
+                <w:b/>
+                <w:color w:val="000000"/>
+                <w:sz w:val="28"/>
+                <w:szCs w:val="32"/>
+              </w:rPr>
+              <w:t>6.2.11.</w:t>
+            </w:r>
+            <w:r>
+              <w:rPr>
+                <w:rFonts w:cs="Arial"/>
+                <w:b/>
+                <w:color w:val="000000"/>
+                <w:sz w:val="28"/>
+                <w:szCs w:val="32"/>
+              </w:rPr>
+              <w:t>2</w:t>
+            </w:r>
+            <w:r>
+              <w:rPr>
+                <w:rFonts w:cs="Arial"/>
+                <w:b/>
+                <w:color w:val="000000"/>
+                <w:sz w:val="28"/>
+                <w:szCs w:val="32"/>
+              </w:rPr>
+              <w:t>– Kramam</w:t>
+            </w:r>
+          </w:p>
+          <w:p>
+            <w:pPr>
+              <w:widowControl w:val="0"/>
+              <w:tabs>
+                <w:tab w:val="left" w:pos="993"/>
+              </w:tabs>
+              <w:autoSpaceDE w:val="0"/>
+              <w:autoSpaceDN w:val="0"/>
+              <w:adjustRightInd w:val="0"/>
+              <w:spacing w:before="0" w:line="240" w:lineRule="auto"/>
+              <w:ind w:right="297"/>
+              <w:rPr>
+                <w:rFonts w:cs="Arial"/>
+                <w:b/>
+                <w:color w:val="000000"/>
+                <w:sz w:val="28"/>
+                <w:szCs w:val="32"/>
+                <w:lang w:val="en-IN"/>
+              </w:rPr>
+            </w:pPr>
+            <w:r>
+              <w:rPr>
+                <w:rFonts w:cs="Arial"/>
+                <w:b/>
+                <w:color w:val="000000"/>
+                <w:sz w:val="28"/>
+                <w:szCs w:val="32"/>
+                <w:lang w:val="en-IN"/>
+              </w:rPr>
+              <w:t>Krama Vaakyam No.– 51</w:t>
+            </w:r>
+          </w:p>
+          <w:p>
+            <w:pPr>
+              <w:widowControl w:val="0"/>
+              <w:tabs>
+                <w:tab w:val="left" w:pos="993"/>
+              </w:tabs>
+              <w:autoSpaceDE w:val="0"/>
+              <w:autoSpaceDN w:val="0"/>
+              <w:adjustRightInd w:val="0"/>
+              <w:spacing w:before="0" w:line="240" w:lineRule="auto"/>
+              <w:ind w:right="297"/>
+              <w:rPr>
+                <w:rFonts w:cs="Arial"/>
+                <w:b/>
+                <w:color w:val="000000"/>
+                <w:sz w:val="28"/>
+                <w:szCs w:val="32"/>
                 <w:lang w:val="it-IT"/>
               </w:rPr>
+            </w:pPr>
+            <w:r>
+              <w:rPr>
+                <w:rFonts w:cs="Arial"/>
+                <w:b/>
+                <w:color w:val="000000"/>
+                <w:sz w:val="28"/>
+                <w:szCs w:val="32"/>
+                <w:lang w:val="it-IT"/>
+              </w:rPr>
+              <w:t>Panchaati No</w:t>
+            </w:r>
+            <w:r>
+              <w:rPr>
+                <w:rFonts w:cs="Arial"/>
+                <w:b/>
+                <w:color w:val="000000"/>
+                <w:szCs w:val="32"/>
+                <w:lang w:val="it-IT"/>
+              </w:rPr>
+              <w:t xml:space="preserve">. - </w:t>
+            </w:r>
+            <w:r>
+              <w:rPr>
+                <w:rFonts w:cs="Arial"/>
+                <w:b/>
+                <w:color w:val="000000"/>
+                <w:sz w:val="28"/>
+                <w:szCs w:val="32"/>
+                <w:lang w:val="it-IT"/>
+              </w:rPr>
+              <w:t>57</w:t>
+            </w:r>
+          </w:p>
+        </w:tc>
+        <w:tc>
+          <w:tcPr>
+            <w:tcW w:w="4678" w:type="dxa"/>
+            <w:tcBorders>
+              <w:top w:val="single" w:sz="4" w:space="0" w:color="000000"/>
+              <w:left w:val="single" w:sz="4" w:space="0" w:color="000000"/>
+              <w:bottom w:val="single" w:sz="4" w:space="0" w:color="auto"/>
+              <w:right w:val="single" w:sz="4" w:space="0" w:color="000000"/>
+            </w:tcBorders>
+          </w:tcPr>
+          <w:p>
+            <w:pPr>
+              <w:widowControl w:val="0"/>
+              <w:autoSpaceDE w:val="0"/>
+              <w:autoSpaceDN w:val="0"/>
+              <w:adjustRightInd w:val="0"/>
+              <w:spacing w:before="0" w:line="240" w:lineRule="auto"/>
+              <w:rPr>
+                <w:rFonts w:ascii="BRH Malayalam Extra" w:eastAsia="Times New Roman" w:hAnsi="BRH Malayalam Extra" w:cs="BRH Malayalam Extra"/>
+                <w:color w:val="000000"/>
+                <w:sz w:val="40"/>
+                <w:szCs w:val="40"/>
+                <w:lang w:val="it-IT" w:eastAsia="en-IN" w:bidi="ml-IN"/>
+              </w:rPr>
+            </w:pPr>
+            <w:r>
+              <w:rPr>
+                <w:rFonts w:ascii="BRH Devanagari Extra" w:hAnsi="BRH Devanagari Extra" w:cs="BRH Devanagari Extra"/>
+                <w:color w:val="000000"/>
+                <w:sz w:val="40"/>
+                <w:szCs w:val="40"/>
+                <w:lang w:val="it-IT"/>
+              </w:rPr>
+              <w:t>lÉ</w:t>
+            </w:r>
+            <w:r>
+              <w:rPr>
+                <w:rFonts w:ascii="BRH Malayalam Extra" w:hAnsi="BRH Malayalam Extra" w:cs="BRH Devanagari Extra"/>
+                <w:color w:val="000000"/>
+                <w:sz w:val="32"/>
+                <w:szCs w:val="40"/>
+                <w:lang w:val="it-IT"/>
+              </w:rPr>
+              <w:t>–</w:t>
+            </w:r>
+            <w:r>
+              <w:rPr>
+                <w:rFonts w:ascii="BRH Devanagari Extra" w:hAnsi="BRH Devanagari Extra" w:cs="BRH Devanagari Extra"/>
+                <w:color w:val="000000"/>
+                <w:sz w:val="40"/>
+                <w:szCs w:val="40"/>
+                <w:lang w:val="it-IT"/>
+              </w:rPr>
               <w:t>rÉ</w:t>
             </w:r>
             <w:r>
@@ -809,8 +1474,278 @@
                 <w:szCs w:val="40"/>
                 <w:lang w:val="it-IT"/>
               </w:rPr>
-              <w:t xml:space="preserve"> U¤ÉþxÉÉqÉç |</w:t>
-            </w:r>
+              <w:t xml:space="preserve"> iÉxqÉÉÿiÉç | iÉxq</w:t>
+            </w:r>
+            <w:r>
+              <w:rPr>
+                <w:rFonts w:ascii="BRH Devanagari Extra" w:hAnsi="BRH Devanagari Extra" w:cs="BRH Devanagari Extra"/>
+                <w:color w:val="000000"/>
+                <w:sz w:val="40"/>
+                <w:szCs w:val="40"/>
+                <w:highlight w:val="yellow"/>
+                <w:lang w:val="it-IT"/>
+              </w:rPr>
+              <w:t>ÉÉ</w:t>
+            </w:r>
+            <w:r>
+              <w:rPr>
+                <w:rFonts w:ascii="BRH Devanagari Extra" w:hAnsi="BRH Devanagari Extra" w:cs="BRH Devanagari Extra"/>
+                <w:color w:val="000000"/>
+                <w:sz w:val="40"/>
+                <w:szCs w:val="40"/>
+                <w:lang w:val="it-IT"/>
+              </w:rPr>
+              <w:t>ÿSÉ</w:t>
+            </w:r>
+            <w:r>
+              <w:rPr>
+                <w:rFonts w:ascii="BRH Malayalam Extra" w:hAnsi="BRH Malayalam Extra" w:cs="BRH Devanagari Extra"/>
+                <w:color w:val="000000"/>
+                <w:sz w:val="32"/>
+                <w:szCs w:val="40"/>
+                <w:lang w:val="it-IT"/>
+              </w:rPr>
+              <w:t>–</w:t>
+            </w:r>
+            <w:r>
+              <w:rPr>
+                <w:rFonts w:ascii="BRH Devanagari Extra" w:hAnsi="BRH Devanagari Extra" w:cs="BRH Devanagari Extra"/>
+                <w:color w:val="000000"/>
+                <w:sz w:val="40"/>
+                <w:szCs w:val="40"/>
+                <w:lang w:val="it-IT"/>
+              </w:rPr>
+              <w:t>SìÉïÈ |</w:t>
+            </w:r>
+          </w:p>
+        </w:tc>
+        <w:tc>
+          <w:tcPr>
+            <w:tcW w:w="5244" w:type="dxa"/>
+            <w:tcBorders>
+              <w:top w:val="single" w:sz="4" w:space="0" w:color="000000"/>
+              <w:left w:val="single" w:sz="4" w:space="0" w:color="000000"/>
+              <w:bottom w:val="single" w:sz="4" w:space="0" w:color="auto"/>
+              <w:right w:val="single" w:sz="4" w:space="0" w:color="000000"/>
+            </w:tcBorders>
+          </w:tcPr>
+          <w:p>
+            <w:pPr>
+              <w:widowControl w:val="0"/>
+              <w:autoSpaceDE w:val="0"/>
+              <w:autoSpaceDN w:val="0"/>
+              <w:adjustRightInd w:val="0"/>
+              <w:spacing w:line="252" w:lineRule="auto"/>
+              <w:rPr>
+                <w:rFonts w:ascii="BRH Malayalam Extra" w:eastAsia="Times New Roman" w:hAnsi="BRH Malayalam Extra" w:cs="BRH Malayalam Extra"/>
+                <w:color w:val="000000"/>
+                <w:sz w:val="40"/>
+                <w:szCs w:val="40"/>
+                <w:lang w:val="it-IT" w:eastAsia="en-IN" w:bidi="ml-IN"/>
+              </w:rPr>
+            </w:pPr>
+            <w:r>
+              <w:rPr>
+                <w:rFonts w:ascii="BRH Devanagari Extra" w:hAnsi="BRH Devanagari Extra" w:cs="BRH Devanagari Extra"/>
+                <w:color w:val="000000"/>
+                <w:sz w:val="40"/>
+                <w:szCs w:val="40"/>
+                <w:lang w:val="it-IT"/>
+              </w:rPr>
+              <w:t>lÉ</w:t>
+            </w:r>
+            <w:r>
+              <w:rPr>
+                <w:rFonts w:ascii="BRH Malayalam Extra" w:hAnsi="BRH Malayalam Extra" w:cs="BRH Devanagari Extra"/>
+                <w:color w:val="000000"/>
+                <w:sz w:val="32"/>
+                <w:szCs w:val="40"/>
+                <w:lang w:val="it-IT"/>
+              </w:rPr>
+              <w:t>–</w:t>
+            </w:r>
+            <w:r>
+              <w:rPr>
+                <w:rFonts w:ascii="BRH Devanagari Extra" w:hAnsi="BRH Devanagari Extra" w:cs="BRH Devanagari Extra"/>
+                <w:color w:val="000000"/>
+                <w:sz w:val="40"/>
+                <w:szCs w:val="40"/>
+                <w:lang w:val="it-IT"/>
+              </w:rPr>
+              <w:t>rÉ</w:t>
+            </w:r>
+            <w:r>
+              <w:rPr>
+                <w:rFonts w:ascii="BRH Malayalam Extra" w:hAnsi="BRH Malayalam Extra" w:cs="BRH Devanagari Extra"/>
+                <w:color w:val="000000"/>
+                <w:sz w:val="32"/>
+                <w:szCs w:val="40"/>
+                <w:lang w:val="it-IT"/>
+              </w:rPr>
+              <w:t>–</w:t>
+            </w:r>
+            <w:r>
+              <w:rPr>
+                <w:rFonts w:ascii="BRH Devanagari Extra" w:hAnsi="BRH Devanagari Extra" w:cs="BRH Devanagari Extra"/>
+                <w:color w:val="000000"/>
+                <w:sz w:val="40"/>
+                <w:szCs w:val="40"/>
+                <w:lang w:val="it-IT"/>
+              </w:rPr>
+              <w:t>ÌiÉ</w:t>
+            </w:r>
+            <w:r>
+              <w:rPr>
+                <w:rFonts w:ascii="BRH Malayalam Extra" w:hAnsi="BRH Malayalam Extra" w:cs="BRH Devanagari Extra"/>
+                <w:color w:val="000000"/>
+                <w:sz w:val="32"/>
+                <w:szCs w:val="40"/>
+                <w:lang w:val="it-IT"/>
+              </w:rPr>
+              <w:t>–</w:t>
+            </w:r>
+            <w:r>
+              <w:rPr>
+                <w:rFonts w:ascii="BRH Devanagari Extra" w:hAnsi="BRH Devanagari Extra" w:cs="BRH Devanagari Extra"/>
+                <w:color w:val="000000"/>
+                <w:sz w:val="40"/>
+                <w:szCs w:val="40"/>
+                <w:lang w:val="it-IT"/>
+              </w:rPr>
+              <w:t xml:space="preserve"> iÉxqÉÉÿiÉç | iÉxq</w:t>
+            </w:r>
+            <w:r>
+              <w:rPr>
+                <w:rFonts w:ascii="BRH Devanagari Extra" w:hAnsi="BRH Devanagari Extra" w:cs="BRH Devanagari Extra"/>
+                <w:color w:val="000000"/>
+                <w:sz w:val="40"/>
+                <w:szCs w:val="40"/>
+                <w:highlight w:val="green"/>
+                <w:lang w:val="it-IT"/>
+              </w:rPr>
+              <w:t>ÉÉ</w:t>
+            </w:r>
+            <w:r>
+              <w:rPr>
+                <w:rFonts w:ascii="BRH Devanagari Extra" w:hAnsi="BRH Devanagari Extra" w:cs="BRH Devanagari Extra"/>
+                <w:color w:val="000000"/>
+                <w:sz w:val="40"/>
+                <w:szCs w:val="40"/>
+                <w:lang w:val="it-IT"/>
+              </w:rPr>
+              <w:t>þSÉ</w:t>
+            </w:r>
+            <w:r>
+              <w:rPr>
+                <w:rFonts w:ascii="BRH Malayalam Extra" w:hAnsi="BRH Malayalam Extra" w:cs="BRH Devanagari Extra"/>
+                <w:color w:val="000000"/>
+                <w:sz w:val="32"/>
+                <w:szCs w:val="40"/>
+                <w:lang w:val="it-IT"/>
+              </w:rPr>
+              <w:t>–</w:t>
+            </w:r>
+            <w:r>
+              <w:rPr>
+                <w:rFonts w:ascii="BRH Devanagari Extra" w:hAnsi="BRH Devanagari Extra" w:cs="BRH Devanagari Extra"/>
+                <w:color w:val="000000"/>
+                <w:sz w:val="40"/>
+                <w:szCs w:val="40"/>
+                <w:lang w:val="it-IT"/>
+              </w:rPr>
+              <w:t xml:space="preserve">SìÉïÈ | </w:t>
+            </w:r>
+          </w:p>
+        </w:tc>
+      </w:tr>
+      <w:tr>
+        <w:trPr>
+          <w:trHeight w:val="1671"/>
+        </w:trPr>
+        <w:tc>
+          <w:tcPr>
+            <w:tcW w:w="3828" w:type="dxa"/>
+            <w:tcBorders>
+              <w:top w:val="single" w:sz="4" w:space="0" w:color="000000"/>
+              <w:left w:val="single" w:sz="4" w:space="0" w:color="000000"/>
+              <w:bottom w:val="single" w:sz="4" w:space="0" w:color="auto"/>
+              <w:right w:val="single" w:sz="4" w:space="0" w:color="000000"/>
+            </w:tcBorders>
+          </w:tcPr>
+          <w:p>
+            <w:pPr>
+              <w:widowControl w:val="0"/>
+              <w:tabs>
+                <w:tab w:val="left" w:pos="993"/>
+              </w:tabs>
+              <w:autoSpaceDE w:val="0"/>
+              <w:autoSpaceDN w:val="0"/>
+              <w:adjustRightInd w:val="0"/>
+              <w:spacing w:before="0" w:line="240" w:lineRule="auto"/>
+              <w:ind w:right="297"/>
+              <w:rPr>
+                <w:rFonts w:cs="Arial"/>
+                <w:b/>
+                <w:color w:val="000000"/>
+                <w:sz w:val="28"/>
+                <w:szCs w:val="32"/>
+                <w:lang w:val="it-IT"/>
+              </w:rPr>
+            </w:pPr>
+          </w:p>
+        </w:tc>
+        <w:tc>
+          <w:tcPr>
+            <w:tcW w:w="4678" w:type="dxa"/>
+            <w:tcBorders>
+              <w:top w:val="single" w:sz="4" w:space="0" w:color="000000"/>
+              <w:left w:val="single" w:sz="4" w:space="0" w:color="000000"/>
+              <w:bottom w:val="single" w:sz="4" w:space="0" w:color="auto"/>
+              <w:right w:val="single" w:sz="4" w:space="0" w:color="000000"/>
+            </w:tcBorders>
+          </w:tcPr>
+          <w:p>
+            <w:pPr>
+              <w:widowControl w:val="0"/>
+              <w:autoSpaceDE w:val="0"/>
+              <w:autoSpaceDN w:val="0"/>
+              <w:adjustRightInd w:val="0"/>
+              <w:spacing w:before="0" w:line="240" w:lineRule="auto"/>
+              <w:rPr>
+                <w:rFonts w:ascii="BRH Devanagari Extra" w:hAnsi="BRH Devanagari Extra" w:cs="BRH Devanagari Extra"/>
+                <w:color w:val="000000"/>
+                <w:sz w:val="40"/>
+                <w:szCs w:val="40"/>
+                <w:lang w:val="it-IT"/>
+              </w:rPr>
+            </w:pPr>
+          </w:p>
+        </w:tc>
+        <w:tc>
+          <w:tcPr>
+            <w:tcW w:w="5244" w:type="dxa"/>
+            <w:tcBorders>
+              <w:top w:val="single" w:sz="4" w:space="0" w:color="000000"/>
+              <w:left w:val="single" w:sz="4" w:space="0" w:color="000000"/>
+              <w:bottom w:val="single" w:sz="4" w:space="0" w:color="auto"/>
+              <w:right w:val="single" w:sz="4" w:space="0" w:color="000000"/>
+            </w:tcBorders>
+          </w:tcPr>
+          <w:p>
+            <w:pPr>
+              <w:widowControl w:val="0"/>
+              <w:autoSpaceDE w:val="0"/>
+              <w:autoSpaceDN w:val="0"/>
+              <w:adjustRightInd w:val="0"/>
+              <w:spacing w:before="0" w:line="240" w:lineRule="auto"/>
+              <w:rPr>
+                <w:rFonts w:ascii="BRH Devanagari Extra" w:hAnsi="BRH Devanagari Extra" w:cs="BRH Devanagari Extra"/>
+                <w:color w:val="000000"/>
+                <w:sz w:val="40"/>
+                <w:szCs w:val="40"/>
+                <w:lang w:val="it-IT"/>
+              </w:rPr>
+            </w:pPr>
           </w:p>
         </w:tc>
       </w:tr>
@@ -1012,6 +1947,7 @@
                 <w:sz w:val="32"/>
                 <w:szCs w:val="32"/>
               </w:rPr>
+              <w:lastRenderedPageBreak/>
               <w:t>Section, Paragraph</w:t>
             </w:r>
           </w:p>
@@ -1818,7 +2754,6 @@
                 <w:sz w:val="32"/>
                 <w:szCs w:val="32"/>
               </w:rPr>
-              <w:lastRenderedPageBreak/>
               <w:t>Section, Paragraph</w:t>
             </w:r>
           </w:p>
@@ -3210,6 +4145,7 @@
                 <w:sz w:val="28"/>
                 <w:szCs w:val="32"/>
               </w:rPr>
+              <w:lastRenderedPageBreak/>
               <w:t>T.S.6.2.3.1 – Kramam</w:t>
             </w:r>
           </w:p>
@@ -4129,7 +5065,6 @@
                 <w:sz w:val="28"/>
                 <w:szCs w:val="32"/>
               </w:rPr>
-              <w:lastRenderedPageBreak/>
               <w:t>T.S.6.2.3.3 – Kramam</w:t>
             </w:r>
           </w:p>
@@ -4367,7 +5302,17 @@
                 <w:sz w:val="40"/>
                 <w:szCs w:val="40"/>
               </w:rPr>
-              <w:t xml:space="preserve">ëÉiÉ×þurÉÉlÉç | </w:t>
+              <w:t xml:space="preserve">ëÉiÉ×þurÉÉlÉç </w:t>
+            </w:r>
+            <w:proofErr w:type="gramStart"/>
+            <w:r>
+              <w:rPr>
+                <w:rFonts w:ascii="BRH Devanagari Extra" w:hAnsi="BRH Devanagari Extra" w:cs="BRH Devanagari Extra"/>
+                <w:color w:val="000000"/>
+                <w:sz w:val="40"/>
+                <w:szCs w:val="40"/>
+              </w:rPr>
+              <w:t xml:space="preserve">| </w:t>
             </w:r>
             <w:r>
               <w:rPr>
@@ -4379,6 +5324,7 @@
               </w:rPr>
               <w:t xml:space="preserve"> (</w:t>
             </w:r>
+            <w:proofErr w:type="gramEnd"/>
             <w:r>
               <w:rPr>
                 <w:b/>
@@ -4453,13 +5399,21 @@
                 <w:b/>
                 <w:bCs/>
               </w:rPr>
-              <w:t>Separator removed</w:t>
-            </w:r>
+              <w:t xml:space="preserve">Separator </w:t>
+            </w:r>
+            <w:proofErr w:type="gramStart"/>
             <w:r>
               <w:rPr>
                 <w:b/>
                 <w:bCs/>
               </w:rPr>
+              <w:t>removed</w:t>
+            </w:r>
+            <w:r>
+              <w:rPr>
+                <w:b/>
+                <w:bCs/>
+              </w:rPr>
               <w:t xml:space="preserve"> </w:t>
             </w:r>
             <w:r>
@@ -4469,6 +5423,7 @@
               </w:rPr>
               <w:t>)</w:t>
             </w:r>
+            <w:proofErr w:type="gramEnd"/>
           </w:p>
         </w:tc>
       </w:tr>
@@ -5108,6 +6063,7 @@
                 <w:sz w:val="28"/>
                 <w:szCs w:val="32"/>
               </w:rPr>
+              <w:lastRenderedPageBreak/>
               <w:t>T.S.6.2.4.5 – Kramam</w:t>
             </w:r>
           </w:p>
@@ -6016,7 +6972,6 @@
                 <w:sz w:val="40"/>
                 <w:szCs w:val="40"/>
               </w:rPr>
-              <w:lastRenderedPageBreak/>
               <w:t>urÉÌiÉþwÉ</w:t>
             </w:r>
             <w:r>
@@ -6061,7 +7016,6 @@
                 <w:sz w:val="40"/>
                 <w:szCs w:val="40"/>
               </w:rPr>
-              <w:lastRenderedPageBreak/>
               <w:t>AÉåwÉþkÉrÉÉå</w:t>
             </w:r>
             <w:r>
@@ -6100,7 +7054,6 @@
                 <w:sz w:val="40"/>
                 <w:szCs w:val="40"/>
               </w:rPr>
-              <w:lastRenderedPageBreak/>
               <w:t>urÉÌiÉþwÉ</w:t>
             </w:r>
             <w:r>
@@ -6178,7 +7131,6 @@
                 <w:sz w:val="28"/>
                 <w:szCs w:val="32"/>
               </w:rPr>
-              <w:lastRenderedPageBreak/>
               <w:t>T.S.6.2.6.4 – Kramam</w:t>
             </w:r>
           </w:p>
@@ -6962,6 +7914,7 @@
                 <w:sz w:val="28"/>
                 <w:szCs w:val="32"/>
               </w:rPr>
+              <w:lastRenderedPageBreak/>
               <w:t>T.S.6.2.8.5 – Kramam</w:t>
             </w:r>
           </w:p>
@@ -8142,7 +9095,6 @@
                 <w:sz w:val="28"/>
                 <w:szCs w:val="32"/>
               </w:rPr>
-              <w:lastRenderedPageBreak/>
               <w:t>T.S.6.2.11.3 – Kramam</w:t>
             </w:r>
           </w:p>
@@ -8651,6 +9603,7 @@
           <w:szCs w:val="32"/>
           <w:u w:val="single"/>
         </w:rPr>
+        <w:lastRenderedPageBreak/>
         <w:t xml:space="preserve">TS </w:t>
       </w:r>
       <w:r>

--- a/TS-Kramam/TS-6.2/TS 6.2 Sanskrit Krama Paatam Corrections.docx
+++ b/TS-Kramam/TS-6.2/TS 6.2 Sanskrit Krama Paatam Corrections.docx
@@ -1,6 +1,6 @@
 
 <file path=word/document.xml><?xml version="1.0" encoding="utf-8"?>
-<w:document xmlns:wpc="http://schemas.microsoft.com/office/word/2010/wordprocessingCanvas" xmlns:cx="http://schemas.microsoft.com/office/drawing/2014/chartex" xmlns:cx1="http://schemas.microsoft.com/office/drawing/2015/9/8/chartex" xmlns:cx2="http://schemas.microsoft.com/office/drawing/2015/10/21/chartex" xmlns:cx3="http://schemas.microsoft.com/office/drawing/2016/5/9/chartex" xmlns:cx4="http://schemas.microsoft.com/office/drawing/2016/5/10/chartex" xmlns:cx5="http://schemas.microsoft.com/office/drawing/2016/5/11/chartex" xmlns:cx6="http://schemas.microsoft.com/office/drawing/2016/5/12/chartex" xmlns:cx7="http://schemas.microsoft.com/office/drawing/2016/5/13/chartex" xmlns:cx8="http://schemas.microsoft.com/office/drawing/2016/5/14/chartex" xmlns:mc="http://schemas.openxmlformats.org/markup-compatibility/2006" xmlns:aink="http://schemas.microsoft.com/office/drawing/2016/ink" xmlns:am3d="http://schemas.microsoft.com/office/drawing/2017/model3d" xmlns:o="urn:schemas-microsoft-com:office:office" xmlns:oel="http://schemas.microsoft.com/office/2019/extlst" xmlns:r="http://schemas.openxmlformats.org/officeDocument/2006/relationships" xmlns:m="http://schemas.openxmlformats.org/officeDocument/2006/math" xmlns:v="urn:schemas-microsoft-com:vml" xmlns:wp14="http://schemas.microsoft.com/office/word/2010/wordprocessingDrawing" xmlns:wp="http://schemas.openxmlformats.org/drawingml/2006/wordprocessingDrawing" xmlns:w10="urn:schemas-microsoft-com:office:word" xmlns:w="http://schemas.openxmlformats.org/wordprocessingml/2006/main" xmlns:w14="http://schemas.microsoft.com/office/word/2010/wordml" xmlns:w15="http://schemas.microsoft.com/office/word/2012/wordml" xmlns:w16cei="http://schemas.microsoft.com/office/word/2026/wordml/cei" xmlns:w16cex="http://schemas.microsoft.com/office/word/2018/wordml/cex" xmlns:w16cid="http://schemas.microsoft.com/office/word/2016/wordml/cid" xmlns:w16="http://schemas.microsoft.com/office/word/2018/wordml" xmlns:w16du="http://schemas.microsoft.com/office/word/2023/wordml/word16du" xmlns:w16sdtdh="http://schemas.microsoft.com/office/word/2020/wordml/sdtdatahash" xmlns:w16sdtfl="http://schemas.microsoft.com/office/word/2024/wordml/sdtformatlock" xmlns:w16se="http://schemas.microsoft.com/office/word/2015/wordml/symex" xmlns:wpg="http://schemas.microsoft.com/office/word/2010/wordprocessingGroup" xmlns:wpi="http://schemas.microsoft.com/office/word/2010/wordprocessingInk" xmlns:wne="http://schemas.microsoft.com/office/word/2006/wordml" xmlns:wps="http://schemas.microsoft.com/office/word/2010/wordprocessingShape" mc:Ignorable="w14 w15 w16se w16cid w16 w16cex w16sdtdh w16sdtfl w16du wp14">
+<w:document xmlns:wpc="http://schemas.microsoft.com/office/word/2010/wordprocessingCanvas" xmlns:cx="http://schemas.microsoft.com/office/drawing/2014/chartex" xmlns:cx1="http://schemas.microsoft.com/office/drawing/2015/9/8/chartex" xmlns:cx2="http://schemas.microsoft.com/office/drawing/2015/10/21/chartex" xmlns:cx3="http://schemas.microsoft.com/office/drawing/2016/5/9/chartex" xmlns:cx4="http://schemas.microsoft.com/office/drawing/2016/5/10/chartex" xmlns:cx5="http://schemas.microsoft.com/office/drawing/2016/5/11/chartex" xmlns:cx6="http://schemas.microsoft.com/office/drawing/2016/5/12/chartex" xmlns:cx7="http://schemas.microsoft.com/office/drawing/2016/5/13/chartex" xmlns:cx8="http://schemas.microsoft.com/office/drawing/2016/5/14/chartex" xmlns:mc="http://schemas.openxmlformats.org/markup-compatibility/2006" xmlns:aink="http://schemas.microsoft.com/office/drawing/2016/ink" xmlns:am3d="http://schemas.microsoft.com/office/drawing/2017/model3d" xmlns:o="urn:schemas-microsoft-com:office:office" xmlns:oel="http://schemas.microsoft.com/office/2019/extlst" xmlns:r="http://schemas.openxmlformats.org/officeDocument/2006/relationships" xmlns:m="http://schemas.openxmlformats.org/officeDocument/2006/math" xmlns:v="urn:schemas-microsoft-com:vml" xmlns:wp14="http://schemas.microsoft.com/office/word/2010/wordprocessingDrawing" xmlns:wp="http://schemas.openxmlformats.org/drawingml/2006/wordprocessingDrawing" xmlns:w10="urn:schemas-microsoft-com:office:word" xmlns:w="http://schemas.openxmlformats.org/wordprocessingml/2006/main" xmlns:w14="http://schemas.microsoft.com/office/word/2010/wordml" xmlns:w15="http://schemas.microsoft.com/office/word/2012/wordml" xmlns:w16cex="http://schemas.microsoft.com/office/word/2018/wordml/cex" xmlns:w16cid="http://schemas.microsoft.com/office/word/2016/wordml/cid" xmlns:w16="http://schemas.microsoft.com/office/word/2018/wordml" xmlns:w16du="http://schemas.microsoft.com/office/word/2023/wordml/word16du" xmlns:w16sdtdh="http://schemas.microsoft.com/office/word/2020/wordml/sdtdatahash" xmlns:w16sdtfl="http://schemas.microsoft.com/office/word/2024/wordml/sdtformatlock" xmlns:w16se="http://schemas.microsoft.com/office/word/2015/wordml/symex" xmlns:wpg="http://schemas.microsoft.com/office/word/2010/wordprocessingGroup" xmlns:wpi="http://schemas.microsoft.com/office/word/2010/wordprocessingInk" xmlns:wne="http://schemas.microsoft.com/office/word/2006/wordml" xmlns:wps="http://schemas.microsoft.com/office/word/2010/wordprocessingShape" mc:Ignorable="w14 w15 w16se w16cid w16 w16cex w16sdtdh w16sdtfl w16du wp14">
   <w:body>
     <w:p>
       <w:pPr>
@@ -101,18 +101,7 @@
           <w:szCs w:val="32"/>
           <w:u w:val="single"/>
         </w:rPr>
-        <w:t xml:space="preserve">Observed </w:t>
-      </w:r>
-      <w:proofErr w:type="gramStart"/>
-      <w:r>
-        <w:rPr>
-          <w:b/>
-          <w:bCs/>
-          <w:sz w:val="32"/>
-          <w:szCs w:val="32"/>
-          <w:u w:val="single"/>
-        </w:rPr>
-        <w:t xml:space="preserve">till </w:t>
+        <w:t xml:space="preserve">Observed till </w:t>
       </w:r>
       <w:r>
         <w:rPr>
@@ -125,7 +114,6 @@
         </w:rPr>
         <w:t>????</w:t>
       </w:r>
-      <w:proofErr w:type="gramEnd"/>
     </w:p>
     <w:p>
       <w:pPr>
@@ -816,6 +804,1305 @@
       </w:tr>
       <w:tr>
         <w:trPr>
+          <w:trHeight w:val="1387"/>
+        </w:trPr>
+        <w:tc>
+          <w:tcPr>
+            <w:tcW w:w="3828" w:type="dxa"/>
+            <w:tcBorders>
+              <w:top w:val="single" w:sz="4" w:space="0" w:color="000000"/>
+              <w:left w:val="single" w:sz="4" w:space="0" w:color="000000"/>
+              <w:bottom w:val="single" w:sz="4" w:space="0" w:color="000000"/>
+              <w:right w:val="single" w:sz="4" w:space="0" w:color="000000"/>
+            </w:tcBorders>
+          </w:tcPr>
+          <w:p>
+            <w:pPr>
+              <w:widowControl w:val="0"/>
+              <w:tabs>
+                <w:tab w:val="left" w:pos="993"/>
+              </w:tabs>
+              <w:autoSpaceDE w:val="0"/>
+              <w:autoSpaceDN w:val="0"/>
+              <w:adjustRightInd w:val="0"/>
+              <w:spacing w:before="0" w:line="240" w:lineRule="auto"/>
+              <w:ind w:right="297"/>
+              <w:rPr>
+                <w:rFonts w:cs="Arial"/>
+                <w:b/>
+                <w:color w:val="000000"/>
+                <w:sz w:val="28"/>
+                <w:szCs w:val="32"/>
+              </w:rPr>
+            </w:pPr>
+            <w:r>
+              <w:rPr>
+                <w:rFonts w:cs="Arial"/>
+                <w:b/>
+                <w:color w:val="000000"/>
+                <w:sz w:val="28"/>
+                <w:szCs w:val="32"/>
+              </w:rPr>
+              <w:t>T.S.</w:t>
+            </w:r>
+            <w:r>
+              <w:rPr>
+                <w:rFonts w:cs="Arial"/>
+                <w:b/>
+                <w:color w:val="000000"/>
+                <w:sz w:val="28"/>
+                <w:szCs w:val="32"/>
+              </w:rPr>
+              <w:t>6.2.8.1</w:t>
+            </w:r>
+            <w:r>
+              <w:rPr>
+                <w:rFonts w:cs="Arial"/>
+                <w:b/>
+                <w:color w:val="000000"/>
+                <w:sz w:val="28"/>
+                <w:szCs w:val="32"/>
+              </w:rPr>
+              <w:t>– Kramam</w:t>
+            </w:r>
+          </w:p>
+          <w:p>
+            <w:pPr>
+              <w:widowControl w:val="0"/>
+              <w:tabs>
+                <w:tab w:val="left" w:pos="993"/>
+              </w:tabs>
+              <w:autoSpaceDE w:val="0"/>
+              <w:autoSpaceDN w:val="0"/>
+              <w:adjustRightInd w:val="0"/>
+              <w:spacing w:before="0" w:line="240" w:lineRule="auto"/>
+              <w:ind w:right="297"/>
+              <w:rPr>
+                <w:rFonts w:cs="Arial"/>
+                <w:b/>
+                <w:color w:val="000000"/>
+                <w:sz w:val="28"/>
+                <w:szCs w:val="32"/>
+                <w:lang w:val="en-IN"/>
+              </w:rPr>
+            </w:pPr>
+            <w:r>
+              <w:rPr>
+                <w:rFonts w:cs="Arial"/>
+                <w:b/>
+                <w:color w:val="000000"/>
+                <w:sz w:val="28"/>
+                <w:szCs w:val="32"/>
+                <w:lang w:val="en-IN"/>
+              </w:rPr>
+              <w:t xml:space="preserve">Krama Vaakyam No.– </w:t>
+            </w:r>
+            <w:r>
+              <w:rPr>
+                <w:rFonts w:cs="Arial"/>
+                <w:b/>
+                <w:color w:val="000000"/>
+                <w:sz w:val="28"/>
+                <w:szCs w:val="32"/>
+                <w:lang w:val="en-IN"/>
+              </w:rPr>
+              <w:t>55,57</w:t>
+            </w:r>
+          </w:p>
+          <w:p>
+            <w:pPr>
+              <w:widowControl w:val="0"/>
+              <w:tabs>
+                <w:tab w:val="left" w:pos="993"/>
+              </w:tabs>
+              <w:autoSpaceDE w:val="0"/>
+              <w:autoSpaceDN w:val="0"/>
+              <w:adjustRightInd w:val="0"/>
+              <w:spacing w:before="0" w:line="240" w:lineRule="auto"/>
+              <w:ind w:right="297"/>
+              <w:rPr>
+                <w:rFonts w:cs="Arial"/>
+                <w:b/>
+                <w:color w:val="000000"/>
+                <w:sz w:val="28"/>
+                <w:szCs w:val="32"/>
+              </w:rPr>
+            </w:pPr>
+            <w:r>
+              <w:rPr>
+                <w:rFonts w:cs="Arial"/>
+                <w:b/>
+                <w:color w:val="000000"/>
+                <w:sz w:val="28"/>
+                <w:szCs w:val="32"/>
+                <w:lang w:val="it-IT"/>
+              </w:rPr>
+              <w:t>Panchaati No</w:t>
+            </w:r>
+            <w:r>
+              <w:rPr>
+                <w:rFonts w:cs="Arial"/>
+                <w:b/>
+                <w:color w:val="000000"/>
+                <w:szCs w:val="32"/>
+                <w:lang w:val="it-IT"/>
+              </w:rPr>
+              <w:t xml:space="preserve">. - </w:t>
+            </w:r>
+            <w:r>
+              <w:rPr>
+                <w:rFonts w:cs="Arial"/>
+                <w:b/>
+                <w:color w:val="000000"/>
+                <w:sz w:val="28"/>
+                <w:szCs w:val="28"/>
+                <w:lang w:val="it-IT"/>
+              </w:rPr>
+              <w:t>39</w:t>
+            </w:r>
+          </w:p>
+        </w:tc>
+        <w:tc>
+          <w:tcPr>
+            <w:tcW w:w="4678" w:type="dxa"/>
+            <w:tcBorders>
+              <w:top w:val="single" w:sz="4" w:space="0" w:color="000000"/>
+              <w:left w:val="single" w:sz="4" w:space="0" w:color="000000"/>
+              <w:bottom w:val="single" w:sz="4" w:space="0" w:color="000000"/>
+              <w:right w:val="single" w:sz="4" w:space="0" w:color="000000"/>
+            </w:tcBorders>
+          </w:tcPr>
+          <w:p>
+            <w:pPr>
+              <w:widowControl w:val="0"/>
+              <w:autoSpaceDE w:val="0"/>
+              <w:autoSpaceDN w:val="0"/>
+              <w:adjustRightInd w:val="0"/>
+              <w:spacing w:before="0" w:line="240" w:lineRule="auto"/>
+              <w:rPr>
+                <w:rFonts w:ascii="Latha" w:hAnsi="Latha" w:cs="Latha"/>
+                <w:sz w:val="28"/>
+                <w:szCs w:val="28"/>
+                <w:cs/>
+                <w:lang w:bidi="ta-IN"/>
+              </w:rPr>
+            </w:pPr>
+            <w:r>
+              <w:rPr>
+                <w:rFonts w:ascii="BRH Devanagari Extra" w:hAnsi="BRH Devanagari Extra" w:cs="BRH Devanagari Extra"/>
+                <w:color w:val="000000"/>
+                <w:sz w:val="40"/>
+                <w:szCs w:val="40"/>
+              </w:rPr>
+              <w:t>mÉë</w:t>
+            </w:r>
+            <w:r>
+              <w:rPr>
+                <w:rFonts w:ascii="BRH Malayalam Extra" w:hAnsi="BRH Malayalam Extra" w:cs="BRH Devanagari Extra"/>
+                <w:color w:val="000000"/>
+                <w:sz w:val="32"/>
+                <w:szCs w:val="40"/>
+              </w:rPr>
+              <w:t>–</w:t>
+            </w:r>
+            <w:r>
+              <w:rPr>
+                <w:rFonts w:ascii="BRH Devanagari Extra" w:hAnsi="BRH Devanagari Extra" w:cs="BRH Devanagari Extra"/>
+                <w:color w:val="000000"/>
+                <w:sz w:val="40"/>
+                <w:szCs w:val="40"/>
+              </w:rPr>
+              <w:t>eÉÉqÉç ÆÌuÉ</w:t>
+            </w:r>
+            <w:r>
+              <w:rPr>
+                <w:rFonts w:ascii="BRH Malayalam Extra" w:hAnsi="BRH Malayalam Extra" w:cs="BRH Devanagari Extra"/>
+                <w:color w:val="000000"/>
+                <w:sz w:val="32"/>
+                <w:szCs w:val="40"/>
+              </w:rPr>
+              <w:t>–</w:t>
+            </w:r>
+            <w:r>
+              <w:rPr>
+                <w:rFonts w:ascii="BRH Devanagari Extra" w:hAnsi="BRH Devanagari Extra" w:cs="BRH Devanagari Extra"/>
+                <w:color w:val="EE0000"/>
+                <w:sz w:val="40"/>
+                <w:szCs w:val="40"/>
+                <w:highlight w:val="yellow"/>
+              </w:rPr>
+              <w:t>iuÉÉ</w:t>
+            </w:r>
+            <w:r>
+              <w:rPr>
+                <w:rFonts w:ascii="BRH Devanagari Extra" w:hAnsi="BRH Devanagari Extra" w:cs="BRH Devanagari Extra"/>
+                <w:color w:val="EE0000"/>
+                <w:sz w:val="40"/>
+                <w:szCs w:val="40"/>
+              </w:rPr>
+              <w:t xml:space="preserve"> </w:t>
+            </w:r>
+            <w:r>
+              <w:rPr>
+                <w:rFonts w:ascii="BRH Devanagari Extra" w:hAnsi="BRH Devanagari Extra" w:cs="BRH Devanagari Extra"/>
+                <w:color w:val="000000"/>
+                <w:sz w:val="40"/>
+                <w:szCs w:val="40"/>
+              </w:rPr>
+              <w:t>| mÉë</w:t>
+            </w:r>
+            <w:r>
+              <w:rPr>
+                <w:rFonts w:ascii="BRH Malayalam Extra" w:hAnsi="BRH Malayalam Extra" w:cs="BRH Devanagari Extra"/>
+                <w:color w:val="000000"/>
+                <w:sz w:val="32"/>
+                <w:szCs w:val="40"/>
+              </w:rPr>
+              <w:t>–</w:t>
+            </w:r>
+            <w:r>
+              <w:rPr>
+                <w:rFonts w:ascii="BRH Devanagari Extra" w:hAnsi="BRH Devanagari Extra" w:cs="BRH Devanagari Extra"/>
+                <w:color w:val="000000"/>
+                <w:sz w:val="40"/>
+                <w:szCs w:val="40"/>
+              </w:rPr>
+              <w:t>eÉÉÍqÉÌiÉþ mÉë - eÉÉqÉç | ÌuÉ</w:t>
+            </w:r>
+            <w:r>
+              <w:rPr>
+                <w:rFonts w:ascii="BRH Malayalam Extra" w:hAnsi="BRH Malayalam Extra" w:cs="BRH Devanagari Extra"/>
+                <w:color w:val="000000"/>
+                <w:sz w:val="32"/>
+                <w:szCs w:val="40"/>
+              </w:rPr>
+              <w:t>–</w:t>
+            </w:r>
+            <w:r>
+              <w:rPr>
+                <w:rFonts w:ascii="BRH Devanagari Extra" w:hAnsi="BRH Devanagari Extra" w:cs="BRH Devanagari Extra"/>
+                <w:color w:val="EE0000"/>
+                <w:sz w:val="40"/>
+                <w:szCs w:val="40"/>
+                <w:highlight w:val="yellow"/>
+              </w:rPr>
+              <w:t>iuÉÉ</w:t>
+            </w:r>
+            <w:r>
+              <w:rPr>
+                <w:rFonts w:ascii="BRH Devanagari Extra" w:hAnsi="BRH Devanagari Extra" w:cs="BRH Devanagari Extra"/>
+                <w:color w:val="000000"/>
+                <w:sz w:val="40"/>
+                <w:szCs w:val="40"/>
+              </w:rPr>
+              <w:t>ÅMüÉþqÉrÉliÉ |</w:t>
+            </w:r>
+          </w:p>
+        </w:tc>
+        <w:tc>
+          <w:tcPr>
+            <w:tcW w:w="5244" w:type="dxa"/>
+            <w:tcBorders>
+              <w:top w:val="single" w:sz="4" w:space="0" w:color="000000"/>
+              <w:left w:val="single" w:sz="4" w:space="0" w:color="000000"/>
+              <w:bottom w:val="single" w:sz="4" w:space="0" w:color="000000"/>
+              <w:right w:val="single" w:sz="4" w:space="0" w:color="000000"/>
+            </w:tcBorders>
+          </w:tcPr>
+          <w:p>
+            <w:pPr>
+              <w:autoSpaceDE w:val="0"/>
+              <w:autoSpaceDN w:val="0"/>
+              <w:adjustRightInd w:val="0"/>
+              <w:spacing w:before="0" w:line="240" w:lineRule="auto"/>
+              <w:rPr>
+                <w:rFonts w:ascii="Latha" w:hAnsi="Latha" w:cs="Latha"/>
+                <w:sz w:val="28"/>
+                <w:szCs w:val="28"/>
+                <w:cs/>
+                <w:lang w:bidi="ta-IN"/>
+              </w:rPr>
+            </w:pPr>
+            <w:r>
+              <w:rPr>
+                <w:rFonts w:ascii="BRH Devanagari Extra" w:hAnsi="BRH Devanagari Extra" w:cs="BRH Devanagari Extra"/>
+                <w:color w:val="000000"/>
+                <w:sz w:val="40"/>
+                <w:szCs w:val="40"/>
+              </w:rPr>
+              <w:t>mÉë</w:t>
+            </w:r>
+            <w:r>
+              <w:rPr>
+                <w:rFonts w:ascii="BRH Malayalam Extra" w:hAnsi="BRH Malayalam Extra" w:cs="BRH Devanagari Extra"/>
+                <w:color w:val="000000"/>
+                <w:sz w:val="32"/>
+                <w:szCs w:val="40"/>
+              </w:rPr>
+              <w:t>–</w:t>
+            </w:r>
+            <w:r>
+              <w:rPr>
+                <w:rFonts w:ascii="BRH Devanagari Extra" w:hAnsi="BRH Devanagari Extra" w:cs="BRH Devanagari Extra"/>
+                <w:color w:val="000000"/>
+                <w:sz w:val="40"/>
+                <w:szCs w:val="40"/>
+              </w:rPr>
+              <w:t>eÉÉqÉç ÆÌuÉ</w:t>
+            </w:r>
+            <w:r>
+              <w:rPr>
+                <w:rFonts w:ascii="BRH Malayalam Extra" w:hAnsi="BRH Malayalam Extra" w:cs="BRH Devanagari Extra"/>
+                <w:color w:val="000000"/>
+                <w:sz w:val="32"/>
+                <w:szCs w:val="40"/>
+              </w:rPr>
+              <w:t>–</w:t>
+            </w:r>
+            <w:r>
+              <w:rPr>
+                <w:rFonts w:ascii="BRH Devanagari Extra" w:hAnsi="BRH Devanagari Extra" w:cs="BRH Devanagari Extra"/>
+                <w:color w:val="EE0000"/>
+                <w:sz w:val="40"/>
+                <w:szCs w:val="40"/>
+                <w:highlight w:val="yellow"/>
+              </w:rPr>
+              <w:t>iuÉÉ</w:t>
+            </w:r>
+            <w:r>
+              <w:rPr>
+                <w:rFonts w:ascii="BRH Devanagari Extra" w:hAnsi="BRH Devanagari Extra" w:cs="BRH Devanagari Extra"/>
+                <w:color w:val="EE0000"/>
+                <w:sz w:val="40"/>
+                <w:szCs w:val="40"/>
+              </w:rPr>
+              <w:t xml:space="preserve"> </w:t>
+            </w:r>
+            <w:r>
+              <w:rPr>
+                <w:rFonts w:ascii="BRH Devanagari Extra" w:hAnsi="BRH Devanagari Extra" w:cs="BRH Devanagari Extra"/>
+                <w:color w:val="000000"/>
+                <w:sz w:val="40"/>
+                <w:szCs w:val="40"/>
+              </w:rPr>
+              <w:t>| mÉë</w:t>
+            </w:r>
+            <w:r>
+              <w:rPr>
+                <w:rFonts w:ascii="BRH Malayalam Extra" w:hAnsi="BRH Malayalam Extra" w:cs="BRH Devanagari Extra"/>
+                <w:color w:val="000000"/>
+                <w:sz w:val="32"/>
+                <w:szCs w:val="40"/>
+              </w:rPr>
+              <w:t>–</w:t>
+            </w:r>
+            <w:r>
+              <w:rPr>
+                <w:rFonts w:ascii="BRH Devanagari Extra" w:hAnsi="BRH Devanagari Extra" w:cs="BRH Devanagari Extra"/>
+                <w:color w:val="000000"/>
+                <w:sz w:val="40"/>
+                <w:szCs w:val="40"/>
+              </w:rPr>
+              <w:t>eÉÉÍqÉÌiÉþ mÉë - eÉÉqÉç | ÌuÉ</w:t>
+            </w:r>
+            <w:r>
+              <w:rPr>
+                <w:rFonts w:ascii="BRH Malayalam Extra" w:hAnsi="BRH Malayalam Extra" w:cs="BRH Devanagari Extra"/>
+                <w:color w:val="000000"/>
+                <w:sz w:val="32"/>
+                <w:szCs w:val="40"/>
+              </w:rPr>
+              <w:t>–</w:t>
+            </w:r>
+            <w:r>
+              <w:rPr>
+                <w:rFonts w:ascii="BRH Devanagari Extra" w:hAnsi="BRH Devanagari Extra" w:cs="BRH Devanagari Extra"/>
+                <w:color w:val="EE0000"/>
+                <w:sz w:val="40"/>
+                <w:szCs w:val="40"/>
+                <w:highlight w:val="yellow"/>
+              </w:rPr>
+              <w:t>iuÉÉ</w:t>
+            </w:r>
+            <w:r>
+              <w:rPr>
+                <w:rFonts w:ascii="BRH Devanagari Extra" w:hAnsi="BRH Devanagari Extra" w:cs="BRH Devanagari Extra"/>
+                <w:color w:val="000000"/>
+                <w:sz w:val="40"/>
+                <w:szCs w:val="40"/>
+              </w:rPr>
+              <w:t>ÅMüÉþqÉrÉliÉ |</w:t>
+            </w:r>
+          </w:p>
+        </w:tc>
+      </w:tr>
+      <w:tr>
+        <w:trPr>
+          <w:trHeight w:val="1387"/>
+        </w:trPr>
+        <w:tc>
+          <w:tcPr>
+            <w:tcW w:w="3828" w:type="dxa"/>
+            <w:tcBorders>
+              <w:top w:val="single" w:sz="4" w:space="0" w:color="000000"/>
+              <w:left w:val="single" w:sz="4" w:space="0" w:color="000000"/>
+              <w:bottom w:val="single" w:sz="4" w:space="0" w:color="000000"/>
+              <w:right w:val="single" w:sz="4" w:space="0" w:color="000000"/>
+            </w:tcBorders>
+          </w:tcPr>
+          <w:p>
+            <w:pPr>
+              <w:widowControl w:val="0"/>
+              <w:tabs>
+                <w:tab w:val="left" w:pos="993"/>
+              </w:tabs>
+              <w:autoSpaceDE w:val="0"/>
+              <w:autoSpaceDN w:val="0"/>
+              <w:adjustRightInd w:val="0"/>
+              <w:spacing w:before="0" w:line="240" w:lineRule="auto"/>
+              <w:ind w:right="297"/>
+              <w:rPr>
+                <w:rFonts w:cs="Arial"/>
+                <w:b/>
+                <w:color w:val="000000"/>
+                <w:sz w:val="28"/>
+                <w:szCs w:val="28"/>
+              </w:rPr>
+            </w:pPr>
+            <w:r>
+              <w:rPr>
+                <w:rFonts w:cs="Arial"/>
+                <w:b/>
+                <w:color w:val="000000"/>
+                <w:sz w:val="28"/>
+                <w:szCs w:val="28"/>
+              </w:rPr>
+              <w:t>T.S.6.2.8.2– Kramam</w:t>
+            </w:r>
+          </w:p>
+          <w:p>
+            <w:pPr>
+              <w:widowControl w:val="0"/>
+              <w:tabs>
+                <w:tab w:val="left" w:pos="993"/>
+              </w:tabs>
+              <w:autoSpaceDE w:val="0"/>
+              <w:autoSpaceDN w:val="0"/>
+              <w:adjustRightInd w:val="0"/>
+              <w:spacing w:before="0" w:line="240" w:lineRule="auto"/>
+              <w:ind w:right="297"/>
+              <w:rPr>
+                <w:rFonts w:cs="Arial"/>
+                <w:b/>
+                <w:color w:val="000000"/>
+                <w:sz w:val="28"/>
+                <w:szCs w:val="28"/>
+                <w:lang w:val="en-IN"/>
+              </w:rPr>
+            </w:pPr>
+            <w:r>
+              <w:rPr>
+                <w:rFonts w:cs="Arial"/>
+                <w:b/>
+                <w:color w:val="000000"/>
+                <w:sz w:val="28"/>
+                <w:szCs w:val="28"/>
+                <w:lang w:val="en-IN"/>
+              </w:rPr>
+              <w:t xml:space="preserve">Krama Vaakyam No.– </w:t>
+            </w:r>
+            <w:r>
+              <w:rPr>
+                <w:rFonts w:cs="Arial"/>
+                <w:b/>
+                <w:color w:val="000000"/>
+                <w:sz w:val="28"/>
+                <w:szCs w:val="28"/>
+                <w:lang w:val="en-IN"/>
+              </w:rPr>
+              <w:t>17,18</w:t>
+            </w:r>
+          </w:p>
+          <w:p>
+            <w:pPr>
+              <w:widowControl w:val="0"/>
+              <w:tabs>
+                <w:tab w:val="left" w:pos="993"/>
+              </w:tabs>
+              <w:autoSpaceDE w:val="0"/>
+              <w:autoSpaceDN w:val="0"/>
+              <w:adjustRightInd w:val="0"/>
+              <w:spacing w:before="0" w:line="240" w:lineRule="auto"/>
+              <w:ind w:right="297"/>
+              <w:rPr>
+                <w:rFonts w:cs="Arial"/>
+                <w:b/>
+                <w:color w:val="000000"/>
+                <w:sz w:val="28"/>
+                <w:szCs w:val="32"/>
+              </w:rPr>
+            </w:pPr>
+            <w:r>
+              <w:rPr>
+                <w:rFonts w:cs="Arial"/>
+                <w:b/>
+                <w:color w:val="000000"/>
+                <w:sz w:val="28"/>
+                <w:szCs w:val="28"/>
+                <w:lang w:val="it-IT"/>
+              </w:rPr>
+              <w:t>Panchaati No. - 40</w:t>
+            </w:r>
+          </w:p>
+        </w:tc>
+        <w:tc>
+          <w:tcPr>
+            <w:tcW w:w="4678" w:type="dxa"/>
+            <w:tcBorders>
+              <w:top w:val="single" w:sz="4" w:space="0" w:color="000000"/>
+              <w:left w:val="single" w:sz="4" w:space="0" w:color="000000"/>
+              <w:bottom w:val="single" w:sz="4" w:space="0" w:color="000000"/>
+              <w:right w:val="single" w:sz="4" w:space="0" w:color="000000"/>
+            </w:tcBorders>
+          </w:tcPr>
+          <w:p>
+            <w:pPr>
+              <w:widowControl w:val="0"/>
+              <w:autoSpaceDE w:val="0"/>
+              <w:autoSpaceDN w:val="0"/>
+              <w:adjustRightInd w:val="0"/>
+              <w:spacing w:before="0" w:line="240" w:lineRule="auto"/>
+              <w:rPr>
+                <w:rFonts w:ascii="Latha" w:hAnsi="Latha" w:cs="Latha"/>
+                <w:sz w:val="28"/>
+                <w:szCs w:val="28"/>
+                <w:cs/>
+                <w:lang w:bidi="ta-IN"/>
+              </w:rPr>
+            </w:pPr>
+            <w:r>
+              <w:rPr>
+                <w:rFonts w:ascii="BRH Devanagari Extra" w:hAnsi="BRH Devanagari Extra" w:cs="BRH Devanagari Extra"/>
+                <w:color w:val="000000"/>
+                <w:sz w:val="40"/>
+                <w:szCs w:val="40"/>
+              </w:rPr>
+              <w:t>mÉ</w:t>
+            </w:r>
+            <w:r>
+              <w:rPr>
+                <w:rFonts w:ascii="BRH Malayalam Extra" w:hAnsi="BRH Malayalam Extra" w:cs="BRH Devanagari Extra"/>
+                <w:color w:val="000000"/>
+                <w:sz w:val="32"/>
+                <w:szCs w:val="40"/>
+              </w:rPr>
+              <w:t>–</w:t>
+            </w:r>
+            <w:r>
+              <w:rPr>
+                <w:rFonts w:ascii="BRH Devanagari Extra" w:hAnsi="BRH Devanagari Extra" w:cs="BRH Devanagari Extra"/>
+                <w:color w:val="000000"/>
+                <w:sz w:val="40"/>
+                <w:szCs w:val="40"/>
+              </w:rPr>
+              <w:t>zÉÔlÉç. ÌuÉ</w:t>
+            </w:r>
+            <w:r>
+              <w:rPr>
+                <w:rFonts w:ascii="BRH Malayalam Extra" w:hAnsi="BRH Malayalam Extra" w:cs="BRH Devanagari Extra"/>
+                <w:color w:val="000000"/>
+                <w:sz w:val="32"/>
+                <w:szCs w:val="40"/>
+              </w:rPr>
+              <w:t>–</w:t>
+            </w:r>
+            <w:r>
+              <w:rPr>
+                <w:rFonts w:ascii="BRH Devanagari Extra" w:hAnsi="BRH Devanagari Extra" w:cs="BRH Devanagari Extra"/>
+                <w:color w:val="EE0000"/>
+                <w:sz w:val="40"/>
+                <w:szCs w:val="40"/>
+                <w:highlight w:val="yellow"/>
+              </w:rPr>
+              <w:t>iuÉÉ</w:t>
+            </w:r>
+            <w:r>
+              <w:rPr>
+                <w:rFonts w:ascii="BRH Devanagari Extra" w:hAnsi="BRH Devanagari Extra" w:cs="BRH Devanagari Extra"/>
+                <w:color w:val="000000"/>
+                <w:sz w:val="40"/>
+                <w:szCs w:val="40"/>
+              </w:rPr>
+              <w:t xml:space="preserve"> | ÌuÉ</w:t>
+            </w:r>
+            <w:r>
+              <w:rPr>
+                <w:rFonts w:ascii="BRH Malayalam Extra" w:hAnsi="BRH Malayalam Extra" w:cs="BRH Devanagari Extra"/>
+                <w:color w:val="EE0000"/>
+                <w:sz w:val="32"/>
+                <w:szCs w:val="40"/>
+                <w:highlight w:val="yellow"/>
+              </w:rPr>
+              <w:t>–</w:t>
+            </w:r>
+            <w:r>
+              <w:rPr>
+                <w:rFonts w:ascii="BRH Devanagari Extra" w:hAnsi="BRH Devanagari Extra" w:cs="BRH Devanagari Extra"/>
+                <w:color w:val="EE0000"/>
+                <w:sz w:val="40"/>
+                <w:szCs w:val="40"/>
+                <w:highlight w:val="yellow"/>
+              </w:rPr>
+              <w:t>iuÉÉ</w:t>
+            </w:r>
+            <w:r>
+              <w:rPr>
+                <w:rFonts w:ascii="BRH Devanagari Extra" w:hAnsi="BRH Devanagari Extra" w:cs="BRH Devanagari Extra"/>
+                <w:color w:val="000000"/>
+                <w:sz w:val="40"/>
+                <w:szCs w:val="40"/>
+              </w:rPr>
+              <w:t xml:space="preserve">ÅMüÉþqÉrÉliÉ </w:t>
+            </w:r>
+          </w:p>
+        </w:tc>
+        <w:tc>
+          <w:tcPr>
+            <w:tcW w:w="5244" w:type="dxa"/>
+            <w:tcBorders>
+              <w:top w:val="single" w:sz="4" w:space="0" w:color="000000"/>
+              <w:left w:val="single" w:sz="4" w:space="0" w:color="000000"/>
+              <w:bottom w:val="single" w:sz="4" w:space="0" w:color="000000"/>
+              <w:right w:val="single" w:sz="4" w:space="0" w:color="000000"/>
+            </w:tcBorders>
+          </w:tcPr>
+          <w:p>
+            <w:pPr>
+              <w:autoSpaceDE w:val="0"/>
+              <w:autoSpaceDN w:val="0"/>
+              <w:adjustRightInd w:val="0"/>
+              <w:spacing w:before="0" w:line="240" w:lineRule="auto"/>
+              <w:rPr>
+                <w:rFonts w:ascii="Latha" w:hAnsi="Latha" w:cs="Latha"/>
+                <w:sz w:val="28"/>
+                <w:szCs w:val="28"/>
+                <w:cs/>
+                <w:lang w:bidi="ta-IN"/>
+              </w:rPr>
+            </w:pPr>
+            <w:r>
+              <w:rPr>
+                <w:rFonts w:ascii="BRH Devanagari Extra" w:hAnsi="BRH Devanagari Extra" w:cs="BRH Devanagari Extra"/>
+                <w:color w:val="000000"/>
+                <w:sz w:val="40"/>
+                <w:szCs w:val="40"/>
+              </w:rPr>
+              <w:t>mÉ</w:t>
+            </w:r>
+            <w:r>
+              <w:rPr>
+                <w:rFonts w:ascii="BRH Malayalam Extra" w:hAnsi="BRH Malayalam Extra" w:cs="BRH Devanagari Extra"/>
+                <w:color w:val="000000"/>
+                <w:sz w:val="32"/>
+                <w:szCs w:val="40"/>
+              </w:rPr>
+              <w:t>–</w:t>
+            </w:r>
+            <w:r>
+              <w:rPr>
+                <w:rFonts w:ascii="BRH Devanagari Extra" w:hAnsi="BRH Devanagari Extra" w:cs="BRH Devanagari Extra"/>
+                <w:color w:val="000000"/>
+                <w:sz w:val="40"/>
+                <w:szCs w:val="40"/>
+              </w:rPr>
+              <w:t>zÉÔlÉç. ÌuÉ</w:t>
+            </w:r>
+            <w:r>
+              <w:rPr>
+                <w:rFonts w:ascii="BRH Malayalam Extra" w:hAnsi="BRH Malayalam Extra" w:cs="BRH Devanagari Extra"/>
+                <w:color w:val="000000"/>
+                <w:sz w:val="32"/>
+                <w:szCs w:val="40"/>
+              </w:rPr>
+              <w:t>–</w:t>
+            </w:r>
+            <w:r>
+              <w:rPr>
+                <w:rFonts w:ascii="BRH Devanagari Extra" w:hAnsi="BRH Devanagari Extra" w:cs="BRH Devanagari Extra"/>
+                <w:color w:val="EE0000"/>
+                <w:sz w:val="40"/>
+                <w:szCs w:val="40"/>
+                <w:highlight w:val="yellow"/>
+              </w:rPr>
+              <w:t>iuÉÉ</w:t>
+            </w:r>
+            <w:r>
+              <w:rPr>
+                <w:rFonts w:ascii="BRH Devanagari Extra" w:hAnsi="BRH Devanagari Extra" w:cs="BRH Devanagari Extra"/>
+                <w:color w:val="000000"/>
+                <w:sz w:val="40"/>
+                <w:szCs w:val="40"/>
+              </w:rPr>
+              <w:t xml:space="preserve"> | ÌuÉ</w:t>
+            </w:r>
+            <w:r>
+              <w:rPr>
+                <w:rFonts w:ascii="BRH Malayalam Extra" w:hAnsi="BRH Malayalam Extra" w:cs="BRH Devanagari Extra"/>
+                <w:color w:val="EE0000"/>
+                <w:sz w:val="32"/>
+                <w:szCs w:val="40"/>
+                <w:highlight w:val="yellow"/>
+              </w:rPr>
+              <w:t>–</w:t>
+            </w:r>
+            <w:r>
+              <w:rPr>
+                <w:rFonts w:ascii="BRH Devanagari Extra" w:hAnsi="BRH Devanagari Extra" w:cs="BRH Devanagari Extra"/>
+                <w:color w:val="EE0000"/>
+                <w:sz w:val="40"/>
+                <w:szCs w:val="40"/>
+                <w:highlight w:val="yellow"/>
+              </w:rPr>
+              <w:t>iuÉÉ</w:t>
+            </w:r>
+            <w:r>
+              <w:rPr>
+                <w:rFonts w:ascii="BRH Devanagari Extra" w:hAnsi="BRH Devanagari Extra" w:cs="BRH Devanagari Extra"/>
+                <w:color w:val="000000"/>
+                <w:sz w:val="40"/>
+                <w:szCs w:val="40"/>
+              </w:rPr>
+              <w:t xml:space="preserve">ÅMüÉþqÉrÉliÉ | </w:t>
+            </w:r>
+          </w:p>
+        </w:tc>
+      </w:tr>
+      <w:tr>
+        <w:trPr>
+          <w:trHeight w:val="1387"/>
+        </w:trPr>
+        <w:tc>
+          <w:tcPr>
+            <w:tcW w:w="3828" w:type="dxa"/>
+            <w:tcBorders>
+              <w:top w:val="single" w:sz="4" w:space="0" w:color="000000"/>
+              <w:left w:val="single" w:sz="4" w:space="0" w:color="000000"/>
+              <w:bottom w:val="single" w:sz="4" w:space="0" w:color="000000"/>
+              <w:right w:val="single" w:sz="4" w:space="0" w:color="000000"/>
+            </w:tcBorders>
+          </w:tcPr>
+          <w:p>
+            <w:pPr>
+              <w:widowControl w:val="0"/>
+              <w:tabs>
+                <w:tab w:val="left" w:pos="993"/>
+              </w:tabs>
+              <w:autoSpaceDE w:val="0"/>
+              <w:autoSpaceDN w:val="0"/>
+              <w:adjustRightInd w:val="0"/>
+              <w:spacing w:before="0" w:line="240" w:lineRule="auto"/>
+              <w:ind w:right="297"/>
+              <w:rPr>
+                <w:rFonts w:cs="Arial"/>
+                <w:b/>
+                <w:color w:val="000000"/>
+                <w:sz w:val="28"/>
+                <w:szCs w:val="28"/>
+              </w:rPr>
+            </w:pPr>
+            <w:r>
+              <w:rPr>
+                <w:rFonts w:cs="Arial"/>
+                <w:b/>
+                <w:color w:val="000000"/>
+                <w:sz w:val="28"/>
+                <w:szCs w:val="28"/>
+              </w:rPr>
+              <w:t>T.S.6.2.8.2– Kramam</w:t>
+            </w:r>
+          </w:p>
+          <w:p>
+            <w:pPr>
+              <w:widowControl w:val="0"/>
+              <w:tabs>
+                <w:tab w:val="left" w:pos="993"/>
+              </w:tabs>
+              <w:autoSpaceDE w:val="0"/>
+              <w:autoSpaceDN w:val="0"/>
+              <w:adjustRightInd w:val="0"/>
+              <w:spacing w:before="0" w:line="240" w:lineRule="auto"/>
+              <w:ind w:right="297"/>
+              <w:rPr>
+                <w:rFonts w:cs="Arial"/>
+                <w:b/>
+                <w:color w:val="000000"/>
+                <w:sz w:val="28"/>
+                <w:szCs w:val="28"/>
+                <w:lang w:val="en-IN"/>
+              </w:rPr>
+            </w:pPr>
+            <w:r>
+              <w:rPr>
+                <w:rFonts w:cs="Arial"/>
+                <w:b/>
+                <w:color w:val="000000"/>
+                <w:sz w:val="28"/>
+                <w:szCs w:val="28"/>
+                <w:lang w:val="en-IN"/>
+              </w:rPr>
+              <w:t xml:space="preserve">Krama Vaakyam No.– </w:t>
+            </w:r>
+            <w:r>
+              <w:rPr>
+                <w:rFonts w:cs="Arial"/>
+                <w:b/>
+                <w:color w:val="000000"/>
+                <w:sz w:val="28"/>
+                <w:szCs w:val="28"/>
+                <w:lang w:val="en-IN"/>
+              </w:rPr>
+              <w:t>39 &amp; 41</w:t>
+            </w:r>
+          </w:p>
+          <w:p>
+            <w:pPr>
+              <w:widowControl w:val="0"/>
+              <w:tabs>
+                <w:tab w:val="left" w:pos="993"/>
+              </w:tabs>
+              <w:autoSpaceDE w:val="0"/>
+              <w:autoSpaceDN w:val="0"/>
+              <w:adjustRightInd w:val="0"/>
+              <w:spacing w:before="0" w:line="240" w:lineRule="auto"/>
+              <w:ind w:right="297"/>
+              <w:rPr>
+                <w:rFonts w:cs="Arial"/>
+                <w:b/>
+                <w:color w:val="000000"/>
+                <w:sz w:val="28"/>
+                <w:szCs w:val="28"/>
+              </w:rPr>
+            </w:pPr>
+            <w:r>
+              <w:rPr>
+                <w:rFonts w:cs="Arial"/>
+                <w:b/>
+                <w:color w:val="000000"/>
+                <w:sz w:val="28"/>
+                <w:szCs w:val="28"/>
+                <w:lang w:val="it-IT"/>
+              </w:rPr>
+              <w:t>Panchaati No. - 40</w:t>
+            </w:r>
+          </w:p>
+        </w:tc>
+        <w:tc>
+          <w:tcPr>
+            <w:tcW w:w="4678" w:type="dxa"/>
+            <w:tcBorders>
+              <w:top w:val="single" w:sz="4" w:space="0" w:color="000000"/>
+              <w:left w:val="single" w:sz="4" w:space="0" w:color="000000"/>
+              <w:bottom w:val="single" w:sz="4" w:space="0" w:color="000000"/>
+              <w:right w:val="single" w:sz="4" w:space="0" w:color="000000"/>
+            </w:tcBorders>
+          </w:tcPr>
+          <w:p>
+            <w:pPr>
+              <w:widowControl w:val="0"/>
+              <w:autoSpaceDE w:val="0"/>
+              <w:autoSpaceDN w:val="0"/>
+              <w:adjustRightInd w:val="0"/>
+              <w:spacing w:line="252" w:lineRule="auto"/>
+              <w:rPr>
+                <w:rFonts w:ascii="BRH Devanagari Extra" w:hAnsi="BRH Devanagari Extra" w:cs="BRH Devanagari Extra"/>
+                <w:color w:val="000000"/>
+                <w:sz w:val="40"/>
+                <w:szCs w:val="40"/>
+              </w:rPr>
+            </w:pPr>
+            <w:r>
+              <w:rPr>
+                <w:rFonts w:ascii="BRH Devanagari Extra" w:hAnsi="BRH Devanagari Extra" w:cs="BRH Devanagari Extra"/>
+                <w:color w:val="000000"/>
+                <w:sz w:val="40"/>
+                <w:szCs w:val="40"/>
+              </w:rPr>
+              <w:t>mÉë</w:t>
+            </w:r>
+            <w:r>
+              <w:rPr>
+                <w:rFonts w:ascii="BRH Malayalam Extra" w:hAnsi="BRH Malayalam Extra" w:cs="BRH Devanagari Extra"/>
+                <w:color w:val="000000"/>
+                <w:sz w:val="32"/>
+                <w:szCs w:val="40"/>
+              </w:rPr>
+              <w:t>–</w:t>
+            </w:r>
+            <w:r>
+              <w:rPr>
+                <w:rFonts w:ascii="BRH Devanagari Extra" w:hAnsi="BRH Devanagari Extra" w:cs="BRH Devanagari Extra"/>
+                <w:color w:val="000000"/>
+                <w:sz w:val="40"/>
+                <w:szCs w:val="40"/>
+              </w:rPr>
+              <w:t>ÌiÉ</w:t>
+            </w:r>
+            <w:r>
+              <w:rPr>
+                <w:rFonts w:ascii="BRH Malayalam Extra" w:hAnsi="BRH Malayalam Extra" w:cs="BRH Devanagari Extra"/>
+                <w:color w:val="000000"/>
+                <w:sz w:val="32"/>
+                <w:szCs w:val="40"/>
+              </w:rPr>
+              <w:t>–</w:t>
+            </w:r>
+            <w:r>
+              <w:rPr>
+                <w:rFonts w:ascii="BRH Devanagari Extra" w:hAnsi="BRH Devanagari Extra" w:cs="BRH Devanagari Extra"/>
+                <w:color w:val="000000"/>
+                <w:sz w:val="40"/>
+                <w:szCs w:val="40"/>
+              </w:rPr>
+              <w:t>¸ÉqÉç ÆÌuÉ</w:t>
+            </w:r>
+            <w:r>
+              <w:rPr>
+                <w:rFonts w:ascii="BRH Malayalam Extra" w:hAnsi="BRH Malayalam Extra" w:cs="BRH Devanagari Extra"/>
+                <w:color w:val="EE0000"/>
+                <w:sz w:val="32"/>
+                <w:szCs w:val="40"/>
+                <w:highlight w:val="yellow"/>
+              </w:rPr>
+              <w:t>–</w:t>
+            </w:r>
+            <w:r>
+              <w:rPr>
+                <w:rFonts w:ascii="BRH Devanagari Extra" w:hAnsi="BRH Devanagari Extra" w:cs="BRH Devanagari Extra"/>
+                <w:color w:val="EE0000"/>
+                <w:sz w:val="40"/>
+                <w:szCs w:val="40"/>
+                <w:highlight w:val="yellow"/>
+              </w:rPr>
+              <w:t>iuÉÉ</w:t>
+            </w:r>
+            <w:r>
+              <w:rPr>
+                <w:rFonts w:ascii="BRH Devanagari Extra" w:hAnsi="BRH Devanagari Extra" w:cs="BRH Devanagari Extra"/>
+                <w:color w:val="000000"/>
+                <w:sz w:val="40"/>
+                <w:szCs w:val="40"/>
+              </w:rPr>
+              <w:t xml:space="preserve"> | </w:t>
+            </w:r>
+          </w:p>
+          <w:p>
+            <w:pPr>
+              <w:widowControl w:val="0"/>
+              <w:autoSpaceDE w:val="0"/>
+              <w:autoSpaceDN w:val="0"/>
+              <w:adjustRightInd w:val="0"/>
+              <w:spacing w:before="0" w:line="240" w:lineRule="auto"/>
+              <w:rPr>
+                <w:rFonts w:ascii="Latha" w:hAnsi="Latha" w:cs="Latha"/>
+                <w:sz w:val="28"/>
+                <w:szCs w:val="28"/>
+                <w:cs/>
+                <w:lang w:bidi="ta-IN"/>
+              </w:rPr>
+            </w:pPr>
+            <w:r>
+              <w:rPr>
+                <w:rFonts w:ascii="BRH Devanagari Extra" w:hAnsi="BRH Devanagari Extra" w:cs="BRH Devanagari Extra"/>
+                <w:color w:val="000000"/>
+                <w:sz w:val="40"/>
+                <w:szCs w:val="40"/>
+              </w:rPr>
+              <w:t>mÉë</w:t>
+            </w:r>
+            <w:r>
+              <w:rPr>
+                <w:rFonts w:ascii="BRH Malayalam Extra" w:hAnsi="BRH Malayalam Extra" w:cs="BRH Devanagari Extra"/>
+                <w:color w:val="000000"/>
+                <w:sz w:val="32"/>
+                <w:szCs w:val="40"/>
+              </w:rPr>
+              <w:t>–</w:t>
+            </w:r>
+            <w:r>
+              <w:rPr>
+                <w:rFonts w:ascii="BRH Devanagari Extra" w:hAnsi="BRH Devanagari Extra" w:cs="BRH Devanagari Extra"/>
+                <w:color w:val="000000"/>
+                <w:sz w:val="40"/>
+                <w:szCs w:val="40"/>
+              </w:rPr>
+              <w:t>ÌiÉ</w:t>
+            </w:r>
+            <w:r>
+              <w:rPr>
+                <w:rFonts w:ascii="BRH Malayalam Extra" w:hAnsi="BRH Malayalam Extra" w:cs="BRH Devanagari Extra"/>
+                <w:color w:val="000000"/>
+                <w:sz w:val="32"/>
+                <w:szCs w:val="40"/>
+              </w:rPr>
+              <w:t>–</w:t>
+            </w:r>
+            <w:r>
+              <w:rPr>
+                <w:rFonts w:ascii="BRH Devanagari Extra" w:hAnsi="BRH Devanagari Extra" w:cs="BRH Devanagari Extra"/>
+                <w:color w:val="000000"/>
+                <w:sz w:val="40"/>
+                <w:szCs w:val="40"/>
+              </w:rPr>
+              <w:t xml:space="preserve">¸ÉÍqÉÌiÉþ mÉëÌiÉ - xjÉÉqÉç | </w:t>
+            </w:r>
+            <w:r>
+              <w:rPr>
+                <w:rFonts w:ascii="BRH Devanagari Extra" w:hAnsi="BRH Devanagari Extra" w:cs="BRH Devanagari Extra"/>
+                <w:color w:val="000000"/>
+                <w:sz w:val="40"/>
+                <w:szCs w:val="40"/>
+              </w:rPr>
+              <w:br/>
+            </w:r>
+            <w:r>
+              <w:rPr>
+                <w:rFonts w:ascii="BRH Devanagari Extra" w:hAnsi="BRH Devanagari Extra" w:cs="BRH Devanagari Extra"/>
+                <w:color w:val="000000"/>
+                <w:sz w:val="40"/>
+                <w:szCs w:val="40"/>
+              </w:rPr>
+              <w:t>ÌuÉ</w:t>
+            </w:r>
+            <w:r>
+              <w:rPr>
+                <w:rFonts w:ascii="BRH Malayalam Extra" w:hAnsi="BRH Malayalam Extra" w:cs="BRH Devanagari Extra"/>
+                <w:color w:val="000000"/>
+                <w:sz w:val="32"/>
+                <w:szCs w:val="40"/>
+              </w:rPr>
+              <w:t>–</w:t>
+            </w:r>
+            <w:r>
+              <w:rPr>
+                <w:rFonts w:ascii="BRH Devanagari Extra" w:hAnsi="BRH Devanagari Extra" w:cs="BRH Devanagari Extra"/>
+                <w:color w:val="EE0000"/>
+                <w:sz w:val="40"/>
+                <w:szCs w:val="40"/>
+                <w:highlight w:val="yellow"/>
+              </w:rPr>
+              <w:t>iuÉÉ</w:t>
+            </w:r>
+            <w:r>
+              <w:rPr>
+                <w:rFonts w:ascii="BRH Devanagari Extra" w:hAnsi="BRH Devanagari Extra" w:cs="BRH Devanagari Extra"/>
+                <w:color w:val="000000"/>
+                <w:sz w:val="40"/>
+                <w:szCs w:val="40"/>
+              </w:rPr>
+              <w:t>ÅMüÉþqÉrÉliÉ |</w:t>
+            </w:r>
+            <w:r>
+              <w:rPr>
+                <w:rFonts w:ascii="Latha" w:hAnsi="Latha" w:cs="Latha"/>
+                <w:sz w:val="28"/>
+                <w:szCs w:val="28"/>
+                <w:lang w:bidi="ta-IN"/>
+              </w:rPr>
+              <w:t xml:space="preserve"> </w:t>
+            </w:r>
+          </w:p>
+        </w:tc>
+        <w:tc>
+          <w:tcPr>
+            <w:tcW w:w="5244" w:type="dxa"/>
+            <w:tcBorders>
+              <w:top w:val="single" w:sz="4" w:space="0" w:color="000000"/>
+              <w:left w:val="single" w:sz="4" w:space="0" w:color="000000"/>
+              <w:bottom w:val="single" w:sz="4" w:space="0" w:color="000000"/>
+              <w:right w:val="single" w:sz="4" w:space="0" w:color="000000"/>
+            </w:tcBorders>
+          </w:tcPr>
+          <w:p>
+            <w:pPr>
+              <w:widowControl w:val="0"/>
+              <w:autoSpaceDE w:val="0"/>
+              <w:autoSpaceDN w:val="0"/>
+              <w:adjustRightInd w:val="0"/>
+              <w:spacing w:line="252" w:lineRule="auto"/>
+              <w:rPr>
+                <w:rFonts w:ascii="BRH Devanagari Extra" w:hAnsi="BRH Devanagari Extra" w:cs="BRH Devanagari Extra"/>
+                <w:color w:val="000000"/>
+                <w:sz w:val="40"/>
+                <w:szCs w:val="40"/>
+              </w:rPr>
+            </w:pPr>
+            <w:r>
+              <w:rPr>
+                <w:rFonts w:ascii="BRH Devanagari Extra" w:hAnsi="BRH Devanagari Extra" w:cs="BRH Devanagari Extra"/>
+                <w:color w:val="000000"/>
+                <w:sz w:val="40"/>
+                <w:szCs w:val="40"/>
+              </w:rPr>
+              <w:t>mÉë</w:t>
+            </w:r>
+            <w:r>
+              <w:rPr>
+                <w:rFonts w:ascii="BRH Malayalam Extra" w:hAnsi="BRH Malayalam Extra" w:cs="BRH Devanagari Extra"/>
+                <w:color w:val="000000"/>
+                <w:sz w:val="32"/>
+                <w:szCs w:val="40"/>
+              </w:rPr>
+              <w:t>–</w:t>
+            </w:r>
+            <w:r>
+              <w:rPr>
+                <w:rFonts w:ascii="BRH Devanagari Extra" w:hAnsi="BRH Devanagari Extra" w:cs="BRH Devanagari Extra"/>
+                <w:color w:val="000000"/>
+                <w:sz w:val="40"/>
+                <w:szCs w:val="40"/>
+              </w:rPr>
+              <w:t>ÌiÉ</w:t>
+            </w:r>
+            <w:r>
+              <w:rPr>
+                <w:rFonts w:ascii="BRH Malayalam Extra" w:hAnsi="BRH Malayalam Extra" w:cs="BRH Devanagari Extra"/>
+                <w:color w:val="000000"/>
+                <w:sz w:val="32"/>
+                <w:szCs w:val="40"/>
+              </w:rPr>
+              <w:t>–</w:t>
+            </w:r>
+            <w:r>
+              <w:rPr>
+                <w:rFonts w:ascii="BRH Devanagari Extra" w:hAnsi="BRH Devanagari Extra" w:cs="BRH Devanagari Extra"/>
+                <w:color w:val="000000"/>
+                <w:sz w:val="40"/>
+                <w:szCs w:val="40"/>
+              </w:rPr>
+              <w:t>¸ÉqÉç ÆÌuÉ</w:t>
+            </w:r>
+            <w:r>
+              <w:rPr>
+                <w:rFonts w:ascii="BRH Malayalam Extra" w:hAnsi="BRH Malayalam Extra" w:cs="BRH Devanagari Extra"/>
+                <w:color w:val="EE0000"/>
+                <w:sz w:val="32"/>
+                <w:szCs w:val="40"/>
+                <w:highlight w:val="yellow"/>
+              </w:rPr>
+              <w:t>–</w:t>
+            </w:r>
+            <w:r>
+              <w:rPr>
+                <w:rFonts w:ascii="BRH Devanagari Extra" w:hAnsi="BRH Devanagari Extra" w:cs="BRH Devanagari Extra"/>
+                <w:color w:val="EE0000"/>
+                <w:sz w:val="40"/>
+                <w:szCs w:val="40"/>
+                <w:highlight w:val="yellow"/>
+              </w:rPr>
+              <w:t>iuÉÉ</w:t>
+            </w:r>
+            <w:r>
+              <w:rPr>
+                <w:rFonts w:ascii="BRH Devanagari Extra" w:hAnsi="BRH Devanagari Extra" w:cs="BRH Devanagari Extra"/>
+                <w:color w:val="000000"/>
+                <w:sz w:val="40"/>
+                <w:szCs w:val="40"/>
+              </w:rPr>
+              <w:t xml:space="preserve"> | </w:t>
+            </w:r>
+          </w:p>
+          <w:p>
+            <w:pPr>
+              <w:autoSpaceDE w:val="0"/>
+              <w:autoSpaceDN w:val="0"/>
+              <w:adjustRightInd w:val="0"/>
+              <w:spacing w:before="0" w:line="240" w:lineRule="auto"/>
+              <w:rPr>
+                <w:rFonts w:ascii="Latha" w:hAnsi="Latha" w:cs="Latha"/>
+                <w:sz w:val="28"/>
+                <w:szCs w:val="28"/>
+                <w:cs/>
+                <w:lang w:bidi="ta-IN"/>
+              </w:rPr>
+            </w:pPr>
+            <w:r>
+              <w:rPr>
+                <w:rFonts w:ascii="BRH Devanagari Extra" w:hAnsi="BRH Devanagari Extra" w:cs="BRH Devanagari Extra"/>
+                <w:color w:val="000000"/>
+                <w:sz w:val="40"/>
+                <w:szCs w:val="40"/>
+              </w:rPr>
+              <w:t>mÉë</w:t>
+            </w:r>
+            <w:r>
+              <w:rPr>
+                <w:rFonts w:ascii="BRH Malayalam Extra" w:hAnsi="BRH Malayalam Extra" w:cs="BRH Devanagari Extra"/>
+                <w:color w:val="000000"/>
+                <w:sz w:val="32"/>
+                <w:szCs w:val="40"/>
+              </w:rPr>
+              <w:t>–</w:t>
+            </w:r>
+            <w:r>
+              <w:rPr>
+                <w:rFonts w:ascii="BRH Devanagari Extra" w:hAnsi="BRH Devanagari Extra" w:cs="BRH Devanagari Extra"/>
+                <w:color w:val="000000"/>
+                <w:sz w:val="40"/>
+                <w:szCs w:val="40"/>
+              </w:rPr>
+              <w:t>ÌiÉ</w:t>
+            </w:r>
+            <w:r>
+              <w:rPr>
+                <w:rFonts w:ascii="BRH Malayalam Extra" w:hAnsi="BRH Malayalam Extra" w:cs="BRH Devanagari Extra"/>
+                <w:color w:val="000000"/>
+                <w:sz w:val="32"/>
+                <w:szCs w:val="40"/>
+              </w:rPr>
+              <w:t>–</w:t>
+            </w:r>
+            <w:r>
+              <w:rPr>
+                <w:rFonts w:ascii="BRH Devanagari Extra" w:hAnsi="BRH Devanagari Extra" w:cs="BRH Devanagari Extra"/>
+                <w:color w:val="000000"/>
+                <w:sz w:val="40"/>
+                <w:szCs w:val="40"/>
+              </w:rPr>
+              <w:t>¸ÉÍqÉÌiÉþ mÉëÌiÉ - xjÉÉqÉç | ÌuÉ</w:t>
+            </w:r>
+            <w:r>
+              <w:rPr>
+                <w:rFonts w:ascii="BRH Malayalam Extra" w:hAnsi="BRH Malayalam Extra" w:cs="BRH Devanagari Extra"/>
+                <w:color w:val="000000"/>
+                <w:sz w:val="32"/>
+                <w:szCs w:val="40"/>
+              </w:rPr>
+              <w:t>–</w:t>
+            </w:r>
+            <w:r>
+              <w:rPr>
+                <w:rFonts w:ascii="BRH Devanagari Extra" w:hAnsi="BRH Devanagari Extra" w:cs="BRH Devanagari Extra"/>
+                <w:color w:val="EE0000"/>
+                <w:sz w:val="40"/>
+                <w:szCs w:val="40"/>
+                <w:highlight w:val="yellow"/>
+              </w:rPr>
+              <w:t>iuÉÉ</w:t>
+            </w:r>
+            <w:r>
+              <w:rPr>
+                <w:rFonts w:ascii="BRH Devanagari Extra" w:hAnsi="BRH Devanagari Extra" w:cs="BRH Devanagari Extra"/>
+                <w:color w:val="000000"/>
+                <w:sz w:val="40"/>
+                <w:szCs w:val="40"/>
+              </w:rPr>
+              <w:t>ÅMüÉþqÉrÉliÉ |</w:t>
+            </w:r>
+          </w:p>
+        </w:tc>
+      </w:tr>
+      <w:tr>
+        <w:trPr>
           <w:trHeight w:val="1111"/>
         </w:trPr>
         <w:tc>
@@ -855,6 +2142,7 @@
                 <w:sz w:val="28"/>
                 <w:szCs w:val="32"/>
               </w:rPr>
+              <w:lastRenderedPageBreak/>
               <w:t>T.S.</w:t>
             </w:r>
             <w:r>
@@ -1658,97 +2946,6 @@
           </w:p>
         </w:tc>
       </w:tr>
-      <w:tr>
-        <w:trPr>
-          <w:trHeight w:val="1671"/>
-        </w:trPr>
-        <w:tc>
-          <w:tcPr>
-            <w:tcW w:w="3828" w:type="dxa"/>
-            <w:tcBorders>
-              <w:top w:val="single" w:sz="4" w:space="0" w:color="000000"/>
-              <w:left w:val="single" w:sz="4" w:space="0" w:color="000000"/>
-              <w:bottom w:val="single" w:sz="4" w:space="0" w:color="auto"/>
-              <w:right w:val="single" w:sz="4" w:space="0" w:color="000000"/>
-            </w:tcBorders>
-          </w:tcPr>
-          <w:p>
-            <w:pPr>
-              <w:widowControl w:val="0"/>
-              <w:tabs>
-                <w:tab w:val="left" w:pos="993"/>
-              </w:tabs>
-              <w:autoSpaceDE w:val="0"/>
-              <w:autoSpaceDN w:val="0"/>
-              <w:adjustRightInd w:val="0"/>
-              <w:spacing w:before="0" w:line="240" w:lineRule="auto"/>
-              <w:ind w:right="297"/>
-              <w:rPr>
-                <w:rFonts w:cs="Arial"/>
-                <w:b/>
-                <w:color w:val="000000"/>
-                <w:sz w:val="28"/>
-                <w:szCs w:val="32"/>
-                <w:lang w:val="it-IT"/>
-              </w:rPr>
-            </w:pPr>
-          </w:p>
-        </w:tc>
-        <w:tc>
-          <w:tcPr>
-            <w:tcW w:w="4678" w:type="dxa"/>
-            <w:tcBorders>
-              <w:top w:val="single" w:sz="4" w:space="0" w:color="000000"/>
-              <w:left w:val="single" w:sz="4" w:space="0" w:color="000000"/>
-              <w:bottom w:val="single" w:sz="4" w:space="0" w:color="auto"/>
-              <w:right w:val="single" w:sz="4" w:space="0" w:color="000000"/>
-            </w:tcBorders>
-          </w:tcPr>
-          <w:p>
-            <w:pPr>
-              <w:widowControl w:val="0"/>
-              <w:autoSpaceDE w:val="0"/>
-              <w:autoSpaceDN w:val="0"/>
-              <w:adjustRightInd w:val="0"/>
-              <w:spacing w:before="0" w:line="240" w:lineRule="auto"/>
-              <w:rPr>
-                <w:rFonts w:ascii="BRH Devanagari Extra" w:hAnsi="BRH Devanagari Extra" w:cs="BRH Devanagari Extra"/>
-                <w:color w:val="000000"/>
-                <w:sz w:val="40"/>
-                <w:szCs w:val="40"/>
-                <w:lang w:val="it-IT"/>
-              </w:rPr>
-            </w:pPr>
-          </w:p>
-        </w:tc>
-        <w:tc>
-          <w:tcPr>
-            <w:tcW w:w="5244" w:type="dxa"/>
-            <w:tcBorders>
-              <w:top w:val="single" w:sz="4" w:space="0" w:color="000000"/>
-              <w:left w:val="single" w:sz="4" w:space="0" w:color="000000"/>
-              <w:bottom w:val="single" w:sz="4" w:space="0" w:color="auto"/>
-              <w:right w:val="single" w:sz="4" w:space="0" w:color="000000"/>
-            </w:tcBorders>
-          </w:tcPr>
-          <w:p>
-            <w:pPr>
-              <w:widowControl w:val="0"/>
-              <w:autoSpaceDE w:val="0"/>
-              <w:autoSpaceDN w:val="0"/>
-              <w:adjustRightInd w:val="0"/>
-              <w:spacing w:before="0" w:line="240" w:lineRule="auto"/>
-              <w:rPr>
-                <w:rFonts w:ascii="BRH Devanagari Extra" w:hAnsi="BRH Devanagari Extra" w:cs="BRH Devanagari Extra"/>
-                <w:color w:val="000000"/>
-                <w:sz w:val="40"/>
-                <w:szCs w:val="40"/>
-                <w:lang w:val="it-IT"/>
-              </w:rPr>
-            </w:pPr>
-          </w:p>
-        </w:tc>
-      </w:tr>
     </w:tbl>
     <w:p>
       <w:pPr>
@@ -1762,6 +2959,17 @@
           <w:lang w:val="it-IT"/>
         </w:rPr>
       </w:pPr>
+      <w:r>
+        <w:rPr>
+          <w:b/>
+          <w:bCs/>
+          <w:sz w:val="32"/>
+          <w:szCs w:val="32"/>
+          <w:u w:val="single"/>
+          <w:lang w:val="it-IT"/>
+        </w:rPr>
+        <w:t>============================================</w:t>
+      </w:r>
     </w:p>
     <w:p>
       <w:pPr>
@@ -1947,7 +3155,6 @@
                 <w:sz w:val="32"/>
                 <w:szCs w:val="32"/>
               </w:rPr>
-              <w:lastRenderedPageBreak/>
               <w:t>Section, Paragraph</w:t>
             </w:r>
           </w:p>
@@ -2558,6 +3765,9 @@
     </w:tbl>
     <w:p>
       <w:pPr>
+        <w:pBdr>
+          <w:bottom w:val="double" w:sz="6" w:space="1" w:color="auto"/>
+        </w:pBdr>
         <w:jc w:val="center"/>
         <w:rPr>
           <w:b/>
@@ -2567,7 +3777,10 @@
           <w:u w:val="single"/>
         </w:rPr>
       </w:pPr>
-      <w:r>
+    </w:p>
+    <w:p>
+      <w:pPr>
+        <w:jc w:val="center"/>
         <w:rPr>
           <w:b/>
           <w:bCs/>
@@ -2575,8 +3788,43 @@
           <w:szCs w:val="32"/>
           <w:u w:val="single"/>
         </w:rPr>
-        <w:t>==========</w:t>
-      </w:r>
+      </w:pPr>
+    </w:p>
+    <w:p>
+      <w:pPr>
+        <w:jc w:val="center"/>
+        <w:rPr>
+          <w:b/>
+          <w:bCs/>
+          <w:sz w:val="32"/>
+          <w:szCs w:val="32"/>
+          <w:u w:val="single"/>
+        </w:rPr>
+      </w:pPr>
+    </w:p>
+    <w:p>
+      <w:pPr>
+        <w:jc w:val="center"/>
+        <w:rPr>
+          <w:b/>
+          <w:bCs/>
+          <w:sz w:val="32"/>
+          <w:szCs w:val="32"/>
+          <w:u w:val="single"/>
+        </w:rPr>
+      </w:pPr>
+    </w:p>
+    <w:p>
+      <w:pPr>
+        <w:jc w:val="center"/>
+        <w:rPr>
+          <w:b/>
+          <w:bCs/>
+          <w:sz w:val="32"/>
+          <w:szCs w:val="32"/>
+          <w:u w:val="single"/>
+        </w:rPr>
+      </w:pPr>
     </w:p>
     <w:p>
       <w:pPr>
@@ -2597,6 +3845,7 @@
           <w:szCs w:val="32"/>
           <w:u w:val="single"/>
         </w:rPr>
+        <w:lastRenderedPageBreak/>
         <w:t xml:space="preserve">TS </w:t>
       </w:r>
       <w:r>
@@ -2745,12 +3994,16 @@
               <w:spacing w:before="0" w:line="240" w:lineRule="auto"/>
               <w:jc w:val="center"/>
               <w:rPr>
-                <w:sz w:val="32"/>
-                <w:szCs w:val="32"/>
-              </w:rPr>
-            </w:pPr>
-            <w:r>
-              <w:rPr>
+                <w:b/>
+                <w:bCs/>
+                <w:sz w:val="32"/>
+                <w:szCs w:val="32"/>
+              </w:rPr>
+            </w:pPr>
+            <w:r>
+              <w:rPr>
+                <w:b/>
+                <w:bCs/>
                 <w:sz w:val="32"/>
                 <w:szCs w:val="32"/>
               </w:rPr>
@@ -2762,12 +4015,16 @@
               <w:spacing w:before="0" w:line="240" w:lineRule="auto"/>
               <w:jc w:val="center"/>
               <w:rPr>
-                <w:sz w:val="32"/>
-                <w:szCs w:val="32"/>
-              </w:rPr>
-            </w:pPr>
-            <w:r>
-              <w:rPr>
+                <w:b/>
+                <w:bCs/>
+                <w:sz w:val="32"/>
+                <w:szCs w:val="32"/>
+              </w:rPr>
+            </w:pPr>
+            <w:r>
+              <w:rPr>
+                <w:b/>
+                <w:bCs/>
                 <w:sz w:val="32"/>
                 <w:szCs w:val="32"/>
               </w:rPr>
@@ -2784,12 +4041,16 @@
               <w:spacing w:before="0" w:line="240" w:lineRule="auto"/>
               <w:jc w:val="center"/>
               <w:rPr>
-                <w:sz w:val="32"/>
-                <w:szCs w:val="32"/>
-              </w:rPr>
-            </w:pPr>
-            <w:r>
-              <w:rPr>
+                <w:b/>
+                <w:bCs/>
+                <w:sz w:val="32"/>
+                <w:szCs w:val="32"/>
+              </w:rPr>
+            </w:pPr>
+            <w:r>
+              <w:rPr>
+                <w:b/>
+                <w:bCs/>
                 <w:sz w:val="32"/>
                 <w:szCs w:val="32"/>
               </w:rPr>
@@ -2807,12 +4068,16 @@
               <w:ind w:right="-18"/>
               <w:jc w:val="center"/>
               <w:rPr>
-                <w:sz w:val="32"/>
-                <w:szCs w:val="32"/>
-              </w:rPr>
-            </w:pPr>
-            <w:r>
-              <w:rPr>
+                <w:b/>
+                <w:bCs/>
+                <w:sz w:val="32"/>
+                <w:szCs w:val="32"/>
+              </w:rPr>
+            </w:pPr>
+            <w:r>
+              <w:rPr>
+                <w:b/>
+                <w:bCs/>
                 <w:sz w:val="32"/>
                 <w:szCs w:val="32"/>
               </w:rPr>
@@ -4145,7 +5410,6 @@
                 <w:sz w:val="28"/>
                 <w:szCs w:val="32"/>
               </w:rPr>
-              <w:lastRenderedPageBreak/>
               <w:t>T.S.6.2.3.1 – Kramam</w:t>
             </w:r>
           </w:p>
@@ -4758,6 +6022,7 @@
                 <w:sz w:val="28"/>
                 <w:szCs w:val="32"/>
               </w:rPr>
+              <w:lastRenderedPageBreak/>
               <w:t>T.S.6.2.3.3 – Kramam</w:t>
             </w:r>
           </w:p>
@@ -5302,17 +6567,7 @@
                 <w:sz w:val="40"/>
                 <w:szCs w:val="40"/>
               </w:rPr>
-              <w:t xml:space="preserve">ëÉiÉ×þurÉÉlÉç </w:t>
-            </w:r>
-            <w:proofErr w:type="gramStart"/>
-            <w:r>
-              <w:rPr>
-                <w:rFonts w:ascii="BRH Devanagari Extra" w:hAnsi="BRH Devanagari Extra" w:cs="BRH Devanagari Extra"/>
-                <w:color w:val="000000"/>
-                <w:sz w:val="40"/>
-                <w:szCs w:val="40"/>
-              </w:rPr>
-              <w:t xml:space="preserve">| </w:t>
+              <w:t xml:space="preserve">ëÉiÉ×þurÉÉlÉç | </w:t>
             </w:r>
             <w:r>
               <w:rPr>
@@ -5324,7 +6579,6 @@
               </w:rPr>
               <w:t xml:space="preserve"> (</w:t>
             </w:r>
-            <w:proofErr w:type="gramEnd"/>
             <w:r>
               <w:rPr>
                 <w:b/>
@@ -5399,31 +6653,22 @@
                 <w:b/>
                 <w:bCs/>
               </w:rPr>
-              <w:t xml:space="preserve">Separator </w:t>
-            </w:r>
-            <w:proofErr w:type="gramStart"/>
+              <w:t>Separator removed</w:t>
+            </w:r>
             <w:r>
               <w:rPr>
                 <w:b/>
                 <w:bCs/>
               </w:rPr>
-              <w:t>removed</w:t>
+              <w:t xml:space="preserve"> </w:t>
             </w:r>
             <w:r>
               <w:rPr>
                 <w:b/>
                 <w:bCs/>
               </w:rPr>
-              <w:t xml:space="preserve"> </w:t>
-            </w:r>
-            <w:r>
-              <w:rPr>
-                <w:b/>
-                <w:bCs/>
-              </w:rPr>
               <w:t>)</w:t>
             </w:r>
-            <w:proofErr w:type="gramEnd"/>
           </w:p>
         </w:tc>
       </w:tr>
@@ -6063,7 +7308,6 @@
                 <w:sz w:val="28"/>
                 <w:szCs w:val="32"/>
               </w:rPr>
-              <w:lastRenderedPageBreak/>
               <w:t>T.S.6.2.4.5 – Kramam</w:t>
             </w:r>
           </w:p>
@@ -6839,6 +8083,7 @@
                 <w:sz w:val="28"/>
                 <w:szCs w:val="32"/>
               </w:rPr>
+              <w:lastRenderedPageBreak/>
               <w:t>T.S.6.2.6.3 – Kramam</w:t>
             </w:r>
           </w:p>
@@ -7914,7 +9159,6 @@
                 <w:sz w:val="28"/>
                 <w:szCs w:val="32"/>
               </w:rPr>
-              <w:lastRenderedPageBreak/>
               <w:t>T.S.6.2.8.5 – Kramam</w:t>
             </w:r>
           </w:p>
@@ -8864,6 +10108,7 @@
                 <w:sz w:val="40"/>
                 <w:szCs w:val="40"/>
               </w:rPr>
+              <w:lastRenderedPageBreak/>
               <w:t>S</w:t>
             </w:r>
             <w:r>
@@ -8926,6 +10171,7 @@
                 <w:sz w:val="40"/>
                 <w:szCs w:val="40"/>
               </w:rPr>
+              <w:lastRenderedPageBreak/>
               <w:t>AuÉþ ÂlkÉå | Â</w:t>
             </w:r>
             <w:r>
@@ -9010,6 +10256,7 @@
                 <w:sz w:val="40"/>
                 <w:szCs w:val="40"/>
               </w:rPr>
+              <w:lastRenderedPageBreak/>
               <w:t>S</w:t>
             </w:r>
             <w:r>
@@ -9095,6 +10342,7 @@
                 <w:sz w:val="28"/>
                 <w:szCs w:val="32"/>
               </w:rPr>
+              <w:lastRenderedPageBreak/>
               <w:t>T.S.6.2.11.3 – Kramam</w:t>
             </w:r>
           </w:p>
@@ -9452,16 +10700,7 @@
           <w:bCs/>
           <w:sz w:val="32"/>
         </w:rPr>
-        <w:t xml:space="preserve">replaced </w:t>
-      </w:r>
-      <w:proofErr w:type="gramStart"/>
-      <w:r>
-        <w:rPr>
-          <w:b/>
-          <w:bCs/>
-          <w:sz w:val="32"/>
-        </w:rPr>
-        <w:t>with</w:t>
+        <w:t>replaced with</w:t>
       </w:r>
       <w:r>
         <w:rPr>
@@ -9483,7 +10722,6 @@
         </w:rPr>
         <w:t>"</w:t>
       </w:r>
-      <w:proofErr w:type="gramEnd"/>
       <w:r>
         <w:rPr>
           <w:rFonts w:ascii="BRH Devanagari" w:hAnsi="BRH Devanagari" w:cs="BRH Devanagari"/>
@@ -9547,54 +10785,6 @@
           <w:u w:val="single"/>
         </w:rPr>
       </w:pPr>
-    </w:p>
-    <w:p>
-      <w:pPr>
-        <w:jc w:val="center"/>
-        <w:rPr>
-          <w:b/>
-          <w:bCs/>
-          <w:sz w:val="32"/>
-          <w:szCs w:val="32"/>
-          <w:u w:val="single"/>
-        </w:rPr>
-      </w:pPr>
-    </w:p>
-    <w:p>
-      <w:pPr>
-        <w:jc w:val="center"/>
-        <w:rPr>
-          <w:b/>
-          <w:bCs/>
-          <w:sz w:val="32"/>
-          <w:szCs w:val="32"/>
-          <w:u w:val="single"/>
-        </w:rPr>
-      </w:pPr>
-    </w:p>
-    <w:p>
-      <w:pPr>
-        <w:jc w:val="center"/>
-        <w:rPr>
-          <w:b/>
-          <w:bCs/>
-          <w:sz w:val="32"/>
-          <w:szCs w:val="32"/>
-          <w:u w:val="single"/>
-        </w:rPr>
-      </w:pPr>
-    </w:p>
-    <w:p>
-      <w:pPr>
-        <w:jc w:val="center"/>
-        <w:rPr>
-          <w:b/>
-          <w:bCs/>
-          <w:sz w:val="32"/>
-          <w:szCs w:val="32"/>
-          <w:u w:val="single"/>
-        </w:rPr>
-      </w:pPr>
       <w:r>
         <w:rPr>
           <w:b/>
@@ -9603,7 +10793,6 @@
           <w:szCs w:val="32"/>
           <w:u w:val="single"/>
         </w:rPr>
-        <w:lastRenderedPageBreak/>
         <w:t xml:space="preserve">TS </w:t>
       </w:r>
       <w:r>
@@ -9923,7 +11112,7 @@
 </file>
 
 <file path=word/endnotes.xml><?xml version="1.0" encoding="utf-8"?>
-<w:endnotes xmlns:wpc="http://schemas.microsoft.com/office/word/2010/wordprocessingCanvas" xmlns:cx="http://schemas.microsoft.com/office/drawing/2014/chartex" xmlns:cx1="http://schemas.microsoft.com/office/drawing/2015/9/8/chartex" xmlns:cx2="http://schemas.microsoft.com/office/drawing/2015/10/21/chartex" xmlns:cx3="http://schemas.microsoft.com/office/drawing/2016/5/9/chartex" xmlns:cx4="http://schemas.microsoft.com/office/drawing/2016/5/10/chartex" xmlns:cx5="http://schemas.microsoft.com/office/drawing/2016/5/11/chartex" xmlns:cx6="http://schemas.microsoft.com/office/drawing/2016/5/12/chartex" xmlns:cx7="http://schemas.microsoft.com/office/drawing/2016/5/13/chartex" xmlns:cx8="http://schemas.microsoft.com/office/drawing/2016/5/14/chartex" xmlns:mc="http://schemas.openxmlformats.org/markup-compatibility/2006" xmlns:aink="http://schemas.microsoft.com/office/drawing/2016/ink" xmlns:am3d="http://schemas.microsoft.com/office/drawing/2017/model3d" xmlns:o="urn:schemas-microsoft-com:office:office" xmlns:oel="http://schemas.microsoft.com/office/2019/extlst" xmlns:r="http://schemas.openxmlformats.org/officeDocument/2006/relationships" xmlns:m="http://schemas.openxmlformats.org/officeDocument/2006/math" xmlns:v="urn:schemas-microsoft-com:vml" xmlns:wp14="http://schemas.microsoft.com/office/word/2010/wordprocessingDrawing" xmlns:wp="http://schemas.openxmlformats.org/drawingml/2006/wordprocessingDrawing" xmlns:w10="urn:schemas-microsoft-com:office:word" xmlns:w="http://schemas.openxmlformats.org/wordprocessingml/2006/main" xmlns:w14="http://schemas.microsoft.com/office/word/2010/wordml" xmlns:w15="http://schemas.microsoft.com/office/word/2012/wordml" xmlns:w16cei="http://schemas.microsoft.com/office/word/2026/wordml/cei" xmlns:w16cex="http://schemas.microsoft.com/office/word/2018/wordml/cex" xmlns:w16cid="http://schemas.microsoft.com/office/word/2016/wordml/cid" xmlns:w16="http://schemas.microsoft.com/office/word/2018/wordml" xmlns:w16du="http://schemas.microsoft.com/office/word/2023/wordml/word16du" xmlns:w16sdtdh="http://schemas.microsoft.com/office/word/2020/wordml/sdtdatahash" xmlns:w16sdtfl="http://schemas.microsoft.com/office/word/2024/wordml/sdtformatlock" xmlns:w16se="http://schemas.microsoft.com/office/word/2015/wordml/symex" xmlns:wpg="http://schemas.microsoft.com/office/word/2010/wordprocessingGroup" xmlns:wpi="http://schemas.microsoft.com/office/word/2010/wordprocessingInk" xmlns:wne="http://schemas.microsoft.com/office/word/2006/wordml" xmlns:wps="http://schemas.microsoft.com/office/word/2010/wordprocessingShape" mc:Ignorable="w14 w15 w16se w16cid w16 w16cex w16sdtdh w16sdtfl w16du wp14">
+<w:endnotes xmlns:wpc="http://schemas.microsoft.com/office/word/2010/wordprocessingCanvas" xmlns:cx="http://schemas.microsoft.com/office/drawing/2014/chartex" xmlns:cx1="http://schemas.microsoft.com/office/drawing/2015/9/8/chartex" xmlns:cx2="http://schemas.microsoft.com/office/drawing/2015/10/21/chartex" xmlns:cx3="http://schemas.microsoft.com/office/drawing/2016/5/9/chartex" xmlns:cx4="http://schemas.microsoft.com/office/drawing/2016/5/10/chartex" xmlns:cx5="http://schemas.microsoft.com/office/drawing/2016/5/11/chartex" xmlns:cx6="http://schemas.microsoft.com/office/drawing/2016/5/12/chartex" xmlns:cx7="http://schemas.microsoft.com/office/drawing/2016/5/13/chartex" xmlns:cx8="http://schemas.microsoft.com/office/drawing/2016/5/14/chartex" xmlns:mc="http://schemas.openxmlformats.org/markup-compatibility/2006" xmlns:aink="http://schemas.microsoft.com/office/drawing/2016/ink" xmlns:am3d="http://schemas.microsoft.com/office/drawing/2017/model3d" xmlns:o="urn:schemas-microsoft-com:office:office" xmlns:oel="http://schemas.microsoft.com/office/2019/extlst" xmlns:r="http://schemas.openxmlformats.org/officeDocument/2006/relationships" xmlns:m="http://schemas.openxmlformats.org/officeDocument/2006/math" xmlns:v="urn:schemas-microsoft-com:vml" xmlns:wp14="http://schemas.microsoft.com/office/word/2010/wordprocessingDrawing" xmlns:wp="http://schemas.openxmlformats.org/drawingml/2006/wordprocessingDrawing" xmlns:w10="urn:schemas-microsoft-com:office:word" xmlns:w="http://schemas.openxmlformats.org/wordprocessingml/2006/main" xmlns:w14="http://schemas.microsoft.com/office/word/2010/wordml" xmlns:w15="http://schemas.microsoft.com/office/word/2012/wordml" xmlns:w16cex="http://schemas.microsoft.com/office/word/2018/wordml/cex" xmlns:w16cid="http://schemas.microsoft.com/office/word/2016/wordml/cid" xmlns:w16="http://schemas.microsoft.com/office/word/2018/wordml" xmlns:w16du="http://schemas.microsoft.com/office/word/2023/wordml/word16du" xmlns:w16sdtdh="http://schemas.microsoft.com/office/word/2020/wordml/sdtdatahash" xmlns:w16sdtfl="http://schemas.microsoft.com/office/word/2024/wordml/sdtformatlock" xmlns:w16se="http://schemas.microsoft.com/office/word/2015/wordml/symex" xmlns:wpg="http://schemas.microsoft.com/office/word/2010/wordprocessingGroup" xmlns:wpi="http://schemas.microsoft.com/office/word/2010/wordprocessingInk" xmlns:wne="http://schemas.microsoft.com/office/word/2006/wordml" xmlns:wps="http://schemas.microsoft.com/office/word/2010/wordprocessingShape" mc:Ignorable="w14 w15 w16se w16cid w16 w16cex w16sdtdh w16sdtfl w16du wp14">
   <w:endnote w:type="separator" w:id="-1">
     <w:p>
       <w:pPr>
@@ -9948,7 +11137,7 @@
 </file>
 
 <file path=word/footer1.xml><?xml version="1.0" encoding="utf-8"?>
-<w:ftr xmlns:wpc="http://schemas.microsoft.com/office/word/2010/wordprocessingCanvas" xmlns:cx="http://schemas.microsoft.com/office/drawing/2014/chartex" xmlns:cx1="http://schemas.microsoft.com/office/drawing/2015/9/8/chartex" xmlns:cx2="http://schemas.microsoft.com/office/drawing/2015/10/21/chartex" xmlns:cx3="http://schemas.microsoft.com/office/drawing/2016/5/9/chartex" xmlns:cx4="http://schemas.microsoft.com/office/drawing/2016/5/10/chartex" xmlns:cx5="http://schemas.microsoft.com/office/drawing/2016/5/11/chartex" xmlns:cx6="http://schemas.microsoft.com/office/drawing/2016/5/12/chartex" xmlns:cx7="http://schemas.microsoft.com/office/drawing/2016/5/13/chartex" xmlns:cx8="http://schemas.microsoft.com/office/drawing/2016/5/14/chartex" xmlns:mc="http://schemas.openxmlformats.org/markup-compatibility/2006" xmlns:aink="http://schemas.microsoft.com/office/drawing/2016/ink" xmlns:am3d="http://schemas.microsoft.com/office/drawing/2017/model3d" xmlns:o="urn:schemas-microsoft-com:office:office" xmlns:oel="http://schemas.microsoft.com/office/2019/extlst" xmlns:r="http://schemas.openxmlformats.org/officeDocument/2006/relationships" xmlns:m="http://schemas.openxmlformats.org/officeDocument/2006/math" xmlns:v="urn:schemas-microsoft-com:vml" xmlns:wp14="http://schemas.microsoft.com/office/word/2010/wordprocessingDrawing" xmlns:wp="http://schemas.openxmlformats.org/drawingml/2006/wordprocessingDrawing" xmlns:w10="urn:schemas-microsoft-com:office:word" xmlns:w="http://schemas.openxmlformats.org/wordprocessingml/2006/main" xmlns:w14="http://schemas.microsoft.com/office/word/2010/wordml" xmlns:w15="http://schemas.microsoft.com/office/word/2012/wordml" xmlns:w16cei="http://schemas.microsoft.com/office/word/2026/wordml/cei" xmlns:w16cex="http://schemas.microsoft.com/office/word/2018/wordml/cex" xmlns:w16cid="http://schemas.microsoft.com/office/word/2016/wordml/cid" xmlns:w16="http://schemas.microsoft.com/office/word/2018/wordml" xmlns:w16du="http://schemas.microsoft.com/office/word/2023/wordml/word16du" xmlns:w16sdtdh="http://schemas.microsoft.com/office/word/2020/wordml/sdtdatahash" xmlns:w16sdtfl="http://schemas.microsoft.com/office/word/2024/wordml/sdtformatlock" xmlns:w16se="http://schemas.microsoft.com/office/word/2015/wordml/symex" xmlns:wpg="http://schemas.microsoft.com/office/word/2010/wordprocessingGroup" xmlns:wpi="http://schemas.microsoft.com/office/word/2010/wordprocessingInk" xmlns:wne="http://schemas.microsoft.com/office/word/2006/wordml" xmlns:wps="http://schemas.microsoft.com/office/word/2010/wordprocessingShape" mc:Ignorable="w14 w15 w16se w16cid w16 w16cex w16sdtdh w16sdtfl w16du wp14">
+<w:ftr xmlns:wpc="http://schemas.microsoft.com/office/word/2010/wordprocessingCanvas" xmlns:cx="http://schemas.microsoft.com/office/drawing/2014/chartex" xmlns:cx1="http://schemas.microsoft.com/office/drawing/2015/9/8/chartex" xmlns:cx2="http://schemas.microsoft.com/office/drawing/2015/10/21/chartex" xmlns:cx3="http://schemas.microsoft.com/office/drawing/2016/5/9/chartex" xmlns:cx4="http://schemas.microsoft.com/office/drawing/2016/5/10/chartex" xmlns:cx5="http://schemas.microsoft.com/office/drawing/2016/5/11/chartex" xmlns:cx6="http://schemas.microsoft.com/office/drawing/2016/5/12/chartex" xmlns:cx7="http://schemas.microsoft.com/office/drawing/2016/5/13/chartex" xmlns:cx8="http://schemas.microsoft.com/office/drawing/2016/5/14/chartex" xmlns:mc="http://schemas.openxmlformats.org/markup-compatibility/2006" xmlns:aink="http://schemas.microsoft.com/office/drawing/2016/ink" xmlns:am3d="http://schemas.microsoft.com/office/drawing/2017/model3d" xmlns:o="urn:schemas-microsoft-com:office:office" xmlns:oel="http://schemas.microsoft.com/office/2019/extlst" xmlns:r="http://schemas.openxmlformats.org/officeDocument/2006/relationships" xmlns:m="http://schemas.openxmlformats.org/officeDocument/2006/math" xmlns:v="urn:schemas-microsoft-com:vml" xmlns:wp14="http://schemas.microsoft.com/office/word/2010/wordprocessingDrawing" xmlns:wp="http://schemas.openxmlformats.org/drawingml/2006/wordprocessingDrawing" xmlns:w10="urn:schemas-microsoft-com:office:word" xmlns:w="http://schemas.openxmlformats.org/wordprocessingml/2006/main" xmlns:w14="http://schemas.microsoft.com/office/word/2010/wordml" xmlns:w15="http://schemas.microsoft.com/office/word/2012/wordml" xmlns:w16cex="http://schemas.microsoft.com/office/word/2018/wordml/cex" xmlns:w16cid="http://schemas.microsoft.com/office/word/2016/wordml/cid" xmlns:w16="http://schemas.microsoft.com/office/word/2018/wordml" xmlns:w16du="http://schemas.microsoft.com/office/word/2023/wordml/word16du" xmlns:w16sdtdh="http://schemas.microsoft.com/office/word/2020/wordml/sdtdatahash" xmlns:w16sdtfl="http://schemas.microsoft.com/office/word/2024/wordml/sdtformatlock" xmlns:w16se="http://schemas.microsoft.com/office/word/2015/wordml/symex" xmlns:wpg="http://schemas.microsoft.com/office/word/2010/wordprocessingGroup" xmlns:wpi="http://schemas.microsoft.com/office/word/2010/wordprocessingInk" xmlns:wne="http://schemas.microsoft.com/office/word/2006/wordml" xmlns:wps="http://schemas.microsoft.com/office/word/2010/wordprocessingShape" mc:Ignorable="w14 w15 w16se w16cid w16 w16cex w16sdtdh w16sdtfl w16du wp14">
   <w:p>
     <w:pPr>
       <w:pBdr>
@@ -10001,14 +11190,35 @@
         <w:bCs/>
       </w:rPr>
       <w:tab/>
-      <w:t xml:space="preserve">              v</w:t>
+      <w:t xml:space="preserve">             </w:t>
     </w:r>
     <w:r>
       <w:rPr>
         <w:b/>
         <w:bCs/>
       </w:rPr>
-      <w:t>edavms@gmail.com</w:t>
+      <w:t>www.</w:t>
+    </w:r>
+    <w:r>
+      <w:rPr>
+        <w:b/>
+        <w:bCs/>
+      </w:rPr>
+      <w:t>v</w:t>
+    </w:r>
+    <w:r>
+      <w:rPr>
+        <w:b/>
+        <w:bCs/>
+      </w:rPr>
+      <w:t>edavms</w:t>
+    </w:r>
+    <w:r>
+      <w:rPr>
+        <w:b/>
+        <w:bCs/>
+      </w:rPr>
+      <w:t>.in</w:t>
     </w:r>
     <w:r>
       <w:rPr>
@@ -10027,6 +11237,9 @@
     </w:r>
     <w:r>
       <w:tab/>
+    </w:r>
+    <w:r>
+      <w:t xml:space="preserve">                       </w:t>
     </w:r>
     <w:r>
       <w:tab/>
@@ -10130,7 +11343,7 @@
 </file>
 
 <file path=word/footer2.xml><?xml version="1.0" encoding="utf-8"?>
-<w:ftr xmlns:wpc="http://schemas.microsoft.com/office/word/2010/wordprocessingCanvas" xmlns:cx="http://schemas.microsoft.com/office/drawing/2014/chartex" xmlns:cx1="http://schemas.microsoft.com/office/drawing/2015/9/8/chartex" xmlns:cx2="http://schemas.microsoft.com/office/drawing/2015/10/21/chartex" xmlns:cx3="http://schemas.microsoft.com/office/drawing/2016/5/9/chartex" xmlns:cx4="http://schemas.microsoft.com/office/drawing/2016/5/10/chartex" xmlns:cx5="http://schemas.microsoft.com/office/drawing/2016/5/11/chartex" xmlns:cx6="http://schemas.microsoft.com/office/drawing/2016/5/12/chartex" xmlns:cx7="http://schemas.microsoft.com/office/drawing/2016/5/13/chartex" xmlns:cx8="http://schemas.microsoft.com/office/drawing/2016/5/14/chartex" xmlns:mc="http://schemas.openxmlformats.org/markup-compatibility/2006" xmlns:aink="http://schemas.microsoft.com/office/drawing/2016/ink" xmlns:am3d="http://schemas.microsoft.com/office/drawing/2017/model3d" xmlns:o="urn:schemas-microsoft-com:office:office" xmlns:oel="http://schemas.microsoft.com/office/2019/extlst" xmlns:r="http://schemas.openxmlformats.org/officeDocument/2006/relationships" xmlns:m="http://schemas.openxmlformats.org/officeDocument/2006/math" xmlns:v="urn:schemas-microsoft-com:vml" xmlns:wp14="http://schemas.microsoft.com/office/word/2010/wordprocessingDrawing" xmlns:wp="http://schemas.openxmlformats.org/drawingml/2006/wordprocessingDrawing" xmlns:w10="urn:schemas-microsoft-com:office:word" xmlns:w="http://schemas.openxmlformats.org/wordprocessingml/2006/main" xmlns:w14="http://schemas.microsoft.com/office/word/2010/wordml" xmlns:w15="http://schemas.microsoft.com/office/word/2012/wordml" xmlns:w16cei="http://schemas.microsoft.com/office/word/2026/wordml/cei" xmlns:w16cex="http://schemas.microsoft.com/office/word/2018/wordml/cex" xmlns:w16cid="http://schemas.microsoft.com/office/word/2016/wordml/cid" xmlns:w16="http://schemas.microsoft.com/office/word/2018/wordml" xmlns:w16du="http://schemas.microsoft.com/office/word/2023/wordml/word16du" xmlns:w16sdtdh="http://schemas.microsoft.com/office/word/2020/wordml/sdtdatahash" xmlns:w16sdtfl="http://schemas.microsoft.com/office/word/2024/wordml/sdtformatlock" xmlns:w16se="http://schemas.microsoft.com/office/word/2015/wordml/symex" xmlns:wpg="http://schemas.microsoft.com/office/word/2010/wordprocessingGroup" xmlns:wpi="http://schemas.microsoft.com/office/word/2010/wordprocessingInk" xmlns:wne="http://schemas.microsoft.com/office/word/2006/wordml" xmlns:wps="http://schemas.microsoft.com/office/word/2010/wordprocessingShape" mc:Ignorable="w14 w15 w16se w16cid w16 w16cex w16sdtdh w16sdtfl w16du wp14">
+<w:ftr xmlns:wpc="http://schemas.microsoft.com/office/word/2010/wordprocessingCanvas" xmlns:cx="http://schemas.microsoft.com/office/drawing/2014/chartex" xmlns:cx1="http://schemas.microsoft.com/office/drawing/2015/9/8/chartex" xmlns:cx2="http://schemas.microsoft.com/office/drawing/2015/10/21/chartex" xmlns:cx3="http://schemas.microsoft.com/office/drawing/2016/5/9/chartex" xmlns:cx4="http://schemas.microsoft.com/office/drawing/2016/5/10/chartex" xmlns:cx5="http://schemas.microsoft.com/office/drawing/2016/5/11/chartex" xmlns:cx6="http://schemas.microsoft.com/office/drawing/2016/5/12/chartex" xmlns:cx7="http://schemas.microsoft.com/office/drawing/2016/5/13/chartex" xmlns:cx8="http://schemas.microsoft.com/office/drawing/2016/5/14/chartex" xmlns:mc="http://schemas.openxmlformats.org/markup-compatibility/2006" xmlns:aink="http://schemas.microsoft.com/office/drawing/2016/ink" xmlns:am3d="http://schemas.microsoft.com/office/drawing/2017/model3d" xmlns:o="urn:schemas-microsoft-com:office:office" xmlns:oel="http://schemas.microsoft.com/office/2019/extlst" xmlns:r="http://schemas.openxmlformats.org/officeDocument/2006/relationships" xmlns:m="http://schemas.openxmlformats.org/officeDocument/2006/math" xmlns:v="urn:schemas-microsoft-com:vml" xmlns:wp14="http://schemas.microsoft.com/office/word/2010/wordprocessingDrawing" xmlns:wp="http://schemas.openxmlformats.org/drawingml/2006/wordprocessingDrawing" xmlns:w10="urn:schemas-microsoft-com:office:word" xmlns:w="http://schemas.openxmlformats.org/wordprocessingml/2006/main" xmlns:w14="http://schemas.microsoft.com/office/word/2010/wordml" xmlns:w15="http://schemas.microsoft.com/office/word/2012/wordml" xmlns:w16cex="http://schemas.microsoft.com/office/word/2018/wordml/cex" xmlns:w16cid="http://schemas.microsoft.com/office/word/2016/wordml/cid" xmlns:w16="http://schemas.microsoft.com/office/word/2018/wordml" xmlns:w16du="http://schemas.microsoft.com/office/word/2023/wordml/word16du" xmlns:w16sdtdh="http://schemas.microsoft.com/office/word/2020/wordml/sdtdatahash" xmlns:w16sdtfl="http://schemas.microsoft.com/office/word/2024/wordml/sdtformatlock" xmlns:w16se="http://schemas.microsoft.com/office/word/2015/wordml/symex" xmlns:wpg="http://schemas.microsoft.com/office/word/2010/wordprocessingGroup" xmlns:wpi="http://schemas.microsoft.com/office/word/2010/wordprocessingInk" xmlns:wne="http://schemas.microsoft.com/office/word/2006/wordml" xmlns:wps="http://schemas.microsoft.com/office/word/2010/wordprocessingShape" mc:Ignorable="w14 w15 w16se w16cid w16 w16cex w16sdtdh w16sdtfl w16du wp14">
   <w:p>
     <w:pPr>
       <w:pBdr>
@@ -10218,6 +11431,19 @@
         <w:bCs/>
       </w:rPr>
       <w:tab/>
+    </w:r>
+    <w:r>
+      <w:rPr>
+        <w:b/>
+        <w:bCs/>
+      </w:rPr>
+      <w:t xml:space="preserve">           </w:t>
+    </w:r>
+    <w:r>
+      <w:rPr>
+        <w:b/>
+        <w:bCs/>
+      </w:rPr>
       <w:t xml:space="preserve"> </w:t>
     </w:r>
     <w:r>
@@ -10333,7 +11559,7 @@
 </file>
 
 <file path=word/footnotes.xml><?xml version="1.0" encoding="utf-8"?>
-<w:footnotes xmlns:wpc="http://schemas.microsoft.com/office/word/2010/wordprocessingCanvas" xmlns:cx="http://schemas.microsoft.com/office/drawing/2014/chartex" xmlns:cx1="http://schemas.microsoft.com/office/drawing/2015/9/8/chartex" xmlns:cx2="http://schemas.microsoft.com/office/drawing/2015/10/21/chartex" xmlns:cx3="http://schemas.microsoft.com/office/drawing/2016/5/9/chartex" xmlns:cx4="http://schemas.microsoft.com/office/drawing/2016/5/10/chartex" xmlns:cx5="http://schemas.microsoft.com/office/drawing/2016/5/11/chartex" xmlns:cx6="http://schemas.microsoft.com/office/drawing/2016/5/12/chartex" xmlns:cx7="http://schemas.microsoft.com/office/drawing/2016/5/13/chartex" xmlns:cx8="http://schemas.microsoft.com/office/drawing/2016/5/14/chartex" xmlns:mc="http://schemas.openxmlformats.org/markup-compatibility/2006" xmlns:aink="http://schemas.microsoft.com/office/drawing/2016/ink" xmlns:am3d="http://schemas.microsoft.com/office/drawing/2017/model3d" xmlns:o="urn:schemas-microsoft-com:office:office" xmlns:oel="http://schemas.microsoft.com/office/2019/extlst" xmlns:r="http://schemas.openxmlformats.org/officeDocument/2006/relationships" xmlns:m="http://schemas.openxmlformats.org/officeDocument/2006/math" xmlns:v="urn:schemas-microsoft-com:vml" xmlns:wp14="http://schemas.microsoft.com/office/word/2010/wordprocessingDrawing" xmlns:wp="http://schemas.openxmlformats.org/drawingml/2006/wordprocessingDrawing" xmlns:w10="urn:schemas-microsoft-com:office:word" xmlns:w="http://schemas.openxmlformats.org/wordprocessingml/2006/main" xmlns:w14="http://schemas.microsoft.com/office/word/2010/wordml" xmlns:w15="http://schemas.microsoft.com/office/word/2012/wordml" xmlns:w16cei="http://schemas.microsoft.com/office/word/2026/wordml/cei" xmlns:w16cex="http://schemas.microsoft.com/office/word/2018/wordml/cex" xmlns:w16cid="http://schemas.microsoft.com/office/word/2016/wordml/cid" xmlns:w16="http://schemas.microsoft.com/office/word/2018/wordml" xmlns:w16du="http://schemas.microsoft.com/office/word/2023/wordml/word16du" xmlns:w16sdtdh="http://schemas.microsoft.com/office/word/2020/wordml/sdtdatahash" xmlns:w16sdtfl="http://schemas.microsoft.com/office/word/2024/wordml/sdtformatlock" xmlns:w16se="http://schemas.microsoft.com/office/word/2015/wordml/symex" xmlns:wpg="http://schemas.microsoft.com/office/word/2010/wordprocessingGroup" xmlns:wpi="http://schemas.microsoft.com/office/word/2010/wordprocessingInk" xmlns:wne="http://schemas.microsoft.com/office/word/2006/wordml" xmlns:wps="http://schemas.microsoft.com/office/word/2010/wordprocessingShape" mc:Ignorable="w14 w15 w16se w16cid w16 w16cex w16sdtdh w16sdtfl w16du wp14">
+<w:footnotes xmlns:wpc="http://schemas.microsoft.com/office/word/2010/wordprocessingCanvas" xmlns:cx="http://schemas.microsoft.com/office/drawing/2014/chartex" xmlns:cx1="http://schemas.microsoft.com/office/drawing/2015/9/8/chartex" xmlns:cx2="http://schemas.microsoft.com/office/drawing/2015/10/21/chartex" xmlns:cx3="http://schemas.microsoft.com/office/drawing/2016/5/9/chartex" xmlns:cx4="http://schemas.microsoft.com/office/drawing/2016/5/10/chartex" xmlns:cx5="http://schemas.microsoft.com/office/drawing/2016/5/11/chartex" xmlns:cx6="http://schemas.microsoft.com/office/drawing/2016/5/12/chartex" xmlns:cx7="http://schemas.microsoft.com/office/drawing/2016/5/13/chartex" xmlns:cx8="http://schemas.microsoft.com/office/drawing/2016/5/14/chartex" xmlns:mc="http://schemas.openxmlformats.org/markup-compatibility/2006" xmlns:aink="http://schemas.microsoft.com/office/drawing/2016/ink" xmlns:am3d="http://schemas.microsoft.com/office/drawing/2017/model3d" xmlns:o="urn:schemas-microsoft-com:office:office" xmlns:oel="http://schemas.microsoft.com/office/2019/extlst" xmlns:r="http://schemas.openxmlformats.org/officeDocument/2006/relationships" xmlns:m="http://schemas.openxmlformats.org/officeDocument/2006/math" xmlns:v="urn:schemas-microsoft-com:vml" xmlns:wp14="http://schemas.microsoft.com/office/word/2010/wordprocessingDrawing" xmlns:wp="http://schemas.openxmlformats.org/drawingml/2006/wordprocessingDrawing" xmlns:w10="urn:schemas-microsoft-com:office:word" xmlns:w="http://schemas.openxmlformats.org/wordprocessingml/2006/main" xmlns:w14="http://schemas.microsoft.com/office/word/2010/wordml" xmlns:w15="http://schemas.microsoft.com/office/word/2012/wordml" xmlns:w16cex="http://schemas.microsoft.com/office/word/2018/wordml/cex" xmlns:w16cid="http://schemas.microsoft.com/office/word/2016/wordml/cid" xmlns:w16="http://schemas.microsoft.com/office/word/2018/wordml" xmlns:w16du="http://schemas.microsoft.com/office/word/2023/wordml/word16du" xmlns:w16sdtdh="http://schemas.microsoft.com/office/word/2020/wordml/sdtdatahash" xmlns:w16sdtfl="http://schemas.microsoft.com/office/word/2024/wordml/sdtformatlock" xmlns:w16se="http://schemas.microsoft.com/office/word/2015/wordml/symex" xmlns:wpg="http://schemas.microsoft.com/office/word/2010/wordprocessingGroup" xmlns:wpi="http://schemas.microsoft.com/office/word/2010/wordprocessingInk" xmlns:wne="http://schemas.microsoft.com/office/word/2006/wordml" xmlns:wps="http://schemas.microsoft.com/office/word/2010/wordprocessingShape" mc:Ignorable="w14 w15 w16se w16cid w16 w16cex w16sdtdh w16sdtfl w16du wp14">
   <w:footnote w:type="separator" w:id="-1">
     <w:p>
       <w:pPr>
@@ -10358,7 +11584,7 @@
 </file>
 
 <file path=word/header1.xml><?xml version="1.0" encoding="utf-8"?>
-<w:hdr xmlns:wpc="http://schemas.microsoft.com/office/word/2010/wordprocessingCanvas" xmlns:cx="http://schemas.microsoft.com/office/drawing/2014/chartex" xmlns:cx1="http://schemas.microsoft.com/office/drawing/2015/9/8/chartex" xmlns:cx2="http://schemas.microsoft.com/office/drawing/2015/10/21/chartex" xmlns:cx3="http://schemas.microsoft.com/office/drawing/2016/5/9/chartex" xmlns:cx4="http://schemas.microsoft.com/office/drawing/2016/5/10/chartex" xmlns:cx5="http://schemas.microsoft.com/office/drawing/2016/5/11/chartex" xmlns:cx6="http://schemas.microsoft.com/office/drawing/2016/5/12/chartex" xmlns:cx7="http://schemas.microsoft.com/office/drawing/2016/5/13/chartex" xmlns:cx8="http://schemas.microsoft.com/office/drawing/2016/5/14/chartex" xmlns:mc="http://schemas.openxmlformats.org/markup-compatibility/2006" xmlns:aink="http://schemas.microsoft.com/office/drawing/2016/ink" xmlns:am3d="http://schemas.microsoft.com/office/drawing/2017/model3d" xmlns:o="urn:schemas-microsoft-com:office:office" xmlns:oel="http://schemas.microsoft.com/office/2019/extlst" xmlns:r="http://schemas.openxmlformats.org/officeDocument/2006/relationships" xmlns:m="http://schemas.openxmlformats.org/officeDocument/2006/math" xmlns:v="urn:schemas-microsoft-com:vml" xmlns:wp14="http://schemas.microsoft.com/office/word/2010/wordprocessingDrawing" xmlns:wp="http://schemas.openxmlformats.org/drawingml/2006/wordprocessingDrawing" xmlns:w10="urn:schemas-microsoft-com:office:word" xmlns:w="http://schemas.openxmlformats.org/wordprocessingml/2006/main" xmlns:w14="http://schemas.microsoft.com/office/word/2010/wordml" xmlns:w15="http://schemas.microsoft.com/office/word/2012/wordml" xmlns:w16cei="http://schemas.microsoft.com/office/word/2026/wordml/cei" xmlns:w16cex="http://schemas.microsoft.com/office/word/2018/wordml/cex" xmlns:w16cid="http://schemas.microsoft.com/office/word/2016/wordml/cid" xmlns:w16="http://schemas.microsoft.com/office/word/2018/wordml" xmlns:w16du="http://schemas.microsoft.com/office/word/2023/wordml/word16du" xmlns:w16sdtdh="http://schemas.microsoft.com/office/word/2020/wordml/sdtdatahash" xmlns:w16sdtfl="http://schemas.microsoft.com/office/word/2024/wordml/sdtformatlock" xmlns:w16se="http://schemas.microsoft.com/office/word/2015/wordml/symex" xmlns:wpg="http://schemas.microsoft.com/office/word/2010/wordprocessingGroup" xmlns:wpi="http://schemas.microsoft.com/office/word/2010/wordprocessingInk" xmlns:wne="http://schemas.microsoft.com/office/word/2006/wordml" xmlns:wps="http://schemas.microsoft.com/office/word/2010/wordprocessingShape" mc:Ignorable="w14 w15 w16se w16cid w16 w16cex w16sdtdh w16sdtfl w16du wp14">
+<w:hdr xmlns:wpc="http://schemas.microsoft.com/office/word/2010/wordprocessingCanvas" xmlns:cx="http://schemas.microsoft.com/office/drawing/2014/chartex" xmlns:cx1="http://schemas.microsoft.com/office/drawing/2015/9/8/chartex" xmlns:cx2="http://schemas.microsoft.com/office/drawing/2015/10/21/chartex" xmlns:cx3="http://schemas.microsoft.com/office/drawing/2016/5/9/chartex" xmlns:cx4="http://schemas.microsoft.com/office/drawing/2016/5/10/chartex" xmlns:cx5="http://schemas.microsoft.com/office/drawing/2016/5/11/chartex" xmlns:cx6="http://schemas.microsoft.com/office/drawing/2016/5/12/chartex" xmlns:cx7="http://schemas.microsoft.com/office/drawing/2016/5/13/chartex" xmlns:cx8="http://schemas.microsoft.com/office/drawing/2016/5/14/chartex" xmlns:mc="http://schemas.openxmlformats.org/markup-compatibility/2006" xmlns:aink="http://schemas.microsoft.com/office/drawing/2016/ink" xmlns:am3d="http://schemas.microsoft.com/office/drawing/2017/model3d" xmlns:o="urn:schemas-microsoft-com:office:office" xmlns:oel="http://schemas.microsoft.com/office/2019/extlst" xmlns:r="http://schemas.openxmlformats.org/officeDocument/2006/relationships" xmlns:m="http://schemas.openxmlformats.org/officeDocument/2006/math" xmlns:v="urn:schemas-microsoft-com:vml" xmlns:wp14="http://schemas.microsoft.com/office/word/2010/wordprocessingDrawing" xmlns:wp="http://schemas.openxmlformats.org/drawingml/2006/wordprocessingDrawing" xmlns:w10="urn:schemas-microsoft-com:office:word" xmlns:w="http://schemas.openxmlformats.org/wordprocessingml/2006/main" xmlns:w14="http://schemas.microsoft.com/office/word/2010/wordml" xmlns:w15="http://schemas.microsoft.com/office/word/2012/wordml" xmlns:w16cex="http://schemas.microsoft.com/office/word/2018/wordml/cex" xmlns:w16cid="http://schemas.microsoft.com/office/word/2016/wordml/cid" xmlns:w16="http://schemas.microsoft.com/office/word/2018/wordml" xmlns:w16du="http://schemas.microsoft.com/office/word/2023/wordml/word16du" xmlns:w16sdtdh="http://schemas.microsoft.com/office/word/2020/wordml/sdtdatahash" xmlns:w16sdtfl="http://schemas.microsoft.com/office/word/2024/wordml/sdtformatlock" xmlns:w16se="http://schemas.microsoft.com/office/word/2015/wordml/symex" xmlns:wpg="http://schemas.microsoft.com/office/word/2010/wordprocessingGroup" xmlns:wpi="http://schemas.microsoft.com/office/word/2010/wordprocessingInk" xmlns:wne="http://schemas.microsoft.com/office/word/2006/wordml" xmlns:wps="http://schemas.microsoft.com/office/word/2010/wordprocessingShape" mc:Ignorable="w14 w15 w16se w16cid w16 w16cex w16sdtdh w16sdtfl w16du wp14">
   <w:p>
     <w:pPr>
       <w:pStyle w:val="Header"/>
@@ -10371,7 +11597,7 @@
 </file>
 
 <file path=word/header2.xml><?xml version="1.0" encoding="utf-8"?>
-<w:hdr xmlns:wpc="http://schemas.microsoft.com/office/word/2010/wordprocessingCanvas" xmlns:cx="http://schemas.microsoft.com/office/drawing/2014/chartex" xmlns:cx1="http://schemas.microsoft.com/office/drawing/2015/9/8/chartex" xmlns:cx2="http://schemas.microsoft.com/office/drawing/2015/10/21/chartex" xmlns:cx3="http://schemas.microsoft.com/office/drawing/2016/5/9/chartex" xmlns:cx4="http://schemas.microsoft.com/office/drawing/2016/5/10/chartex" xmlns:cx5="http://schemas.microsoft.com/office/drawing/2016/5/11/chartex" xmlns:cx6="http://schemas.microsoft.com/office/drawing/2016/5/12/chartex" xmlns:cx7="http://schemas.microsoft.com/office/drawing/2016/5/13/chartex" xmlns:cx8="http://schemas.microsoft.com/office/drawing/2016/5/14/chartex" xmlns:mc="http://schemas.openxmlformats.org/markup-compatibility/2006" xmlns:aink="http://schemas.microsoft.com/office/drawing/2016/ink" xmlns:am3d="http://schemas.microsoft.com/office/drawing/2017/model3d" xmlns:o="urn:schemas-microsoft-com:office:office" xmlns:oel="http://schemas.microsoft.com/office/2019/extlst" xmlns:r="http://schemas.openxmlformats.org/officeDocument/2006/relationships" xmlns:m="http://schemas.openxmlformats.org/officeDocument/2006/math" xmlns:v="urn:schemas-microsoft-com:vml" xmlns:wp14="http://schemas.microsoft.com/office/word/2010/wordprocessingDrawing" xmlns:wp="http://schemas.openxmlformats.org/drawingml/2006/wordprocessingDrawing" xmlns:w10="urn:schemas-microsoft-com:office:word" xmlns:w="http://schemas.openxmlformats.org/wordprocessingml/2006/main" xmlns:w14="http://schemas.microsoft.com/office/word/2010/wordml" xmlns:w15="http://schemas.microsoft.com/office/word/2012/wordml" xmlns:w16cei="http://schemas.microsoft.com/office/word/2026/wordml/cei" xmlns:w16cex="http://schemas.microsoft.com/office/word/2018/wordml/cex" xmlns:w16cid="http://schemas.microsoft.com/office/word/2016/wordml/cid" xmlns:w16="http://schemas.microsoft.com/office/word/2018/wordml" xmlns:w16du="http://schemas.microsoft.com/office/word/2023/wordml/word16du" xmlns:w16sdtdh="http://schemas.microsoft.com/office/word/2020/wordml/sdtdatahash" xmlns:w16sdtfl="http://schemas.microsoft.com/office/word/2024/wordml/sdtformatlock" xmlns:w16se="http://schemas.microsoft.com/office/word/2015/wordml/symex" xmlns:wpg="http://schemas.microsoft.com/office/word/2010/wordprocessingGroup" xmlns:wpi="http://schemas.microsoft.com/office/word/2010/wordprocessingInk" xmlns:wne="http://schemas.microsoft.com/office/word/2006/wordml" xmlns:wps="http://schemas.microsoft.com/office/word/2010/wordprocessingShape" mc:Ignorable="w14 w15 w16se w16cid w16 w16cex w16sdtdh w16sdtfl w16du wp14">
+<w:hdr xmlns:wpc="http://schemas.microsoft.com/office/word/2010/wordprocessingCanvas" xmlns:cx="http://schemas.microsoft.com/office/drawing/2014/chartex" xmlns:cx1="http://schemas.microsoft.com/office/drawing/2015/9/8/chartex" xmlns:cx2="http://schemas.microsoft.com/office/drawing/2015/10/21/chartex" xmlns:cx3="http://schemas.microsoft.com/office/drawing/2016/5/9/chartex" xmlns:cx4="http://schemas.microsoft.com/office/drawing/2016/5/10/chartex" xmlns:cx5="http://schemas.microsoft.com/office/drawing/2016/5/11/chartex" xmlns:cx6="http://schemas.microsoft.com/office/drawing/2016/5/12/chartex" xmlns:cx7="http://schemas.microsoft.com/office/drawing/2016/5/13/chartex" xmlns:cx8="http://schemas.microsoft.com/office/drawing/2016/5/14/chartex" xmlns:mc="http://schemas.openxmlformats.org/markup-compatibility/2006" xmlns:aink="http://schemas.microsoft.com/office/drawing/2016/ink" xmlns:am3d="http://schemas.microsoft.com/office/drawing/2017/model3d" xmlns:o="urn:schemas-microsoft-com:office:office" xmlns:oel="http://schemas.microsoft.com/office/2019/extlst" xmlns:r="http://schemas.openxmlformats.org/officeDocument/2006/relationships" xmlns:m="http://schemas.openxmlformats.org/officeDocument/2006/math" xmlns:v="urn:schemas-microsoft-com:vml" xmlns:wp14="http://schemas.microsoft.com/office/word/2010/wordprocessingDrawing" xmlns:wp="http://schemas.openxmlformats.org/drawingml/2006/wordprocessingDrawing" xmlns:w10="urn:schemas-microsoft-com:office:word" xmlns:w="http://schemas.openxmlformats.org/wordprocessingml/2006/main" xmlns:w14="http://schemas.microsoft.com/office/word/2010/wordml" xmlns:w15="http://schemas.microsoft.com/office/word/2012/wordml" xmlns:w16cex="http://schemas.microsoft.com/office/word/2018/wordml/cex" xmlns:w16cid="http://schemas.microsoft.com/office/word/2016/wordml/cid" xmlns:w16="http://schemas.microsoft.com/office/word/2018/wordml" xmlns:w16du="http://schemas.microsoft.com/office/word/2023/wordml/word16du" xmlns:w16sdtdh="http://schemas.microsoft.com/office/word/2020/wordml/sdtdatahash" xmlns:w16sdtfl="http://schemas.microsoft.com/office/word/2024/wordml/sdtformatlock" xmlns:w16se="http://schemas.microsoft.com/office/word/2015/wordml/symex" xmlns:wpg="http://schemas.microsoft.com/office/word/2010/wordprocessingGroup" xmlns:wpi="http://schemas.microsoft.com/office/word/2010/wordprocessingInk" xmlns:wne="http://schemas.microsoft.com/office/word/2006/wordml" xmlns:wps="http://schemas.microsoft.com/office/word/2010/wordprocessingShape" mc:Ignorable="w14 w15 w16se w16cid w16 w16cex w16sdtdh w16sdtfl w16du wp14">
   <w:p>
     <w:pPr>
       <w:pStyle w:val="Header"/>

--- a/TS-Kramam/TS-6.2/TS 6.2 Sanskrit Krama Paatam Corrections.docx
+++ b/TS-Kramam/TS-6.2/TS 6.2 Sanskrit Krama Paatam Corrections.docx
@@ -101,7 +101,18 @@
           <w:szCs w:val="32"/>
           <w:u w:val="single"/>
         </w:rPr>
-        <w:t xml:space="preserve">Observed till </w:t>
+        <w:t xml:space="preserve">Observed </w:t>
+      </w:r>
+      <w:proofErr w:type="gramStart"/>
+      <w:r>
+        <w:rPr>
+          <w:b/>
+          <w:bCs/>
+          <w:sz w:val="32"/>
+          <w:szCs w:val="32"/>
+          <w:u w:val="single"/>
+        </w:rPr>
+        <w:t xml:space="preserve">till </w:t>
       </w:r>
       <w:r>
         <w:rPr>
@@ -114,6 +125,7 @@
         </w:rPr>
         <w:t>????</w:t>
       </w:r>
+      <w:proofErr w:type="gramEnd"/>
     </w:p>
     <w:p>
       <w:pPr>
@@ -255,7 +267,7 @@
       </w:tr>
       <w:tr>
         <w:trPr>
-          <w:trHeight w:val="1671"/>
+          <w:trHeight w:val="1699"/>
         </w:trPr>
         <w:tc>
           <w:tcPr>
@@ -798,6 +810,419 @@
                 <w:lang w:val="it-IT"/>
               </w:rPr>
               <w:t xml:space="preserve"> U¤ÉþxÉÉqÉç |</w:t>
+            </w:r>
+          </w:p>
+        </w:tc>
+      </w:tr>
+      <w:tr>
+        <w:trPr>
+          <w:trHeight w:val="1709"/>
+        </w:trPr>
+        <w:tc>
+          <w:tcPr>
+            <w:tcW w:w="3828" w:type="dxa"/>
+            <w:tcBorders>
+              <w:top w:val="single" w:sz="4" w:space="0" w:color="000000"/>
+              <w:left w:val="single" w:sz="4" w:space="0" w:color="000000"/>
+              <w:bottom w:val="single" w:sz="4" w:space="0" w:color="000000"/>
+              <w:right w:val="single" w:sz="4" w:space="0" w:color="000000"/>
+            </w:tcBorders>
+          </w:tcPr>
+          <w:p>
+            <w:pPr>
+              <w:widowControl w:val="0"/>
+              <w:tabs>
+                <w:tab w:val="left" w:pos="993"/>
+              </w:tabs>
+              <w:autoSpaceDE w:val="0"/>
+              <w:autoSpaceDN w:val="0"/>
+              <w:adjustRightInd w:val="0"/>
+              <w:spacing w:before="0" w:line="240" w:lineRule="auto"/>
+              <w:ind w:right="297"/>
+              <w:rPr>
+                <w:rFonts w:cs="Arial"/>
+                <w:b/>
+                <w:color w:val="000000"/>
+                <w:sz w:val="28"/>
+                <w:szCs w:val="32"/>
+              </w:rPr>
+            </w:pPr>
+            <w:r>
+              <w:rPr>
+                <w:rFonts w:cs="Arial"/>
+                <w:b/>
+                <w:color w:val="000000"/>
+                <w:sz w:val="28"/>
+                <w:szCs w:val="32"/>
+              </w:rPr>
+              <w:t>T.S.</w:t>
+            </w:r>
+            <w:r>
+              <w:rPr>
+                <w:rFonts w:cs="Arial"/>
+                <w:b/>
+                <w:color w:val="000000"/>
+                <w:sz w:val="28"/>
+                <w:szCs w:val="32"/>
+              </w:rPr>
+              <w:t>6.2.8.1</w:t>
+            </w:r>
+            <w:r>
+              <w:rPr>
+                <w:rFonts w:cs="Arial"/>
+                <w:b/>
+                <w:color w:val="000000"/>
+                <w:sz w:val="28"/>
+                <w:szCs w:val="32"/>
+              </w:rPr>
+              <w:t>– Kramam</w:t>
+            </w:r>
+          </w:p>
+          <w:p>
+            <w:pPr>
+              <w:widowControl w:val="0"/>
+              <w:tabs>
+                <w:tab w:val="left" w:pos="993"/>
+              </w:tabs>
+              <w:autoSpaceDE w:val="0"/>
+              <w:autoSpaceDN w:val="0"/>
+              <w:adjustRightInd w:val="0"/>
+              <w:spacing w:before="0" w:line="240" w:lineRule="auto"/>
+              <w:ind w:right="297"/>
+              <w:rPr>
+                <w:rFonts w:cs="Arial"/>
+                <w:b/>
+                <w:color w:val="000000"/>
+                <w:sz w:val="28"/>
+                <w:szCs w:val="32"/>
+                <w:lang w:val="en-IN"/>
+              </w:rPr>
+            </w:pPr>
+            <w:r>
+              <w:rPr>
+                <w:rFonts w:cs="Arial"/>
+                <w:b/>
+                <w:color w:val="000000"/>
+                <w:sz w:val="28"/>
+                <w:szCs w:val="32"/>
+                <w:lang w:val="en-IN"/>
+              </w:rPr>
+              <w:t xml:space="preserve">Krama Vaakyam No.– </w:t>
+            </w:r>
+            <w:r>
+              <w:rPr>
+                <w:rFonts w:cs="Arial"/>
+                <w:b/>
+                <w:color w:val="000000"/>
+                <w:sz w:val="28"/>
+                <w:szCs w:val="32"/>
+                <w:lang w:val="en-IN"/>
+              </w:rPr>
+              <w:t>55,57</w:t>
+            </w:r>
+          </w:p>
+          <w:p>
+            <w:pPr>
+              <w:widowControl w:val="0"/>
+              <w:tabs>
+                <w:tab w:val="left" w:pos="993"/>
+              </w:tabs>
+              <w:autoSpaceDE w:val="0"/>
+              <w:autoSpaceDN w:val="0"/>
+              <w:adjustRightInd w:val="0"/>
+              <w:spacing w:before="0" w:line="240" w:lineRule="auto"/>
+              <w:ind w:right="297"/>
+              <w:rPr>
+                <w:rFonts w:cs="Arial"/>
+                <w:b/>
+                <w:color w:val="000000"/>
+                <w:sz w:val="28"/>
+                <w:szCs w:val="32"/>
+              </w:rPr>
+            </w:pPr>
+            <w:r>
+              <w:rPr>
+                <w:rFonts w:cs="Arial"/>
+                <w:b/>
+                <w:color w:val="000000"/>
+                <w:sz w:val="28"/>
+                <w:szCs w:val="32"/>
+                <w:lang w:val="it-IT"/>
+              </w:rPr>
+              <w:t>Panchaati No</w:t>
+            </w:r>
+            <w:r>
+              <w:rPr>
+                <w:rFonts w:cs="Arial"/>
+                <w:b/>
+                <w:color w:val="000000"/>
+                <w:szCs w:val="32"/>
+                <w:lang w:val="it-IT"/>
+              </w:rPr>
+              <w:t xml:space="preserve">. - </w:t>
+            </w:r>
+            <w:r>
+              <w:rPr>
+                <w:rFonts w:cs="Arial"/>
+                <w:b/>
+                <w:color w:val="000000"/>
+                <w:sz w:val="28"/>
+                <w:szCs w:val="28"/>
+                <w:lang w:val="it-IT"/>
+              </w:rPr>
+              <w:t>39</w:t>
+            </w:r>
+          </w:p>
+        </w:tc>
+        <w:tc>
+          <w:tcPr>
+            <w:tcW w:w="4678" w:type="dxa"/>
+            <w:tcBorders>
+              <w:top w:val="single" w:sz="4" w:space="0" w:color="000000"/>
+              <w:left w:val="single" w:sz="4" w:space="0" w:color="000000"/>
+              <w:bottom w:val="single" w:sz="4" w:space="0" w:color="000000"/>
+              <w:right w:val="single" w:sz="4" w:space="0" w:color="000000"/>
+            </w:tcBorders>
+          </w:tcPr>
+          <w:p>
+            <w:pPr>
+              <w:widowControl w:val="0"/>
+              <w:autoSpaceDE w:val="0"/>
+              <w:autoSpaceDN w:val="0"/>
+              <w:adjustRightInd w:val="0"/>
+              <w:spacing w:before="0" w:line="240" w:lineRule="auto"/>
+              <w:rPr>
+                <w:rFonts w:ascii="Latha" w:hAnsi="Latha" w:cs="Latha"/>
+                <w:sz w:val="28"/>
+                <w:szCs w:val="28"/>
+                <w:cs/>
+                <w:lang w:bidi="ta-IN"/>
+              </w:rPr>
+            </w:pPr>
+            <w:r>
+              <w:rPr>
+                <w:rFonts w:ascii="BRH Devanagari Extra" w:hAnsi="BRH Devanagari Extra" w:cs="BRH Devanagari Extra"/>
+                <w:sz w:val="40"/>
+                <w:szCs w:val="40"/>
+              </w:rPr>
+              <w:t>mÉë</w:t>
+            </w:r>
+            <w:r>
+              <w:rPr>
+                <w:rFonts w:ascii="BRH Malayalam Extra" w:hAnsi="BRH Malayalam Extra" w:cs="BRH Devanagari Extra"/>
+                <w:sz w:val="32"/>
+                <w:szCs w:val="40"/>
+              </w:rPr>
+              <w:t>–</w:t>
+            </w:r>
+            <w:r>
+              <w:rPr>
+                <w:rFonts w:ascii="BRH Devanagari Extra" w:hAnsi="BRH Devanagari Extra" w:cs="BRH Devanagari Extra"/>
+                <w:sz w:val="40"/>
+                <w:szCs w:val="40"/>
+              </w:rPr>
+              <w:t>eÉÉqÉç ÆÌuÉ</w:t>
+            </w:r>
+            <w:r>
+              <w:rPr>
+                <w:rFonts w:ascii="BRH Malayalam Extra" w:hAnsi="BRH Malayalam Extra" w:cs="BRH Devanagari Extra"/>
+                <w:sz w:val="32"/>
+                <w:szCs w:val="40"/>
+              </w:rPr>
+              <w:t>–</w:t>
+            </w:r>
+            <w:r>
+              <w:rPr>
+                <w:rFonts w:ascii="BRH Devanagari Extra" w:hAnsi="BRH Devanagari Extra" w:cs="BRH Devanagari Extra"/>
+                <w:sz w:val="40"/>
+                <w:szCs w:val="40"/>
+                <w:highlight w:val="yellow"/>
+              </w:rPr>
+              <w:t>iuÉÉ</w:t>
+            </w:r>
+            <w:r>
+              <w:rPr>
+                <w:rFonts w:ascii="BRH Devanagari Extra" w:hAnsi="BRH Devanagari Extra" w:cs="BRH Devanagari Extra"/>
+                <w:sz w:val="40"/>
+                <w:szCs w:val="40"/>
+              </w:rPr>
+              <w:t xml:space="preserve"> | mÉë</w:t>
+            </w:r>
+            <w:r>
+              <w:rPr>
+                <w:rFonts w:ascii="BRH Malayalam Extra" w:hAnsi="BRH Malayalam Extra" w:cs="BRH Devanagari Extra"/>
+                <w:sz w:val="32"/>
+                <w:szCs w:val="40"/>
+              </w:rPr>
+              <w:t>–</w:t>
+            </w:r>
+            <w:r>
+              <w:rPr>
+                <w:rFonts w:ascii="BRH Devanagari Extra" w:hAnsi="BRH Devanagari Extra" w:cs="BRH Devanagari Extra"/>
+                <w:sz w:val="40"/>
+                <w:szCs w:val="40"/>
+              </w:rPr>
+              <w:t>eÉÉÍqÉÌiÉþ mÉë - eÉÉqÉç | ÌuÉ</w:t>
+            </w:r>
+            <w:r>
+              <w:rPr>
+                <w:rFonts w:ascii="BRH Malayalam Extra" w:hAnsi="BRH Malayalam Extra" w:cs="BRH Devanagari Extra"/>
+                <w:sz w:val="32"/>
+                <w:szCs w:val="40"/>
+              </w:rPr>
+              <w:t>–</w:t>
+            </w:r>
+            <w:r>
+              <w:rPr>
+                <w:rFonts w:ascii="BRH Devanagari Extra" w:hAnsi="BRH Devanagari Extra" w:cs="BRH Devanagari Extra"/>
+                <w:sz w:val="40"/>
+                <w:szCs w:val="40"/>
+                <w:highlight w:val="yellow"/>
+              </w:rPr>
+              <w:t>iuÉÉ</w:t>
+            </w:r>
+            <w:r>
+              <w:rPr>
+                <w:rFonts w:ascii="BRH Devanagari Extra" w:hAnsi="BRH Devanagari Extra" w:cs="BRH Devanagari Extra"/>
+                <w:sz w:val="40"/>
+                <w:szCs w:val="40"/>
+              </w:rPr>
+              <w:t>ÅMüÉþqÉrÉliÉ |</w:t>
+            </w:r>
+          </w:p>
+        </w:tc>
+        <w:tc>
+          <w:tcPr>
+            <w:tcW w:w="5244" w:type="dxa"/>
+            <w:tcBorders>
+              <w:top w:val="single" w:sz="4" w:space="0" w:color="000000"/>
+              <w:left w:val="single" w:sz="4" w:space="0" w:color="000000"/>
+              <w:bottom w:val="single" w:sz="4" w:space="0" w:color="000000"/>
+              <w:right w:val="single" w:sz="4" w:space="0" w:color="000000"/>
+            </w:tcBorders>
+          </w:tcPr>
+          <w:p>
+            <w:pPr>
+              <w:autoSpaceDE w:val="0"/>
+              <w:autoSpaceDN w:val="0"/>
+              <w:adjustRightInd w:val="0"/>
+              <w:spacing w:before="0" w:line="240" w:lineRule="auto"/>
+              <w:rPr>
+                <w:rFonts w:ascii="Latha" w:hAnsi="Latha" w:cs="Latha"/>
+                <w:sz w:val="28"/>
+                <w:szCs w:val="28"/>
+                <w:cs/>
+                <w:lang w:bidi="ta-IN"/>
+              </w:rPr>
+            </w:pPr>
+            <w:r>
+              <w:rPr>
+                <w:rFonts w:ascii="BRH Devanagari Extra" w:hAnsi="BRH Devanagari Extra" w:cs="BRH Devanagari Extra"/>
+                <w:sz w:val="40"/>
+                <w:szCs w:val="40"/>
+              </w:rPr>
+              <w:t>mÉë</w:t>
+            </w:r>
+            <w:r>
+              <w:rPr>
+                <w:rFonts w:ascii="BRH Malayalam Extra" w:hAnsi="BRH Malayalam Extra" w:cs="BRH Devanagari Extra"/>
+                <w:sz w:val="32"/>
+                <w:szCs w:val="40"/>
+              </w:rPr>
+              <w:t>–</w:t>
+            </w:r>
+            <w:r>
+              <w:rPr>
+                <w:rFonts w:ascii="BRH Devanagari Extra" w:hAnsi="BRH Devanagari Extra" w:cs="BRH Devanagari Extra"/>
+                <w:sz w:val="40"/>
+                <w:szCs w:val="40"/>
+              </w:rPr>
+              <w:t>eÉÉqÉç ÆÌuÉ</w:t>
+            </w:r>
+            <w:r>
+              <w:rPr>
+                <w:rFonts w:ascii="BRH Malayalam Extra" w:hAnsi="BRH Malayalam Extra" w:cs="BRH Devanagari Extra"/>
+                <w:sz w:val="32"/>
+                <w:szCs w:val="40"/>
+                <w:highlight w:val="green"/>
+              </w:rPr>
+              <w:t>–</w:t>
+            </w:r>
+            <w:r>
+              <w:rPr>
+                <w:rFonts w:ascii="BRH Devanagari Extra" w:hAnsi="BRH Devanagari Extra" w:cs="BRH Devanagari Extra"/>
+                <w:sz w:val="40"/>
+                <w:szCs w:val="40"/>
+                <w:highlight w:val="green"/>
+              </w:rPr>
+              <w:t>¨</w:t>
+            </w:r>
+            <w:r>
+              <w:rPr>
+                <w:rFonts w:ascii="BRH Devanagari Extra" w:hAnsi="BRH Devanagari Extra" w:cs="BRH Devanagari Extra"/>
+                <w:sz w:val="40"/>
+                <w:szCs w:val="40"/>
+                <w:highlight w:val="green"/>
+              </w:rPr>
+              <w:t>uÉÉ</w:t>
+            </w:r>
+            <w:r>
+              <w:rPr>
+                <w:rFonts w:ascii="BRH Devanagari Extra" w:hAnsi="BRH Devanagari Extra" w:cs="BRH Devanagari Extra"/>
+                <w:sz w:val="40"/>
+                <w:szCs w:val="40"/>
+              </w:rPr>
+              <w:t xml:space="preserve"> | mÉë</w:t>
+            </w:r>
+            <w:r>
+              <w:rPr>
+                <w:rFonts w:ascii="BRH Malayalam Extra" w:hAnsi="BRH Malayalam Extra" w:cs="BRH Devanagari Extra"/>
+                <w:sz w:val="32"/>
+                <w:szCs w:val="40"/>
+              </w:rPr>
+              <w:t>–</w:t>
+            </w:r>
+            <w:r>
+              <w:rPr>
+                <w:rFonts w:ascii="BRH Devanagari Extra" w:hAnsi="BRH Devanagari Extra" w:cs="BRH Devanagari Extra"/>
+                <w:sz w:val="40"/>
+                <w:szCs w:val="40"/>
+              </w:rPr>
+              <w:t>eÉÉÍqÉÌiÉþ mÉë - eÉÉqÉç | ÌuÉ</w:t>
+            </w:r>
+            <w:r>
+              <w:rPr>
+                <w:rFonts w:ascii="BRH Malayalam Extra" w:hAnsi="BRH Malayalam Extra" w:cs="BRH Devanagari Extra"/>
+                <w:sz w:val="32"/>
+                <w:szCs w:val="40"/>
+              </w:rPr>
+              <w:t>–</w:t>
+            </w:r>
+            <w:r>
+              <w:rPr>
+                <w:rFonts w:ascii="BRH Devanagari Extra" w:hAnsi="BRH Devanagari Extra" w:cs="BRH Devanagari Extra"/>
+                <w:sz w:val="40"/>
+                <w:szCs w:val="40"/>
+                <w:highlight w:val="green"/>
+              </w:rPr>
+              <w:t>¨</w:t>
+            </w:r>
+            <w:r>
+              <w:rPr>
+                <w:rFonts w:ascii="BRH Devanagari Extra" w:hAnsi="BRH Devanagari Extra" w:cs="BRH Devanagari Extra"/>
+                <w:sz w:val="40"/>
+                <w:szCs w:val="40"/>
+                <w:highlight w:val="green"/>
+              </w:rPr>
+              <w:t>uÉÉ</w:t>
+            </w:r>
+            <w:r>
+              <w:rPr>
+                <w:rFonts w:ascii="BRH Devanagari Extra" w:hAnsi="BRH Devanagari Extra" w:cs="BRH Devanagari Extra"/>
+                <w:sz w:val="40"/>
+                <w:szCs w:val="40"/>
+              </w:rPr>
+              <w:t>ÅMüÉþqÉrÉliÉ |</w:t>
             </w:r>
           </w:p>
         </w:tc>
@@ -832,38 +1257,18 @@
                 <w:b/>
                 <w:color w:val="000000"/>
                 <w:sz w:val="28"/>
-                <w:szCs w:val="32"/>
-              </w:rPr>
-            </w:pPr>
-            <w:r>
-              <w:rPr>
-                <w:rFonts w:cs="Arial"/>
-                <w:b/>
-                <w:color w:val="000000"/>
-                <w:sz w:val="28"/>
-                <w:szCs w:val="32"/>
-              </w:rPr>
-              <w:t>T.S.</w:t>
-            </w:r>
-            <w:r>
-              <w:rPr>
-                <w:rFonts w:cs="Arial"/>
-                <w:b/>
-                <w:color w:val="000000"/>
-                <w:sz w:val="28"/>
-                <w:szCs w:val="32"/>
-              </w:rPr>
-              <w:t>6.2.8.1</w:t>
-            </w:r>
-            <w:r>
-              <w:rPr>
-                <w:rFonts w:cs="Arial"/>
-                <w:b/>
-                <w:color w:val="000000"/>
-                <w:sz w:val="28"/>
-                <w:szCs w:val="32"/>
-              </w:rPr>
-              <w:t>– Kramam</w:t>
+                <w:szCs w:val="28"/>
+              </w:rPr>
+            </w:pPr>
+            <w:r>
+              <w:rPr>
+                <w:rFonts w:cs="Arial"/>
+                <w:b/>
+                <w:color w:val="000000"/>
+                <w:sz w:val="28"/>
+                <w:szCs w:val="28"/>
+              </w:rPr>
+              <w:t>T.S.6.2.8.2– Kramam</w:t>
             </w:r>
           </w:p>
           <w:p>
@@ -882,7 +1287,7 @@
                 <w:b/>
                 <w:color w:val="000000"/>
                 <w:sz w:val="28"/>
-                <w:szCs w:val="32"/>
+                <w:szCs w:val="28"/>
                 <w:lang w:val="en-IN"/>
               </w:rPr>
             </w:pPr>
@@ -892,7 +1297,7 @@
                 <w:b/>
                 <w:color w:val="000000"/>
                 <w:sz w:val="28"/>
-                <w:szCs w:val="32"/>
+                <w:szCs w:val="28"/>
                 <w:lang w:val="en-IN"/>
               </w:rPr>
               <w:t xml:space="preserve">Krama Vaakyam No.– </w:t>
@@ -903,10 +1308,10 @@
                 <w:b/>
                 <w:color w:val="000000"/>
                 <w:sz w:val="28"/>
-                <w:szCs w:val="32"/>
+                <w:szCs w:val="28"/>
                 <w:lang w:val="en-IN"/>
               </w:rPr>
-              <w:t>55,57</w:t>
+              <w:t>17,18</w:t>
             </w:r>
           </w:p>
           <w:p>
@@ -934,31 +1339,10 @@
                 <w:b/>
                 <w:color w:val="000000"/>
                 <w:sz w:val="28"/>
-                <w:szCs w:val="32"/>
-                <w:lang w:val="it-IT"/>
-              </w:rPr>
-              <w:t>Panchaati No</w:t>
-            </w:r>
-            <w:r>
-              <w:rPr>
-                <w:rFonts w:cs="Arial"/>
-                <w:b/>
-                <w:color w:val="000000"/>
-                <w:szCs w:val="32"/>
-                <w:lang w:val="it-IT"/>
-              </w:rPr>
-              <w:t xml:space="preserve">. - </w:t>
-            </w:r>
-            <w:r>
-              <w:rPr>
-                <w:rFonts w:cs="Arial"/>
-                <w:b/>
-                <w:color w:val="000000"/>
-                <w:sz w:val="28"/>
                 <w:szCs w:val="28"/>
                 <w:lang w:val="it-IT"/>
               </w:rPr>
-              <w:t>39</w:t>
+              <w:t>Panchaati No. - 40</w:t>
             </w:r>
           </w:p>
         </w:tc>
@@ -990,43 +1374,38 @@
             <w:r>
               <w:rPr>
                 <w:rFonts w:ascii="BRH Devanagari Extra" w:hAnsi="BRH Devanagari Extra" w:cs="BRH Devanagari Extra"/>
-                <w:color w:val="000000"/>
-                <w:sz w:val="40"/>
-                <w:szCs w:val="40"/>
-              </w:rPr>
-              <w:t>mÉë</w:t>
-            </w:r>
-            <w:r>
-              <w:rPr>
-                <w:rFonts w:ascii="BRH Malayalam Extra" w:hAnsi="BRH Malayalam Extra" w:cs="BRH Devanagari Extra"/>
-                <w:color w:val="000000"/>
-                <w:sz w:val="32"/>
-                <w:szCs w:val="40"/>
-              </w:rPr>
-              <w:t>–</w:t>
-            </w:r>
-            <w:r>
-              <w:rPr>
-                <w:rFonts w:ascii="BRH Devanagari Extra" w:hAnsi="BRH Devanagari Extra" w:cs="BRH Devanagari Extra"/>
-                <w:color w:val="000000"/>
-                <w:sz w:val="40"/>
-                <w:szCs w:val="40"/>
-              </w:rPr>
-              <w:t>eÉÉqÉç ÆÌuÉ</w:t>
-            </w:r>
-            <w:r>
-              <w:rPr>
-                <w:rFonts w:ascii="BRH Malayalam Extra" w:hAnsi="BRH Malayalam Extra" w:cs="BRH Devanagari Extra"/>
-                <w:color w:val="000000"/>
-                <w:sz w:val="32"/>
-                <w:szCs w:val="40"/>
-              </w:rPr>
-              <w:t>–</w:t>
-            </w:r>
-            <w:r>
-              <w:rPr>
-                <w:rFonts w:ascii="BRH Devanagari Extra" w:hAnsi="BRH Devanagari Extra" w:cs="BRH Devanagari Extra"/>
-                <w:color w:val="EE0000"/>
+                <w:sz w:val="40"/>
+                <w:szCs w:val="40"/>
+              </w:rPr>
+              <w:t>mÉ</w:t>
+            </w:r>
+            <w:r>
+              <w:rPr>
+                <w:rFonts w:ascii="BRH Malayalam Extra" w:hAnsi="BRH Malayalam Extra" w:cs="BRH Devanagari Extra"/>
+                <w:sz w:val="32"/>
+                <w:szCs w:val="40"/>
+              </w:rPr>
+              <w:t>–</w:t>
+            </w:r>
+            <w:r>
+              <w:rPr>
+                <w:rFonts w:ascii="BRH Devanagari Extra" w:hAnsi="BRH Devanagari Extra" w:cs="BRH Devanagari Extra"/>
+                <w:sz w:val="40"/>
+                <w:szCs w:val="40"/>
+              </w:rPr>
+              <w:t>zÉÔlÉç. ÌuÉ</w:t>
+            </w:r>
+            <w:r>
+              <w:rPr>
+                <w:rFonts w:ascii="BRH Malayalam Extra" w:hAnsi="BRH Malayalam Extra" w:cs="BRH Devanagari Extra"/>
+                <w:sz w:val="32"/>
+                <w:szCs w:val="40"/>
+              </w:rPr>
+              <w:t>–</w:t>
+            </w:r>
+            <w:r>
+              <w:rPr>
+                <w:rFonts w:ascii="BRH Devanagari Extra" w:hAnsi="BRH Devanagari Extra" w:cs="BRH Devanagari Extra"/>
                 <w:sz w:val="40"/>
                 <w:szCs w:val="40"/>
                 <w:highlight w:val="yellow"/>
@@ -1036,66 +1415,36 @@
             <w:r>
               <w:rPr>
                 <w:rFonts w:ascii="BRH Devanagari Extra" w:hAnsi="BRH Devanagari Extra" w:cs="BRH Devanagari Extra"/>
-                <w:color w:val="EE0000"/>
-                <w:sz w:val="40"/>
-                <w:szCs w:val="40"/>
-              </w:rPr>
-              <w:t xml:space="preserve"> </w:t>
-            </w:r>
-            <w:r>
-              <w:rPr>
-                <w:rFonts w:ascii="BRH Devanagari Extra" w:hAnsi="BRH Devanagari Extra" w:cs="BRH Devanagari Extra"/>
-                <w:color w:val="000000"/>
-                <w:sz w:val="40"/>
-                <w:szCs w:val="40"/>
-              </w:rPr>
-              <w:t>| mÉë</w:t>
-            </w:r>
-            <w:r>
-              <w:rPr>
-                <w:rFonts w:ascii="BRH Malayalam Extra" w:hAnsi="BRH Malayalam Extra" w:cs="BRH Devanagari Extra"/>
-                <w:color w:val="000000"/>
-                <w:sz w:val="32"/>
-                <w:szCs w:val="40"/>
-              </w:rPr>
-              <w:t>–</w:t>
-            </w:r>
-            <w:r>
-              <w:rPr>
-                <w:rFonts w:ascii="BRH Devanagari Extra" w:hAnsi="BRH Devanagari Extra" w:cs="BRH Devanagari Extra"/>
-                <w:color w:val="000000"/>
-                <w:sz w:val="40"/>
-                <w:szCs w:val="40"/>
-              </w:rPr>
-              <w:t>eÉÉÍqÉÌiÉþ mÉë - eÉÉqÉç | ÌuÉ</w:t>
-            </w:r>
-            <w:r>
-              <w:rPr>
-                <w:rFonts w:ascii="BRH Malayalam Extra" w:hAnsi="BRH Malayalam Extra" w:cs="BRH Devanagari Extra"/>
-                <w:color w:val="000000"/>
-                <w:sz w:val="32"/>
-                <w:szCs w:val="40"/>
-              </w:rPr>
-              <w:t>–</w:t>
-            </w:r>
-            <w:r>
-              <w:rPr>
-                <w:rFonts w:ascii="BRH Devanagari Extra" w:hAnsi="BRH Devanagari Extra" w:cs="BRH Devanagari Extra"/>
-                <w:color w:val="EE0000"/>
-                <w:sz w:val="40"/>
+                <w:sz w:val="40"/>
+                <w:szCs w:val="40"/>
+              </w:rPr>
+              <w:t xml:space="preserve"> | ÌuÉ</w:t>
+            </w:r>
+            <w:r>
+              <w:rPr>
+                <w:rFonts w:ascii="BRH Malayalam Extra" w:hAnsi="BRH Malayalam Extra" w:cs="BRH Devanagari Extra"/>
+                <w:sz w:val="32"/>
                 <w:szCs w:val="40"/>
                 <w:highlight w:val="yellow"/>
               </w:rPr>
+              <w:t>–</w:t>
+            </w:r>
+            <w:r>
+              <w:rPr>
+                <w:rFonts w:ascii="BRH Devanagari Extra" w:hAnsi="BRH Devanagari Extra" w:cs="BRH Devanagari Extra"/>
+                <w:sz w:val="40"/>
+                <w:szCs w:val="40"/>
+                <w:highlight w:val="yellow"/>
+              </w:rPr>
               <w:t>iuÉÉ</w:t>
             </w:r>
             <w:r>
               <w:rPr>
                 <w:rFonts w:ascii="BRH Devanagari Extra" w:hAnsi="BRH Devanagari Extra" w:cs="BRH Devanagari Extra"/>
-                <w:color w:val="000000"/>
-                <w:sz w:val="40"/>
-                <w:szCs w:val="40"/>
-              </w:rPr>
-              <w:t>ÅMüÉþqÉrÉliÉ |</w:t>
+                <w:sz w:val="40"/>
+                <w:szCs w:val="40"/>
+              </w:rPr>
+              <w:t xml:space="preserve">ÅMüÉþqÉrÉliÉ </w:t>
             </w:r>
           </w:p>
         </w:tc>
@@ -1126,112 +1475,96 @@
             <w:r>
               <w:rPr>
                 <w:rFonts w:ascii="BRH Devanagari Extra" w:hAnsi="BRH Devanagari Extra" w:cs="BRH Devanagari Extra"/>
-                <w:color w:val="000000"/>
-                <w:sz w:val="40"/>
-                <w:szCs w:val="40"/>
-              </w:rPr>
-              <w:t>mÉë</w:t>
-            </w:r>
-            <w:r>
-              <w:rPr>
-                <w:rFonts w:ascii="BRH Malayalam Extra" w:hAnsi="BRH Malayalam Extra" w:cs="BRH Devanagari Extra"/>
-                <w:color w:val="000000"/>
-                <w:sz w:val="32"/>
-                <w:szCs w:val="40"/>
-              </w:rPr>
-              <w:t>–</w:t>
-            </w:r>
-            <w:r>
-              <w:rPr>
-                <w:rFonts w:ascii="BRH Devanagari Extra" w:hAnsi="BRH Devanagari Extra" w:cs="BRH Devanagari Extra"/>
-                <w:color w:val="000000"/>
-                <w:sz w:val="40"/>
-                <w:szCs w:val="40"/>
-              </w:rPr>
-              <w:t>eÉÉqÉç ÆÌuÉ</w:t>
-            </w:r>
-            <w:r>
-              <w:rPr>
-                <w:rFonts w:ascii="BRH Malayalam Extra" w:hAnsi="BRH Malayalam Extra" w:cs="BRH Devanagari Extra"/>
-                <w:color w:val="000000"/>
-                <w:sz w:val="32"/>
-                <w:szCs w:val="40"/>
-              </w:rPr>
-              <w:t>–</w:t>
-            </w:r>
-            <w:r>
-              <w:rPr>
-                <w:rFonts w:ascii="BRH Devanagari Extra" w:hAnsi="BRH Devanagari Extra" w:cs="BRH Devanagari Extra"/>
-                <w:color w:val="EE0000"/>
-                <w:sz w:val="40"/>
-                <w:szCs w:val="40"/>
-                <w:highlight w:val="yellow"/>
-              </w:rPr>
-              <w:t>iuÉÉ</w:t>
-            </w:r>
-            <w:r>
-              <w:rPr>
-                <w:rFonts w:ascii="BRH Devanagari Extra" w:hAnsi="BRH Devanagari Extra" w:cs="BRH Devanagari Extra"/>
-                <w:color w:val="EE0000"/>
-                <w:sz w:val="40"/>
-                <w:szCs w:val="40"/>
-              </w:rPr>
-              <w:t xml:space="preserve"> </w:t>
-            </w:r>
-            <w:r>
-              <w:rPr>
-                <w:rFonts w:ascii="BRH Devanagari Extra" w:hAnsi="BRH Devanagari Extra" w:cs="BRH Devanagari Extra"/>
-                <w:color w:val="000000"/>
-                <w:sz w:val="40"/>
-                <w:szCs w:val="40"/>
-              </w:rPr>
-              <w:t>| mÉë</w:t>
-            </w:r>
-            <w:r>
-              <w:rPr>
-                <w:rFonts w:ascii="BRH Malayalam Extra" w:hAnsi="BRH Malayalam Extra" w:cs="BRH Devanagari Extra"/>
-                <w:color w:val="000000"/>
-                <w:sz w:val="32"/>
-                <w:szCs w:val="40"/>
-              </w:rPr>
-              <w:t>–</w:t>
-            </w:r>
-            <w:r>
-              <w:rPr>
-                <w:rFonts w:ascii="BRH Devanagari Extra" w:hAnsi="BRH Devanagari Extra" w:cs="BRH Devanagari Extra"/>
-                <w:color w:val="000000"/>
-                <w:sz w:val="40"/>
-                <w:szCs w:val="40"/>
-              </w:rPr>
-              <w:t>eÉÉÍqÉÌiÉþ mÉë - eÉÉqÉç | ÌuÉ</w:t>
-            </w:r>
-            <w:r>
-              <w:rPr>
-                <w:rFonts w:ascii="BRH Malayalam Extra" w:hAnsi="BRH Malayalam Extra" w:cs="BRH Devanagari Extra"/>
-                <w:color w:val="000000"/>
-                <w:sz w:val="32"/>
-                <w:szCs w:val="40"/>
-              </w:rPr>
-              <w:t>–</w:t>
-            </w:r>
-            <w:r>
-              <w:rPr>
-                <w:rFonts w:ascii="BRH Devanagari Extra" w:hAnsi="BRH Devanagari Extra" w:cs="BRH Devanagari Extra"/>
-                <w:color w:val="EE0000"/>
-                <w:sz w:val="40"/>
-                <w:szCs w:val="40"/>
-                <w:highlight w:val="yellow"/>
-              </w:rPr>
-              <w:t>iuÉÉ</w:t>
-            </w:r>
-            <w:r>
-              <w:rPr>
-                <w:rFonts w:ascii="BRH Devanagari Extra" w:hAnsi="BRH Devanagari Extra" w:cs="BRH Devanagari Extra"/>
-                <w:color w:val="000000"/>
-                <w:sz w:val="40"/>
-                <w:szCs w:val="40"/>
-              </w:rPr>
-              <w:t>ÅMüÉþqÉrÉliÉ |</w:t>
+                <w:sz w:val="40"/>
+                <w:szCs w:val="40"/>
+              </w:rPr>
+              <w:t>mÉ</w:t>
+            </w:r>
+            <w:r>
+              <w:rPr>
+                <w:rFonts w:ascii="BRH Malayalam Extra" w:hAnsi="BRH Malayalam Extra" w:cs="BRH Devanagari Extra"/>
+                <w:sz w:val="32"/>
+                <w:szCs w:val="40"/>
+              </w:rPr>
+              <w:t>–</w:t>
+            </w:r>
+            <w:r>
+              <w:rPr>
+                <w:rFonts w:ascii="BRH Devanagari Extra" w:hAnsi="BRH Devanagari Extra" w:cs="BRH Devanagari Extra"/>
+                <w:sz w:val="40"/>
+                <w:szCs w:val="40"/>
+              </w:rPr>
+              <w:t>zÉÔlÉç. ÌuÉ</w:t>
+            </w:r>
+            <w:r>
+              <w:rPr>
+                <w:rFonts w:ascii="BRH Malayalam Extra" w:hAnsi="BRH Malayalam Extra" w:cs="BRH Devanagari Extra"/>
+                <w:sz w:val="32"/>
+                <w:szCs w:val="40"/>
+                <w:highlight w:val="green"/>
+              </w:rPr>
+              <w:t>–</w:t>
+            </w:r>
+            <w:r>
+              <w:rPr>
+                <w:rFonts w:ascii="BRH Devanagari Extra" w:hAnsi="BRH Devanagari Extra" w:cs="BRH Devanagari Extra"/>
+                <w:sz w:val="40"/>
+                <w:szCs w:val="40"/>
+                <w:highlight w:val="green"/>
+              </w:rPr>
+              <w:t>¨</w:t>
+            </w:r>
+            <w:r>
+              <w:rPr>
+                <w:rFonts w:ascii="BRH Devanagari Extra" w:hAnsi="BRH Devanagari Extra" w:cs="BRH Devanagari Extra"/>
+                <w:sz w:val="40"/>
+                <w:szCs w:val="40"/>
+                <w:highlight w:val="green"/>
+              </w:rPr>
+              <w:t>uÉÉ</w:t>
+            </w:r>
+            <w:r>
+              <w:rPr>
+                <w:rFonts w:ascii="BRH Devanagari Extra" w:hAnsi="BRH Devanagari Extra" w:cs="BRH Devanagari Extra"/>
+                <w:sz w:val="40"/>
+                <w:szCs w:val="40"/>
+              </w:rPr>
+              <w:t xml:space="preserve"> | ÌuÉ</w:t>
+            </w:r>
+            <w:r>
+              <w:rPr>
+                <w:rFonts w:ascii="BRH Devanagari Extra" w:hAnsi="BRH Devanagari Extra" w:cs="BRH Devanagari Extra"/>
+                <w:sz w:val="40"/>
+                <w:szCs w:val="40"/>
+                <w:highlight w:val="green"/>
+              </w:rPr>
+              <w:t>¨</w:t>
+            </w:r>
+            <w:r>
+              <w:rPr>
+                <w:rFonts w:ascii="BRH Malayalam Extra" w:hAnsi="BRH Malayalam Extra" w:cs="BRH Devanagari Extra"/>
+                <w:sz w:val="32"/>
+                <w:szCs w:val="40"/>
+                <w:highlight w:val="green"/>
+              </w:rPr>
+              <w:t>–</w:t>
+            </w:r>
+            <w:r>
+              <w:rPr>
+                <w:rFonts w:ascii="BRH Devanagari Extra" w:hAnsi="BRH Devanagari Extra" w:cs="BRH Devanagari Extra"/>
+                <w:sz w:val="40"/>
+                <w:szCs w:val="40"/>
+                <w:highlight w:val="green"/>
+              </w:rPr>
+              <w:t>uÉÉ</w:t>
+            </w:r>
+            <w:r>
+              <w:rPr>
+                <w:rFonts w:ascii="BRH Devanagari Extra" w:hAnsi="BRH Devanagari Extra" w:cs="BRH Devanagari Extra"/>
+                <w:sz w:val="40"/>
+                <w:szCs w:val="40"/>
+              </w:rPr>
+              <w:t xml:space="preserve">ÅMüÉþqÉrÉliÉ | </w:t>
             </w:r>
           </w:p>
         </w:tc>
@@ -1320,7 +1653,7 @@
                 <w:szCs w:val="28"/>
                 <w:lang w:val="en-IN"/>
               </w:rPr>
-              <w:t>17,18</w:t>
+              <w:t>39 &amp; 41</w:t>
             </w:r>
           </w:p>
           <w:p>
@@ -1339,7 +1672,7 @@
                 <w:b/>
                 <w:color w:val="000000"/>
                 <w:sz w:val="28"/>
-                <w:szCs w:val="32"/>
+                <w:szCs w:val="28"/>
               </w:rPr>
             </w:pPr>
             <w:r>
@@ -1371,6 +1704,86 @@
               <w:autoSpaceDE w:val="0"/>
               <w:autoSpaceDN w:val="0"/>
               <w:adjustRightInd w:val="0"/>
+              <w:spacing w:line="252" w:lineRule="auto"/>
+              <w:rPr>
+                <w:rFonts w:ascii="BRH Devanagari Extra" w:hAnsi="BRH Devanagari Extra" w:cs="BRH Devanagari Extra"/>
+                <w:sz w:val="40"/>
+                <w:szCs w:val="40"/>
+              </w:rPr>
+            </w:pPr>
+            <w:r>
+              <w:rPr>
+                <w:rFonts w:ascii="BRH Devanagari Extra" w:hAnsi="BRH Devanagari Extra" w:cs="BRH Devanagari Extra"/>
+                <w:sz w:val="40"/>
+                <w:szCs w:val="40"/>
+              </w:rPr>
+              <w:t>mÉë</w:t>
+            </w:r>
+            <w:r>
+              <w:rPr>
+                <w:rFonts w:ascii="BRH Malayalam Extra" w:hAnsi="BRH Malayalam Extra" w:cs="BRH Devanagari Extra"/>
+                <w:sz w:val="32"/>
+                <w:szCs w:val="40"/>
+              </w:rPr>
+              <w:t>–</w:t>
+            </w:r>
+            <w:r>
+              <w:rPr>
+                <w:rFonts w:ascii="BRH Devanagari Extra" w:hAnsi="BRH Devanagari Extra" w:cs="BRH Devanagari Extra"/>
+                <w:sz w:val="40"/>
+                <w:szCs w:val="40"/>
+              </w:rPr>
+              <w:t>ÌiÉ</w:t>
+            </w:r>
+            <w:r>
+              <w:rPr>
+                <w:rFonts w:ascii="BRH Malayalam Extra" w:hAnsi="BRH Malayalam Extra" w:cs="BRH Devanagari Extra"/>
+                <w:sz w:val="32"/>
+                <w:szCs w:val="40"/>
+              </w:rPr>
+              <w:t>–</w:t>
+            </w:r>
+            <w:r>
+              <w:rPr>
+                <w:rFonts w:ascii="BRH Devanagari Extra" w:hAnsi="BRH Devanagari Extra" w:cs="BRH Devanagari Extra"/>
+                <w:sz w:val="40"/>
+                <w:szCs w:val="40"/>
+              </w:rPr>
+              <w:t>¸ÉqÉç ÆÌuÉ</w:t>
+            </w:r>
+            <w:r>
+              <w:rPr>
+                <w:rFonts w:ascii="BRH Malayalam Extra" w:hAnsi="BRH Malayalam Extra" w:cs="BRH Devanagari Extra"/>
+                <w:sz w:val="32"/>
+                <w:szCs w:val="40"/>
+                <w:highlight w:val="yellow"/>
+              </w:rPr>
+              <w:t>–</w:t>
+            </w:r>
+            <w:r>
+              <w:rPr>
+                <w:rFonts w:ascii="BRH Devanagari Extra" w:hAnsi="BRH Devanagari Extra" w:cs="BRH Devanagari Extra"/>
+                <w:sz w:val="40"/>
+                <w:szCs w:val="40"/>
+                <w:highlight w:val="yellow"/>
+              </w:rPr>
+              <w:t>iuÉÉ</w:t>
+            </w:r>
+            <w:r>
+              <w:rPr>
+                <w:rFonts w:ascii="BRH Devanagari Extra" w:hAnsi="BRH Devanagari Extra" w:cs="BRH Devanagari Extra"/>
+                <w:sz w:val="40"/>
+                <w:szCs w:val="40"/>
+              </w:rPr>
+              <w:t xml:space="preserve"> | </w:t>
+            </w:r>
+          </w:p>
+          <w:p>
+            <w:pPr>
+              <w:widowControl w:val="0"/>
+              <w:autoSpaceDE w:val="0"/>
+              <w:autoSpaceDN w:val="0"/>
+              <w:adjustRightInd w:val="0"/>
               <w:spacing w:before="0" w:line="240" w:lineRule="auto"/>
               <w:rPr>
                 <w:rFonts w:ascii="Latha" w:hAnsi="Latha" w:cs="Latha"/>
@@ -1383,43 +1796,63 @@
             <w:r>
               <w:rPr>
                 <w:rFonts w:ascii="BRH Devanagari Extra" w:hAnsi="BRH Devanagari Extra" w:cs="BRH Devanagari Extra"/>
-                <w:color w:val="000000"/>
-                <w:sz w:val="40"/>
-                <w:szCs w:val="40"/>
-              </w:rPr>
-              <w:t>mÉ</w:t>
-            </w:r>
-            <w:r>
-              <w:rPr>
-                <w:rFonts w:ascii="BRH Malayalam Extra" w:hAnsi="BRH Malayalam Extra" w:cs="BRH Devanagari Extra"/>
-                <w:color w:val="000000"/>
-                <w:sz w:val="32"/>
-                <w:szCs w:val="40"/>
-              </w:rPr>
-              <w:t>–</w:t>
-            </w:r>
-            <w:r>
-              <w:rPr>
-                <w:rFonts w:ascii="BRH Devanagari Extra" w:hAnsi="BRH Devanagari Extra" w:cs="BRH Devanagari Extra"/>
-                <w:color w:val="000000"/>
-                <w:sz w:val="40"/>
-                <w:szCs w:val="40"/>
-              </w:rPr>
-              <w:t>zÉÔlÉç. ÌuÉ</w:t>
-            </w:r>
-            <w:r>
-              <w:rPr>
-                <w:rFonts w:ascii="BRH Malayalam Extra" w:hAnsi="BRH Malayalam Extra" w:cs="BRH Devanagari Extra"/>
-                <w:color w:val="000000"/>
-                <w:sz w:val="32"/>
-                <w:szCs w:val="40"/>
-              </w:rPr>
-              <w:t>–</w:t>
-            </w:r>
-            <w:r>
-              <w:rPr>
-                <w:rFonts w:ascii="BRH Devanagari Extra" w:hAnsi="BRH Devanagari Extra" w:cs="BRH Devanagari Extra"/>
-                <w:color w:val="EE0000"/>
+                <w:sz w:val="40"/>
+                <w:szCs w:val="40"/>
+              </w:rPr>
+              <w:t>mÉë</w:t>
+            </w:r>
+            <w:r>
+              <w:rPr>
+                <w:rFonts w:ascii="BRH Malayalam Extra" w:hAnsi="BRH Malayalam Extra" w:cs="BRH Devanagari Extra"/>
+                <w:sz w:val="32"/>
+                <w:szCs w:val="40"/>
+              </w:rPr>
+              <w:t>–</w:t>
+            </w:r>
+            <w:r>
+              <w:rPr>
+                <w:rFonts w:ascii="BRH Devanagari Extra" w:hAnsi="BRH Devanagari Extra" w:cs="BRH Devanagari Extra"/>
+                <w:sz w:val="40"/>
+                <w:szCs w:val="40"/>
+              </w:rPr>
+              <w:t>ÌiÉ</w:t>
+            </w:r>
+            <w:r>
+              <w:rPr>
+                <w:rFonts w:ascii="BRH Malayalam Extra" w:hAnsi="BRH Malayalam Extra" w:cs="BRH Devanagari Extra"/>
+                <w:sz w:val="32"/>
+                <w:szCs w:val="40"/>
+              </w:rPr>
+              <w:t>–</w:t>
+            </w:r>
+            <w:r>
+              <w:rPr>
+                <w:rFonts w:ascii="BRH Devanagari Extra" w:hAnsi="BRH Devanagari Extra" w:cs="BRH Devanagari Extra"/>
+                <w:sz w:val="40"/>
+                <w:szCs w:val="40"/>
+              </w:rPr>
+              <w:t xml:space="preserve">¸ÉÍqÉÌiÉþ mÉëÌiÉ - xjÉÉqÉç | </w:t>
+            </w:r>
+            <w:r>
+              <w:rPr>
+                <w:rFonts w:ascii="BRH Devanagari Extra" w:hAnsi="BRH Devanagari Extra" w:cs="BRH Devanagari Extra"/>
+                <w:sz w:val="40"/>
+                <w:szCs w:val="40"/>
+              </w:rPr>
+              <w:br/>
+              <w:t>ÌuÉ</w:t>
+            </w:r>
+            <w:r>
+              <w:rPr>
+                <w:rFonts w:ascii="BRH Malayalam Extra" w:hAnsi="BRH Malayalam Extra" w:cs="BRH Devanagari Extra"/>
+                <w:sz w:val="32"/>
+                <w:szCs w:val="40"/>
+              </w:rPr>
+              <w:t>–</w:t>
+            </w:r>
+            <w:r>
+              <w:rPr>
+                <w:rFonts w:ascii="BRH Devanagari Extra" w:hAnsi="BRH Devanagari Extra" w:cs="BRH Devanagari Extra"/>
                 <w:sz w:val="40"/>
                 <w:szCs w:val="40"/>
                 <w:highlight w:val="yellow"/>
@@ -1429,40 +1862,19 @@
             <w:r>
               <w:rPr>
                 <w:rFonts w:ascii="BRH Devanagari Extra" w:hAnsi="BRH Devanagari Extra" w:cs="BRH Devanagari Extra"/>
-                <w:color w:val="000000"/>
-                <w:sz w:val="40"/>
-                <w:szCs w:val="40"/>
-              </w:rPr>
-              <w:t xml:space="preserve"> | ÌuÉ</w:t>
-            </w:r>
-            <w:r>
-              <w:rPr>
-                <w:rFonts w:ascii="BRH Malayalam Extra" w:hAnsi="BRH Malayalam Extra" w:cs="BRH Devanagari Extra"/>
-                <w:color w:val="EE0000"/>
-                <w:sz w:val="32"/>
-                <w:szCs w:val="40"/>
-                <w:highlight w:val="yellow"/>
-              </w:rPr>
-              <w:t>–</w:t>
-            </w:r>
-            <w:r>
-              <w:rPr>
-                <w:rFonts w:ascii="BRH Devanagari Extra" w:hAnsi="BRH Devanagari Extra" w:cs="BRH Devanagari Extra"/>
-                <w:color w:val="EE0000"/>
-                <w:sz w:val="40"/>
-                <w:szCs w:val="40"/>
-                <w:highlight w:val="yellow"/>
-              </w:rPr>
-              <w:t>iuÉÉ</w:t>
-            </w:r>
-            <w:r>
-              <w:rPr>
-                <w:rFonts w:ascii="BRH Devanagari Extra" w:hAnsi="BRH Devanagari Extra" w:cs="BRH Devanagari Extra"/>
-                <w:color w:val="000000"/>
-                <w:sz w:val="40"/>
-                <w:szCs w:val="40"/>
-              </w:rPr>
-              <w:t xml:space="preserve">ÅMüÉþqÉrÉliÉ </w:t>
+                <w:sz w:val="40"/>
+                <w:szCs w:val="40"/>
+              </w:rPr>
+              <w:t>ÅMüÉþqÉrÉliÉ |</w:t>
+            </w:r>
+            <w:r>
+              <w:rPr>
+                <w:rFonts w:ascii="Latha" w:hAnsi="Latha" w:cs="Latha"/>
+                <w:sz w:val="28"/>
+                <w:szCs w:val="28"/>
+                <w:lang w:bidi="ta-IN"/>
+              </w:rPr>
+              <w:t xml:space="preserve"> </w:t>
             </w:r>
           </w:p>
         </w:tc>
@@ -1478,6 +1890,95 @@
           </w:tcPr>
           <w:p>
             <w:pPr>
+              <w:widowControl w:val="0"/>
+              <w:autoSpaceDE w:val="0"/>
+              <w:autoSpaceDN w:val="0"/>
+              <w:adjustRightInd w:val="0"/>
+              <w:spacing w:line="252" w:lineRule="auto"/>
+              <w:rPr>
+                <w:rFonts w:ascii="BRH Devanagari Extra" w:hAnsi="BRH Devanagari Extra" w:cs="BRH Devanagari Extra"/>
+                <w:sz w:val="40"/>
+                <w:szCs w:val="40"/>
+              </w:rPr>
+            </w:pPr>
+            <w:r>
+              <w:rPr>
+                <w:rFonts w:ascii="BRH Devanagari Extra" w:hAnsi="BRH Devanagari Extra" w:cs="BRH Devanagari Extra"/>
+                <w:sz w:val="40"/>
+                <w:szCs w:val="40"/>
+              </w:rPr>
+              <w:t>mÉë</w:t>
+            </w:r>
+            <w:r>
+              <w:rPr>
+                <w:rFonts w:ascii="BRH Malayalam Extra" w:hAnsi="BRH Malayalam Extra" w:cs="BRH Devanagari Extra"/>
+                <w:sz w:val="32"/>
+                <w:szCs w:val="40"/>
+              </w:rPr>
+              <w:t>–</w:t>
+            </w:r>
+            <w:r>
+              <w:rPr>
+                <w:rFonts w:ascii="BRH Devanagari Extra" w:hAnsi="BRH Devanagari Extra" w:cs="BRH Devanagari Extra"/>
+                <w:sz w:val="40"/>
+                <w:szCs w:val="40"/>
+              </w:rPr>
+              <w:t>ÌiÉ</w:t>
+            </w:r>
+            <w:r>
+              <w:rPr>
+                <w:rFonts w:ascii="BRH Malayalam Extra" w:hAnsi="BRH Malayalam Extra" w:cs="BRH Devanagari Extra"/>
+                <w:sz w:val="32"/>
+                <w:szCs w:val="40"/>
+              </w:rPr>
+              <w:t>–</w:t>
+            </w:r>
+            <w:r>
+              <w:rPr>
+                <w:rFonts w:ascii="BRH Devanagari Extra" w:hAnsi="BRH Devanagari Extra" w:cs="BRH Devanagari Extra"/>
+                <w:sz w:val="40"/>
+                <w:szCs w:val="40"/>
+              </w:rPr>
+              <w:t>¸ÉqÉç ÆÌuÉ</w:t>
+            </w:r>
+            <w:r>
+              <w:rPr>
+                <w:rFonts w:ascii="BRH Malayalam Extra" w:hAnsi="BRH Malayalam Extra" w:cs="BRH Devanagari Extra"/>
+                <w:sz w:val="32"/>
+                <w:szCs w:val="40"/>
+                <w:highlight w:val="green"/>
+              </w:rPr>
+              <w:t>–</w:t>
+            </w:r>
+            <w:r>
+              <w:rPr>
+                <w:rFonts w:ascii="BRH Devanagari Extra" w:hAnsi="BRH Devanagari Extra" w:cs="BRH Devanagari Extra"/>
+                <w:sz w:val="40"/>
+                <w:szCs w:val="40"/>
+                <w:highlight w:val="green"/>
+              </w:rPr>
+              <w:t>¨</w:t>
+            </w:r>
+            <w:r>
+              <w:rPr>
+                <w:rFonts w:ascii="BRH Devanagari Extra" w:hAnsi="BRH Devanagari Extra" w:cs="BRH Devanagari Extra"/>
+                <w:sz w:val="40"/>
+                <w:szCs w:val="40"/>
+                <w:highlight w:val="green"/>
+              </w:rPr>
+              <w:t>uÉÉ</w:t>
+            </w:r>
+            <w:r>
+              <w:rPr>
+                <w:rFonts w:ascii="BRH Devanagari Extra" w:hAnsi="BRH Devanagari Extra" w:cs="BRH Devanagari Extra"/>
+                <w:sz w:val="40"/>
+                <w:szCs w:val="40"/>
+              </w:rPr>
+              <w:t xml:space="preserve"> | </w:t>
+            </w:r>
+          </w:p>
+          <w:p>
+            <w:pPr>
               <w:autoSpaceDE w:val="0"/>
               <w:autoSpaceDN w:val="0"/>
               <w:adjustRightInd w:val="0"/>
@@ -1493,237 +1994,6 @@
             <w:r>
               <w:rPr>
                 <w:rFonts w:ascii="BRH Devanagari Extra" w:hAnsi="BRH Devanagari Extra" w:cs="BRH Devanagari Extra"/>
-                <w:color w:val="000000"/>
-                <w:sz w:val="40"/>
-                <w:szCs w:val="40"/>
-              </w:rPr>
-              <w:t>mÉ</w:t>
-            </w:r>
-            <w:r>
-              <w:rPr>
-                <w:rFonts w:ascii="BRH Malayalam Extra" w:hAnsi="BRH Malayalam Extra" w:cs="BRH Devanagari Extra"/>
-                <w:color w:val="000000"/>
-                <w:sz w:val="32"/>
-                <w:szCs w:val="40"/>
-              </w:rPr>
-              <w:t>–</w:t>
-            </w:r>
-            <w:r>
-              <w:rPr>
-                <w:rFonts w:ascii="BRH Devanagari Extra" w:hAnsi="BRH Devanagari Extra" w:cs="BRH Devanagari Extra"/>
-                <w:color w:val="000000"/>
-                <w:sz w:val="40"/>
-                <w:szCs w:val="40"/>
-              </w:rPr>
-              <w:t>zÉÔlÉç. ÌuÉ</w:t>
-            </w:r>
-            <w:r>
-              <w:rPr>
-                <w:rFonts w:ascii="BRH Malayalam Extra" w:hAnsi="BRH Malayalam Extra" w:cs="BRH Devanagari Extra"/>
-                <w:color w:val="000000"/>
-                <w:sz w:val="32"/>
-                <w:szCs w:val="40"/>
-              </w:rPr>
-              <w:t>–</w:t>
-            </w:r>
-            <w:r>
-              <w:rPr>
-                <w:rFonts w:ascii="BRH Devanagari Extra" w:hAnsi="BRH Devanagari Extra" w:cs="BRH Devanagari Extra"/>
-                <w:color w:val="EE0000"/>
-                <w:sz w:val="40"/>
-                <w:szCs w:val="40"/>
-                <w:highlight w:val="yellow"/>
-              </w:rPr>
-              <w:t>iuÉÉ</w:t>
-            </w:r>
-            <w:r>
-              <w:rPr>
-                <w:rFonts w:ascii="BRH Devanagari Extra" w:hAnsi="BRH Devanagari Extra" w:cs="BRH Devanagari Extra"/>
-                <w:color w:val="000000"/>
-                <w:sz w:val="40"/>
-                <w:szCs w:val="40"/>
-              </w:rPr>
-              <w:t xml:space="preserve"> | ÌuÉ</w:t>
-            </w:r>
-            <w:r>
-              <w:rPr>
-                <w:rFonts w:ascii="BRH Malayalam Extra" w:hAnsi="BRH Malayalam Extra" w:cs="BRH Devanagari Extra"/>
-                <w:color w:val="EE0000"/>
-                <w:sz w:val="32"/>
-                <w:szCs w:val="40"/>
-                <w:highlight w:val="yellow"/>
-              </w:rPr>
-              <w:t>–</w:t>
-            </w:r>
-            <w:r>
-              <w:rPr>
-                <w:rFonts w:ascii="BRH Devanagari Extra" w:hAnsi="BRH Devanagari Extra" w:cs="BRH Devanagari Extra"/>
-                <w:color w:val="EE0000"/>
-                <w:sz w:val="40"/>
-                <w:szCs w:val="40"/>
-                <w:highlight w:val="yellow"/>
-              </w:rPr>
-              <w:t>iuÉÉ</w:t>
-            </w:r>
-            <w:r>
-              <w:rPr>
-                <w:rFonts w:ascii="BRH Devanagari Extra" w:hAnsi="BRH Devanagari Extra" w:cs="BRH Devanagari Extra"/>
-                <w:color w:val="000000"/>
-                <w:sz w:val="40"/>
-                <w:szCs w:val="40"/>
-              </w:rPr>
-              <w:t xml:space="preserve">ÅMüÉþqÉrÉliÉ | </w:t>
-            </w:r>
-          </w:p>
-        </w:tc>
-      </w:tr>
-      <w:tr>
-        <w:trPr>
-          <w:trHeight w:val="1387"/>
-        </w:trPr>
-        <w:tc>
-          <w:tcPr>
-            <w:tcW w:w="3828" w:type="dxa"/>
-            <w:tcBorders>
-              <w:top w:val="single" w:sz="4" w:space="0" w:color="000000"/>
-              <w:left w:val="single" w:sz="4" w:space="0" w:color="000000"/>
-              <w:bottom w:val="single" w:sz="4" w:space="0" w:color="000000"/>
-              <w:right w:val="single" w:sz="4" w:space="0" w:color="000000"/>
-            </w:tcBorders>
-          </w:tcPr>
-          <w:p>
-            <w:pPr>
-              <w:widowControl w:val="0"/>
-              <w:tabs>
-                <w:tab w:val="left" w:pos="993"/>
-              </w:tabs>
-              <w:autoSpaceDE w:val="0"/>
-              <w:autoSpaceDN w:val="0"/>
-              <w:adjustRightInd w:val="0"/>
-              <w:spacing w:before="0" w:line="240" w:lineRule="auto"/>
-              <w:ind w:right="297"/>
-              <w:rPr>
-                <w:rFonts w:cs="Arial"/>
-                <w:b/>
-                <w:color w:val="000000"/>
-                <w:sz w:val="28"/>
-                <w:szCs w:val="28"/>
-              </w:rPr>
-            </w:pPr>
-            <w:r>
-              <w:rPr>
-                <w:rFonts w:cs="Arial"/>
-                <w:b/>
-                <w:color w:val="000000"/>
-                <w:sz w:val="28"/>
-                <w:szCs w:val="28"/>
-              </w:rPr>
-              <w:t>T.S.6.2.8.2– Kramam</w:t>
-            </w:r>
-          </w:p>
-          <w:p>
-            <w:pPr>
-              <w:widowControl w:val="0"/>
-              <w:tabs>
-                <w:tab w:val="left" w:pos="993"/>
-              </w:tabs>
-              <w:autoSpaceDE w:val="0"/>
-              <w:autoSpaceDN w:val="0"/>
-              <w:adjustRightInd w:val="0"/>
-              <w:spacing w:before="0" w:line="240" w:lineRule="auto"/>
-              <w:ind w:right="297"/>
-              <w:rPr>
-                <w:rFonts w:cs="Arial"/>
-                <w:b/>
-                <w:color w:val="000000"/>
-                <w:sz w:val="28"/>
-                <w:szCs w:val="28"/>
-                <w:lang w:val="en-IN"/>
-              </w:rPr>
-            </w:pPr>
-            <w:r>
-              <w:rPr>
-                <w:rFonts w:cs="Arial"/>
-                <w:b/>
-                <w:color w:val="000000"/>
-                <w:sz w:val="28"/>
-                <w:szCs w:val="28"/>
-                <w:lang w:val="en-IN"/>
-              </w:rPr>
-              <w:t xml:space="preserve">Krama Vaakyam No.– </w:t>
-            </w:r>
-            <w:r>
-              <w:rPr>
-                <w:rFonts w:cs="Arial"/>
-                <w:b/>
-                <w:color w:val="000000"/>
-                <w:sz w:val="28"/>
-                <w:szCs w:val="28"/>
-                <w:lang w:val="en-IN"/>
-              </w:rPr>
-              <w:t>39 &amp; 41</w:t>
-            </w:r>
-          </w:p>
-          <w:p>
-            <w:pPr>
-              <w:widowControl w:val="0"/>
-              <w:tabs>
-                <w:tab w:val="left" w:pos="993"/>
-              </w:tabs>
-              <w:autoSpaceDE w:val="0"/>
-              <w:autoSpaceDN w:val="0"/>
-              <w:adjustRightInd w:val="0"/>
-              <w:spacing w:before="0" w:line="240" w:lineRule="auto"/>
-              <w:ind w:right="297"/>
-              <w:rPr>
-                <w:rFonts w:cs="Arial"/>
-                <w:b/>
-                <w:color w:val="000000"/>
-                <w:sz w:val="28"/>
-                <w:szCs w:val="28"/>
-              </w:rPr>
-            </w:pPr>
-            <w:r>
-              <w:rPr>
-                <w:rFonts w:cs="Arial"/>
-                <w:b/>
-                <w:color w:val="000000"/>
-                <w:sz w:val="28"/>
-                <w:szCs w:val="28"/>
-                <w:lang w:val="it-IT"/>
-              </w:rPr>
-              <w:t>Panchaati No. - 40</w:t>
-            </w:r>
-          </w:p>
-        </w:tc>
-        <w:tc>
-          <w:tcPr>
-            <w:tcW w:w="4678" w:type="dxa"/>
-            <w:tcBorders>
-              <w:top w:val="single" w:sz="4" w:space="0" w:color="000000"/>
-              <w:left w:val="single" w:sz="4" w:space="0" w:color="000000"/>
-              <w:bottom w:val="single" w:sz="4" w:space="0" w:color="000000"/>
-              <w:right w:val="single" w:sz="4" w:space="0" w:color="000000"/>
-            </w:tcBorders>
-          </w:tcPr>
-          <w:p>
-            <w:pPr>
-              <w:widowControl w:val="0"/>
-              <w:autoSpaceDE w:val="0"/>
-              <w:autoSpaceDN w:val="0"/>
-              <w:adjustRightInd w:val="0"/>
-              <w:spacing w:line="252" w:lineRule="auto"/>
-              <w:rPr>
-                <w:rFonts w:ascii="BRH Devanagari Extra" w:hAnsi="BRH Devanagari Extra" w:cs="BRH Devanagari Extra"/>
-                <w:color w:val="000000"/>
-                <w:sz w:val="40"/>
-                <w:szCs w:val="40"/>
-              </w:rPr>
-            </w:pPr>
-            <w:r>
-              <w:rPr>
-                <w:rFonts w:ascii="BRH Devanagari Extra" w:hAnsi="BRH Devanagari Extra" w:cs="BRH Devanagari Extra"/>
-                <w:color w:val="000000"/>
                 <w:sz w:val="40"/>
                 <w:szCs w:val="40"/>
               </w:rPr>
@@ -1732,16 +2002,14 @@
             <w:r>
               <w:rPr>
                 <w:rFonts w:ascii="BRH Malayalam Extra" w:hAnsi="BRH Malayalam Extra" w:cs="BRH Devanagari Extra"/>
-                <w:color w:val="000000"/>
-                <w:sz w:val="32"/>
-                <w:szCs w:val="40"/>
-              </w:rPr>
-              <w:t>–</w:t>
-            </w:r>
-            <w:r>
-              <w:rPr>
-                <w:rFonts w:ascii="BRH Devanagari Extra" w:hAnsi="BRH Devanagari Extra" w:cs="BRH Devanagari Extra"/>
-                <w:color w:val="000000"/>
+                <w:sz w:val="32"/>
+                <w:szCs w:val="40"/>
+              </w:rPr>
+              <w:t>–</w:t>
+            </w:r>
+            <w:r>
+              <w:rPr>
+                <w:rFonts w:ascii="BRH Devanagari Extra" w:hAnsi="BRH Devanagari Extra" w:cs="BRH Devanagari Extra"/>
                 <w:sz w:val="40"/>
                 <w:szCs w:val="40"/>
               </w:rPr>
@@ -1750,321 +2018,14 @@
             <w:r>
               <w:rPr>
                 <w:rFonts w:ascii="BRH Malayalam Extra" w:hAnsi="BRH Malayalam Extra" w:cs="BRH Devanagari Extra"/>
-                <w:color w:val="000000"/>
-                <w:sz w:val="32"/>
-                <w:szCs w:val="40"/>
-              </w:rPr>
-              <w:t>–</w:t>
-            </w:r>
-            <w:r>
-              <w:rPr>
-                <w:rFonts w:ascii="BRH Devanagari Extra" w:hAnsi="BRH Devanagari Extra" w:cs="BRH Devanagari Extra"/>
-                <w:color w:val="000000"/>
-                <w:sz w:val="40"/>
-                <w:szCs w:val="40"/>
-              </w:rPr>
-              <w:t>¸ÉqÉç ÆÌuÉ</w:t>
-            </w:r>
-            <w:r>
-              <w:rPr>
-                <w:rFonts w:ascii="BRH Malayalam Extra" w:hAnsi="BRH Malayalam Extra" w:cs="BRH Devanagari Extra"/>
-                <w:color w:val="EE0000"/>
-                <w:sz w:val="32"/>
-                <w:szCs w:val="40"/>
-                <w:highlight w:val="yellow"/>
-              </w:rPr>
-              <w:t>–</w:t>
-            </w:r>
-            <w:r>
-              <w:rPr>
-                <w:rFonts w:ascii="BRH Devanagari Extra" w:hAnsi="BRH Devanagari Extra" w:cs="BRH Devanagari Extra"/>
-                <w:color w:val="EE0000"/>
-                <w:sz w:val="40"/>
-                <w:szCs w:val="40"/>
-                <w:highlight w:val="yellow"/>
-              </w:rPr>
-              <w:t>iuÉÉ</w:t>
-            </w:r>
-            <w:r>
-              <w:rPr>
-                <w:rFonts w:ascii="BRH Devanagari Extra" w:hAnsi="BRH Devanagari Extra" w:cs="BRH Devanagari Extra"/>
-                <w:color w:val="000000"/>
-                <w:sz w:val="40"/>
-                <w:szCs w:val="40"/>
-              </w:rPr>
-              <w:t xml:space="preserve"> | </w:t>
-            </w:r>
-          </w:p>
-          <w:p>
-            <w:pPr>
-              <w:widowControl w:val="0"/>
-              <w:autoSpaceDE w:val="0"/>
-              <w:autoSpaceDN w:val="0"/>
-              <w:adjustRightInd w:val="0"/>
-              <w:spacing w:before="0" w:line="240" w:lineRule="auto"/>
-              <w:rPr>
-                <w:rFonts w:ascii="Latha" w:hAnsi="Latha" w:cs="Latha"/>
-                <w:sz w:val="28"/>
-                <w:szCs w:val="28"/>
-                <w:cs/>
-                <w:lang w:bidi="ta-IN"/>
-              </w:rPr>
-            </w:pPr>
-            <w:r>
-              <w:rPr>
-                <w:rFonts w:ascii="BRH Devanagari Extra" w:hAnsi="BRH Devanagari Extra" w:cs="BRH Devanagari Extra"/>
-                <w:color w:val="000000"/>
-                <w:sz w:val="40"/>
-                <w:szCs w:val="40"/>
-              </w:rPr>
-              <w:t>mÉë</w:t>
-            </w:r>
-            <w:r>
-              <w:rPr>
-                <w:rFonts w:ascii="BRH Malayalam Extra" w:hAnsi="BRH Malayalam Extra" w:cs="BRH Devanagari Extra"/>
-                <w:color w:val="000000"/>
-                <w:sz w:val="32"/>
-                <w:szCs w:val="40"/>
-              </w:rPr>
-              <w:t>–</w:t>
-            </w:r>
-            <w:r>
-              <w:rPr>
-                <w:rFonts w:ascii="BRH Devanagari Extra" w:hAnsi="BRH Devanagari Extra" w:cs="BRH Devanagari Extra"/>
-                <w:color w:val="000000"/>
-                <w:sz w:val="40"/>
-                <w:szCs w:val="40"/>
-              </w:rPr>
-              <w:t>ÌiÉ</w:t>
-            </w:r>
-            <w:r>
-              <w:rPr>
-                <w:rFonts w:ascii="BRH Malayalam Extra" w:hAnsi="BRH Malayalam Extra" w:cs="BRH Devanagari Extra"/>
-                <w:color w:val="000000"/>
-                <w:sz w:val="32"/>
-                <w:szCs w:val="40"/>
-              </w:rPr>
-              <w:t>–</w:t>
-            </w:r>
-            <w:r>
-              <w:rPr>
-                <w:rFonts w:ascii="BRH Devanagari Extra" w:hAnsi="BRH Devanagari Extra" w:cs="BRH Devanagari Extra"/>
-                <w:color w:val="000000"/>
-                <w:sz w:val="40"/>
-                <w:szCs w:val="40"/>
-              </w:rPr>
-              <w:t xml:space="preserve">¸ÉÍqÉÌiÉþ mÉëÌiÉ - xjÉÉqÉç | </w:t>
-            </w:r>
-            <w:r>
-              <w:rPr>
-                <w:rFonts w:ascii="BRH Devanagari Extra" w:hAnsi="BRH Devanagari Extra" w:cs="BRH Devanagari Extra"/>
-                <w:color w:val="000000"/>
-                <w:sz w:val="40"/>
-                <w:szCs w:val="40"/>
-              </w:rPr>
-              <w:br/>
-            </w:r>
-            <w:r>
-              <w:rPr>
-                <w:rFonts w:ascii="BRH Devanagari Extra" w:hAnsi="BRH Devanagari Extra" w:cs="BRH Devanagari Extra"/>
-                <w:color w:val="000000"/>
-                <w:sz w:val="40"/>
-                <w:szCs w:val="40"/>
-              </w:rPr>
-              <w:t>ÌuÉ</w:t>
-            </w:r>
-            <w:r>
-              <w:rPr>
-                <w:rFonts w:ascii="BRH Malayalam Extra" w:hAnsi="BRH Malayalam Extra" w:cs="BRH Devanagari Extra"/>
-                <w:color w:val="000000"/>
-                <w:sz w:val="32"/>
-                <w:szCs w:val="40"/>
-              </w:rPr>
-              <w:t>–</w:t>
-            </w:r>
-            <w:r>
-              <w:rPr>
-                <w:rFonts w:ascii="BRH Devanagari Extra" w:hAnsi="BRH Devanagari Extra" w:cs="BRH Devanagari Extra"/>
-                <w:color w:val="EE0000"/>
-                <w:sz w:val="40"/>
-                <w:szCs w:val="40"/>
-                <w:highlight w:val="yellow"/>
-              </w:rPr>
-              <w:t>iuÉÉ</w:t>
-            </w:r>
-            <w:r>
-              <w:rPr>
-                <w:rFonts w:ascii="BRH Devanagari Extra" w:hAnsi="BRH Devanagari Extra" w:cs="BRH Devanagari Extra"/>
-                <w:color w:val="000000"/>
-                <w:sz w:val="40"/>
-                <w:szCs w:val="40"/>
-              </w:rPr>
-              <w:t>ÅMüÉþqÉrÉliÉ |</w:t>
-            </w:r>
-            <w:r>
-              <w:rPr>
-                <w:rFonts w:ascii="Latha" w:hAnsi="Latha" w:cs="Latha"/>
-                <w:sz w:val="28"/>
-                <w:szCs w:val="28"/>
-                <w:lang w:bidi="ta-IN"/>
-              </w:rPr>
-              <w:t xml:space="preserve"> </w:t>
-            </w:r>
-          </w:p>
-        </w:tc>
-        <w:tc>
-          <w:tcPr>
-            <w:tcW w:w="5244" w:type="dxa"/>
-            <w:tcBorders>
-              <w:top w:val="single" w:sz="4" w:space="0" w:color="000000"/>
-              <w:left w:val="single" w:sz="4" w:space="0" w:color="000000"/>
-              <w:bottom w:val="single" w:sz="4" w:space="0" w:color="000000"/>
-              <w:right w:val="single" w:sz="4" w:space="0" w:color="000000"/>
-            </w:tcBorders>
-          </w:tcPr>
-          <w:p>
-            <w:pPr>
-              <w:widowControl w:val="0"/>
-              <w:autoSpaceDE w:val="0"/>
-              <w:autoSpaceDN w:val="0"/>
-              <w:adjustRightInd w:val="0"/>
-              <w:spacing w:line="252" w:lineRule="auto"/>
-              <w:rPr>
-                <w:rFonts w:ascii="BRH Devanagari Extra" w:hAnsi="BRH Devanagari Extra" w:cs="BRH Devanagari Extra"/>
-                <w:color w:val="000000"/>
-                <w:sz w:val="40"/>
-                <w:szCs w:val="40"/>
-              </w:rPr>
-            </w:pPr>
-            <w:r>
-              <w:rPr>
-                <w:rFonts w:ascii="BRH Devanagari Extra" w:hAnsi="BRH Devanagari Extra" w:cs="BRH Devanagari Extra"/>
-                <w:color w:val="000000"/>
-                <w:sz w:val="40"/>
-                <w:szCs w:val="40"/>
-              </w:rPr>
-              <w:t>mÉë</w:t>
-            </w:r>
-            <w:r>
-              <w:rPr>
-                <w:rFonts w:ascii="BRH Malayalam Extra" w:hAnsi="BRH Malayalam Extra" w:cs="BRH Devanagari Extra"/>
-                <w:color w:val="000000"/>
-                <w:sz w:val="32"/>
-                <w:szCs w:val="40"/>
-              </w:rPr>
-              <w:t>–</w:t>
-            </w:r>
-            <w:r>
-              <w:rPr>
-                <w:rFonts w:ascii="BRH Devanagari Extra" w:hAnsi="BRH Devanagari Extra" w:cs="BRH Devanagari Extra"/>
-                <w:color w:val="000000"/>
-                <w:sz w:val="40"/>
-                <w:szCs w:val="40"/>
-              </w:rPr>
-              <w:t>ÌiÉ</w:t>
-            </w:r>
-            <w:r>
-              <w:rPr>
-                <w:rFonts w:ascii="BRH Malayalam Extra" w:hAnsi="BRH Malayalam Extra" w:cs="BRH Devanagari Extra"/>
-                <w:color w:val="000000"/>
-                <w:sz w:val="32"/>
-                <w:szCs w:val="40"/>
-              </w:rPr>
-              <w:t>–</w:t>
-            </w:r>
-            <w:r>
-              <w:rPr>
-                <w:rFonts w:ascii="BRH Devanagari Extra" w:hAnsi="BRH Devanagari Extra" w:cs="BRH Devanagari Extra"/>
-                <w:color w:val="000000"/>
-                <w:sz w:val="40"/>
-                <w:szCs w:val="40"/>
-              </w:rPr>
-              <w:t>¸ÉqÉç ÆÌuÉ</w:t>
-            </w:r>
-            <w:r>
-              <w:rPr>
-                <w:rFonts w:ascii="BRH Malayalam Extra" w:hAnsi="BRH Malayalam Extra" w:cs="BRH Devanagari Extra"/>
-                <w:color w:val="EE0000"/>
-                <w:sz w:val="32"/>
-                <w:szCs w:val="40"/>
-                <w:highlight w:val="yellow"/>
-              </w:rPr>
-              <w:t>–</w:t>
-            </w:r>
-            <w:r>
-              <w:rPr>
-                <w:rFonts w:ascii="BRH Devanagari Extra" w:hAnsi="BRH Devanagari Extra" w:cs="BRH Devanagari Extra"/>
-                <w:color w:val="EE0000"/>
-                <w:sz w:val="40"/>
-                <w:szCs w:val="40"/>
-                <w:highlight w:val="yellow"/>
-              </w:rPr>
-              <w:t>iuÉÉ</w:t>
-            </w:r>
-            <w:r>
-              <w:rPr>
-                <w:rFonts w:ascii="BRH Devanagari Extra" w:hAnsi="BRH Devanagari Extra" w:cs="BRH Devanagari Extra"/>
-                <w:color w:val="000000"/>
-                <w:sz w:val="40"/>
-                <w:szCs w:val="40"/>
-              </w:rPr>
-              <w:t xml:space="preserve"> | </w:t>
-            </w:r>
-          </w:p>
-          <w:p>
-            <w:pPr>
-              <w:autoSpaceDE w:val="0"/>
-              <w:autoSpaceDN w:val="0"/>
-              <w:adjustRightInd w:val="0"/>
-              <w:spacing w:before="0" w:line="240" w:lineRule="auto"/>
-              <w:rPr>
-                <w:rFonts w:ascii="Latha" w:hAnsi="Latha" w:cs="Latha"/>
-                <w:sz w:val="28"/>
-                <w:szCs w:val="28"/>
-                <w:cs/>
-                <w:lang w:bidi="ta-IN"/>
-              </w:rPr>
-            </w:pPr>
-            <w:r>
-              <w:rPr>
-                <w:rFonts w:ascii="BRH Devanagari Extra" w:hAnsi="BRH Devanagari Extra" w:cs="BRH Devanagari Extra"/>
-                <w:color w:val="000000"/>
-                <w:sz w:val="40"/>
-                <w:szCs w:val="40"/>
-              </w:rPr>
-              <w:t>mÉë</w:t>
-            </w:r>
-            <w:r>
-              <w:rPr>
-                <w:rFonts w:ascii="BRH Malayalam Extra" w:hAnsi="BRH Malayalam Extra" w:cs="BRH Devanagari Extra"/>
-                <w:color w:val="000000"/>
-                <w:sz w:val="32"/>
-                <w:szCs w:val="40"/>
-              </w:rPr>
-              <w:t>–</w:t>
-            </w:r>
-            <w:r>
-              <w:rPr>
-                <w:rFonts w:ascii="BRH Devanagari Extra" w:hAnsi="BRH Devanagari Extra" w:cs="BRH Devanagari Extra"/>
-                <w:color w:val="000000"/>
-                <w:sz w:val="40"/>
-                <w:szCs w:val="40"/>
-              </w:rPr>
-              <w:t>ÌiÉ</w:t>
-            </w:r>
-            <w:r>
-              <w:rPr>
-                <w:rFonts w:ascii="BRH Malayalam Extra" w:hAnsi="BRH Malayalam Extra" w:cs="BRH Devanagari Extra"/>
-                <w:color w:val="000000"/>
-                <w:sz w:val="32"/>
-                <w:szCs w:val="40"/>
-              </w:rPr>
-              <w:t>–</w:t>
-            </w:r>
-            <w:r>
-              <w:rPr>
-                <w:rFonts w:ascii="BRH Devanagari Extra" w:hAnsi="BRH Devanagari Extra" w:cs="BRH Devanagari Extra"/>
-                <w:color w:val="000000"/>
+                <w:sz w:val="32"/>
+                <w:szCs w:val="40"/>
+              </w:rPr>
+              <w:t>–</w:t>
+            </w:r>
+            <w:r>
+              <w:rPr>
+                <w:rFonts w:ascii="BRH Devanagari Extra" w:hAnsi="BRH Devanagari Extra" w:cs="BRH Devanagari Extra"/>
                 <w:sz w:val="40"/>
                 <w:szCs w:val="40"/>
               </w:rPr>
@@ -2073,26 +2034,33 @@
             <w:r>
               <w:rPr>
                 <w:rFonts w:ascii="BRH Malayalam Extra" w:hAnsi="BRH Malayalam Extra" w:cs="BRH Devanagari Extra"/>
-                <w:color w:val="000000"/>
-                <w:sz w:val="32"/>
-                <w:szCs w:val="40"/>
-              </w:rPr>
-              <w:t>–</w:t>
-            </w:r>
-            <w:r>
-              <w:rPr>
-                <w:rFonts w:ascii="BRH Devanagari Extra" w:hAnsi="BRH Devanagari Extra" w:cs="BRH Devanagari Extra"/>
-                <w:color w:val="EE0000"/>
-                <w:sz w:val="40"/>
-                <w:szCs w:val="40"/>
-                <w:highlight w:val="yellow"/>
-              </w:rPr>
-              <w:t>iuÉÉ</w:t>
-            </w:r>
-            <w:r>
-              <w:rPr>
-                <w:rFonts w:ascii="BRH Devanagari Extra" w:hAnsi="BRH Devanagari Extra" w:cs="BRH Devanagari Extra"/>
-                <w:color w:val="000000"/>
+                <w:sz w:val="32"/>
+                <w:szCs w:val="40"/>
+                <w:highlight w:val="green"/>
+              </w:rPr>
+              <w:t>–</w:t>
+            </w:r>
+            <w:r>
+              <w:rPr>
+                <w:rFonts w:ascii="BRH Devanagari Extra" w:hAnsi="BRH Devanagari Extra" w:cs="BRH Devanagari Extra"/>
+                <w:sz w:val="40"/>
+                <w:szCs w:val="40"/>
+                <w:highlight w:val="green"/>
+              </w:rPr>
+              <w:t>¨</w:t>
+            </w:r>
+            <w:r>
+              <w:rPr>
+                <w:rFonts w:ascii="BRH Devanagari Extra" w:hAnsi="BRH Devanagari Extra" w:cs="BRH Devanagari Extra"/>
+                <w:sz w:val="40"/>
+                <w:szCs w:val="40"/>
+                <w:highlight w:val="green"/>
+              </w:rPr>
+              <w:t>uÉÉ</w:t>
+            </w:r>
+            <w:r>
+              <w:rPr>
+                <w:rFonts w:ascii="BRH Devanagari Extra" w:hAnsi="BRH Devanagari Extra" w:cs="BRH Devanagari Extra"/>
                 <w:sz w:val="40"/>
                 <w:szCs w:val="40"/>
               </w:rPr>
@@ -2956,7 +2924,7 @@
           <w:sz w:val="32"/>
           <w:szCs w:val="32"/>
           <w:u w:val="single"/>
-          <w:lang w:val="it-IT"/>
+          <w:lang w:val="en-IN"/>
         </w:rPr>
       </w:pPr>
       <w:r>
@@ -2966,7 +2934,7 @@
           <w:sz w:val="32"/>
           <w:szCs w:val="32"/>
           <w:u w:val="single"/>
-          <w:lang w:val="it-IT"/>
+          <w:lang w:val="en-IN"/>
         </w:rPr>
         <w:t>============================================</w:t>
       </w:r>
@@ -2980,7 +2948,7 @@
           <w:sz w:val="32"/>
           <w:szCs w:val="32"/>
           <w:u w:val="single"/>
-          <w:lang w:val="it-IT"/>
+          <w:lang w:val="en-IN"/>
         </w:rPr>
       </w:pPr>
     </w:p>
@@ -6567,7 +6535,17 @@
                 <w:sz w:val="40"/>
                 <w:szCs w:val="40"/>
               </w:rPr>
-              <w:t xml:space="preserve">ëÉiÉ×þurÉÉlÉç | </w:t>
+              <w:t xml:space="preserve">ëÉiÉ×þurÉÉlÉç </w:t>
+            </w:r>
+            <w:proofErr w:type="gramStart"/>
+            <w:r>
+              <w:rPr>
+                <w:rFonts w:ascii="BRH Devanagari Extra" w:hAnsi="BRH Devanagari Extra" w:cs="BRH Devanagari Extra"/>
+                <w:color w:val="000000"/>
+                <w:sz w:val="40"/>
+                <w:szCs w:val="40"/>
+              </w:rPr>
+              <w:t xml:space="preserve">| </w:t>
             </w:r>
             <w:r>
               <w:rPr>
@@ -6579,6 +6557,7 @@
               </w:rPr>
               <w:t xml:space="preserve"> (</w:t>
             </w:r>
+            <w:proofErr w:type="gramEnd"/>
             <w:r>
               <w:rPr>
                 <w:b/>
@@ -6653,13 +6632,21 @@
                 <w:b/>
                 <w:bCs/>
               </w:rPr>
-              <w:t>Separator removed</w:t>
-            </w:r>
+              <w:t xml:space="preserve">Separator </w:t>
+            </w:r>
+            <w:proofErr w:type="gramStart"/>
             <w:r>
               <w:rPr>
                 <w:b/>
                 <w:bCs/>
               </w:rPr>
+              <w:t>removed</w:t>
+            </w:r>
+            <w:r>
+              <w:rPr>
+                <w:b/>
+                <w:bCs/>
+              </w:rPr>
               <w:t xml:space="preserve"> </w:t>
             </w:r>
             <w:r>
@@ -6669,6 +6656,7 @@
               </w:rPr>
               <w:t>)</w:t>
             </w:r>
+            <w:proofErr w:type="gramEnd"/>
           </w:p>
         </w:tc>
       </w:tr>
@@ -10700,7 +10688,16 @@
           <w:bCs/>
           <w:sz w:val="32"/>
         </w:rPr>
-        <w:t>replaced with</w:t>
+        <w:t xml:space="preserve">replaced </w:t>
+      </w:r>
+      <w:proofErr w:type="gramStart"/>
+      <w:r>
+        <w:rPr>
+          <w:b/>
+          <w:bCs/>
+          <w:sz w:val="32"/>
+        </w:rPr>
+        <w:t>with</w:t>
       </w:r>
       <w:r>
         <w:rPr>
@@ -10722,6 +10719,7 @@
         </w:rPr>
         <w:t>"</w:t>
       </w:r>
+      <w:proofErr w:type="gramEnd"/>
       <w:r>
         <w:rPr>
           <w:rFonts w:ascii="BRH Devanagari" w:hAnsi="BRH Devanagari" w:cs="BRH Devanagari"/>
